--- a/Documentos/Informe Pripelu.docx
+++ b/Documentos/Informe Pripelu.docx
@@ -4139,6 +4139,7 @@
     <w:p>
       <w:pPr>
         <w:spacing w:before="240" w:after="240" w:line="240" w:lineRule="auto"/>
+        <w:jc w:val="center"/>
         <w:rPr>
           <w:rFonts w:ascii="Arial" w:eastAsia="Arial" w:hAnsi="Arial" w:cs="Arial"/>
           <w:sz w:val="28"/>
@@ -4162,72 +4163,69 @@
           <w:szCs w:val="26"/>
         </w:rPr>
       </w:pPr>
+    </w:p>
+    <w:p>
+      <w:pPr>
+        <w:rPr>
+          <w:rFonts w:ascii="Arial" w:eastAsia="Arial" w:hAnsi="Arial" w:cs="Arial"/>
+          <w:sz w:val="26"/>
+          <w:szCs w:val="26"/>
+        </w:rPr>
+      </w:pPr>
       <w:r>
         <w:rPr>
           <w:noProof/>
+          <w:bdr w:val="none" w:sz="0" w:space="0" w:color="auto" w:frame="1"/>
         </w:rPr>
         <w:drawing>
-          <wp:anchor distT="114300" distB="114300" distL="114300" distR="114300" simplePos="0" relativeHeight="251659264" behindDoc="0" locked="0" layoutInCell="1" hidden="0" allowOverlap="1" wp14:anchorId="6B2D15AD" wp14:editId="3BA56F2E">
-            <wp:simplePos x="0" y="0"/>
-            <wp:positionH relativeFrom="column">
-              <wp:posOffset>953</wp:posOffset>
-            </wp:positionH>
-            <wp:positionV relativeFrom="paragraph">
-              <wp:posOffset>127016</wp:posOffset>
-            </wp:positionV>
-            <wp:extent cx="5612130" cy="4184606"/>
-            <wp:effectExtent l="0" t="0" r="0" b="0"/>
-            <wp:wrapTopAndBottom distT="114300" distB="114300"/>
-            <wp:docPr id="1" name="image3.png"/>
-            <wp:cNvGraphicFramePr/>
+          <wp:inline distT="0" distB="0" distL="0" distR="0" wp14:anchorId="590E3417" wp14:editId="10F14BC5">
+            <wp:extent cx="5608320" cy="4678680"/>
+            <wp:effectExtent l="0" t="0" r="0" b="7620"/>
+            <wp:docPr id="1110080196" name="Imagen 2"/>
+            <wp:cNvGraphicFramePr>
+              <a:graphicFrameLocks xmlns:a="http://schemas.openxmlformats.org/drawingml/2006/main" noChangeAspect="1"/>
+            </wp:cNvGraphicFramePr>
             <a:graphic xmlns:a="http://schemas.openxmlformats.org/drawingml/2006/main">
               <a:graphicData uri="http://schemas.openxmlformats.org/drawingml/2006/picture">
                 <pic:pic xmlns:pic="http://schemas.openxmlformats.org/drawingml/2006/picture">
                   <pic:nvPicPr>
-                    <pic:cNvPr id="0" name="image3.png"/>
-                    <pic:cNvPicPr preferRelativeResize="0"/>
+                    <pic:cNvPr id="0" name="Picture 3"/>
+                    <pic:cNvPicPr>
+                      <a:picLocks noChangeAspect="1" noChangeArrowheads="1"/>
+                    </pic:cNvPicPr>
                   </pic:nvPicPr>
                   <pic:blipFill>
-                    <a:blip r:embed="rId9"/>
+                    <a:blip r:embed="rId9">
+                      <a:extLst>
+                        <a:ext uri="{28A0092B-C50C-407E-A947-70E740481C1C}">
+                          <a14:useLocalDpi xmlns:a14="http://schemas.microsoft.com/office/drawing/2010/main" val="0"/>
+                        </a:ext>
+                      </a:extLst>
+                    </a:blip>
                     <a:srcRect/>
                     <a:stretch>
                       <a:fillRect/>
                     </a:stretch>
                   </pic:blipFill>
-                  <pic:spPr>
+                  <pic:spPr bwMode="auto">
                     <a:xfrm>
                       <a:off x="0" y="0"/>
-                      <a:ext cx="5612130" cy="4184606"/>
+                      <a:ext cx="5608320" cy="4678680"/>
                     </a:xfrm>
                     <a:prstGeom prst="rect">
                       <a:avLst/>
                     </a:prstGeom>
-                    <a:ln/>
+                    <a:noFill/>
+                    <a:ln>
+                      <a:noFill/>
+                    </a:ln>
                   </pic:spPr>
                 </pic:pic>
               </a:graphicData>
             </a:graphic>
-          </wp:anchor>
+          </wp:inline>
         </w:drawing>
       </w:r>
-    </w:p>
-    <w:p>
-      <w:pPr>
-        <w:rPr>
-          <w:rFonts w:ascii="Arial" w:eastAsia="Arial" w:hAnsi="Arial" w:cs="Arial"/>
-          <w:sz w:val="26"/>
-          <w:szCs w:val="26"/>
-        </w:rPr>
-      </w:pPr>
-    </w:p>
-    <w:p>
-      <w:pPr>
-        <w:rPr>
-          <w:rFonts w:ascii="Arial" w:eastAsia="Arial" w:hAnsi="Arial" w:cs="Arial"/>
-          <w:sz w:val="26"/>
-          <w:szCs w:val="26"/>
-        </w:rPr>
-      </w:pPr>
     </w:p>
     <w:p>
       <w:pPr>
@@ -4309,6 +4307,23 @@
       <w:pPr>
         <w:jc w:val="center"/>
         <w:rPr>
+          <w:noProof/>
+        </w:rPr>
+      </w:pPr>
+      <w:r>
+        <w:rPr>
+          <w:rFonts w:ascii="Arial" w:eastAsia="Arial" w:hAnsi="Arial" w:cs="Arial"/>
+          <w:sz w:val="30"/>
+          <w:szCs w:val="30"/>
+        </w:rPr>
+        <w:lastRenderedPageBreak/>
+        <w:t>Diagrama de arquitectura</w:t>
+      </w:r>
+    </w:p>
+    <w:p>
+      <w:pPr>
+        <w:jc w:val="center"/>
+        <w:rPr>
           <w:rFonts w:ascii="Arial" w:eastAsia="Arial" w:hAnsi="Arial" w:cs="Arial"/>
           <w:sz w:val="26"/>
           <w:szCs w:val="26"/>
@@ -4316,59 +4331,60 @@
       </w:pPr>
       <w:r>
         <w:rPr>
-          <w:rFonts w:ascii="Arial" w:eastAsia="Arial" w:hAnsi="Arial" w:cs="Arial"/>
+          <w:rFonts w:ascii="Arial" w:hAnsi="Arial" w:cs="Arial"/>
+          <w:noProof/>
+          <w:color w:val="FF0000"/>
           <w:sz w:val="30"/>
           <w:szCs w:val="30"/>
-        </w:rPr>
-        <w:lastRenderedPageBreak/>
-        <w:t>Diagrama de arquitectura</w:t>
-      </w:r>
-      <w:r>
-        <w:rPr>
-          <w:noProof/>
+          <w:bdr w:val="none" w:sz="0" w:space="0" w:color="auto" w:frame="1"/>
         </w:rPr>
         <w:drawing>
-          <wp:anchor distT="114300" distB="114300" distL="114300" distR="114300" simplePos="0" relativeHeight="251661312" behindDoc="0" locked="0" layoutInCell="1" hidden="0" allowOverlap="1" wp14:anchorId="278F8035" wp14:editId="4736367D">
-            <wp:simplePos x="0" y="0"/>
-            <wp:positionH relativeFrom="column">
-              <wp:posOffset>19051</wp:posOffset>
-            </wp:positionH>
-            <wp:positionV relativeFrom="paragraph">
-              <wp:posOffset>340558</wp:posOffset>
-            </wp:positionV>
-            <wp:extent cx="5612130" cy="1016000"/>
-            <wp:effectExtent l="0" t="0" r="0" b="0"/>
-            <wp:wrapTopAndBottom distT="114300" distB="114300"/>
-            <wp:docPr id="5" name="image4.png"/>
-            <wp:cNvGraphicFramePr/>
+          <wp:inline distT="0" distB="0" distL="0" distR="0" wp14:anchorId="2D6E713C" wp14:editId="00FADC40">
+            <wp:extent cx="5608320" cy="2735580"/>
+            <wp:effectExtent l="0" t="0" r="0" b="7620"/>
+            <wp:docPr id="1732062883" name="Imagen 1732062883"/>
+            <wp:cNvGraphicFramePr>
+              <a:graphicFrameLocks xmlns:a="http://schemas.openxmlformats.org/drawingml/2006/main" noChangeAspect="1"/>
+            </wp:cNvGraphicFramePr>
             <a:graphic xmlns:a="http://schemas.openxmlformats.org/drawingml/2006/main">
               <a:graphicData uri="http://schemas.openxmlformats.org/drawingml/2006/picture">
                 <pic:pic xmlns:pic="http://schemas.openxmlformats.org/drawingml/2006/picture">
                   <pic:nvPicPr>
-                    <pic:cNvPr id="0" name="image4.png"/>
-                    <pic:cNvPicPr preferRelativeResize="0"/>
+                    <pic:cNvPr id="0" name="Picture 1"/>
+                    <pic:cNvPicPr>
+                      <a:picLocks noChangeAspect="1" noChangeArrowheads="1"/>
+                    </pic:cNvPicPr>
                   </pic:nvPicPr>
                   <pic:blipFill>
-                    <a:blip r:embed="rId11"/>
+                    <a:blip r:embed="rId11">
+                      <a:extLst>
+                        <a:ext uri="{28A0092B-C50C-407E-A947-70E740481C1C}">
+                          <a14:useLocalDpi xmlns:a14="http://schemas.microsoft.com/office/drawing/2010/main" val="0"/>
+                        </a:ext>
+                      </a:extLst>
+                    </a:blip>
                     <a:srcRect/>
                     <a:stretch>
                       <a:fillRect/>
                     </a:stretch>
                   </pic:blipFill>
-                  <pic:spPr>
+                  <pic:spPr bwMode="auto">
                     <a:xfrm>
                       <a:off x="0" y="0"/>
-                      <a:ext cx="5612130" cy="1016000"/>
+                      <a:ext cx="5608320" cy="2735580"/>
                     </a:xfrm>
                     <a:prstGeom prst="rect">
                       <a:avLst/>
                     </a:prstGeom>
-                    <a:ln/>
+                    <a:noFill/>
+                    <a:ln>
+                      <a:noFill/>
+                    </a:ln>
                   </pic:spPr>
                 </pic:pic>
               </a:graphicData>
             </a:graphic>
-          </wp:anchor>
+          </wp:inline>
         </w:drawing>
       </w:r>
     </w:p>
@@ -4401,40 +4417,55 @@
       </w:pPr>
       <w:r>
         <w:rPr>
-          <w:rFonts w:ascii="Arial" w:eastAsia="Arial" w:hAnsi="Arial" w:cs="Arial"/>
+          <w:rFonts w:ascii="Arial" w:hAnsi="Arial" w:cs="Arial"/>
           <w:noProof/>
+          <w:color w:val="000000"/>
           <w:sz w:val="26"/>
           <w:szCs w:val="26"/>
+          <w:bdr w:val="none" w:sz="0" w:space="0" w:color="auto" w:frame="1"/>
         </w:rPr>
         <w:drawing>
-          <wp:inline distT="114300" distB="114300" distL="114300" distR="114300" wp14:anchorId="05D52CF6" wp14:editId="5E2A7AC9">
-            <wp:extent cx="2023045" cy="5705158"/>
+          <wp:inline distT="0" distB="0" distL="0" distR="0" wp14:anchorId="301D3D0B" wp14:editId="6CBB9341">
+            <wp:extent cx="5608320" cy="3931920"/>
             <wp:effectExtent l="0" t="0" r="0" b="0"/>
-            <wp:docPr id="7" name="image5.png"/>
-            <wp:cNvGraphicFramePr/>
+            <wp:docPr id="1197158068" name="Imagen 1"/>
+            <wp:cNvGraphicFramePr>
+              <a:graphicFrameLocks xmlns:a="http://schemas.openxmlformats.org/drawingml/2006/main" noChangeAspect="1"/>
+            </wp:cNvGraphicFramePr>
             <a:graphic xmlns:a="http://schemas.openxmlformats.org/drawingml/2006/main">
               <a:graphicData uri="http://schemas.openxmlformats.org/drawingml/2006/picture">
                 <pic:pic xmlns:pic="http://schemas.openxmlformats.org/drawingml/2006/picture">
                   <pic:nvPicPr>
-                    <pic:cNvPr id="0" name="image5.png"/>
-                    <pic:cNvPicPr preferRelativeResize="0"/>
+                    <pic:cNvPr id="0" name="Picture 2"/>
+                    <pic:cNvPicPr>
+                      <a:picLocks noChangeAspect="1" noChangeArrowheads="1"/>
+                    </pic:cNvPicPr>
                   </pic:nvPicPr>
                   <pic:blipFill>
-                    <a:blip r:embed="rId12"/>
+                    <a:blip r:embed="rId12">
+                      <a:extLst>
+                        <a:ext uri="{28A0092B-C50C-407E-A947-70E740481C1C}">
+                          <a14:useLocalDpi xmlns:a14="http://schemas.microsoft.com/office/drawing/2010/main" val="0"/>
+                        </a:ext>
+                      </a:extLst>
+                    </a:blip>
                     <a:srcRect/>
                     <a:stretch>
                       <a:fillRect/>
                     </a:stretch>
                   </pic:blipFill>
-                  <pic:spPr>
+                  <pic:spPr bwMode="auto">
                     <a:xfrm>
                       <a:off x="0" y="0"/>
-                      <a:ext cx="2023045" cy="5705158"/>
+                      <a:ext cx="5608320" cy="3931920"/>
                     </a:xfrm>
                     <a:prstGeom prst="rect">
                       <a:avLst/>
                     </a:prstGeom>
-                    <a:ln/>
+                    <a:noFill/>
+                    <a:ln>
+                      <a:noFill/>
+                    </a:ln>
                   </pic:spPr>
                 </pic:pic>
               </a:graphicData>
@@ -4532,6 +4563,838 @@
     <w:p>
       <w:pPr>
         <w:jc w:val="center"/>
+        <w:rPr>
+          <w:rFonts w:ascii="Arial" w:eastAsia="Arial" w:hAnsi="Arial" w:cs="Arial"/>
+          <w:sz w:val="30"/>
+          <w:szCs w:val="30"/>
+        </w:rPr>
+      </w:pPr>
+    </w:p>
+    <w:p>
+      <w:pPr>
+        <w:jc w:val="center"/>
+        <w:rPr>
+          <w:rFonts w:ascii="Arial" w:eastAsia="Arial" w:hAnsi="Arial" w:cs="Arial"/>
+          <w:sz w:val="30"/>
+          <w:szCs w:val="30"/>
+        </w:rPr>
+      </w:pPr>
+    </w:p>
+    <w:p>
+      <w:pPr>
+        <w:jc w:val="center"/>
+        <w:rPr>
+          <w:rFonts w:ascii="Arial" w:eastAsia="Arial" w:hAnsi="Arial" w:cs="Arial"/>
+          <w:sz w:val="30"/>
+          <w:szCs w:val="30"/>
+        </w:rPr>
+      </w:pPr>
+    </w:p>
+    <w:p>
+      <w:pPr>
+        <w:jc w:val="center"/>
+        <w:rPr>
+          <w:rFonts w:ascii="Arial" w:eastAsia="Arial" w:hAnsi="Arial" w:cs="Arial"/>
+          <w:sz w:val="30"/>
+          <w:szCs w:val="30"/>
+        </w:rPr>
+      </w:pPr>
+    </w:p>
+    <w:p>
+      <w:pPr>
+        <w:jc w:val="center"/>
+        <w:rPr>
+          <w:rFonts w:ascii="Arial" w:eastAsia="Arial" w:hAnsi="Arial" w:cs="Arial"/>
+          <w:sz w:val="30"/>
+          <w:szCs w:val="30"/>
+        </w:rPr>
+      </w:pPr>
+    </w:p>
+    <w:p>
+      <w:pPr>
+        <w:jc w:val="center"/>
+        <w:rPr>
+          <w:rFonts w:ascii="Arial" w:eastAsia="Arial" w:hAnsi="Arial" w:cs="Arial"/>
+          <w:sz w:val="30"/>
+          <w:szCs w:val="30"/>
+        </w:rPr>
+      </w:pPr>
+    </w:p>
+    <w:p>
+      <w:pPr>
+        <w:jc w:val="center"/>
+        <w:rPr>
+          <w:rFonts w:ascii="Arial" w:eastAsia="Arial" w:hAnsi="Arial" w:cs="Arial"/>
+          <w:sz w:val="30"/>
+          <w:szCs w:val="30"/>
+        </w:rPr>
+      </w:pPr>
+    </w:p>
+    <w:p>
+      <w:pPr>
+        <w:jc w:val="center"/>
+        <w:rPr>
+          <w:rFonts w:ascii="Arial" w:eastAsia="Arial" w:hAnsi="Arial" w:cs="Arial"/>
+          <w:sz w:val="30"/>
+          <w:szCs w:val="30"/>
+        </w:rPr>
+      </w:pPr>
+    </w:p>
+    <w:p>
+      <w:pPr>
+        <w:jc w:val="center"/>
+        <w:rPr>
+          <w:rFonts w:ascii="Arial" w:eastAsia="Arial" w:hAnsi="Arial" w:cs="Arial"/>
+          <w:sz w:val="30"/>
+          <w:szCs w:val="30"/>
+        </w:rPr>
+      </w:pPr>
+    </w:p>
+    <w:p>
+      <w:pPr>
+        <w:jc w:val="center"/>
+        <w:rPr>
+          <w:rFonts w:ascii="Arial" w:eastAsia="Arial" w:hAnsi="Arial" w:cs="Arial"/>
+          <w:sz w:val="30"/>
+          <w:szCs w:val="30"/>
+        </w:rPr>
+      </w:pPr>
+    </w:p>
+    <w:p>
+      <w:pPr>
+        <w:jc w:val="center"/>
+        <w:rPr>
+          <w:rFonts w:ascii="Arial" w:eastAsia="Arial" w:hAnsi="Arial" w:cs="Arial"/>
+          <w:sz w:val="30"/>
+          <w:szCs w:val="30"/>
+        </w:rPr>
+      </w:pPr>
+    </w:p>
+    <w:p>
+      <w:pPr>
+        <w:jc w:val="center"/>
+        <w:rPr>
+          <w:rFonts w:ascii="Arial" w:eastAsia="Arial" w:hAnsi="Arial" w:cs="Arial"/>
+          <w:sz w:val="30"/>
+          <w:szCs w:val="30"/>
+        </w:rPr>
+      </w:pPr>
+    </w:p>
+    <w:p>
+      <w:pPr>
+        <w:jc w:val="center"/>
+        <w:rPr>
+          <w:rFonts w:ascii="Arial" w:eastAsia="Arial" w:hAnsi="Arial" w:cs="Arial"/>
+          <w:sz w:val="30"/>
+          <w:szCs w:val="30"/>
+        </w:rPr>
+      </w:pPr>
+      <w:r>
+        <w:rPr>
+          <w:rFonts w:ascii="Arial" w:eastAsia="Arial" w:hAnsi="Arial" w:cs="Arial"/>
+          <w:sz w:val="30"/>
+          <w:szCs w:val="30"/>
+        </w:rPr>
+        <w:lastRenderedPageBreak/>
+        <w:t>Riesgos de requisitos</w:t>
+      </w:r>
+    </w:p>
+    <w:tbl>
+      <w:tblPr>
+        <w:tblW w:w="8838" w:type="dxa"/>
+        <w:jc w:val="center"/>
+        <w:tblCellMar>
+          <w:top w:w="15" w:type="dxa"/>
+          <w:left w:w="15" w:type="dxa"/>
+          <w:bottom w:w="15" w:type="dxa"/>
+          <w:right w:w="15" w:type="dxa"/>
+        </w:tblCellMar>
+        <w:tblLook w:val="04A0" w:firstRow="1" w:lastRow="0" w:firstColumn="1" w:lastColumn="0" w:noHBand="0" w:noVBand="1"/>
+      </w:tblPr>
+      <w:tblGrid>
+        <w:gridCol w:w="1936"/>
+        <w:gridCol w:w="3016"/>
+        <w:gridCol w:w="3886"/>
+      </w:tblGrid>
+      <w:tr>
+        <w:trPr>
+          <w:jc w:val="center"/>
+        </w:trPr>
+        <w:tc>
+          <w:tcPr>
+            <w:tcW w:w="0" w:type="auto"/>
+            <w:tcBorders>
+              <w:top w:val="single" w:sz="8" w:space="0" w:color="000000"/>
+              <w:left w:val="single" w:sz="8" w:space="0" w:color="000000"/>
+              <w:bottom w:val="single" w:sz="8" w:space="0" w:color="000000"/>
+              <w:right w:val="single" w:sz="8" w:space="0" w:color="000000"/>
+            </w:tcBorders>
+            <w:tcMar>
+              <w:top w:w="100" w:type="dxa"/>
+              <w:left w:w="100" w:type="dxa"/>
+              <w:bottom w:w="100" w:type="dxa"/>
+              <w:right w:w="100" w:type="dxa"/>
+            </w:tcMar>
+            <w:hideMark/>
+          </w:tcPr>
+          <w:p>
+            <w:pPr>
+              <w:jc w:val="center"/>
+              <w:rPr>
+                <w:rFonts w:ascii="Arial" w:eastAsia="Arial" w:hAnsi="Arial" w:cs="Arial"/>
+              </w:rPr>
+            </w:pPr>
+            <w:r>
+              <w:rPr>
+                <w:rFonts w:ascii="Arial" w:eastAsia="Arial" w:hAnsi="Arial" w:cs="Arial"/>
+              </w:rPr>
+              <w:t>Riesgo</w:t>
+            </w:r>
+          </w:p>
+        </w:tc>
+        <w:tc>
+          <w:tcPr>
+            <w:tcW w:w="0" w:type="auto"/>
+            <w:tcBorders>
+              <w:top w:val="single" w:sz="8" w:space="0" w:color="000000"/>
+              <w:left w:val="single" w:sz="8" w:space="0" w:color="000000"/>
+              <w:bottom w:val="single" w:sz="8" w:space="0" w:color="000000"/>
+              <w:right w:val="single" w:sz="8" w:space="0" w:color="000000"/>
+            </w:tcBorders>
+            <w:tcMar>
+              <w:top w:w="100" w:type="dxa"/>
+              <w:left w:w="100" w:type="dxa"/>
+              <w:bottom w:w="100" w:type="dxa"/>
+              <w:right w:w="100" w:type="dxa"/>
+            </w:tcMar>
+            <w:hideMark/>
+          </w:tcPr>
+          <w:p>
+            <w:pPr>
+              <w:jc w:val="center"/>
+              <w:rPr>
+                <w:rFonts w:ascii="Arial" w:eastAsia="Arial" w:hAnsi="Arial" w:cs="Arial"/>
+              </w:rPr>
+            </w:pPr>
+            <w:r>
+              <w:rPr>
+                <w:rFonts w:ascii="Arial" w:eastAsia="Arial" w:hAnsi="Arial" w:cs="Arial"/>
+              </w:rPr>
+              <w:t>Impacto</w:t>
+            </w:r>
+          </w:p>
+        </w:tc>
+        <w:tc>
+          <w:tcPr>
+            <w:tcW w:w="0" w:type="auto"/>
+            <w:tcBorders>
+              <w:top w:val="single" w:sz="8" w:space="0" w:color="000000"/>
+              <w:left w:val="single" w:sz="8" w:space="0" w:color="000000"/>
+              <w:bottom w:val="single" w:sz="8" w:space="0" w:color="000000"/>
+              <w:right w:val="single" w:sz="8" w:space="0" w:color="000000"/>
+            </w:tcBorders>
+            <w:tcMar>
+              <w:top w:w="100" w:type="dxa"/>
+              <w:left w:w="100" w:type="dxa"/>
+              <w:bottom w:w="100" w:type="dxa"/>
+              <w:right w:w="100" w:type="dxa"/>
+            </w:tcMar>
+            <w:hideMark/>
+          </w:tcPr>
+          <w:p>
+            <w:pPr>
+              <w:jc w:val="center"/>
+              <w:rPr>
+                <w:rFonts w:ascii="Arial" w:eastAsia="Arial" w:hAnsi="Arial" w:cs="Arial"/>
+              </w:rPr>
+            </w:pPr>
+            <w:r>
+              <w:rPr>
+                <w:rFonts w:ascii="Arial" w:eastAsia="Arial" w:hAnsi="Arial" w:cs="Arial"/>
+              </w:rPr>
+              <w:t>Estrategia de mitigación</w:t>
+            </w:r>
+          </w:p>
+        </w:tc>
+      </w:tr>
+      <w:tr>
+        <w:trPr>
+          <w:jc w:val="center"/>
+        </w:trPr>
+        <w:tc>
+          <w:tcPr>
+            <w:tcW w:w="0" w:type="auto"/>
+            <w:tcBorders>
+              <w:top w:val="single" w:sz="8" w:space="0" w:color="000000"/>
+              <w:left w:val="single" w:sz="8" w:space="0" w:color="000000"/>
+              <w:bottom w:val="single" w:sz="8" w:space="0" w:color="000000"/>
+              <w:right w:val="single" w:sz="8" w:space="0" w:color="000000"/>
+            </w:tcBorders>
+            <w:tcMar>
+              <w:top w:w="100" w:type="dxa"/>
+              <w:left w:w="100" w:type="dxa"/>
+              <w:bottom w:w="100" w:type="dxa"/>
+              <w:right w:w="100" w:type="dxa"/>
+            </w:tcMar>
+            <w:hideMark/>
+          </w:tcPr>
+          <w:p>
+            <w:pPr>
+              <w:jc w:val="center"/>
+              <w:rPr>
+                <w:rFonts w:ascii="Arial" w:eastAsia="Arial" w:hAnsi="Arial" w:cs="Arial"/>
+              </w:rPr>
+            </w:pPr>
+            <w:r>
+              <w:rPr>
+                <w:rFonts w:ascii="Arial" w:eastAsia="Arial" w:hAnsi="Arial" w:cs="Arial"/>
+              </w:rPr>
+              <w:t>Citas no asistidas </w:t>
+            </w:r>
+          </w:p>
+        </w:tc>
+        <w:tc>
+          <w:tcPr>
+            <w:tcW w:w="0" w:type="auto"/>
+            <w:tcBorders>
+              <w:top w:val="single" w:sz="8" w:space="0" w:color="000000"/>
+              <w:left w:val="single" w:sz="8" w:space="0" w:color="000000"/>
+              <w:bottom w:val="single" w:sz="8" w:space="0" w:color="000000"/>
+              <w:right w:val="single" w:sz="8" w:space="0" w:color="000000"/>
+            </w:tcBorders>
+            <w:tcMar>
+              <w:top w:w="100" w:type="dxa"/>
+              <w:left w:w="100" w:type="dxa"/>
+              <w:bottom w:w="100" w:type="dxa"/>
+              <w:right w:w="100" w:type="dxa"/>
+            </w:tcMar>
+            <w:hideMark/>
+          </w:tcPr>
+          <w:p>
+            <w:pPr>
+              <w:jc w:val="center"/>
+              <w:rPr>
+                <w:rFonts w:ascii="Arial" w:eastAsia="Arial" w:hAnsi="Arial" w:cs="Arial"/>
+              </w:rPr>
+            </w:pPr>
+            <w:r>
+              <w:rPr>
+                <w:rFonts w:ascii="Arial" w:eastAsia="Arial" w:hAnsi="Arial" w:cs="Arial"/>
+              </w:rPr>
+              <w:t>Alto: Pérdida de tiempo del barbero y bloqueo de horario para otros clientes.</w:t>
+            </w:r>
+          </w:p>
+        </w:tc>
+        <w:tc>
+          <w:tcPr>
+            <w:tcW w:w="0" w:type="auto"/>
+            <w:tcBorders>
+              <w:top w:val="single" w:sz="8" w:space="0" w:color="000000"/>
+              <w:left w:val="single" w:sz="8" w:space="0" w:color="000000"/>
+              <w:bottom w:val="single" w:sz="8" w:space="0" w:color="000000"/>
+              <w:right w:val="single" w:sz="8" w:space="0" w:color="000000"/>
+            </w:tcBorders>
+            <w:tcMar>
+              <w:top w:w="100" w:type="dxa"/>
+              <w:left w:w="100" w:type="dxa"/>
+              <w:bottom w:w="100" w:type="dxa"/>
+              <w:right w:w="100" w:type="dxa"/>
+            </w:tcMar>
+            <w:hideMark/>
+          </w:tcPr>
+          <w:p>
+            <w:pPr>
+              <w:jc w:val="center"/>
+              <w:rPr>
+                <w:rFonts w:ascii="Arial" w:eastAsia="Arial" w:hAnsi="Arial" w:cs="Arial"/>
+              </w:rPr>
+            </w:pPr>
+            <w:r>
+              <w:rPr>
+                <w:rFonts w:ascii="Arial" w:eastAsia="Arial" w:hAnsi="Arial" w:cs="Arial"/>
+              </w:rPr>
+              <w:t>Implementación de abono obligatorio del 25%. El sistema no genera el registro en la BD hasta que el pago sea confirmado por la pasarela.</w:t>
+            </w:r>
+          </w:p>
+        </w:tc>
+      </w:tr>
+      <w:tr>
+        <w:trPr>
+          <w:jc w:val="center"/>
+        </w:trPr>
+        <w:tc>
+          <w:tcPr>
+            <w:tcW w:w="0" w:type="auto"/>
+            <w:tcBorders>
+              <w:top w:val="single" w:sz="8" w:space="0" w:color="000000"/>
+              <w:left w:val="single" w:sz="8" w:space="0" w:color="000000"/>
+              <w:bottom w:val="single" w:sz="8" w:space="0" w:color="000000"/>
+              <w:right w:val="single" w:sz="8" w:space="0" w:color="000000"/>
+            </w:tcBorders>
+            <w:tcMar>
+              <w:top w:w="100" w:type="dxa"/>
+              <w:left w:w="100" w:type="dxa"/>
+              <w:bottom w:w="100" w:type="dxa"/>
+              <w:right w:w="100" w:type="dxa"/>
+            </w:tcMar>
+            <w:hideMark/>
+          </w:tcPr>
+          <w:p>
+            <w:pPr>
+              <w:jc w:val="center"/>
+              <w:rPr>
+                <w:rFonts w:ascii="Arial" w:eastAsia="Arial" w:hAnsi="Arial" w:cs="Arial"/>
+              </w:rPr>
+            </w:pPr>
+            <w:r>
+              <w:rPr>
+                <w:rFonts w:ascii="Arial" w:eastAsia="Arial" w:hAnsi="Arial" w:cs="Arial"/>
+              </w:rPr>
+              <w:t>Inconsistencia de Horarios</w:t>
+            </w:r>
+          </w:p>
+        </w:tc>
+        <w:tc>
+          <w:tcPr>
+            <w:tcW w:w="0" w:type="auto"/>
+            <w:tcBorders>
+              <w:top w:val="single" w:sz="8" w:space="0" w:color="000000"/>
+              <w:left w:val="single" w:sz="8" w:space="0" w:color="000000"/>
+              <w:bottom w:val="single" w:sz="8" w:space="0" w:color="000000"/>
+              <w:right w:val="single" w:sz="8" w:space="0" w:color="000000"/>
+            </w:tcBorders>
+            <w:tcMar>
+              <w:top w:w="100" w:type="dxa"/>
+              <w:left w:w="100" w:type="dxa"/>
+              <w:bottom w:w="100" w:type="dxa"/>
+              <w:right w:w="100" w:type="dxa"/>
+            </w:tcMar>
+            <w:hideMark/>
+          </w:tcPr>
+          <w:p>
+            <w:pPr>
+              <w:jc w:val="center"/>
+              <w:rPr>
+                <w:rFonts w:ascii="Arial" w:eastAsia="Arial" w:hAnsi="Arial" w:cs="Arial"/>
+              </w:rPr>
+            </w:pPr>
+            <w:r>
+              <w:rPr>
+                <w:rFonts w:ascii="Arial" w:eastAsia="Arial" w:hAnsi="Arial" w:cs="Arial"/>
+              </w:rPr>
+              <w:t>Crítico: Dos clientes pagan por el mismo bloque horario simultáneamente.</w:t>
+            </w:r>
+          </w:p>
+        </w:tc>
+        <w:tc>
+          <w:tcPr>
+            <w:tcW w:w="0" w:type="auto"/>
+            <w:tcBorders>
+              <w:top w:val="single" w:sz="8" w:space="0" w:color="000000"/>
+              <w:left w:val="single" w:sz="8" w:space="0" w:color="000000"/>
+              <w:bottom w:val="single" w:sz="8" w:space="0" w:color="000000"/>
+              <w:right w:val="single" w:sz="8" w:space="0" w:color="000000"/>
+            </w:tcBorders>
+            <w:tcMar>
+              <w:top w:w="100" w:type="dxa"/>
+              <w:left w:w="100" w:type="dxa"/>
+              <w:bottom w:w="100" w:type="dxa"/>
+              <w:right w:w="100" w:type="dxa"/>
+            </w:tcMar>
+            <w:hideMark/>
+          </w:tcPr>
+          <w:p>
+            <w:pPr>
+              <w:jc w:val="center"/>
+              <w:rPr>
+                <w:rFonts w:ascii="Arial" w:eastAsia="Arial" w:hAnsi="Arial" w:cs="Arial"/>
+              </w:rPr>
+            </w:pPr>
+            <w:r>
+              <w:rPr>
+                <w:rFonts w:ascii="Arial" w:eastAsia="Arial" w:hAnsi="Arial" w:cs="Arial"/>
+              </w:rPr>
+              <w:t xml:space="preserve">Validación por capas: el </w:t>
+            </w:r>
+            <w:proofErr w:type="spellStart"/>
+            <w:r>
+              <w:rPr>
+                <w:rFonts w:ascii="Arial" w:eastAsia="Arial" w:hAnsi="Arial" w:cs="Arial"/>
+              </w:rPr>
+              <w:t>Backend</w:t>
+            </w:r>
+            <w:proofErr w:type="spellEnd"/>
+            <w:r>
+              <w:rPr>
+                <w:rFonts w:ascii="Arial" w:eastAsia="Arial" w:hAnsi="Arial" w:cs="Arial"/>
+              </w:rPr>
+              <w:t xml:space="preserve"> realiza una doble comprobación de disponibilidad justo antes de procesar el pago y después de recibir el "OK" de la transacción.</w:t>
+            </w:r>
+          </w:p>
+        </w:tc>
+      </w:tr>
+      <w:tr>
+        <w:trPr>
+          <w:jc w:val="center"/>
+        </w:trPr>
+        <w:tc>
+          <w:tcPr>
+            <w:tcW w:w="0" w:type="auto"/>
+            <w:tcBorders>
+              <w:top w:val="single" w:sz="8" w:space="0" w:color="000000"/>
+              <w:left w:val="single" w:sz="8" w:space="0" w:color="000000"/>
+              <w:bottom w:val="single" w:sz="8" w:space="0" w:color="000000"/>
+              <w:right w:val="single" w:sz="8" w:space="0" w:color="000000"/>
+            </w:tcBorders>
+            <w:tcMar>
+              <w:top w:w="100" w:type="dxa"/>
+              <w:left w:w="100" w:type="dxa"/>
+              <w:bottom w:w="100" w:type="dxa"/>
+              <w:right w:w="100" w:type="dxa"/>
+            </w:tcMar>
+            <w:hideMark/>
+          </w:tcPr>
+          <w:p>
+            <w:pPr>
+              <w:jc w:val="center"/>
+              <w:rPr>
+                <w:rFonts w:ascii="Arial" w:eastAsia="Arial" w:hAnsi="Arial" w:cs="Arial"/>
+              </w:rPr>
+            </w:pPr>
+            <w:r>
+              <w:rPr>
+                <w:rFonts w:ascii="Arial" w:eastAsia="Arial" w:hAnsi="Arial" w:cs="Arial"/>
+              </w:rPr>
+              <w:t>Descuadre en el Saldo Final</w:t>
+            </w:r>
+          </w:p>
+        </w:tc>
+        <w:tc>
+          <w:tcPr>
+            <w:tcW w:w="0" w:type="auto"/>
+            <w:tcBorders>
+              <w:top w:val="single" w:sz="8" w:space="0" w:color="000000"/>
+              <w:left w:val="single" w:sz="8" w:space="0" w:color="000000"/>
+              <w:bottom w:val="single" w:sz="8" w:space="0" w:color="000000"/>
+              <w:right w:val="single" w:sz="8" w:space="0" w:color="000000"/>
+            </w:tcBorders>
+            <w:tcMar>
+              <w:top w:w="100" w:type="dxa"/>
+              <w:left w:w="100" w:type="dxa"/>
+              <w:bottom w:w="100" w:type="dxa"/>
+              <w:right w:w="100" w:type="dxa"/>
+            </w:tcMar>
+            <w:hideMark/>
+          </w:tcPr>
+          <w:p>
+            <w:pPr>
+              <w:jc w:val="center"/>
+              <w:rPr>
+                <w:rFonts w:ascii="Arial" w:eastAsia="Arial" w:hAnsi="Arial" w:cs="Arial"/>
+              </w:rPr>
+            </w:pPr>
+            <w:r>
+              <w:rPr>
+                <w:rFonts w:ascii="Arial" w:eastAsia="Arial" w:hAnsi="Arial" w:cs="Arial"/>
+              </w:rPr>
+              <w:t>Medio: Error al cobrar el 75% restante en la peluquería por falta de registro del abono.</w:t>
+            </w:r>
+          </w:p>
+        </w:tc>
+        <w:tc>
+          <w:tcPr>
+            <w:tcW w:w="0" w:type="auto"/>
+            <w:tcBorders>
+              <w:top w:val="single" w:sz="8" w:space="0" w:color="000000"/>
+              <w:left w:val="single" w:sz="8" w:space="0" w:color="000000"/>
+              <w:bottom w:val="single" w:sz="8" w:space="0" w:color="000000"/>
+              <w:right w:val="single" w:sz="8" w:space="0" w:color="000000"/>
+            </w:tcBorders>
+            <w:tcMar>
+              <w:top w:w="100" w:type="dxa"/>
+              <w:left w:w="100" w:type="dxa"/>
+              <w:bottom w:w="100" w:type="dxa"/>
+              <w:right w:w="100" w:type="dxa"/>
+            </w:tcMar>
+            <w:hideMark/>
+          </w:tcPr>
+          <w:p>
+            <w:pPr>
+              <w:jc w:val="center"/>
+              <w:rPr>
+                <w:rFonts w:ascii="Arial" w:eastAsia="Arial" w:hAnsi="Arial" w:cs="Arial"/>
+              </w:rPr>
+            </w:pPr>
+            <w:r>
+              <w:rPr>
+                <w:rFonts w:ascii="Arial" w:eastAsia="Arial" w:hAnsi="Arial" w:cs="Arial"/>
+              </w:rPr>
+              <w:t xml:space="preserve">Uso del campo </w:t>
+            </w:r>
+            <w:proofErr w:type="spellStart"/>
+            <w:r>
+              <w:rPr>
+                <w:rFonts w:ascii="Arial" w:eastAsia="Arial" w:hAnsi="Arial" w:cs="Arial"/>
+              </w:rPr>
+              <w:t>abono_pagado</w:t>
+            </w:r>
+            <w:proofErr w:type="spellEnd"/>
+            <w:r>
+              <w:rPr>
+                <w:rFonts w:ascii="Arial" w:eastAsia="Arial" w:hAnsi="Arial" w:cs="Arial"/>
+              </w:rPr>
+              <w:t xml:space="preserve"> (</w:t>
+            </w:r>
+            <w:proofErr w:type="spellStart"/>
+            <w:r>
+              <w:rPr>
+                <w:rFonts w:ascii="Arial" w:eastAsia="Arial" w:hAnsi="Arial" w:cs="Arial"/>
+              </w:rPr>
+              <w:t>Boolean</w:t>
+            </w:r>
+            <w:proofErr w:type="spellEnd"/>
+            <w:r>
+              <w:rPr>
+                <w:rFonts w:ascii="Arial" w:eastAsia="Arial" w:hAnsi="Arial" w:cs="Arial"/>
+              </w:rPr>
+              <w:t>) en la tabla Cita. Si es true, el sistema descuenta automáticamente el monto del total al cerrar la orden.</w:t>
+            </w:r>
+          </w:p>
+        </w:tc>
+      </w:tr>
+      <w:tr>
+        <w:trPr>
+          <w:jc w:val="center"/>
+        </w:trPr>
+        <w:tc>
+          <w:tcPr>
+            <w:tcW w:w="0" w:type="auto"/>
+            <w:tcBorders>
+              <w:top w:val="single" w:sz="8" w:space="0" w:color="000000"/>
+              <w:left w:val="single" w:sz="8" w:space="0" w:color="000000"/>
+              <w:bottom w:val="single" w:sz="8" w:space="0" w:color="000000"/>
+              <w:right w:val="single" w:sz="8" w:space="0" w:color="000000"/>
+            </w:tcBorders>
+            <w:tcMar>
+              <w:top w:w="100" w:type="dxa"/>
+              <w:left w:w="100" w:type="dxa"/>
+              <w:bottom w:w="100" w:type="dxa"/>
+              <w:right w:w="100" w:type="dxa"/>
+            </w:tcMar>
+            <w:hideMark/>
+          </w:tcPr>
+          <w:p>
+            <w:pPr>
+              <w:jc w:val="center"/>
+              <w:rPr>
+                <w:rFonts w:ascii="Arial" w:eastAsia="Arial" w:hAnsi="Arial" w:cs="Arial"/>
+              </w:rPr>
+            </w:pPr>
+            <w:r>
+              <w:rPr>
+                <w:rFonts w:ascii="Arial" w:eastAsia="Arial" w:hAnsi="Arial" w:cs="Arial"/>
+              </w:rPr>
+              <w:t>Caída de la Pasarela de Pagos</w:t>
+            </w:r>
+          </w:p>
+        </w:tc>
+        <w:tc>
+          <w:tcPr>
+            <w:tcW w:w="0" w:type="auto"/>
+            <w:tcBorders>
+              <w:top w:val="single" w:sz="8" w:space="0" w:color="000000"/>
+              <w:left w:val="single" w:sz="8" w:space="0" w:color="000000"/>
+              <w:bottom w:val="single" w:sz="8" w:space="0" w:color="000000"/>
+              <w:right w:val="single" w:sz="8" w:space="0" w:color="000000"/>
+            </w:tcBorders>
+            <w:tcMar>
+              <w:top w:w="100" w:type="dxa"/>
+              <w:left w:w="100" w:type="dxa"/>
+              <w:bottom w:w="100" w:type="dxa"/>
+              <w:right w:w="100" w:type="dxa"/>
+            </w:tcMar>
+            <w:hideMark/>
+          </w:tcPr>
+          <w:p>
+            <w:pPr>
+              <w:jc w:val="center"/>
+              <w:rPr>
+                <w:rFonts w:ascii="Arial" w:eastAsia="Arial" w:hAnsi="Arial" w:cs="Arial"/>
+              </w:rPr>
+            </w:pPr>
+            <w:r>
+              <w:rPr>
+                <w:rFonts w:ascii="Arial" w:eastAsia="Arial" w:hAnsi="Arial" w:cs="Arial"/>
+              </w:rPr>
+              <w:t>Alto: Imposibilidad de agendar nuevas citas debido a la dependencia del abono inmediato.</w:t>
+            </w:r>
+          </w:p>
+        </w:tc>
+        <w:tc>
+          <w:tcPr>
+            <w:tcW w:w="0" w:type="auto"/>
+            <w:tcBorders>
+              <w:top w:val="single" w:sz="8" w:space="0" w:color="000000"/>
+              <w:left w:val="single" w:sz="8" w:space="0" w:color="000000"/>
+              <w:bottom w:val="single" w:sz="8" w:space="0" w:color="000000"/>
+              <w:right w:val="single" w:sz="8" w:space="0" w:color="000000"/>
+            </w:tcBorders>
+            <w:tcMar>
+              <w:top w:w="100" w:type="dxa"/>
+              <w:left w:w="100" w:type="dxa"/>
+              <w:bottom w:w="100" w:type="dxa"/>
+              <w:right w:w="100" w:type="dxa"/>
+            </w:tcMar>
+            <w:hideMark/>
+          </w:tcPr>
+          <w:p>
+            <w:pPr>
+              <w:jc w:val="center"/>
+              <w:rPr>
+                <w:rFonts w:ascii="Arial" w:eastAsia="Arial" w:hAnsi="Arial" w:cs="Arial"/>
+              </w:rPr>
+            </w:pPr>
+            <w:r>
+              <w:rPr>
+                <w:rFonts w:ascii="Arial" w:eastAsia="Arial" w:hAnsi="Arial" w:cs="Arial"/>
+              </w:rPr>
+              <w:t>Implementación de notificaciones de error claras para el usuario y monitoreo constante de los servicios de pago externos (</w:t>
+            </w:r>
+            <w:proofErr w:type="spellStart"/>
+            <w:r>
+              <w:rPr>
+                <w:rFonts w:ascii="Arial" w:eastAsia="Arial" w:hAnsi="Arial" w:cs="Arial"/>
+              </w:rPr>
+              <w:t>Webhooks</w:t>
+            </w:r>
+            <w:proofErr w:type="spellEnd"/>
+            <w:r>
+              <w:rPr>
+                <w:rFonts w:ascii="Arial" w:eastAsia="Arial" w:hAnsi="Arial" w:cs="Arial"/>
+              </w:rPr>
+              <w:t>).</w:t>
+            </w:r>
+          </w:p>
+        </w:tc>
+      </w:tr>
+      <w:tr>
+        <w:trPr>
+          <w:jc w:val="center"/>
+        </w:trPr>
+        <w:tc>
+          <w:tcPr>
+            <w:tcW w:w="0" w:type="auto"/>
+            <w:tcBorders>
+              <w:top w:val="single" w:sz="8" w:space="0" w:color="000000"/>
+              <w:left w:val="single" w:sz="8" w:space="0" w:color="000000"/>
+              <w:bottom w:val="single" w:sz="8" w:space="0" w:color="000000"/>
+              <w:right w:val="single" w:sz="8" w:space="0" w:color="000000"/>
+            </w:tcBorders>
+            <w:tcMar>
+              <w:top w:w="100" w:type="dxa"/>
+              <w:left w:w="100" w:type="dxa"/>
+              <w:bottom w:w="100" w:type="dxa"/>
+              <w:right w:w="100" w:type="dxa"/>
+            </w:tcMar>
+            <w:hideMark/>
+          </w:tcPr>
+          <w:p>
+            <w:pPr>
+              <w:jc w:val="center"/>
+              <w:rPr>
+                <w:rFonts w:ascii="Arial" w:eastAsia="Arial" w:hAnsi="Arial" w:cs="Arial"/>
+              </w:rPr>
+            </w:pPr>
+            <w:r>
+              <w:rPr>
+                <w:rFonts w:ascii="Arial" w:eastAsia="Arial" w:hAnsi="Arial" w:cs="Arial"/>
+              </w:rPr>
+              <w:t>Fuga de Información Sensible</w:t>
+            </w:r>
+          </w:p>
+        </w:tc>
+        <w:tc>
+          <w:tcPr>
+            <w:tcW w:w="0" w:type="auto"/>
+            <w:tcBorders>
+              <w:top w:val="single" w:sz="8" w:space="0" w:color="000000"/>
+              <w:left w:val="single" w:sz="8" w:space="0" w:color="000000"/>
+              <w:bottom w:val="single" w:sz="8" w:space="0" w:color="000000"/>
+              <w:right w:val="single" w:sz="8" w:space="0" w:color="000000"/>
+            </w:tcBorders>
+            <w:tcMar>
+              <w:top w:w="100" w:type="dxa"/>
+              <w:left w:w="100" w:type="dxa"/>
+              <w:bottom w:w="100" w:type="dxa"/>
+              <w:right w:w="100" w:type="dxa"/>
+            </w:tcMar>
+            <w:hideMark/>
+          </w:tcPr>
+          <w:p>
+            <w:pPr>
+              <w:jc w:val="center"/>
+              <w:rPr>
+                <w:rFonts w:ascii="Arial" w:eastAsia="Arial" w:hAnsi="Arial" w:cs="Arial"/>
+              </w:rPr>
+            </w:pPr>
+            <w:r>
+              <w:rPr>
+                <w:rFonts w:ascii="Arial" w:eastAsia="Arial" w:hAnsi="Arial" w:cs="Arial"/>
+              </w:rPr>
+              <w:t>Crítico: Exposición de correos o contraseñas de los usuarios registrados.</w:t>
+            </w:r>
+          </w:p>
+        </w:tc>
+        <w:tc>
+          <w:tcPr>
+            <w:tcW w:w="0" w:type="auto"/>
+            <w:tcBorders>
+              <w:top w:val="single" w:sz="8" w:space="0" w:color="000000"/>
+              <w:left w:val="single" w:sz="8" w:space="0" w:color="000000"/>
+              <w:bottom w:val="single" w:sz="8" w:space="0" w:color="000000"/>
+              <w:right w:val="single" w:sz="8" w:space="0" w:color="000000"/>
+            </w:tcBorders>
+            <w:tcMar>
+              <w:top w:w="100" w:type="dxa"/>
+              <w:left w:w="100" w:type="dxa"/>
+              <w:bottom w:w="100" w:type="dxa"/>
+              <w:right w:w="100" w:type="dxa"/>
+            </w:tcMar>
+            <w:hideMark/>
+          </w:tcPr>
+          <w:p>
+            <w:pPr>
+              <w:jc w:val="center"/>
+              <w:rPr>
+                <w:rFonts w:ascii="Arial" w:eastAsia="Arial" w:hAnsi="Arial" w:cs="Arial"/>
+              </w:rPr>
+            </w:pPr>
+            <w:r>
+              <w:rPr>
+                <w:rFonts w:ascii="Arial" w:eastAsia="Arial" w:hAnsi="Arial" w:cs="Arial"/>
+              </w:rPr>
+              <w:t xml:space="preserve">Encriptación de contraseñas mediante </w:t>
+            </w:r>
+            <w:proofErr w:type="spellStart"/>
+            <w:r>
+              <w:rPr>
+                <w:rFonts w:ascii="Arial" w:eastAsia="Arial" w:hAnsi="Arial" w:cs="Arial"/>
+              </w:rPr>
+              <w:t>BCrypt</w:t>
+            </w:r>
+            <w:proofErr w:type="spellEnd"/>
+            <w:r>
+              <w:rPr>
+                <w:rFonts w:ascii="Arial" w:eastAsia="Arial" w:hAnsi="Arial" w:cs="Arial"/>
+              </w:rPr>
+              <w:t xml:space="preserve"> y uso de protocolos HTTPS para asegurar los datos en tránsito hacia la nube.</w:t>
+            </w:r>
+          </w:p>
+        </w:tc>
+      </w:tr>
+    </w:tbl>
+    <w:p>
+      <w:pPr>
         <w:rPr>
           <w:rFonts w:ascii="Arial" w:eastAsia="Arial" w:hAnsi="Arial" w:cs="Arial"/>
           <w:sz w:val="30"/>
@@ -7830,7 +8693,6 @@
   <w:style w:type="character" w:default="1" w:styleId="Fuentedeprrafopredeter">
     <w:name w:val="Default Paragraph Font"/>
     <w:uiPriority w:val="1"/>
-    <w:semiHidden/>
     <w:unhideWhenUsed/>
   </w:style>
   <w:style w:type="table" w:default="1" w:styleId="Tablanormal">

--- a/Documentos/Informe Pripelu.docx
+++ b/Documentos/Informe Pripelu.docx
@@ -340,306 +340,474 @@
     </w:p>
     <w:p>
       <w:pPr>
-        <w:spacing w:after="240" w:line="240" w:lineRule="auto"/>
-        <w:rPr>
-          <w:rFonts w:ascii="Arial" w:eastAsia="Arial" w:hAnsi="Arial" w:cs="Arial"/>
-        </w:rPr>
-      </w:pPr>
-      <w:r>
-        <w:rPr>
-          <w:rFonts w:ascii="Arial" w:eastAsia="Arial" w:hAnsi="Arial" w:cs="Arial"/>
-        </w:rPr>
-        <w:t>Gestión de Citas y Reservas:</w:t>
+        <w:spacing w:line="276" w:lineRule="auto"/>
+        <w:rPr>
+          <w:rFonts w:ascii="Arial" w:eastAsia="Arial" w:hAnsi="Arial" w:cs="Arial"/>
+        </w:rPr>
+      </w:pPr>
+      <w:r>
+        <w:rPr>
+          <w:rFonts w:ascii="Arial" w:eastAsia="Arial" w:hAnsi="Arial" w:cs="Arial"/>
+        </w:rPr>
+        <w:t>1. Gestión de Usuarios y Seguridad</w:t>
       </w:r>
     </w:p>
     <w:p>
       <w:pPr>
         <w:numPr>
           <w:ilvl w:val="0"/>
-          <w:numId w:val="18"/>
+          <w:numId w:val="23"/>
         </w:numPr>
-        <w:spacing w:after="0" w:line="240" w:lineRule="auto"/>
-        <w:rPr>
-          <w:rFonts w:ascii="Arial" w:eastAsia="Arial" w:hAnsi="Arial" w:cs="Arial"/>
-        </w:rPr>
-      </w:pPr>
-      <w:r>
-        <w:rPr>
-          <w:rFonts w:ascii="Arial" w:eastAsia="Arial" w:hAnsi="Arial" w:cs="Arial"/>
-        </w:rPr>
-        <w:t>El sistema debe permitir al cliente seleccionar un servicio, un peluquero y un bloque horario disponible.</w:t>
+        <w:spacing w:line="276" w:lineRule="auto"/>
+        <w:rPr>
+          <w:rFonts w:ascii="Arial" w:eastAsia="Arial" w:hAnsi="Arial" w:cs="Arial"/>
+        </w:rPr>
+      </w:pPr>
+      <w:r>
+        <w:rPr>
+          <w:rFonts w:ascii="Arial" w:eastAsia="Arial" w:hAnsi="Arial" w:cs="Arial"/>
+        </w:rPr>
+        <w:t>RF01 - Registro de Clientes: El sistema debe permitir a los nuevos usuarios crear una cuenta ingresando su nombre, apellido, email, teléfono y contraseña.</w:t>
       </w:r>
     </w:p>
     <w:p>
       <w:pPr>
         <w:numPr>
           <w:ilvl w:val="0"/>
-          <w:numId w:val="18"/>
+          <w:numId w:val="23"/>
         </w:numPr>
-        <w:spacing w:after="0" w:line="240" w:lineRule="auto"/>
-        <w:rPr>
-          <w:rFonts w:ascii="Arial" w:eastAsia="Arial" w:hAnsi="Arial" w:cs="Arial"/>
-        </w:rPr>
-      </w:pPr>
-      <w:r>
-        <w:rPr>
-          <w:rFonts w:ascii="Arial" w:eastAsia="Arial" w:hAnsi="Arial" w:cs="Arial"/>
-        </w:rPr>
-        <w:t>El sistema debe calcular automáticamente el 25% del valor total del servicio como concepto de abono para confirmar la reserva.</w:t>
+        <w:spacing w:line="276" w:lineRule="auto"/>
+        <w:rPr>
+          <w:rFonts w:ascii="Arial" w:eastAsia="Arial" w:hAnsi="Arial" w:cs="Arial"/>
+        </w:rPr>
+      </w:pPr>
+      <w:r>
+        <w:rPr>
+          <w:rFonts w:ascii="Arial" w:eastAsia="Arial" w:hAnsi="Arial" w:cs="Arial"/>
+        </w:rPr>
+        <w:t>RF02 - Autenticación: El sistema debe permitir el inicio de sesión para Clientes y Administradores mediante correo y contraseña encriptada.</w:t>
       </w:r>
     </w:p>
     <w:p>
       <w:pPr>
         <w:numPr>
           <w:ilvl w:val="0"/>
-          <w:numId w:val="18"/>
+          <w:numId w:val="23"/>
         </w:numPr>
-        <w:spacing w:after="0" w:line="240" w:lineRule="auto"/>
-        <w:rPr>
-          <w:rFonts w:ascii="Arial" w:eastAsia="Arial" w:hAnsi="Arial" w:cs="Arial"/>
-        </w:rPr>
-      </w:pPr>
-      <w:r>
-        <w:rPr>
-          <w:rFonts w:ascii="Arial" w:eastAsia="Arial" w:hAnsi="Arial" w:cs="Arial"/>
-        </w:rPr>
-        <w:t>El sistema debe cambiar el estado de la cita a "Confirmada" solo una vez que se registre el pago del abono.</w:t>
+        <w:spacing w:line="276" w:lineRule="auto"/>
+        <w:rPr>
+          <w:rFonts w:ascii="Arial" w:eastAsia="Arial" w:hAnsi="Arial" w:cs="Arial"/>
+        </w:rPr>
+      </w:pPr>
+      <w:r>
+        <w:rPr>
+          <w:rFonts w:ascii="Arial" w:eastAsia="Arial" w:hAnsi="Arial" w:cs="Arial"/>
+        </w:rPr>
+        <w:t>RF03 - Gestión de Perfil: El cliente debe poder visualizar y editar sus datos de contacto y consultar su historial de citas previas.</w:t>
+      </w:r>
+    </w:p>
+    <w:p>
+      <w:pPr>
+        <w:spacing w:line="276" w:lineRule="auto"/>
+        <w:rPr>
+          <w:rFonts w:ascii="Arial" w:eastAsia="Arial" w:hAnsi="Arial" w:cs="Arial"/>
+        </w:rPr>
+      </w:pPr>
+      <w:r>
+        <w:rPr>
+          <w:rFonts w:ascii="Arial" w:eastAsia="Arial" w:hAnsi="Arial" w:cs="Arial"/>
+        </w:rPr>
+        <w:t>2. Gestión de Citas y Reservas</w:t>
       </w:r>
     </w:p>
     <w:p>
       <w:pPr>
         <w:numPr>
           <w:ilvl w:val="0"/>
-          <w:numId w:val="18"/>
+          <w:numId w:val="24"/>
         </w:numPr>
-        <w:spacing w:after="240" w:line="240" w:lineRule="auto"/>
-        <w:rPr>
-          <w:rFonts w:ascii="Arial" w:eastAsia="Arial" w:hAnsi="Arial" w:cs="Arial"/>
-        </w:rPr>
-      </w:pPr>
-      <w:r>
-        <w:rPr>
-          <w:rFonts w:ascii="Arial" w:eastAsia="Arial" w:hAnsi="Arial" w:cs="Arial"/>
-        </w:rPr>
-        <w:t>El sistema debe impedir que se reserve un mismo bloque horario para un peluquero si este ya tiene una cita confirmada o está en su horario de colación.</w:t>
-      </w:r>
-    </w:p>
-    <w:p>
-      <w:pPr>
-        <w:spacing w:after="240" w:line="240" w:lineRule="auto"/>
-        <w:rPr>
-          <w:rFonts w:ascii="Arial" w:eastAsia="Arial" w:hAnsi="Arial" w:cs="Arial"/>
-        </w:rPr>
-      </w:pPr>
-      <w:r>
-        <w:rPr>
-          <w:rFonts w:ascii="Arial" w:eastAsia="Arial" w:hAnsi="Arial" w:cs="Arial"/>
-        </w:rPr>
-        <w:t>Gestión de Clientes:</w:t>
+        <w:spacing w:line="276" w:lineRule="auto"/>
+        <w:rPr>
+          <w:rFonts w:ascii="Arial" w:eastAsia="Arial" w:hAnsi="Arial" w:cs="Arial"/>
+        </w:rPr>
+      </w:pPr>
+      <w:r>
+        <w:rPr>
+          <w:rFonts w:ascii="Arial" w:eastAsia="Arial" w:hAnsi="Arial" w:cs="Arial"/>
+        </w:rPr>
+        <w:t>RF04 - Selección de Servicio y Staff: El sistema debe permitir al cliente seleccionar uno o varios servicios, un barbero específico y un bloque horario disponible.</w:t>
       </w:r>
     </w:p>
     <w:p>
       <w:pPr>
         <w:numPr>
           <w:ilvl w:val="0"/>
-          <w:numId w:val="7"/>
+          <w:numId w:val="24"/>
         </w:numPr>
-        <w:spacing w:after="0" w:line="240" w:lineRule="auto"/>
-        <w:rPr>
-          <w:rFonts w:ascii="Arial" w:eastAsia="Arial" w:hAnsi="Arial" w:cs="Arial"/>
-        </w:rPr>
-      </w:pPr>
-      <w:r>
-        <w:rPr>
-          <w:rFonts w:ascii="Arial" w:eastAsia="Arial" w:hAnsi="Arial" w:cs="Arial"/>
-        </w:rPr>
-        <w:t>Los clientes deben poder crear una cuenta, iniciar sesión y gestionar su perfil personal.</w:t>
+        <w:spacing w:line="276" w:lineRule="auto"/>
+        <w:rPr>
+          <w:rFonts w:ascii="Arial" w:eastAsia="Arial" w:hAnsi="Arial" w:cs="Arial"/>
+        </w:rPr>
+      </w:pPr>
+      <w:r>
+        <w:rPr>
+          <w:rFonts w:ascii="Arial" w:eastAsia="Arial" w:hAnsi="Arial" w:cs="Arial"/>
+        </w:rPr>
+        <w:t>RF05 - Validación de Disponibilidad: El sistema debe impedir la reserva de bloques horarios si el barbero ya tiene una cita confirmada o se encuentra en su horario de colación.</w:t>
       </w:r>
     </w:p>
     <w:p>
       <w:pPr>
         <w:numPr>
           <w:ilvl w:val="0"/>
-          <w:numId w:val="7"/>
+          <w:numId w:val="24"/>
         </w:numPr>
-        <w:spacing w:after="240" w:line="240" w:lineRule="auto"/>
-        <w:rPr>
-          <w:rFonts w:ascii="Arial" w:eastAsia="Arial" w:hAnsi="Arial" w:cs="Arial"/>
-        </w:rPr>
-      </w:pPr>
-      <w:r>
-        <w:rPr>
-          <w:rFonts w:ascii="Arial" w:eastAsia="Arial" w:hAnsi="Arial" w:cs="Arial"/>
-        </w:rPr>
-        <w:t xml:space="preserve">El cliente debe poder visualizar su historial de citas, viendo la hora de la cita, el servicio señalado y el valor </w:t>
-      </w:r>
-      <w:proofErr w:type="gramStart"/>
-      <w:r>
-        <w:rPr>
-          <w:rFonts w:ascii="Arial" w:eastAsia="Arial" w:hAnsi="Arial" w:cs="Arial"/>
-        </w:rPr>
-        <w:t>del mismo</w:t>
-      </w:r>
-      <w:proofErr w:type="gramEnd"/>
-      <w:r>
-        <w:rPr>
-          <w:rFonts w:ascii="Arial" w:eastAsia="Arial" w:hAnsi="Arial" w:cs="Arial"/>
-        </w:rPr>
-        <w:t>.</w:t>
-      </w:r>
-    </w:p>
-    <w:p>
-      <w:pPr>
-        <w:spacing w:after="240" w:line="240" w:lineRule="auto"/>
-        <w:rPr>
-          <w:rFonts w:ascii="Arial" w:eastAsia="Arial" w:hAnsi="Arial" w:cs="Arial"/>
-        </w:rPr>
-      </w:pPr>
-      <w:r>
-        <w:rPr>
-          <w:rFonts w:ascii="Arial" w:eastAsia="Arial" w:hAnsi="Arial" w:cs="Arial"/>
-        </w:rPr>
-        <w:t>Administración y Barberos:</w:t>
+        <w:spacing w:line="276" w:lineRule="auto"/>
+        <w:rPr>
+          <w:rFonts w:ascii="Arial" w:eastAsia="Arial" w:hAnsi="Arial" w:cs="Arial"/>
+        </w:rPr>
+      </w:pPr>
+      <w:r>
+        <w:rPr>
+          <w:rFonts w:ascii="Arial" w:eastAsia="Arial" w:hAnsi="Arial" w:cs="Arial"/>
+        </w:rPr>
+        <w:t>RF06 - Cálculo de Abono Obligatorio: El sistema debe calcular automáticamente el 25% del valor total de los servicios seleccionados como abono para confirmar la reserva.</w:t>
       </w:r>
     </w:p>
     <w:p>
       <w:pPr>
         <w:numPr>
           <w:ilvl w:val="0"/>
-          <w:numId w:val="19"/>
+          <w:numId w:val="24"/>
         </w:numPr>
-        <w:spacing w:after="0" w:line="240" w:lineRule="auto"/>
-        <w:rPr>
-          <w:rFonts w:ascii="Arial" w:eastAsia="Arial" w:hAnsi="Arial" w:cs="Arial"/>
-        </w:rPr>
-      </w:pPr>
-      <w:r>
-        <w:rPr>
-          <w:rFonts w:ascii="Arial" w:eastAsia="Arial" w:hAnsi="Arial" w:cs="Arial"/>
-        </w:rPr>
-        <w:t>El administrador debe poder gestionar el catálogo de servicios, modificando precios y duraciones.</w:t>
+        <w:spacing w:line="276" w:lineRule="auto"/>
+        <w:rPr>
+          <w:rFonts w:ascii="Arial" w:eastAsia="Arial" w:hAnsi="Arial" w:cs="Arial"/>
+        </w:rPr>
+      </w:pPr>
+      <w:r>
+        <w:rPr>
+          <w:rFonts w:ascii="Arial" w:eastAsia="Arial" w:hAnsi="Arial" w:cs="Arial"/>
+        </w:rPr>
+        <w:t>RF07 - Confirmación por Pago: El estado de la cita cambiará a "Confirmada" únicamente tras recibir la validación exitosa de la pasarela de pagos externa.</w:t>
       </w:r>
     </w:p>
     <w:p>
       <w:pPr>
         <w:numPr>
           <w:ilvl w:val="0"/>
-          <w:numId w:val="19"/>
+          <w:numId w:val="24"/>
         </w:numPr>
-        <w:spacing w:after="0" w:line="240" w:lineRule="auto"/>
-        <w:rPr>
-          <w:rFonts w:ascii="Arial" w:eastAsia="Arial" w:hAnsi="Arial" w:cs="Arial"/>
-        </w:rPr>
-      </w:pPr>
-      <w:r>
-        <w:rPr>
-          <w:rFonts w:ascii="Arial" w:eastAsia="Arial" w:hAnsi="Arial" w:cs="Arial"/>
-        </w:rPr>
-        <w:t>El sistema debe permitir al administrador ver un reporte de ingresos diarios, desglosando abonos recibidos y saldos pendientes.</w:t>
+        <w:spacing w:line="276" w:lineRule="auto"/>
+        <w:rPr>
+          <w:rFonts w:ascii="Arial" w:eastAsia="Arial" w:hAnsi="Arial" w:cs="Arial"/>
+        </w:rPr>
+      </w:pPr>
+      <w:r>
+        <w:rPr>
+          <w:rFonts w:ascii="Arial" w:eastAsia="Arial" w:hAnsi="Arial" w:cs="Arial"/>
+        </w:rPr>
+        <w:t xml:space="preserve">RF08 - Cancelación de Citas: El cliente debe poder cancelar su reserva, actualizando el estado de </w:t>
+      </w:r>
+      <w:proofErr w:type="gramStart"/>
+      <w:r>
+        <w:rPr>
+          <w:rFonts w:ascii="Arial" w:eastAsia="Arial" w:hAnsi="Arial" w:cs="Arial"/>
+        </w:rPr>
+        <w:t>la misma</w:t>
+      </w:r>
+      <w:proofErr w:type="gramEnd"/>
+      <w:r>
+        <w:rPr>
+          <w:rFonts w:ascii="Arial" w:eastAsia="Arial" w:hAnsi="Arial" w:cs="Arial"/>
+        </w:rPr>
+        <w:t xml:space="preserve"> en el sistema en tiempo real.</w:t>
+      </w:r>
+    </w:p>
+    <w:p>
+      <w:pPr>
+        <w:spacing w:line="276" w:lineRule="auto"/>
+        <w:rPr>
+          <w:rFonts w:ascii="Arial" w:eastAsia="Arial" w:hAnsi="Arial" w:cs="Arial"/>
+        </w:rPr>
+      </w:pPr>
+      <w:r>
+        <w:rPr>
+          <w:rFonts w:ascii="Arial" w:eastAsia="Arial" w:hAnsi="Arial" w:cs="Arial"/>
+        </w:rPr>
+        <w:t>3. Gestión de Operaciones y Barberos</w:t>
       </w:r>
     </w:p>
     <w:p>
       <w:pPr>
         <w:numPr>
           <w:ilvl w:val="0"/>
-          <w:numId w:val="19"/>
+          <w:numId w:val="25"/>
         </w:numPr>
-        <w:spacing w:after="240" w:line="240" w:lineRule="auto"/>
-        <w:rPr>
-          <w:rFonts w:ascii="Arial" w:eastAsia="Arial" w:hAnsi="Arial" w:cs="Arial"/>
-        </w:rPr>
-      </w:pPr>
-      <w:r>
-        <w:rPr>
-          <w:rFonts w:ascii="Arial" w:eastAsia="Arial" w:hAnsi="Arial" w:cs="Arial"/>
-        </w:rPr>
-        <w:t>Los barberos deben poder visualizar su agenda diaria actualizada en tiempo real.</w:t>
-      </w:r>
-    </w:p>
-    <w:p>
-      <w:pPr>
-        <w:spacing w:line="240" w:lineRule="auto"/>
-        <w:rPr>
-          <w:sz w:val="28"/>
-          <w:szCs w:val="28"/>
-        </w:rPr>
-      </w:pPr>
-      <w:r>
-        <w:rPr>
-          <w:sz w:val="28"/>
-          <w:szCs w:val="28"/>
-        </w:rPr>
-        <w:t>Requisitos No Funcionales:</w:t>
+        <w:spacing w:line="276" w:lineRule="auto"/>
+        <w:rPr>
+          <w:rFonts w:ascii="Arial" w:eastAsia="Arial" w:hAnsi="Arial" w:cs="Arial"/>
+        </w:rPr>
+      </w:pPr>
+      <w:r>
+        <w:rPr>
+          <w:rFonts w:ascii="Arial" w:eastAsia="Arial" w:hAnsi="Arial" w:cs="Arial"/>
+        </w:rPr>
+        <w:t>RF09 - Agenda del Barbero: Los barberos deben poder visualizar su agenda diaria actualizada en tiempo real con los servicios asignados.</w:t>
       </w:r>
     </w:p>
     <w:p>
       <w:pPr>
         <w:numPr>
           <w:ilvl w:val="0"/>
-          <w:numId w:val="11"/>
+          <w:numId w:val="25"/>
         </w:numPr>
-        <w:spacing w:after="0" w:line="240" w:lineRule="auto"/>
-      </w:pPr>
-      <w:r>
-        <w:t>Rendimiento: El tiempo de respuesta para verificar disponibilidad no debe superar los 2 segundos.</w:t>
+        <w:spacing w:line="276" w:lineRule="auto"/>
+        <w:rPr>
+          <w:rFonts w:ascii="Arial" w:eastAsia="Arial" w:hAnsi="Arial" w:cs="Arial"/>
+        </w:rPr>
+      </w:pPr>
+      <w:r>
+        <w:rPr>
+          <w:rFonts w:ascii="Arial" w:eastAsia="Arial" w:hAnsi="Arial" w:cs="Arial"/>
+        </w:rPr>
+        <w:t>RF10 - Registro de Consumo de Insumos: Al finalizar un servicio, el barbero debe poder registrar productos adicionales utilizados para que el sistema descuente automáticamente el stock del inventario.</w:t>
       </w:r>
     </w:p>
     <w:p>
       <w:pPr>
         <w:numPr>
           <w:ilvl w:val="0"/>
-          <w:numId w:val="11"/>
+          <w:numId w:val="25"/>
         </w:numPr>
-        <w:spacing w:after="0" w:line="240" w:lineRule="auto"/>
-      </w:pPr>
-      <w:r>
-        <w:t>Disponibilidad: El sistema debe estar operativo el 99% del tiempo para no perder ventas.</w:t>
+        <w:spacing w:line="276" w:lineRule="auto"/>
+        <w:rPr>
+          <w:rFonts w:ascii="Arial" w:eastAsia="Arial" w:hAnsi="Arial" w:cs="Arial"/>
+        </w:rPr>
+      </w:pPr>
+      <w:r>
+        <w:rPr>
+          <w:rFonts w:ascii="Arial" w:eastAsia="Arial" w:hAnsi="Arial" w:cs="Arial"/>
+        </w:rPr>
+        <w:lastRenderedPageBreak/>
+        <w:t>RF11 - Consulta de Comisiones: El sistema debe permitir a cada barbero consultar el acumulado de sus comisiones generadas por los servicios realizados.</w:t>
+      </w:r>
+    </w:p>
+    <w:p>
+      <w:pPr>
+        <w:spacing w:line="276" w:lineRule="auto"/>
+        <w:rPr>
+          <w:rFonts w:ascii="Arial" w:eastAsia="Arial" w:hAnsi="Arial" w:cs="Arial"/>
+        </w:rPr>
+      </w:pPr>
+      <w:r>
+        <w:rPr>
+          <w:rFonts w:ascii="Arial" w:eastAsia="Arial" w:hAnsi="Arial" w:cs="Arial"/>
+        </w:rPr>
+        <w:t>4. Administración y Reportes</w:t>
       </w:r>
     </w:p>
     <w:p>
       <w:pPr>
         <w:numPr>
           <w:ilvl w:val="0"/>
-          <w:numId w:val="11"/>
+          <w:numId w:val="26"/>
         </w:numPr>
-        <w:spacing w:after="0" w:line="240" w:lineRule="auto"/>
-      </w:pPr>
-      <w:r>
-        <w:t>Seguridad: Los datos de contacto y registros de pago deben ser tratados con confidencialidad y encriptación.</w:t>
+        <w:spacing w:line="276" w:lineRule="auto"/>
+        <w:rPr>
+          <w:rFonts w:ascii="Arial" w:eastAsia="Arial" w:hAnsi="Arial" w:cs="Arial"/>
+        </w:rPr>
+      </w:pPr>
+      <w:r>
+        <w:rPr>
+          <w:rFonts w:ascii="Arial" w:eastAsia="Arial" w:hAnsi="Arial" w:cs="Arial"/>
+        </w:rPr>
+        <w:t>RF12 - Gestión de Catálogo: El administrador debe poder agregar, editar o eliminar servicios, modificando precios base y duraciones estimadas.</w:t>
       </w:r>
     </w:p>
     <w:p>
       <w:pPr>
         <w:numPr>
           <w:ilvl w:val="0"/>
-          <w:numId w:val="11"/>
+          <w:numId w:val="26"/>
         </w:numPr>
-        <w:spacing w:after="0" w:line="240" w:lineRule="auto"/>
-      </w:pPr>
-      <w:r>
-        <w:rPr>
-          <w:color w:val="000000"/>
-        </w:rPr>
-        <w:t>Integridad de Datos: los precios históricos de las citas no deben cambiar si se modifica el precio base del servicio.</w:t>
+        <w:spacing w:line="276" w:lineRule="auto"/>
+        <w:rPr>
+          <w:rFonts w:ascii="Arial" w:eastAsia="Arial" w:hAnsi="Arial" w:cs="Arial"/>
+        </w:rPr>
+      </w:pPr>
+      <w:r>
+        <w:rPr>
+          <w:rFonts w:ascii="Arial" w:eastAsia="Arial" w:hAnsi="Arial" w:cs="Arial"/>
+        </w:rPr>
+        <w:t>RF13 - Gestión de Personal: El administrador debe poder dar de alta o baja a los empleados y configurar sus especialidades y horarios semanales.</w:t>
       </w:r>
     </w:p>
     <w:p>
       <w:pPr>
         <w:numPr>
           <w:ilvl w:val="0"/>
-          <w:numId w:val="11"/>
+          <w:numId w:val="26"/>
         </w:numPr>
-        <w:pBdr>
-          <w:top w:val="nil"/>
-          <w:left w:val="nil"/>
-          <w:bottom w:val="nil"/>
-          <w:right w:val="nil"/>
-          <w:between w:val="nil"/>
-        </w:pBdr>
-        <w:spacing w:line="240" w:lineRule="auto"/>
-      </w:pPr>
-      <w:r>
-        <w:t>Diseño: El diseño de la página debe ser cómodo e intuitivo para el cliente</w:t>
+        <w:spacing w:line="276" w:lineRule="auto"/>
+        <w:rPr>
+          <w:rFonts w:ascii="Arial" w:eastAsia="Arial" w:hAnsi="Arial" w:cs="Arial"/>
+        </w:rPr>
+      </w:pPr>
+      <w:r>
+        <w:rPr>
+          <w:rFonts w:ascii="Arial" w:eastAsia="Arial" w:hAnsi="Arial" w:cs="Arial"/>
+        </w:rPr>
+        <w:t>RF14 - Reporte Financiero: El sistema debe generar reportes de ingresos diarios detallando los abonos recibidos (25%) y los saldos pendientes por cobrar en local (75%).</w:t>
+      </w:r>
+    </w:p>
+    <w:p>
+      <w:pPr>
+        <w:spacing w:line="276" w:lineRule="auto"/>
+        <w:ind w:left="720"/>
+        <w:rPr>
+          <w:rFonts w:ascii="Arial" w:eastAsia="Arial" w:hAnsi="Arial" w:cs="Arial"/>
+        </w:rPr>
+      </w:pPr>
+    </w:p>
+    <w:p>
+      <w:pPr>
+        <w:spacing w:line="276" w:lineRule="auto"/>
+        <w:rPr>
+          <w:rFonts w:ascii="Arial" w:eastAsia="Arial" w:hAnsi="Arial" w:cs="Arial"/>
+          <w:sz w:val="30"/>
+          <w:szCs w:val="30"/>
+        </w:rPr>
+      </w:pPr>
+      <w:r>
+        <w:rPr>
+          <w:rFonts w:ascii="Arial" w:eastAsia="Arial" w:hAnsi="Arial" w:cs="Arial"/>
+          <w:sz w:val="30"/>
+          <w:szCs w:val="30"/>
+        </w:rPr>
+        <w:t>Análisis de Requerimientos: Requisitos No Funcionales</w:t>
+      </w:r>
+    </w:p>
+    <w:p>
+      <w:pPr>
+        <w:numPr>
+          <w:ilvl w:val="0"/>
+          <w:numId w:val="27"/>
+        </w:numPr>
+        <w:spacing w:line="276" w:lineRule="auto"/>
+        <w:rPr>
+          <w:rFonts w:ascii="Arial" w:eastAsia="Arial" w:hAnsi="Arial" w:cs="Arial"/>
+        </w:rPr>
+      </w:pPr>
+      <w:r>
+        <w:rPr>
+          <w:rFonts w:ascii="Arial" w:eastAsia="Arial" w:hAnsi="Arial" w:cs="Arial"/>
+        </w:rPr>
+        <w:t>RNF01 - Rendimiento y Velocidad: El sistema debe procesar las consultas de disponibilidad y carga de servicios en un tiempo no superior a los 2 segundos para garantizar una experiencia de usuario fluida.</w:t>
+      </w:r>
+    </w:p>
+    <w:p>
+      <w:pPr>
+        <w:numPr>
+          <w:ilvl w:val="0"/>
+          <w:numId w:val="27"/>
+        </w:numPr>
+        <w:spacing w:line="276" w:lineRule="auto"/>
+        <w:rPr>
+          <w:rFonts w:ascii="Arial" w:eastAsia="Arial" w:hAnsi="Arial" w:cs="Arial"/>
+        </w:rPr>
+      </w:pPr>
+      <w:r>
+        <w:rPr>
+          <w:rFonts w:ascii="Arial" w:eastAsia="Arial" w:hAnsi="Arial" w:cs="Arial"/>
+        </w:rPr>
+        <w:t>RNF02 - Disponibilidad del Servicio: La plataforma debe estar operativa y accesible el 99% del tiempo (24/7), minimizando las interrupciones para no perder oportunidades de reserva.</w:t>
+      </w:r>
+    </w:p>
+    <w:p>
+      <w:pPr>
+        <w:numPr>
+          <w:ilvl w:val="0"/>
+          <w:numId w:val="27"/>
+        </w:numPr>
+        <w:spacing w:line="276" w:lineRule="auto"/>
+        <w:rPr>
+          <w:rFonts w:ascii="Arial" w:eastAsia="Arial" w:hAnsi="Arial" w:cs="Arial"/>
+        </w:rPr>
+      </w:pPr>
+      <w:r>
+        <w:rPr>
+          <w:rFonts w:ascii="Arial" w:eastAsia="Arial" w:hAnsi="Arial" w:cs="Arial"/>
+        </w:rPr>
+        <w:t>RNF03 - Seguridad y Encriptación: Todos los datos sensibles, como contraseñas de usuario y registros de pago, deben ser tratados con protocolos de encriptación (</w:t>
+      </w:r>
+      <w:proofErr w:type="spellStart"/>
+      <w:r>
+        <w:rPr>
+          <w:rFonts w:ascii="Arial" w:eastAsia="Arial" w:hAnsi="Arial" w:cs="Arial"/>
+        </w:rPr>
+        <w:t>BCrypt</w:t>
+      </w:r>
+      <w:proofErr w:type="spellEnd"/>
+      <w:r>
+        <w:rPr>
+          <w:rFonts w:ascii="Arial" w:eastAsia="Arial" w:hAnsi="Arial" w:cs="Arial"/>
+        </w:rPr>
+        <w:t>) y transmitidos mediante HTTPS para asegurar la confidencialidad.</w:t>
+      </w:r>
+    </w:p>
+    <w:p>
+      <w:pPr>
+        <w:numPr>
+          <w:ilvl w:val="0"/>
+          <w:numId w:val="27"/>
+        </w:numPr>
+        <w:spacing w:line="276" w:lineRule="auto"/>
+        <w:rPr>
+          <w:rFonts w:ascii="Arial" w:eastAsia="Arial" w:hAnsi="Arial" w:cs="Arial"/>
+        </w:rPr>
+      </w:pPr>
+      <w:r>
+        <w:rPr>
+          <w:rFonts w:ascii="Arial" w:eastAsia="Arial" w:hAnsi="Arial" w:cs="Arial"/>
+        </w:rPr>
+        <w:t>RNF04 - Integridad de Datos Históricos: Los precios registrados en las citas pasadas no deben verse afectados si se modifica el precio base de un servicio en el catálogo, manteniendo la consistencia contable del negocio.</w:t>
+      </w:r>
+    </w:p>
+    <w:p>
+      <w:pPr>
+        <w:numPr>
+          <w:ilvl w:val="0"/>
+          <w:numId w:val="27"/>
+        </w:numPr>
+        <w:spacing w:line="276" w:lineRule="auto"/>
+        <w:rPr>
+          <w:rFonts w:ascii="Arial" w:eastAsia="Arial" w:hAnsi="Arial" w:cs="Arial"/>
+        </w:rPr>
+      </w:pPr>
+      <w:r>
+        <w:rPr>
+          <w:rFonts w:ascii="Arial" w:eastAsia="Arial" w:hAnsi="Arial" w:cs="Arial"/>
+        </w:rPr>
+        <w:t>RNF05 - Usabilidad y Diseño: La interfaz debe poseer un diseño intuitivo, cómodo y responsivo, facilitando la navegación tanto para clientes en dispositivos móviles como para administradores en PC.</w:t>
+      </w:r>
+    </w:p>
+    <w:p>
+      <w:pPr>
+        <w:numPr>
+          <w:ilvl w:val="0"/>
+          <w:numId w:val="27"/>
+        </w:numPr>
+        <w:spacing w:line="276" w:lineRule="auto"/>
+        <w:rPr>
+          <w:rFonts w:ascii="Arial" w:eastAsia="Arial" w:hAnsi="Arial" w:cs="Arial"/>
+        </w:rPr>
+      </w:pPr>
+      <w:r>
+        <w:rPr>
+          <w:rFonts w:ascii="Arial" w:eastAsia="Arial" w:hAnsi="Arial" w:cs="Arial"/>
+        </w:rPr>
+        <w:t>RNF06 - Arquitectura y Escalabilidad: El sistema utilizará una arquitectura monolítica centralizada con base de datos MySQL, permitiendo una validación inmediata de abonos y la capacidad de escalar en volumen de datos sin degradar el servicio.</w:t>
       </w:r>
     </w:p>
     <w:p/>
@@ -5784,6 +5952,155 @@
     </w:lvl>
   </w:abstractNum>
   <w:abstractNum w:abstractNumId="2" w15:restartNumberingAfterBreak="0">
+    <w:nsid w:val="124D4824"/>
+    <w:multiLevelType w:val="multilevel"/>
+    <w:tmpl w:val="AF12E1AC"/>
+    <w:lvl w:ilvl="0">
+      <w:start w:val="1"/>
+      <w:numFmt w:val="bullet"/>
+      <w:lvlText w:val=""/>
+      <w:lvlJc w:val="left"/>
+      <w:pPr>
+        <w:tabs>
+          <w:tab w:val="num" w:pos="720"/>
+        </w:tabs>
+        <w:ind w:left="720" w:hanging="360"/>
+      </w:pPr>
+      <w:rPr>
+        <w:rFonts w:ascii="Symbol" w:hAnsi="Symbol" w:hint="default"/>
+        <w:sz w:val="20"/>
+      </w:rPr>
+    </w:lvl>
+    <w:lvl w:ilvl="1" w:tentative="1">
+      <w:start w:val="1"/>
+      <w:numFmt w:val="bullet"/>
+      <w:lvlText w:val="o"/>
+      <w:lvlJc w:val="left"/>
+      <w:pPr>
+        <w:tabs>
+          <w:tab w:val="num" w:pos="1440"/>
+        </w:tabs>
+        <w:ind w:left="1440" w:hanging="360"/>
+      </w:pPr>
+      <w:rPr>
+        <w:rFonts w:ascii="Courier New" w:hAnsi="Courier New" w:hint="default"/>
+        <w:sz w:val="20"/>
+      </w:rPr>
+    </w:lvl>
+    <w:lvl w:ilvl="2" w:tentative="1">
+      <w:start w:val="1"/>
+      <w:numFmt w:val="bullet"/>
+      <w:lvlText w:val=""/>
+      <w:lvlJc w:val="left"/>
+      <w:pPr>
+        <w:tabs>
+          <w:tab w:val="num" w:pos="2160"/>
+        </w:tabs>
+        <w:ind w:left="2160" w:hanging="360"/>
+      </w:pPr>
+      <w:rPr>
+        <w:rFonts w:ascii="Wingdings" w:hAnsi="Wingdings" w:hint="default"/>
+        <w:sz w:val="20"/>
+      </w:rPr>
+    </w:lvl>
+    <w:lvl w:ilvl="3" w:tentative="1">
+      <w:start w:val="1"/>
+      <w:numFmt w:val="bullet"/>
+      <w:lvlText w:val=""/>
+      <w:lvlJc w:val="left"/>
+      <w:pPr>
+        <w:tabs>
+          <w:tab w:val="num" w:pos="2880"/>
+        </w:tabs>
+        <w:ind w:left="2880" w:hanging="360"/>
+      </w:pPr>
+      <w:rPr>
+        <w:rFonts w:ascii="Wingdings" w:hAnsi="Wingdings" w:hint="default"/>
+        <w:sz w:val="20"/>
+      </w:rPr>
+    </w:lvl>
+    <w:lvl w:ilvl="4" w:tentative="1">
+      <w:start w:val="1"/>
+      <w:numFmt w:val="bullet"/>
+      <w:lvlText w:val=""/>
+      <w:lvlJc w:val="left"/>
+      <w:pPr>
+        <w:tabs>
+          <w:tab w:val="num" w:pos="3600"/>
+        </w:tabs>
+        <w:ind w:left="3600" w:hanging="360"/>
+      </w:pPr>
+      <w:rPr>
+        <w:rFonts w:ascii="Wingdings" w:hAnsi="Wingdings" w:hint="default"/>
+        <w:sz w:val="20"/>
+      </w:rPr>
+    </w:lvl>
+    <w:lvl w:ilvl="5" w:tentative="1">
+      <w:start w:val="1"/>
+      <w:numFmt w:val="bullet"/>
+      <w:lvlText w:val=""/>
+      <w:lvlJc w:val="left"/>
+      <w:pPr>
+        <w:tabs>
+          <w:tab w:val="num" w:pos="4320"/>
+        </w:tabs>
+        <w:ind w:left="4320" w:hanging="360"/>
+      </w:pPr>
+      <w:rPr>
+        <w:rFonts w:ascii="Wingdings" w:hAnsi="Wingdings" w:hint="default"/>
+        <w:sz w:val="20"/>
+      </w:rPr>
+    </w:lvl>
+    <w:lvl w:ilvl="6" w:tentative="1">
+      <w:start w:val="1"/>
+      <w:numFmt w:val="bullet"/>
+      <w:lvlText w:val=""/>
+      <w:lvlJc w:val="left"/>
+      <w:pPr>
+        <w:tabs>
+          <w:tab w:val="num" w:pos="5040"/>
+        </w:tabs>
+        <w:ind w:left="5040" w:hanging="360"/>
+      </w:pPr>
+      <w:rPr>
+        <w:rFonts w:ascii="Wingdings" w:hAnsi="Wingdings" w:hint="default"/>
+        <w:sz w:val="20"/>
+      </w:rPr>
+    </w:lvl>
+    <w:lvl w:ilvl="7" w:tentative="1">
+      <w:start w:val="1"/>
+      <w:numFmt w:val="bullet"/>
+      <w:lvlText w:val=""/>
+      <w:lvlJc w:val="left"/>
+      <w:pPr>
+        <w:tabs>
+          <w:tab w:val="num" w:pos="5760"/>
+        </w:tabs>
+        <w:ind w:left="5760" w:hanging="360"/>
+      </w:pPr>
+      <w:rPr>
+        <w:rFonts w:ascii="Wingdings" w:hAnsi="Wingdings" w:hint="default"/>
+        <w:sz w:val="20"/>
+      </w:rPr>
+    </w:lvl>
+    <w:lvl w:ilvl="8" w:tentative="1">
+      <w:start w:val="1"/>
+      <w:numFmt w:val="bullet"/>
+      <w:lvlText w:val=""/>
+      <w:lvlJc w:val="left"/>
+      <w:pPr>
+        <w:tabs>
+          <w:tab w:val="num" w:pos="6480"/>
+        </w:tabs>
+        <w:ind w:left="6480" w:hanging="360"/>
+      </w:pPr>
+      <w:rPr>
+        <w:rFonts w:ascii="Wingdings" w:hAnsi="Wingdings" w:hint="default"/>
+        <w:sz w:val="20"/>
+      </w:rPr>
+    </w:lvl>
+  </w:abstractNum>
+  <w:abstractNum w:abstractNumId="3" w15:restartNumberingAfterBreak="0">
     <w:nsid w:val="14EA02DB"/>
     <w:multiLevelType w:val="multilevel"/>
     <w:tmpl w:val="58AEA07A"/>
@@ -5896,7 +6213,7 @@
       </w:rPr>
     </w:lvl>
   </w:abstractNum>
-  <w:abstractNum w:abstractNumId="3" w15:restartNumberingAfterBreak="0">
+  <w:abstractNum w:abstractNumId="4" w15:restartNumberingAfterBreak="0">
     <w:nsid w:val="17641B5B"/>
     <w:multiLevelType w:val="multilevel"/>
     <w:tmpl w:val="53926504"/>
@@ -6009,7 +6326,305 @@
       </w:rPr>
     </w:lvl>
   </w:abstractNum>
-  <w:abstractNum w:abstractNumId="4" w15:restartNumberingAfterBreak="0">
+  <w:abstractNum w:abstractNumId="5" w15:restartNumberingAfterBreak="0">
+    <w:nsid w:val="17F67CCA"/>
+    <w:multiLevelType w:val="multilevel"/>
+    <w:tmpl w:val="2EBEBE76"/>
+    <w:lvl w:ilvl="0">
+      <w:start w:val="1"/>
+      <w:numFmt w:val="bullet"/>
+      <w:lvlText w:val=""/>
+      <w:lvlJc w:val="left"/>
+      <w:pPr>
+        <w:tabs>
+          <w:tab w:val="num" w:pos="720"/>
+        </w:tabs>
+        <w:ind w:left="720" w:hanging="360"/>
+      </w:pPr>
+      <w:rPr>
+        <w:rFonts w:ascii="Symbol" w:hAnsi="Symbol" w:hint="default"/>
+        <w:sz w:val="20"/>
+      </w:rPr>
+    </w:lvl>
+    <w:lvl w:ilvl="1" w:tentative="1">
+      <w:start w:val="1"/>
+      <w:numFmt w:val="bullet"/>
+      <w:lvlText w:val="o"/>
+      <w:lvlJc w:val="left"/>
+      <w:pPr>
+        <w:tabs>
+          <w:tab w:val="num" w:pos="1440"/>
+        </w:tabs>
+        <w:ind w:left="1440" w:hanging="360"/>
+      </w:pPr>
+      <w:rPr>
+        <w:rFonts w:ascii="Courier New" w:hAnsi="Courier New" w:hint="default"/>
+        <w:sz w:val="20"/>
+      </w:rPr>
+    </w:lvl>
+    <w:lvl w:ilvl="2" w:tentative="1">
+      <w:start w:val="1"/>
+      <w:numFmt w:val="bullet"/>
+      <w:lvlText w:val=""/>
+      <w:lvlJc w:val="left"/>
+      <w:pPr>
+        <w:tabs>
+          <w:tab w:val="num" w:pos="2160"/>
+        </w:tabs>
+        <w:ind w:left="2160" w:hanging="360"/>
+      </w:pPr>
+      <w:rPr>
+        <w:rFonts w:ascii="Wingdings" w:hAnsi="Wingdings" w:hint="default"/>
+        <w:sz w:val="20"/>
+      </w:rPr>
+    </w:lvl>
+    <w:lvl w:ilvl="3" w:tentative="1">
+      <w:start w:val="1"/>
+      <w:numFmt w:val="bullet"/>
+      <w:lvlText w:val=""/>
+      <w:lvlJc w:val="left"/>
+      <w:pPr>
+        <w:tabs>
+          <w:tab w:val="num" w:pos="2880"/>
+        </w:tabs>
+        <w:ind w:left="2880" w:hanging="360"/>
+      </w:pPr>
+      <w:rPr>
+        <w:rFonts w:ascii="Wingdings" w:hAnsi="Wingdings" w:hint="default"/>
+        <w:sz w:val="20"/>
+      </w:rPr>
+    </w:lvl>
+    <w:lvl w:ilvl="4" w:tentative="1">
+      <w:start w:val="1"/>
+      <w:numFmt w:val="bullet"/>
+      <w:lvlText w:val=""/>
+      <w:lvlJc w:val="left"/>
+      <w:pPr>
+        <w:tabs>
+          <w:tab w:val="num" w:pos="3600"/>
+        </w:tabs>
+        <w:ind w:left="3600" w:hanging="360"/>
+      </w:pPr>
+      <w:rPr>
+        <w:rFonts w:ascii="Wingdings" w:hAnsi="Wingdings" w:hint="default"/>
+        <w:sz w:val="20"/>
+      </w:rPr>
+    </w:lvl>
+    <w:lvl w:ilvl="5" w:tentative="1">
+      <w:start w:val="1"/>
+      <w:numFmt w:val="bullet"/>
+      <w:lvlText w:val=""/>
+      <w:lvlJc w:val="left"/>
+      <w:pPr>
+        <w:tabs>
+          <w:tab w:val="num" w:pos="4320"/>
+        </w:tabs>
+        <w:ind w:left="4320" w:hanging="360"/>
+      </w:pPr>
+      <w:rPr>
+        <w:rFonts w:ascii="Wingdings" w:hAnsi="Wingdings" w:hint="default"/>
+        <w:sz w:val="20"/>
+      </w:rPr>
+    </w:lvl>
+    <w:lvl w:ilvl="6" w:tentative="1">
+      <w:start w:val="1"/>
+      <w:numFmt w:val="bullet"/>
+      <w:lvlText w:val=""/>
+      <w:lvlJc w:val="left"/>
+      <w:pPr>
+        <w:tabs>
+          <w:tab w:val="num" w:pos="5040"/>
+        </w:tabs>
+        <w:ind w:left="5040" w:hanging="360"/>
+      </w:pPr>
+      <w:rPr>
+        <w:rFonts w:ascii="Wingdings" w:hAnsi="Wingdings" w:hint="default"/>
+        <w:sz w:val="20"/>
+      </w:rPr>
+    </w:lvl>
+    <w:lvl w:ilvl="7" w:tentative="1">
+      <w:start w:val="1"/>
+      <w:numFmt w:val="bullet"/>
+      <w:lvlText w:val=""/>
+      <w:lvlJc w:val="left"/>
+      <w:pPr>
+        <w:tabs>
+          <w:tab w:val="num" w:pos="5760"/>
+        </w:tabs>
+        <w:ind w:left="5760" w:hanging="360"/>
+      </w:pPr>
+      <w:rPr>
+        <w:rFonts w:ascii="Wingdings" w:hAnsi="Wingdings" w:hint="default"/>
+        <w:sz w:val="20"/>
+      </w:rPr>
+    </w:lvl>
+    <w:lvl w:ilvl="8" w:tentative="1">
+      <w:start w:val="1"/>
+      <w:numFmt w:val="bullet"/>
+      <w:lvlText w:val=""/>
+      <w:lvlJc w:val="left"/>
+      <w:pPr>
+        <w:tabs>
+          <w:tab w:val="num" w:pos="6480"/>
+        </w:tabs>
+        <w:ind w:left="6480" w:hanging="360"/>
+      </w:pPr>
+      <w:rPr>
+        <w:rFonts w:ascii="Wingdings" w:hAnsi="Wingdings" w:hint="default"/>
+        <w:sz w:val="20"/>
+      </w:rPr>
+    </w:lvl>
+  </w:abstractNum>
+  <w:abstractNum w:abstractNumId="6" w15:restartNumberingAfterBreak="0">
+    <w:nsid w:val="1B605B5B"/>
+    <w:multiLevelType w:val="multilevel"/>
+    <w:tmpl w:val="1BFE44B2"/>
+    <w:lvl w:ilvl="0">
+      <w:start w:val="1"/>
+      <w:numFmt w:val="bullet"/>
+      <w:lvlText w:val=""/>
+      <w:lvlJc w:val="left"/>
+      <w:pPr>
+        <w:tabs>
+          <w:tab w:val="num" w:pos="720"/>
+        </w:tabs>
+        <w:ind w:left="720" w:hanging="360"/>
+      </w:pPr>
+      <w:rPr>
+        <w:rFonts w:ascii="Symbol" w:hAnsi="Symbol" w:hint="default"/>
+        <w:sz w:val="20"/>
+      </w:rPr>
+    </w:lvl>
+    <w:lvl w:ilvl="1" w:tentative="1">
+      <w:start w:val="1"/>
+      <w:numFmt w:val="bullet"/>
+      <w:lvlText w:val="o"/>
+      <w:lvlJc w:val="left"/>
+      <w:pPr>
+        <w:tabs>
+          <w:tab w:val="num" w:pos="1440"/>
+        </w:tabs>
+        <w:ind w:left="1440" w:hanging="360"/>
+      </w:pPr>
+      <w:rPr>
+        <w:rFonts w:ascii="Courier New" w:hAnsi="Courier New" w:hint="default"/>
+        <w:sz w:val="20"/>
+      </w:rPr>
+    </w:lvl>
+    <w:lvl w:ilvl="2" w:tentative="1">
+      <w:start w:val="1"/>
+      <w:numFmt w:val="bullet"/>
+      <w:lvlText w:val=""/>
+      <w:lvlJc w:val="left"/>
+      <w:pPr>
+        <w:tabs>
+          <w:tab w:val="num" w:pos="2160"/>
+        </w:tabs>
+        <w:ind w:left="2160" w:hanging="360"/>
+      </w:pPr>
+      <w:rPr>
+        <w:rFonts w:ascii="Wingdings" w:hAnsi="Wingdings" w:hint="default"/>
+        <w:sz w:val="20"/>
+      </w:rPr>
+    </w:lvl>
+    <w:lvl w:ilvl="3" w:tentative="1">
+      <w:start w:val="1"/>
+      <w:numFmt w:val="bullet"/>
+      <w:lvlText w:val=""/>
+      <w:lvlJc w:val="left"/>
+      <w:pPr>
+        <w:tabs>
+          <w:tab w:val="num" w:pos="2880"/>
+        </w:tabs>
+        <w:ind w:left="2880" w:hanging="360"/>
+      </w:pPr>
+      <w:rPr>
+        <w:rFonts w:ascii="Wingdings" w:hAnsi="Wingdings" w:hint="default"/>
+        <w:sz w:val="20"/>
+      </w:rPr>
+    </w:lvl>
+    <w:lvl w:ilvl="4" w:tentative="1">
+      <w:start w:val="1"/>
+      <w:numFmt w:val="bullet"/>
+      <w:lvlText w:val=""/>
+      <w:lvlJc w:val="left"/>
+      <w:pPr>
+        <w:tabs>
+          <w:tab w:val="num" w:pos="3600"/>
+        </w:tabs>
+        <w:ind w:left="3600" w:hanging="360"/>
+      </w:pPr>
+      <w:rPr>
+        <w:rFonts w:ascii="Wingdings" w:hAnsi="Wingdings" w:hint="default"/>
+        <w:sz w:val="20"/>
+      </w:rPr>
+    </w:lvl>
+    <w:lvl w:ilvl="5" w:tentative="1">
+      <w:start w:val="1"/>
+      <w:numFmt w:val="bullet"/>
+      <w:lvlText w:val=""/>
+      <w:lvlJc w:val="left"/>
+      <w:pPr>
+        <w:tabs>
+          <w:tab w:val="num" w:pos="4320"/>
+        </w:tabs>
+        <w:ind w:left="4320" w:hanging="360"/>
+      </w:pPr>
+      <w:rPr>
+        <w:rFonts w:ascii="Wingdings" w:hAnsi="Wingdings" w:hint="default"/>
+        <w:sz w:val="20"/>
+      </w:rPr>
+    </w:lvl>
+    <w:lvl w:ilvl="6" w:tentative="1">
+      <w:start w:val="1"/>
+      <w:numFmt w:val="bullet"/>
+      <w:lvlText w:val=""/>
+      <w:lvlJc w:val="left"/>
+      <w:pPr>
+        <w:tabs>
+          <w:tab w:val="num" w:pos="5040"/>
+        </w:tabs>
+        <w:ind w:left="5040" w:hanging="360"/>
+      </w:pPr>
+      <w:rPr>
+        <w:rFonts w:ascii="Wingdings" w:hAnsi="Wingdings" w:hint="default"/>
+        <w:sz w:val="20"/>
+      </w:rPr>
+    </w:lvl>
+    <w:lvl w:ilvl="7" w:tentative="1">
+      <w:start w:val="1"/>
+      <w:numFmt w:val="bullet"/>
+      <w:lvlText w:val=""/>
+      <w:lvlJc w:val="left"/>
+      <w:pPr>
+        <w:tabs>
+          <w:tab w:val="num" w:pos="5760"/>
+        </w:tabs>
+        <w:ind w:left="5760" w:hanging="360"/>
+      </w:pPr>
+      <w:rPr>
+        <w:rFonts w:ascii="Wingdings" w:hAnsi="Wingdings" w:hint="default"/>
+        <w:sz w:val="20"/>
+      </w:rPr>
+    </w:lvl>
+    <w:lvl w:ilvl="8" w:tentative="1">
+      <w:start w:val="1"/>
+      <w:numFmt w:val="bullet"/>
+      <w:lvlText w:val=""/>
+      <w:lvlJc w:val="left"/>
+      <w:pPr>
+        <w:tabs>
+          <w:tab w:val="num" w:pos="6480"/>
+        </w:tabs>
+        <w:ind w:left="6480" w:hanging="360"/>
+      </w:pPr>
+      <w:rPr>
+        <w:rFonts w:ascii="Wingdings" w:hAnsi="Wingdings" w:hint="default"/>
+        <w:sz w:val="20"/>
+      </w:rPr>
+    </w:lvl>
+  </w:abstractNum>
+  <w:abstractNum w:abstractNumId="7" w15:restartNumberingAfterBreak="0">
     <w:nsid w:val="21AD1322"/>
     <w:multiLevelType w:val="multilevel"/>
     <w:tmpl w:val="46D0E71E"/>
@@ -6122,7 +6737,7 @@
       </w:rPr>
     </w:lvl>
   </w:abstractNum>
-  <w:abstractNum w:abstractNumId="5" w15:restartNumberingAfterBreak="0">
+  <w:abstractNum w:abstractNumId="8" w15:restartNumberingAfterBreak="0">
     <w:nsid w:val="23361684"/>
     <w:multiLevelType w:val="multilevel"/>
     <w:tmpl w:val="0D9ECD30"/>
@@ -6235,7 +6850,7 @@
       </w:rPr>
     </w:lvl>
   </w:abstractNum>
-  <w:abstractNum w:abstractNumId="6" w15:restartNumberingAfterBreak="0">
+  <w:abstractNum w:abstractNumId="9" w15:restartNumberingAfterBreak="0">
     <w:nsid w:val="26B11AA3"/>
     <w:multiLevelType w:val="multilevel"/>
     <w:tmpl w:val="1C7057BE"/>
@@ -6348,7 +6963,7 @@
       </w:rPr>
     </w:lvl>
   </w:abstractNum>
-  <w:abstractNum w:abstractNumId="7" w15:restartNumberingAfterBreak="0">
+  <w:abstractNum w:abstractNumId="10" w15:restartNumberingAfterBreak="0">
     <w:nsid w:val="275D4A06"/>
     <w:multiLevelType w:val="multilevel"/>
     <w:tmpl w:val="1C006B4A"/>
@@ -6461,7 +7076,7 @@
       </w:rPr>
     </w:lvl>
   </w:abstractNum>
-  <w:abstractNum w:abstractNumId="8" w15:restartNumberingAfterBreak="0">
+  <w:abstractNum w:abstractNumId="11" w15:restartNumberingAfterBreak="0">
     <w:nsid w:val="2E8016D9"/>
     <w:multiLevelType w:val="multilevel"/>
     <w:tmpl w:val="6B9E14FE"/>
@@ -6574,7 +7189,7 @@
       </w:rPr>
     </w:lvl>
   </w:abstractNum>
-  <w:abstractNum w:abstractNumId="9" w15:restartNumberingAfterBreak="0">
+  <w:abstractNum w:abstractNumId="12" w15:restartNumberingAfterBreak="0">
     <w:nsid w:val="306A162E"/>
     <w:multiLevelType w:val="multilevel"/>
     <w:tmpl w:val="3DF66BE0"/>
@@ -6687,7 +7302,156 @@
       </w:rPr>
     </w:lvl>
   </w:abstractNum>
-  <w:abstractNum w:abstractNumId="10" w15:restartNumberingAfterBreak="0">
+  <w:abstractNum w:abstractNumId="13" w15:restartNumberingAfterBreak="0">
+    <w:nsid w:val="38543E01"/>
+    <w:multiLevelType w:val="multilevel"/>
+    <w:tmpl w:val="BA60943C"/>
+    <w:lvl w:ilvl="0">
+      <w:start w:val="1"/>
+      <w:numFmt w:val="bullet"/>
+      <w:lvlText w:val=""/>
+      <w:lvlJc w:val="left"/>
+      <w:pPr>
+        <w:tabs>
+          <w:tab w:val="num" w:pos="720"/>
+        </w:tabs>
+        <w:ind w:left="720" w:hanging="360"/>
+      </w:pPr>
+      <w:rPr>
+        <w:rFonts w:ascii="Symbol" w:hAnsi="Symbol" w:hint="default"/>
+        <w:sz w:val="20"/>
+      </w:rPr>
+    </w:lvl>
+    <w:lvl w:ilvl="1" w:tentative="1">
+      <w:start w:val="1"/>
+      <w:numFmt w:val="bullet"/>
+      <w:lvlText w:val="o"/>
+      <w:lvlJc w:val="left"/>
+      <w:pPr>
+        <w:tabs>
+          <w:tab w:val="num" w:pos="1440"/>
+        </w:tabs>
+        <w:ind w:left="1440" w:hanging="360"/>
+      </w:pPr>
+      <w:rPr>
+        <w:rFonts w:ascii="Courier New" w:hAnsi="Courier New" w:hint="default"/>
+        <w:sz w:val="20"/>
+      </w:rPr>
+    </w:lvl>
+    <w:lvl w:ilvl="2" w:tentative="1">
+      <w:start w:val="1"/>
+      <w:numFmt w:val="bullet"/>
+      <w:lvlText w:val=""/>
+      <w:lvlJc w:val="left"/>
+      <w:pPr>
+        <w:tabs>
+          <w:tab w:val="num" w:pos="2160"/>
+        </w:tabs>
+        <w:ind w:left="2160" w:hanging="360"/>
+      </w:pPr>
+      <w:rPr>
+        <w:rFonts w:ascii="Wingdings" w:hAnsi="Wingdings" w:hint="default"/>
+        <w:sz w:val="20"/>
+      </w:rPr>
+    </w:lvl>
+    <w:lvl w:ilvl="3" w:tentative="1">
+      <w:start w:val="1"/>
+      <w:numFmt w:val="bullet"/>
+      <w:lvlText w:val=""/>
+      <w:lvlJc w:val="left"/>
+      <w:pPr>
+        <w:tabs>
+          <w:tab w:val="num" w:pos="2880"/>
+        </w:tabs>
+        <w:ind w:left="2880" w:hanging="360"/>
+      </w:pPr>
+      <w:rPr>
+        <w:rFonts w:ascii="Wingdings" w:hAnsi="Wingdings" w:hint="default"/>
+        <w:sz w:val="20"/>
+      </w:rPr>
+    </w:lvl>
+    <w:lvl w:ilvl="4" w:tentative="1">
+      <w:start w:val="1"/>
+      <w:numFmt w:val="bullet"/>
+      <w:lvlText w:val=""/>
+      <w:lvlJc w:val="left"/>
+      <w:pPr>
+        <w:tabs>
+          <w:tab w:val="num" w:pos="3600"/>
+        </w:tabs>
+        <w:ind w:left="3600" w:hanging="360"/>
+      </w:pPr>
+      <w:rPr>
+        <w:rFonts w:ascii="Wingdings" w:hAnsi="Wingdings" w:hint="default"/>
+        <w:sz w:val="20"/>
+      </w:rPr>
+    </w:lvl>
+    <w:lvl w:ilvl="5" w:tentative="1">
+      <w:start w:val="1"/>
+      <w:numFmt w:val="bullet"/>
+      <w:lvlText w:val=""/>
+      <w:lvlJc w:val="left"/>
+      <w:pPr>
+        <w:tabs>
+          <w:tab w:val="num" w:pos="4320"/>
+        </w:tabs>
+        <w:ind w:left="4320" w:hanging="360"/>
+      </w:pPr>
+      <w:rPr>
+        <w:rFonts w:ascii="Wingdings" w:hAnsi="Wingdings" w:hint="default"/>
+        <w:sz w:val="20"/>
+      </w:rPr>
+    </w:lvl>
+    <w:lvl w:ilvl="6" w:tentative="1">
+      <w:start w:val="1"/>
+      <w:numFmt w:val="bullet"/>
+      <w:lvlText w:val=""/>
+      <w:lvlJc w:val="left"/>
+      <w:pPr>
+        <w:tabs>
+          <w:tab w:val="num" w:pos="5040"/>
+        </w:tabs>
+        <w:ind w:left="5040" w:hanging="360"/>
+      </w:pPr>
+      <w:rPr>
+        <w:rFonts w:ascii="Wingdings" w:hAnsi="Wingdings" w:hint="default"/>
+        <w:sz w:val="20"/>
+      </w:rPr>
+    </w:lvl>
+    <w:lvl w:ilvl="7" w:tentative="1">
+      <w:start w:val="1"/>
+      <w:numFmt w:val="bullet"/>
+      <w:lvlText w:val=""/>
+      <w:lvlJc w:val="left"/>
+      <w:pPr>
+        <w:tabs>
+          <w:tab w:val="num" w:pos="5760"/>
+        </w:tabs>
+        <w:ind w:left="5760" w:hanging="360"/>
+      </w:pPr>
+      <w:rPr>
+        <w:rFonts w:ascii="Wingdings" w:hAnsi="Wingdings" w:hint="default"/>
+        <w:sz w:val="20"/>
+      </w:rPr>
+    </w:lvl>
+    <w:lvl w:ilvl="8" w:tentative="1">
+      <w:start w:val="1"/>
+      <w:numFmt w:val="bullet"/>
+      <w:lvlText w:val=""/>
+      <w:lvlJc w:val="left"/>
+      <w:pPr>
+        <w:tabs>
+          <w:tab w:val="num" w:pos="6480"/>
+        </w:tabs>
+        <w:ind w:left="6480" w:hanging="360"/>
+      </w:pPr>
+      <w:rPr>
+        <w:rFonts w:ascii="Wingdings" w:hAnsi="Wingdings" w:hint="default"/>
+        <w:sz w:val="20"/>
+      </w:rPr>
+    </w:lvl>
+  </w:abstractNum>
+  <w:abstractNum w:abstractNumId="14" w15:restartNumberingAfterBreak="0">
     <w:nsid w:val="3E4A5462"/>
     <w:multiLevelType w:val="multilevel"/>
     <w:tmpl w:val="0964BB20"/>
@@ -6800,7 +7564,7 @@
       </w:rPr>
     </w:lvl>
   </w:abstractNum>
-  <w:abstractNum w:abstractNumId="11" w15:restartNumberingAfterBreak="0">
+  <w:abstractNum w:abstractNumId="15" w15:restartNumberingAfterBreak="0">
     <w:nsid w:val="44EA106C"/>
     <w:multiLevelType w:val="multilevel"/>
     <w:tmpl w:val="6994DC44"/>
@@ -6913,7 +7677,7 @@
       </w:rPr>
     </w:lvl>
   </w:abstractNum>
-  <w:abstractNum w:abstractNumId="12" w15:restartNumberingAfterBreak="0">
+  <w:abstractNum w:abstractNumId="16" w15:restartNumberingAfterBreak="0">
     <w:nsid w:val="590B468E"/>
     <w:multiLevelType w:val="multilevel"/>
     <w:tmpl w:val="F31C0E2C"/>
@@ -7026,7 +7790,7 @@
       </w:rPr>
     </w:lvl>
   </w:abstractNum>
-  <w:abstractNum w:abstractNumId="13" w15:restartNumberingAfterBreak="0">
+  <w:abstractNum w:abstractNumId="17" w15:restartNumberingAfterBreak="0">
     <w:nsid w:val="68B8365E"/>
     <w:multiLevelType w:val="multilevel"/>
     <w:tmpl w:val="D2EAF148"/>
@@ -7139,7 +7903,156 @@
       </w:rPr>
     </w:lvl>
   </w:abstractNum>
-  <w:abstractNum w:abstractNumId="14" w15:restartNumberingAfterBreak="0">
+  <w:abstractNum w:abstractNumId="18" w15:restartNumberingAfterBreak="0">
+    <w:nsid w:val="691815C8"/>
+    <w:multiLevelType w:val="multilevel"/>
+    <w:tmpl w:val="9ACE74B4"/>
+    <w:lvl w:ilvl="0">
+      <w:start w:val="1"/>
+      <w:numFmt w:val="bullet"/>
+      <w:lvlText w:val=""/>
+      <w:lvlJc w:val="left"/>
+      <w:pPr>
+        <w:tabs>
+          <w:tab w:val="num" w:pos="720"/>
+        </w:tabs>
+        <w:ind w:left="720" w:hanging="360"/>
+      </w:pPr>
+      <w:rPr>
+        <w:rFonts w:ascii="Symbol" w:hAnsi="Symbol" w:hint="default"/>
+        <w:sz w:val="20"/>
+      </w:rPr>
+    </w:lvl>
+    <w:lvl w:ilvl="1" w:tentative="1">
+      <w:start w:val="1"/>
+      <w:numFmt w:val="bullet"/>
+      <w:lvlText w:val="o"/>
+      <w:lvlJc w:val="left"/>
+      <w:pPr>
+        <w:tabs>
+          <w:tab w:val="num" w:pos="1440"/>
+        </w:tabs>
+        <w:ind w:left="1440" w:hanging="360"/>
+      </w:pPr>
+      <w:rPr>
+        <w:rFonts w:ascii="Courier New" w:hAnsi="Courier New" w:hint="default"/>
+        <w:sz w:val="20"/>
+      </w:rPr>
+    </w:lvl>
+    <w:lvl w:ilvl="2" w:tentative="1">
+      <w:start w:val="1"/>
+      <w:numFmt w:val="bullet"/>
+      <w:lvlText w:val=""/>
+      <w:lvlJc w:val="left"/>
+      <w:pPr>
+        <w:tabs>
+          <w:tab w:val="num" w:pos="2160"/>
+        </w:tabs>
+        <w:ind w:left="2160" w:hanging="360"/>
+      </w:pPr>
+      <w:rPr>
+        <w:rFonts w:ascii="Wingdings" w:hAnsi="Wingdings" w:hint="default"/>
+        <w:sz w:val="20"/>
+      </w:rPr>
+    </w:lvl>
+    <w:lvl w:ilvl="3" w:tentative="1">
+      <w:start w:val="1"/>
+      <w:numFmt w:val="bullet"/>
+      <w:lvlText w:val=""/>
+      <w:lvlJc w:val="left"/>
+      <w:pPr>
+        <w:tabs>
+          <w:tab w:val="num" w:pos="2880"/>
+        </w:tabs>
+        <w:ind w:left="2880" w:hanging="360"/>
+      </w:pPr>
+      <w:rPr>
+        <w:rFonts w:ascii="Wingdings" w:hAnsi="Wingdings" w:hint="default"/>
+        <w:sz w:val="20"/>
+      </w:rPr>
+    </w:lvl>
+    <w:lvl w:ilvl="4" w:tentative="1">
+      <w:start w:val="1"/>
+      <w:numFmt w:val="bullet"/>
+      <w:lvlText w:val=""/>
+      <w:lvlJc w:val="left"/>
+      <w:pPr>
+        <w:tabs>
+          <w:tab w:val="num" w:pos="3600"/>
+        </w:tabs>
+        <w:ind w:left="3600" w:hanging="360"/>
+      </w:pPr>
+      <w:rPr>
+        <w:rFonts w:ascii="Wingdings" w:hAnsi="Wingdings" w:hint="default"/>
+        <w:sz w:val="20"/>
+      </w:rPr>
+    </w:lvl>
+    <w:lvl w:ilvl="5" w:tentative="1">
+      <w:start w:val="1"/>
+      <w:numFmt w:val="bullet"/>
+      <w:lvlText w:val=""/>
+      <w:lvlJc w:val="left"/>
+      <w:pPr>
+        <w:tabs>
+          <w:tab w:val="num" w:pos="4320"/>
+        </w:tabs>
+        <w:ind w:left="4320" w:hanging="360"/>
+      </w:pPr>
+      <w:rPr>
+        <w:rFonts w:ascii="Wingdings" w:hAnsi="Wingdings" w:hint="default"/>
+        <w:sz w:val="20"/>
+      </w:rPr>
+    </w:lvl>
+    <w:lvl w:ilvl="6" w:tentative="1">
+      <w:start w:val="1"/>
+      <w:numFmt w:val="bullet"/>
+      <w:lvlText w:val=""/>
+      <w:lvlJc w:val="left"/>
+      <w:pPr>
+        <w:tabs>
+          <w:tab w:val="num" w:pos="5040"/>
+        </w:tabs>
+        <w:ind w:left="5040" w:hanging="360"/>
+      </w:pPr>
+      <w:rPr>
+        <w:rFonts w:ascii="Wingdings" w:hAnsi="Wingdings" w:hint="default"/>
+        <w:sz w:val="20"/>
+      </w:rPr>
+    </w:lvl>
+    <w:lvl w:ilvl="7" w:tentative="1">
+      <w:start w:val="1"/>
+      <w:numFmt w:val="bullet"/>
+      <w:lvlText w:val=""/>
+      <w:lvlJc w:val="left"/>
+      <w:pPr>
+        <w:tabs>
+          <w:tab w:val="num" w:pos="5760"/>
+        </w:tabs>
+        <w:ind w:left="5760" w:hanging="360"/>
+      </w:pPr>
+      <w:rPr>
+        <w:rFonts w:ascii="Wingdings" w:hAnsi="Wingdings" w:hint="default"/>
+        <w:sz w:val="20"/>
+      </w:rPr>
+    </w:lvl>
+    <w:lvl w:ilvl="8" w:tentative="1">
+      <w:start w:val="1"/>
+      <w:numFmt w:val="bullet"/>
+      <w:lvlText w:val=""/>
+      <w:lvlJc w:val="left"/>
+      <w:pPr>
+        <w:tabs>
+          <w:tab w:val="num" w:pos="6480"/>
+        </w:tabs>
+        <w:ind w:left="6480" w:hanging="360"/>
+      </w:pPr>
+      <w:rPr>
+        <w:rFonts w:ascii="Wingdings" w:hAnsi="Wingdings" w:hint="default"/>
+        <w:sz w:val="20"/>
+      </w:rPr>
+    </w:lvl>
+  </w:abstractNum>
+  <w:abstractNum w:abstractNumId="19" w15:restartNumberingAfterBreak="0">
     <w:nsid w:val="6AED5929"/>
     <w:multiLevelType w:val="multilevel"/>
     <w:tmpl w:val="84EE22AE"/>
@@ -7252,7 +8165,7 @@
       </w:rPr>
     </w:lvl>
   </w:abstractNum>
-  <w:abstractNum w:abstractNumId="15" w15:restartNumberingAfterBreak="0">
+  <w:abstractNum w:abstractNumId="20" w15:restartNumberingAfterBreak="0">
     <w:nsid w:val="6C1F419F"/>
     <w:multiLevelType w:val="multilevel"/>
     <w:tmpl w:val="B57CCF3C"/>
@@ -7365,7 +8278,7 @@
       </w:rPr>
     </w:lvl>
   </w:abstractNum>
-  <w:abstractNum w:abstractNumId="16" w15:restartNumberingAfterBreak="0">
+  <w:abstractNum w:abstractNumId="21" w15:restartNumberingAfterBreak="0">
     <w:nsid w:val="71E05BE2"/>
     <w:multiLevelType w:val="multilevel"/>
     <w:tmpl w:val="71788C58"/>
@@ -7478,7 +8391,7 @@
       </w:rPr>
     </w:lvl>
   </w:abstractNum>
-  <w:abstractNum w:abstractNumId="17" w15:restartNumberingAfterBreak="0">
+  <w:abstractNum w:abstractNumId="22" w15:restartNumberingAfterBreak="0">
     <w:nsid w:val="75755812"/>
     <w:multiLevelType w:val="multilevel"/>
     <w:tmpl w:val="DF147F50"/>
@@ -7591,7 +8504,7 @@
       </w:rPr>
     </w:lvl>
   </w:abstractNum>
-  <w:abstractNum w:abstractNumId="18" w15:restartNumberingAfterBreak="0">
+  <w:abstractNum w:abstractNumId="23" w15:restartNumberingAfterBreak="0">
     <w:nsid w:val="77D922F4"/>
     <w:multiLevelType w:val="multilevel"/>
     <w:tmpl w:val="412A77AE"/>
@@ -7703,7 +8616,7 @@
       </w:rPr>
     </w:lvl>
   </w:abstractNum>
-  <w:abstractNum w:abstractNumId="19" w15:restartNumberingAfterBreak="0">
+  <w:abstractNum w:abstractNumId="24" w15:restartNumberingAfterBreak="0">
     <w:nsid w:val="785D5A00"/>
     <w:multiLevelType w:val="multilevel"/>
     <w:tmpl w:val="0016B6DA"/>
@@ -7816,7 +8729,7 @@
       </w:rPr>
     </w:lvl>
   </w:abstractNum>
-  <w:abstractNum w:abstractNumId="20" w15:restartNumberingAfterBreak="0">
+  <w:abstractNum w:abstractNumId="25" w15:restartNumberingAfterBreak="0">
     <w:nsid w:val="7B9B2CB9"/>
     <w:multiLevelType w:val="multilevel"/>
     <w:tmpl w:val="CC7C36E8"/>
@@ -7929,7 +8842,7 @@
       </w:rPr>
     </w:lvl>
   </w:abstractNum>
-  <w:abstractNum w:abstractNumId="21" w15:restartNumberingAfterBreak="0">
+  <w:abstractNum w:abstractNumId="26" w15:restartNumberingAfterBreak="0">
     <w:nsid w:val="7DE053E8"/>
     <w:multiLevelType w:val="multilevel"/>
     <w:tmpl w:val="3F3671FC"/>
@@ -8043,70 +8956,85 @@
     </w:lvl>
   </w:abstractNum>
   <w:num w:numId="1" w16cid:durableId="2084570088">
-    <w:abstractNumId w:val="15"/>
+    <w:abstractNumId w:val="20"/>
   </w:num>
   <w:num w:numId="2" w16cid:durableId="1335767211">
+    <w:abstractNumId w:val="10"/>
+  </w:num>
+  <w:num w:numId="3" w16cid:durableId="1875851995">
+    <w:abstractNumId w:val="26"/>
+  </w:num>
+  <w:num w:numId="4" w16cid:durableId="1217200560">
     <w:abstractNumId w:val="7"/>
   </w:num>
-  <w:num w:numId="3" w16cid:durableId="1875851995">
-    <w:abstractNumId w:val="21"/>
+  <w:num w:numId="5" w16cid:durableId="299381633">
+    <w:abstractNumId w:val="19"/>
   </w:num>
-  <w:num w:numId="4" w16cid:durableId="1217200560">
-    <w:abstractNumId w:val="4"/>
-  </w:num>
-  <w:num w:numId="5" w16cid:durableId="299381633">
+  <w:num w:numId="6" w16cid:durableId="1108045651">
     <w:abstractNumId w:val="14"/>
   </w:num>
-  <w:num w:numId="6" w16cid:durableId="1108045651">
-    <w:abstractNumId w:val="10"/>
-  </w:num>
   <w:num w:numId="7" w16cid:durableId="1224877408">
-    <w:abstractNumId w:val="8"/>
+    <w:abstractNumId w:val="11"/>
   </w:num>
   <w:num w:numId="8" w16cid:durableId="1008092759">
-    <w:abstractNumId w:val="6"/>
+    <w:abstractNumId w:val="9"/>
   </w:num>
   <w:num w:numId="9" w16cid:durableId="912474526">
-    <w:abstractNumId w:val="5"/>
+    <w:abstractNumId w:val="8"/>
   </w:num>
   <w:num w:numId="10" w16cid:durableId="86316683">
     <w:abstractNumId w:val="0"/>
   </w:num>
   <w:num w:numId="11" w16cid:durableId="172885525">
-    <w:abstractNumId w:val="18"/>
+    <w:abstractNumId w:val="23"/>
   </w:num>
   <w:num w:numId="12" w16cid:durableId="520628791">
     <w:abstractNumId w:val="1"/>
   </w:num>
   <w:num w:numId="13" w16cid:durableId="1702634110">
+    <w:abstractNumId w:val="16"/>
+  </w:num>
+  <w:num w:numId="14" w16cid:durableId="1549294702">
+    <w:abstractNumId w:val="24"/>
+  </w:num>
+  <w:num w:numId="15" w16cid:durableId="1695115001">
+    <w:abstractNumId w:val="3"/>
+  </w:num>
+  <w:num w:numId="16" w16cid:durableId="444888806">
     <w:abstractNumId w:val="12"/>
   </w:num>
-  <w:num w:numId="14" w16cid:durableId="1549294702">
-    <w:abstractNumId w:val="19"/>
+  <w:num w:numId="17" w16cid:durableId="932280878">
+    <w:abstractNumId w:val="25"/>
   </w:num>
-  <w:num w:numId="15" w16cid:durableId="1695115001">
+  <w:num w:numId="18" w16cid:durableId="66656941">
+    <w:abstractNumId w:val="15"/>
+  </w:num>
+  <w:num w:numId="19" w16cid:durableId="24331996">
+    <w:abstractNumId w:val="22"/>
+  </w:num>
+  <w:num w:numId="20" w16cid:durableId="1612661436">
+    <w:abstractNumId w:val="17"/>
+  </w:num>
+  <w:num w:numId="21" w16cid:durableId="1002657094">
+    <w:abstractNumId w:val="21"/>
+  </w:num>
+  <w:num w:numId="22" w16cid:durableId="207030928">
+    <w:abstractNumId w:val="4"/>
+  </w:num>
+  <w:num w:numId="23" w16cid:durableId="222374883">
     <w:abstractNumId w:val="2"/>
   </w:num>
-  <w:num w:numId="16" w16cid:durableId="444888806">
-    <w:abstractNumId w:val="9"/>
+  <w:num w:numId="24" w16cid:durableId="1521624790">
+    <w:abstractNumId w:val="18"/>
   </w:num>
-  <w:num w:numId="17" w16cid:durableId="932280878">
-    <w:abstractNumId w:val="20"/>
+  <w:num w:numId="25" w16cid:durableId="845635394">
+    <w:abstractNumId w:val="5"/>
   </w:num>
-  <w:num w:numId="18" w16cid:durableId="66656941">
-    <w:abstractNumId w:val="11"/>
-  </w:num>
-  <w:num w:numId="19" w16cid:durableId="24331996">
-    <w:abstractNumId w:val="17"/>
-  </w:num>
-  <w:num w:numId="20" w16cid:durableId="1612661436">
+  <w:num w:numId="26" w16cid:durableId="364597273">
     <w:abstractNumId w:val="13"/>
   </w:num>
-  <w:num w:numId="21" w16cid:durableId="1002657094">
-    <w:abstractNumId w:val="16"/>
-  </w:num>
-  <w:num w:numId="22" w16cid:durableId="207030928">
-    <w:abstractNumId w:val="3"/>
+  <w:num w:numId="27" w16cid:durableId="1531839075">
+    <w:abstractNumId w:val="6"/>
   </w:num>
 </w:numbering>
 </file>

--- a/Documentos/Informe Pripelu.docx
+++ b/Documentos/Informe Pripelu.docx
@@ -947,75 +947,134 @@
           <w:ilvl w:val="0"/>
           <w:numId w:val="16"/>
         </w:numPr>
+        <w:spacing w:after="0" w:line="276" w:lineRule="auto"/>
+        <w:rPr>
+          <w:rFonts w:ascii="Arial" w:eastAsia="Arial" w:hAnsi="Arial" w:cs="Arial"/>
+        </w:rPr>
+      </w:pPr>
+      <w:proofErr w:type="spellStart"/>
+      <w:r>
+        <w:rPr>
+          <w:rFonts w:ascii="Arial" w:eastAsia="Arial" w:hAnsi="Arial" w:cs="Arial"/>
+        </w:rPr>
+        <w:t>Cita_detalles</w:t>
+      </w:r>
+      <w:proofErr w:type="spellEnd"/>
+      <w:r>
+        <w:rPr>
+          <w:rFonts w:ascii="Arial" w:eastAsia="Arial" w:hAnsi="Arial" w:cs="Arial"/>
+        </w:rPr>
+        <w:t>: Permite la escalabilidad de servicios por cada reserva.</w:t>
+      </w:r>
+    </w:p>
+    <w:p>
+      <w:pPr>
+        <w:numPr>
+          <w:ilvl w:val="0"/>
+          <w:numId w:val="16"/>
+        </w:numPr>
+        <w:spacing w:after="0" w:line="276" w:lineRule="auto"/>
+        <w:rPr>
+          <w:rFonts w:ascii="Arial" w:eastAsia="Arial" w:hAnsi="Arial" w:cs="Arial"/>
+        </w:rPr>
+      </w:pPr>
+      <w:r>
+        <w:rPr>
+          <w:rFonts w:ascii="Arial" w:eastAsia="Times New Roman" w:hAnsi="Arial" w:cs="Arial"/>
+        </w:rPr>
+        <w:t>Inventario: Gestiona el stock crítico de productos (insumos) de la peluquería.</w:t>
+      </w:r>
+    </w:p>
+    <w:p>
+      <w:pPr>
+        <w:numPr>
+          <w:ilvl w:val="0"/>
+          <w:numId w:val="16"/>
+        </w:numPr>
+        <w:spacing w:after="0" w:line="276" w:lineRule="auto"/>
+        <w:rPr>
+          <w:rFonts w:ascii="Arial" w:eastAsia="Arial" w:hAnsi="Arial" w:cs="Arial"/>
+        </w:rPr>
+      </w:pPr>
+      <w:proofErr w:type="spellStart"/>
+      <w:r>
+        <w:rPr>
+          <w:rFonts w:ascii="Arial" w:eastAsia="Times New Roman" w:hAnsi="Arial" w:cs="Arial"/>
+        </w:rPr>
+        <w:t>Insumos_utilizados</w:t>
+      </w:r>
+      <w:proofErr w:type="spellEnd"/>
+      <w:r>
+        <w:rPr>
+          <w:rFonts w:ascii="Arial" w:eastAsia="Times New Roman" w:hAnsi="Arial" w:cs="Arial"/>
+        </w:rPr>
+        <w:t>: Define la cantidad de material que consume cada servicio para automatizar el descuento de stock.</w:t>
+      </w:r>
+    </w:p>
+    <w:p>
+      <w:pPr>
         <w:spacing w:after="240" w:line="276" w:lineRule="auto"/>
         <w:rPr>
-          <w:rFonts w:ascii="Arial" w:eastAsia="Arial" w:hAnsi="Arial" w:cs="Arial"/>
-        </w:rPr>
-      </w:pPr>
-      <w:proofErr w:type="spellStart"/>
-      <w:r>
-        <w:rPr>
-          <w:rFonts w:ascii="Arial" w:eastAsia="Arial" w:hAnsi="Arial" w:cs="Arial"/>
-        </w:rPr>
-        <w:t>Cita_detalles</w:t>
-      </w:r>
-      <w:proofErr w:type="spellEnd"/>
-      <w:r>
-        <w:rPr>
-          <w:rFonts w:ascii="Arial" w:eastAsia="Arial" w:hAnsi="Arial" w:cs="Arial"/>
-        </w:rPr>
-        <w:t>: Permite la escalabilidad de servicios por cada reserva.</w:t>
-      </w:r>
-    </w:p>
-    <w:p>
-      <w:pPr>
-        <w:spacing w:after="240" w:line="276" w:lineRule="auto"/>
-        <w:ind w:left="360"/>
-        <w:rPr>
-          <w:rFonts w:ascii="Arial" w:eastAsia="Arial" w:hAnsi="Arial" w:cs="Arial"/>
+          <w:sz w:val="28"/>
+          <w:szCs w:val="28"/>
         </w:rPr>
       </w:pPr>
       <w:r>
         <w:rPr>
           <w:noProof/>
+          <w:sz w:val="28"/>
+          <w:szCs w:val="28"/>
         </w:rPr>
         <w:drawing>
-          <wp:anchor distT="114300" distB="114300" distL="114300" distR="114300" simplePos="0" relativeHeight="251658240" behindDoc="0" locked="0" layoutInCell="1" hidden="0" allowOverlap="1" wp14:anchorId="3FF18DAB" wp14:editId="6E542EE7">
+          <wp:anchor distT="0" distB="0" distL="114300" distR="114300" simplePos="0" relativeHeight="251663360" behindDoc="0" locked="0" layoutInCell="1" allowOverlap="1" wp14:anchorId="714D7771" wp14:editId="521A47E4">
             <wp:simplePos x="0" y="0"/>
-            <wp:positionH relativeFrom="column">
-              <wp:posOffset>832485</wp:posOffset>
+            <wp:positionH relativeFrom="margin">
+              <wp:align>center</wp:align>
             </wp:positionH>
             <wp:positionV relativeFrom="paragraph">
-              <wp:posOffset>349885</wp:posOffset>
+              <wp:posOffset>245110</wp:posOffset>
             </wp:positionV>
-            <wp:extent cx="3596640" cy="4277995"/>
-            <wp:effectExtent l="0" t="0" r="3810" b="8255"/>
-            <wp:wrapTopAndBottom distT="114300" distB="114300"/>
-            <wp:docPr id="2" name="image6.png"/>
-            <wp:cNvGraphicFramePr/>
+            <wp:extent cx="3665026" cy="4457700"/>
+            <wp:effectExtent l="0" t="0" r="0" b="0"/>
+            <wp:wrapNone/>
+            <wp:docPr id="490402717" name="Imagen 1"/>
+            <wp:cNvGraphicFramePr>
+              <a:graphicFrameLocks xmlns:a="http://schemas.openxmlformats.org/drawingml/2006/main" noChangeAspect="1"/>
+            </wp:cNvGraphicFramePr>
             <a:graphic xmlns:a="http://schemas.openxmlformats.org/drawingml/2006/main">
               <a:graphicData uri="http://schemas.openxmlformats.org/drawingml/2006/picture">
                 <pic:pic xmlns:pic="http://schemas.openxmlformats.org/drawingml/2006/picture">
                   <pic:nvPicPr>
-                    <pic:cNvPr id="0" name="image6.png"/>
-                    <pic:cNvPicPr preferRelativeResize="0"/>
+                    <pic:cNvPr id="0" name="Picture 1"/>
+                    <pic:cNvPicPr>
+                      <a:picLocks noChangeAspect="1" noChangeArrowheads="1"/>
+                    </pic:cNvPicPr>
                   </pic:nvPicPr>
                   <pic:blipFill>
-                    <a:blip r:embed="rId8"/>
+                    <a:blip r:embed="rId8">
+                      <a:extLst>
+                        <a:ext uri="{28A0092B-C50C-407E-A947-70E740481C1C}">
+                          <a14:useLocalDpi xmlns:a14="http://schemas.microsoft.com/office/drawing/2010/main" val="0"/>
+                        </a:ext>
+                      </a:extLst>
+                    </a:blip>
                     <a:srcRect/>
                     <a:stretch>
                       <a:fillRect/>
                     </a:stretch>
                   </pic:blipFill>
-                  <pic:spPr>
+                  <pic:spPr bwMode="auto">
                     <a:xfrm>
                       <a:off x="0" y="0"/>
-                      <a:ext cx="3596640" cy="4277995"/>
+                      <a:ext cx="3665026" cy="4457700"/>
                     </a:xfrm>
                     <a:prstGeom prst="rect">
                       <a:avLst/>
                     </a:prstGeom>
-                    <a:ln/>
+                    <a:noFill/>
+                    <a:ln>
+                      <a:noFill/>
+                    </a:ln>
                   </pic:spPr>
                 </pic:pic>
               </a:graphicData>
@@ -1039,6 +1098,96 @@
     </w:p>
     <w:p>
       <w:pPr>
+        <w:spacing w:after="240" w:line="276" w:lineRule="auto"/>
+        <w:ind w:left="360"/>
+        <w:rPr>
+          <w:rFonts w:ascii="Arial" w:eastAsia="Arial" w:hAnsi="Arial" w:cs="Arial"/>
+        </w:rPr>
+      </w:pPr>
+    </w:p>
+    <w:p>
+      <w:pPr>
+        <w:spacing w:after="240" w:line="276" w:lineRule="auto"/>
+        <w:ind w:left="360"/>
+        <w:rPr>
+          <w:rFonts w:ascii="Arial" w:eastAsia="Arial" w:hAnsi="Arial" w:cs="Arial"/>
+        </w:rPr>
+      </w:pPr>
+    </w:p>
+    <w:p>
+      <w:pPr>
+        <w:spacing w:after="240" w:line="276" w:lineRule="auto"/>
+        <w:ind w:left="360"/>
+        <w:rPr>
+          <w:rFonts w:ascii="Arial" w:eastAsia="Arial" w:hAnsi="Arial" w:cs="Arial"/>
+        </w:rPr>
+      </w:pPr>
+    </w:p>
+    <w:p>
+      <w:pPr>
+        <w:spacing w:after="240" w:line="276" w:lineRule="auto"/>
+        <w:ind w:left="360"/>
+        <w:rPr>
+          <w:rFonts w:ascii="Arial" w:eastAsia="Arial" w:hAnsi="Arial" w:cs="Arial"/>
+        </w:rPr>
+      </w:pPr>
+    </w:p>
+    <w:p>
+      <w:pPr>
+        <w:spacing w:after="240" w:line="276" w:lineRule="auto"/>
+        <w:ind w:left="360"/>
+        <w:rPr>
+          <w:rFonts w:ascii="Arial" w:eastAsia="Arial" w:hAnsi="Arial" w:cs="Arial"/>
+        </w:rPr>
+      </w:pPr>
+    </w:p>
+    <w:p>
+      <w:pPr>
+        <w:spacing w:after="240" w:line="276" w:lineRule="auto"/>
+        <w:ind w:left="360"/>
+        <w:rPr>
+          <w:rFonts w:ascii="Arial" w:eastAsia="Arial" w:hAnsi="Arial" w:cs="Arial"/>
+        </w:rPr>
+      </w:pPr>
+    </w:p>
+    <w:p>
+      <w:pPr>
+        <w:spacing w:after="240" w:line="276" w:lineRule="auto"/>
+        <w:ind w:left="360"/>
+        <w:rPr>
+          <w:rFonts w:ascii="Arial" w:eastAsia="Arial" w:hAnsi="Arial" w:cs="Arial"/>
+        </w:rPr>
+      </w:pPr>
+    </w:p>
+    <w:p>
+      <w:pPr>
+        <w:spacing w:after="240" w:line="276" w:lineRule="auto"/>
+        <w:ind w:left="360"/>
+        <w:rPr>
+          <w:rFonts w:ascii="Arial" w:eastAsia="Arial" w:hAnsi="Arial" w:cs="Arial"/>
+        </w:rPr>
+      </w:pPr>
+    </w:p>
+    <w:p>
+      <w:pPr>
+        <w:spacing w:after="240" w:line="276" w:lineRule="auto"/>
+        <w:ind w:left="360"/>
+        <w:rPr>
+          <w:rFonts w:ascii="Arial" w:eastAsia="Arial" w:hAnsi="Arial" w:cs="Arial"/>
+        </w:rPr>
+      </w:pPr>
+    </w:p>
+    <w:p>
+      <w:pPr>
+        <w:spacing w:after="240" w:line="276" w:lineRule="auto"/>
+        <w:ind w:left="360"/>
+        <w:rPr>
+          <w:rFonts w:ascii="Arial" w:eastAsia="Arial" w:hAnsi="Arial" w:cs="Arial"/>
+        </w:rPr>
+      </w:pPr>
+    </w:p>
+    <w:p>
+      <w:pPr>
         <w:rPr>
           <w:rFonts w:ascii="Arial" w:eastAsia="Arial" w:hAnsi="Arial" w:cs="Arial"/>
           <w:sz w:val="28"/>
@@ -2388,51 +2537,337 @@
     </w:p>
     <w:p>
       <w:pPr>
-        <w:rPr>
+        <w:spacing w:before="240" w:after="240" w:line="240" w:lineRule="auto"/>
+        <w:rPr>
+          <w:rFonts w:ascii="Arial" w:eastAsia="Arial" w:hAnsi="Arial" w:cs="Arial"/>
+        </w:rPr>
+      </w:pPr>
+    </w:p>
+    <w:p>
+      <w:pPr>
+        <w:spacing w:before="240" w:after="240" w:line="240" w:lineRule="auto"/>
+        <w:rPr>
+          <w:rFonts w:ascii="Arial" w:eastAsia="Arial" w:hAnsi="Arial" w:cs="Arial"/>
+        </w:rPr>
+      </w:pPr>
+    </w:p>
+    <w:p>
+      <w:pPr>
+        <w:spacing w:before="240" w:after="240" w:line="240" w:lineRule="auto"/>
+        <w:rPr>
+          <w:rFonts w:ascii="Arial" w:eastAsia="Arial" w:hAnsi="Arial" w:cs="Arial"/>
+        </w:rPr>
+      </w:pPr>
+    </w:p>
+    <w:p>
+      <w:pPr>
+        <w:spacing w:before="240" w:after="240" w:line="240" w:lineRule="auto"/>
+        <w:rPr>
+          <w:rFonts w:ascii="Arial" w:eastAsia="Arial" w:hAnsi="Arial" w:cs="Arial"/>
+          <w:sz w:val="26"/>
+          <w:szCs w:val="26"/>
+        </w:rPr>
+      </w:pPr>
+      <w:r>
+        <w:rPr>
+          <w:rFonts w:ascii="Arial" w:eastAsia="Arial" w:hAnsi="Arial" w:cs="Arial"/>
+          <w:sz w:val="26"/>
+          <w:szCs w:val="26"/>
+        </w:rPr>
+        <w:t>Tabla: Inventario</w:t>
+      </w:r>
+    </w:p>
+    <w:p>
+      <w:pPr>
+        <w:numPr>
+          <w:ilvl w:val="0"/>
+          <w:numId w:val="28"/>
+        </w:numPr>
+        <w:spacing w:before="240" w:after="240" w:line="240" w:lineRule="auto"/>
+        <w:rPr>
+          <w:rFonts w:ascii="Arial" w:eastAsia="Arial" w:hAnsi="Arial" w:cs="Arial"/>
+          <w:lang w:val="en-US"/>
+        </w:rPr>
+      </w:pPr>
+      <w:proofErr w:type="spellStart"/>
+      <w:r>
+        <w:rPr>
+          <w:rFonts w:ascii="Arial" w:eastAsia="Arial" w:hAnsi="Arial" w:cs="Arial"/>
+          <w:lang w:val="en-US"/>
+        </w:rPr>
+        <w:lastRenderedPageBreak/>
+        <w:t>id_insumo</w:t>
+      </w:r>
+      <w:proofErr w:type="spellEnd"/>
+      <w:r>
+        <w:rPr>
+          <w:rFonts w:ascii="Arial" w:eastAsia="Arial" w:hAnsi="Arial" w:cs="Arial"/>
+          <w:lang w:val="en-US"/>
+        </w:rPr>
+        <w:t xml:space="preserve">: </w:t>
+      </w:r>
+      <w:proofErr w:type="spellStart"/>
+      <w:r>
+        <w:rPr>
+          <w:rFonts w:ascii="Arial" w:eastAsia="Arial" w:hAnsi="Arial" w:cs="Arial"/>
+          <w:lang w:val="en-US"/>
+        </w:rPr>
+        <w:t>tipo</w:t>
+      </w:r>
+      <w:proofErr w:type="spellEnd"/>
+      <w:r>
+        <w:rPr>
+          <w:rFonts w:ascii="Arial" w:eastAsia="Arial" w:hAnsi="Arial" w:cs="Arial"/>
+          <w:lang w:val="en-US"/>
+        </w:rPr>
+        <w:t xml:space="preserve"> int, PK, NOT NULL</w:t>
+      </w:r>
+    </w:p>
+    <w:p>
+      <w:pPr>
+        <w:numPr>
+          <w:ilvl w:val="0"/>
+          <w:numId w:val="28"/>
+        </w:numPr>
+        <w:spacing w:before="240" w:after="240" w:line="240" w:lineRule="auto"/>
+        <w:rPr>
+          <w:rFonts w:ascii="Arial" w:eastAsia="Arial" w:hAnsi="Arial" w:cs="Arial"/>
+        </w:rPr>
+      </w:pPr>
+      <w:r>
+        <w:rPr>
+          <w:rFonts w:ascii="Arial" w:eastAsia="Arial" w:hAnsi="Arial" w:cs="Arial"/>
+        </w:rPr>
+        <w:t xml:space="preserve">nombre: tipo </w:t>
+      </w:r>
+      <w:proofErr w:type="spellStart"/>
+      <w:proofErr w:type="gramStart"/>
+      <w:r>
+        <w:rPr>
+          <w:rFonts w:ascii="Arial" w:eastAsia="Arial" w:hAnsi="Arial" w:cs="Arial"/>
+        </w:rPr>
+        <w:t>varchar</w:t>
+      </w:r>
+      <w:proofErr w:type="spellEnd"/>
+      <w:r>
+        <w:rPr>
+          <w:rFonts w:ascii="Arial" w:eastAsia="Arial" w:hAnsi="Arial" w:cs="Arial"/>
+        </w:rPr>
+        <w:t>(</w:t>
+      </w:r>
+      <w:proofErr w:type="gramEnd"/>
+      <w:r>
+        <w:rPr>
+          <w:rFonts w:ascii="Arial" w:eastAsia="Arial" w:hAnsi="Arial" w:cs="Arial"/>
+        </w:rPr>
+        <w:t>50), NOT NULL</w:t>
+      </w:r>
+    </w:p>
+    <w:p>
+      <w:pPr>
+        <w:numPr>
+          <w:ilvl w:val="0"/>
+          <w:numId w:val="28"/>
+        </w:numPr>
+        <w:spacing w:before="240" w:after="240" w:line="240" w:lineRule="auto"/>
+        <w:rPr>
+          <w:rFonts w:ascii="Arial" w:eastAsia="Arial" w:hAnsi="Arial" w:cs="Arial"/>
+        </w:rPr>
+      </w:pPr>
+      <w:proofErr w:type="spellStart"/>
+      <w:r>
+        <w:rPr>
+          <w:rFonts w:ascii="Arial" w:eastAsia="Arial" w:hAnsi="Arial" w:cs="Arial"/>
+        </w:rPr>
+        <w:t>stock_actual</w:t>
+      </w:r>
+      <w:proofErr w:type="spellEnd"/>
+      <w:r>
+        <w:rPr>
+          <w:rFonts w:ascii="Arial" w:eastAsia="Arial" w:hAnsi="Arial" w:cs="Arial"/>
+        </w:rPr>
+        <w:t xml:space="preserve">: tipo </w:t>
+      </w:r>
+      <w:proofErr w:type="gramStart"/>
+      <w:r>
+        <w:rPr>
+          <w:rFonts w:ascii="Arial" w:eastAsia="Arial" w:hAnsi="Arial" w:cs="Arial"/>
+        </w:rPr>
+        <w:t>decimal(</w:t>
+      </w:r>
+      <w:proofErr w:type="gramEnd"/>
+      <w:r>
+        <w:rPr>
+          <w:rFonts w:ascii="Arial" w:eastAsia="Arial" w:hAnsi="Arial" w:cs="Arial"/>
+        </w:rPr>
+        <w:t>10,2), NOT NULL (Usamos decimal por si miden en litros o kilos).</w:t>
+      </w:r>
+    </w:p>
+    <w:p>
+      <w:pPr>
+        <w:spacing w:before="240" w:after="240" w:line="240" w:lineRule="auto"/>
+        <w:rPr>
+          <w:rFonts w:ascii="Arial" w:eastAsia="Arial" w:hAnsi="Arial" w:cs="Arial"/>
+          <w:sz w:val="26"/>
+          <w:szCs w:val="26"/>
+        </w:rPr>
+      </w:pPr>
+      <w:r>
+        <w:rPr>
+          <w:rFonts w:ascii="Arial" w:eastAsia="Arial" w:hAnsi="Arial" w:cs="Arial"/>
+          <w:sz w:val="26"/>
+          <w:szCs w:val="26"/>
+        </w:rPr>
+        <w:t xml:space="preserve">Tabla: </w:t>
+      </w:r>
+      <w:proofErr w:type="spellStart"/>
+      <w:r>
+        <w:rPr>
+          <w:rFonts w:ascii="Arial" w:eastAsia="Arial" w:hAnsi="Arial" w:cs="Arial"/>
+          <w:sz w:val="26"/>
+          <w:szCs w:val="26"/>
+        </w:rPr>
+        <w:t>insumos_utilizados</w:t>
+      </w:r>
+      <w:proofErr w:type="spellEnd"/>
+    </w:p>
+    <w:p>
+      <w:pPr>
+        <w:numPr>
+          <w:ilvl w:val="0"/>
+          <w:numId w:val="29"/>
+        </w:numPr>
+        <w:spacing w:before="240" w:after="240" w:line="240" w:lineRule="auto"/>
+        <w:rPr>
+          <w:rFonts w:ascii="Arial" w:eastAsia="Arial" w:hAnsi="Arial" w:cs="Arial"/>
+          <w:lang w:val="en-US"/>
+        </w:rPr>
+      </w:pPr>
+      <w:proofErr w:type="spellStart"/>
+      <w:r>
+        <w:rPr>
+          <w:rFonts w:ascii="Arial" w:eastAsia="Arial" w:hAnsi="Arial" w:cs="Arial"/>
+          <w:lang w:val="en-US"/>
+        </w:rPr>
+        <w:t>id_insumo</w:t>
+      </w:r>
+      <w:proofErr w:type="spellEnd"/>
+      <w:r>
+        <w:rPr>
+          <w:rFonts w:ascii="Arial" w:eastAsia="Arial" w:hAnsi="Arial" w:cs="Arial"/>
+          <w:lang w:val="en-US"/>
+        </w:rPr>
+        <w:t xml:space="preserve">: </w:t>
+      </w:r>
+      <w:proofErr w:type="spellStart"/>
+      <w:r>
+        <w:rPr>
+          <w:rFonts w:ascii="Arial" w:eastAsia="Arial" w:hAnsi="Arial" w:cs="Arial"/>
+          <w:lang w:val="en-US"/>
+        </w:rPr>
+        <w:t>tipo</w:t>
+      </w:r>
+      <w:proofErr w:type="spellEnd"/>
+      <w:r>
+        <w:rPr>
+          <w:rFonts w:ascii="Arial" w:eastAsia="Arial" w:hAnsi="Arial" w:cs="Arial"/>
+          <w:lang w:val="en-US"/>
+        </w:rPr>
+        <w:t xml:space="preserve"> int, FK, NOT NULL</w:t>
+      </w:r>
+    </w:p>
+    <w:p>
+      <w:pPr>
+        <w:numPr>
+          <w:ilvl w:val="0"/>
+          <w:numId w:val="29"/>
+        </w:numPr>
+        <w:spacing w:before="240" w:after="240" w:line="240" w:lineRule="auto"/>
+        <w:rPr>
+          <w:rFonts w:ascii="Arial" w:eastAsia="Arial" w:hAnsi="Arial" w:cs="Arial"/>
+        </w:rPr>
+      </w:pPr>
+      <w:proofErr w:type="spellStart"/>
+      <w:r>
+        <w:rPr>
+          <w:rFonts w:ascii="Arial" w:eastAsia="Arial" w:hAnsi="Arial" w:cs="Arial"/>
+        </w:rPr>
+        <w:t>id_servicio</w:t>
+      </w:r>
+      <w:proofErr w:type="spellEnd"/>
+      <w:r>
+        <w:rPr>
+          <w:rFonts w:ascii="Arial" w:eastAsia="Arial" w:hAnsi="Arial" w:cs="Arial"/>
+        </w:rPr>
+        <w:t xml:space="preserve">: tipo </w:t>
+      </w:r>
+      <w:proofErr w:type="spellStart"/>
+      <w:r>
+        <w:rPr>
+          <w:rFonts w:ascii="Arial" w:eastAsia="Arial" w:hAnsi="Arial" w:cs="Arial"/>
+        </w:rPr>
+        <w:t>int</w:t>
+      </w:r>
+      <w:proofErr w:type="spellEnd"/>
+      <w:r>
+        <w:rPr>
+          <w:rFonts w:ascii="Arial" w:eastAsia="Arial" w:hAnsi="Arial" w:cs="Arial"/>
+        </w:rPr>
+        <w:t>, FK, NOT NULL</w:t>
+      </w:r>
+    </w:p>
+    <w:p>
+      <w:pPr>
+        <w:numPr>
+          <w:ilvl w:val="0"/>
+          <w:numId w:val="29"/>
+        </w:numPr>
+        <w:spacing w:before="240" w:after="240" w:line="240" w:lineRule="auto"/>
+        <w:rPr>
+          <w:rFonts w:ascii="Arial" w:eastAsia="Arial" w:hAnsi="Arial" w:cs="Arial"/>
+        </w:rPr>
+      </w:pPr>
+      <w:r>
+        <w:rPr>
+          <w:rFonts w:ascii="Arial" w:eastAsia="Arial" w:hAnsi="Arial" w:cs="Arial"/>
+        </w:rPr>
+        <w:t xml:space="preserve">cantidad: tipo </w:t>
+      </w:r>
+      <w:proofErr w:type="gramStart"/>
+      <w:r>
+        <w:rPr>
+          <w:rFonts w:ascii="Arial" w:eastAsia="Arial" w:hAnsi="Arial" w:cs="Arial"/>
+        </w:rPr>
+        <w:t>decimal(</w:t>
+      </w:r>
+      <w:proofErr w:type="gramEnd"/>
+      <w:r>
+        <w:rPr>
+          <w:rFonts w:ascii="Arial" w:eastAsia="Arial" w:hAnsi="Arial" w:cs="Arial"/>
+        </w:rPr>
+        <w:t>10,2), NOT NUL</w:t>
+      </w:r>
+      <w:r>
+        <w:rPr>
+          <w:rFonts w:ascii="Arial" w:eastAsia="Arial" w:hAnsi="Arial" w:cs="Arial"/>
+        </w:rPr>
+        <w:t>L</w:t>
+      </w:r>
+    </w:p>
+    <w:p>
+      <w:pPr>
+        <w:rPr>
+          <w:rFonts w:ascii="Arial" w:eastAsia="Arial" w:hAnsi="Arial" w:cs="Arial"/>
           <w:sz w:val="28"/>
           <w:szCs w:val="28"/>
         </w:rPr>
       </w:pPr>
-    </w:p>
-    <w:p>
-      <w:pPr>
-        <w:rPr>
+      <w:r>
+        <w:rPr>
+          <w:rFonts w:ascii="Arial" w:eastAsia="Arial" w:hAnsi="Arial" w:cs="Arial"/>
           <w:sz w:val="28"/>
           <w:szCs w:val="28"/>
         </w:rPr>
-      </w:pPr>
-    </w:p>
-    <w:p>
-      <w:pPr>
-        <w:rPr>
-          <w:sz w:val="28"/>
-          <w:szCs w:val="28"/>
-        </w:rPr>
-      </w:pPr>
-    </w:p>
-    <w:p>
-      <w:pPr>
-        <w:spacing w:before="240" w:after="240" w:line="240" w:lineRule="auto"/>
-        <w:rPr>
-          <w:rFonts w:ascii="Arial" w:eastAsia="Arial" w:hAnsi="Arial" w:cs="Arial"/>
-        </w:rPr>
-      </w:pPr>
-    </w:p>
-    <w:p>
-      <w:pPr>
-        <w:rPr>
-          <w:rFonts w:ascii="Arial" w:eastAsia="Arial" w:hAnsi="Arial" w:cs="Arial"/>
-          <w:sz w:val="28"/>
-          <w:szCs w:val="28"/>
-        </w:rPr>
-      </w:pPr>
-      <w:r>
-        <w:rPr>
-          <w:rFonts w:ascii="Arial" w:eastAsia="Arial" w:hAnsi="Arial" w:cs="Arial"/>
-          <w:sz w:val="28"/>
-          <w:szCs w:val="28"/>
-        </w:rPr>
-        <w:lastRenderedPageBreak/>
         <w:t xml:space="preserve">Relaciones </w:t>
       </w:r>
     </w:p>
@@ -2770,6 +3205,76 @@
       </w:pPr>
       <w:bookmarkStart w:id="4" w:name="_heading=h.dk8qvpv8dt4c" w:colFirst="0" w:colLast="0"/>
       <w:bookmarkEnd w:id="4"/>
+    </w:p>
+    <w:p>
+      <w:pPr>
+        <w:pStyle w:val="Ttulo3"/>
+        <w:keepNext w:val="0"/>
+        <w:keepLines w:val="0"/>
+        <w:spacing w:before="0" w:line="240" w:lineRule="auto"/>
+        <w:rPr>
+          <w:rFonts w:ascii="Arial" w:eastAsia="Arial" w:hAnsi="Arial" w:cs="Arial"/>
+          <w:color w:val="000000"/>
+          <w:sz w:val="24"/>
+          <w:szCs w:val="24"/>
+        </w:rPr>
+      </w:pPr>
+    </w:p>
+    <w:p>
+      <w:pPr>
+        <w:pStyle w:val="Ttulo3"/>
+        <w:keepNext w:val="0"/>
+        <w:keepLines w:val="0"/>
+        <w:spacing w:before="0" w:line="240" w:lineRule="auto"/>
+        <w:rPr>
+          <w:rFonts w:ascii="Arial" w:eastAsia="Arial" w:hAnsi="Arial" w:cs="Arial"/>
+          <w:color w:val="000000"/>
+          <w:sz w:val="24"/>
+          <w:szCs w:val="24"/>
+        </w:rPr>
+      </w:pPr>
+    </w:p>
+    <w:p>
+      <w:pPr>
+        <w:pStyle w:val="Ttulo3"/>
+        <w:keepNext w:val="0"/>
+        <w:keepLines w:val="0"/>
+        <w:spacing w:before="0" w:line="240" w:lineRule="auto"/>
+        <w:rPr>
+          <w:rFonts w:ascii="Arial" w:eastAsia="Arial" w:hAnsi="Arial" w:cs="Arial"/>
+          <w:color w:val="000000"/>
+          <w:sz w:val="24"/>
+          <w:szCs w:val="24"/>
+        </w:rPr>
+      </w:pPr>
+    </w:p>
+    <w:p>
+      <w:pPr>
+        <w:pStyle w:val="Ttulo3"/>
+        <w:keepNext w:val="0"/>
+        <w:keepLines w:val="0"/>
+        <w:spacing w:before="0" w:line="240" w:lineRule="auto"/>
+        <w:rPr>
+          <w:rFonts w:ascii="Arial" w:eastAsia="Arial" w:hAnsi="Arial" w:cs="Arial"/>
+          <w:color w:val="000000"/>
+          <w:sz w:val="24"/>
+          <w:szCs w:val="24"/>
+        </w:rPr>
+      </w:pPr>
+    </w:p>
+    <w:p>
+      <w:pPr>
+        <w:pStyle w:val="Ttulo3"/>
+        <w:keepNext w:val="0"/>
+        <w:keepLines w:val="0"/>
+        <w:spacing w:before="0" w:line="240" w:lineRule="auto"/>
+        <w:rPr>
+          <w:rFonts w:ascii="Arial" w:eastAsia="Arial" w:hAnsi="Arial" w:cs="Arial"/>
+          <w:color w:val="000000"/>
+          <w:sz w:val="24"/>
+          <w:szCs w:val="24"/>
+        </w:rPr>
+      </w:pPr>
       <w:r>
         <w:rPr>
           <w:rFonts w:ascii="Arial" w:eastAsia="Arial" w:hAnsi="Arial" w:cs="Arial"/>
@@ -2835,6 +3340,7 @@
         <w:rPr>
           <w:rFonts w:ascii="Arial" w:eastAsia="Arial" w:hAnsi="Arial" w:cs="Arial"/>
         </w:rPr>
+        <w:lastRenderedPageBreak/>
         <w:t>Tipo: Uno a Muchos.</w:t>
       </w:r>
     </w:p>
@@ -3063,6 +3569,272 @@
       <w:pPr>
         <w:rPr>
           <w:rFonts w:ascii="Arial" w:eastAsia="Arial" w:hAnsi="Arial" w:cs="Arial"/>
+        </w:rPr>
+      </w:pPr>
+      <w:r>
+        <w:rPr>
+          <w:rFonts w:ascii="Arial" w:eastAsia="Arial" w:hAnsi="Arial" w:cs="Arial"/>
+        </w:rPr>
+        <w:t>6</w:t>
+      </w:r>
+      <w:r>
+        <w:rPr>
+          <w:rFonts w:ascii="Arial" w:eastAsia="Arial" w:hAnsi="Arial" w:cs="Arial"/>
+        </w:rPr>
+        <w:t xml:space="preserve">. Relación Inventario - </w:t>
+      </w:r>
+      <w:proofErr w:type="spellStart"/>
+      <w:r>
+        <w:rPr>
+          <w:rFonts w:ascii="Arial" w:eastAsia="Arial" w:hAnsi="Arial" w:cs="Arial"/>
+        </w:rPr>
+        <w:t>Insumos_Utilizados</w:t>
+      </w:r>
+      <w:proofErr w:type="spellEnd"/>
+      <w:r>
+        <w:rPr>
+          <w:rFonts w:ascii="Arial" w:eastAsia="Arial" w:hAnsi="Arial" w:cs="Arial"/>
+        </w:rPr>
+        <w:t xml:space="preserve"> (</w:t>
+      </w:r>
+      <w:proofErr w:type="gramStart"/>
+      <w:r>
+        <w:rPr>
+          <w:rFonts w:ascii="Arial" w:eastAsia="Arial" w:hAnsi="Arial" w:cs="Arial"/>
+        </w:rPr>
+        <w:t>1:N</w:t>
+      </w:r>
+      <w:proofErr w:type="gramEnd"/>
+      <w:r>
+        <w:rPr>
+          <w:rFonts w:ascii="Arial" w:eastAsia="Arial" w:hAnsi="Arial" w:cs="Arial"/>
+        </w:rPr>
+        <w:t>)</w:t>
+      </w:r>
+    </w:p>
+    <w:p>
+      <w:pPr>
+        <w:numPr>
+          <w:ilvl w:val="0"/>
+          <w:numId w:val="32"/>
+        </w:numPr>
+        <w:spacing w:after="0"/>
+        <w:rPr>
+          <w:rFonts w:ascii="Arial" w:eastAsia="Arial" w:hAnsi="Arial" w:cs="Arial"/>
+        </w:rPr>
+      </w:pPr>
+      <w:r>
+        <w:rPr>
+          <w:rFonts w:ascii="Arial" w:eastAsia="Arial" w:hAnsi="Arial" w:cs="Arial"/>
+        </w:rPr>
+        <w:t>Tipo: Uno a Muchos.</w:t>
+      </w:r>
+    </w:p>
+    <w:p>
+      <w:pPr>
+        <w:numPr>
+          <w:ilvl w:val="0"/>
+          <w:numId w:val="32"/>
+        </w:numPr>
+        <w:spacing w:after="0"/>
+        <w:rPr>
+          <w:rFonts w:ascii="Arial" w:eastAsia="Arial" w:hAnsi="Arial" w:cs="Arial"/>
+        </w:rPr>
+      </w:pPr>
+      <w:r>
+        <w:rPr>
+          <w:rFonts w:ascii="Arial" w:eastAsia="Arial" w:hAnsi="Arial" w:cs="Arial"/>
+        </w:rPr>
+        <w:t xml:space="preserve">Descripción: Un insumo específico (ej. </w:t>
+      </w:r>
+      <w:proofErr w:type="spellStart"/>
+      <w:r>
+        <w:rPr>
+          <w:rFonts w:ascii="Arial" w:eastAsia="Arial" w:hAnsi="Arial" w:cs="Arial"/>
+        </w:rPr>
+        <w:t>Shampoo</w:t>
+      </w:r>
+      <w:proofErr w:type="spellEnd"/>
+      <w:r>
+        <w:rPr>
+          <w:rFonts w:ascii="Arial" w:eastAsia="Arial" w:hAnsi="Arial" w:cs="Arial"/>
+        </w:rPr>
+        <w:t>) puede estar asociado a varios servicios diferentes.</w:t>
+      </w:r>
+    </w:p>
+    <w:p>
+      <w:pPr>
+        <w:numPr>
+          <w:ilvl w:val="0"/>
+          <w:numId w:val="32"/>
+        </w:numPr>
+        <w:spacing w:after="0"/>
+        <w:rPr>
+          <w:rFonts w:ascii="Arial" w:eastAsia="Arial" w:hAnsi="Arial" w:cs="Arial"/>
+        </w:rPr>
+      </w:pPr>
+      <w:r>
+        <w:rPr>
+          <w:rFonts w:ascii="Arial" w:eastAsia="Arial" w:hAnsi="Arial" w:cs="Arial"/>
+        </w:rPr>
+        <w:t xml:space="preserve">Llave: El campo </w:t>
+      </w:r>
+      <w:proofErr w:type="spellStart"/>
+      <w:r>
+        <w:rPr>
+          <w:rFonts w:ascii="Arial" w:eastAsia="Arial" w:hAnsi="Arial" w:cs="Arial"/>
+        </w:rPr>
+        <w:t>id_insumo</w:t>
+      </w:r>
+      <w:proofErr w:type="spellEnd"/>
+      <w:r>
+        <w:rPr>
+          <w:rFonts w:ascii="Arial" w:eastAsia="Arial" w:hAnsi="Arial" w:cs="Arial"/>
+        </w:rPr>
+        <w:t xml:space="preserve"> en la tabla </w:t>
+      </w:r>
+      <w:proofErr w:type="spellStart"/>
+      <w:r>
+        <w:rPr>
+          <w:rFonts w:ascii="Arial" w:eastAsia="Arial" w:hAnsi="Arial" w:cs="Arial"/>
+        </w:rPr>
+        <w:t>insumos_utilizados</w:t>
+      </w:r>
+      <w:proofErr w:type="spellEnd"/>
+      <w:r>
+        <w:rPr>
+          <w:rFonts w:ascii="Arial" w:eastAsia="Arial" w:hAnsi="Arial" w:cs="Arial"/>
+        </w:rPr>
+        <w:t xml:space="preserve"> conecta con la tabla Inventario.</w:t>
+      </w:r>
+    </w:p>
+    <w:p>
+      <w:pPr>
+        <w:rPr>
+          <w:rFonts w:ascii="Arial" w:eastAsia="Arial" w:hAnsi="Arial" w:cs="Arial"/>
+        </w:rPr>
+      </w:pPr>
+      <w:r>
+        <w:rPr>
+          <w:rFonts w:ascii="Arial" w:eastAsia="Arial" w:hAnsi="Arial" w:cs="Arial"/>
+        </w:rPr>
+        <w:t xml:space="preserve">7. Relación Servicio - </w:t>
+      </w:r>
+      <w:proofErr w:type="spellStart"/>
+      <w:r>
+        <w:rPr>
+          <w:rFonts w:ascii="Arial" w:eastAsia="Arial" w:hAnsi="Arial" w:cs="Arial"/>
+        </w:rPr>
+        <w:t>Insumos_Utilizados</w:t>
+      </w:r>
+      <w:proofErr w:type="spellEnd"/>
+      <w:r>
+        <w:rPr>
+          <w:rFonts w:ascii="Arial" w:eastAsia="Arial" w:hAnsi="Arial" w:cs="Arial"/>
+        </w:rPr>
+        <w:t xml:space="preserve"> (</w:t>
+      </w:r>
+      <w:proofErr w:type="gramStart"/>
+      <w:r>
+        <w:rPr>
+          <w:rFonts w:ascii="Arial" w:eastAsia="Arial" w:hAnsi="Arial" w:cs="Arial"/>
+        </w:rPr>
+        <w:t>1:N</w:t>
+      </w:r>
+      <w:proofErr w:type="gramEnd"/>
+      <w:r>
+        <w:rPr>
+          <w:rFonts w:ascii="Arial" w:eastAsia="Arial" w:hAnsi="Arial" w:cs="Arial"/>
+        </w:rPr>
+        <w:t>)</w:t>
+      </w:r>
+    </w:p>
+    <w:p>
+      <w:pPr>
+        <w:numPr>
+          <w:ilvl w:val="0"/>
+          <w:numId w:val="33"/>
+        </w:numPr>
+        <w:spacing w:after="0"/>
+        <w:rPr>
+          <w:rFonts w:ascii="Arial" w:eastAsia="Arial" w:hAnsi="Arial" w:cs="Arial"/>
+        </w:rPr>
+      </w:pPr>
+      <w:r>
+        <w:rPr>
+          <w:rFonts w:ascii="Arial" w:eastAsia="Arial" w:hAnsi="Arial" w:cs="Arial"/>
+        </w:rPr>
+        <w:t>Tipo: Uno a Muchos.</w:t>
+      </w:r>
+    </w:p>
+    <w:p>
+      <w:pPr>
+        <w:numPr>
+          <w:ilvl w:val="0"/>
+          <w:numId w:val="33"/>
+        </w:numPr>
+        <w:spacing w:after="0"/>
+        <w:rPr>
+          <w:rFonts w:ascii="Arial" w:eastAsia="Arial" w:hAnsi="Arial" w:cs="Arial"/>
+        </w:rPr>
+      </w:pPr>
+      <w:r>
+        <w:rPr>
+          <w:rFonts w:ascii="Arial" w:eastAsia="Arial" w:hAnsi="Arial" w:cs="Arial"/>
+        </w:rPr>
+        <w:t>Descripción: Un servicio puede requerir varios insumos para realizarse (ej. la Tintura requiere tinte y oxidante).</w:t>
+      </w:r>
+    </w:p>
+    <w:p>
+      <w:pPr>
+        <w:numPr>
+          <w:ilvl w:val="0"/>
+          <w:numId w:val="33"/>
+        </w:numPr>
+        <w:spacing w:after="0"/>
+        <w:rPr>
+          <w:rFonts w:ascii="Arial" w:eastAsia="Arial" w:hAnsi="Arial" w:cs="Arial"/>
+        </w:rPr>
+      </w:pPr>
+      <w:r>
+        <w:rPr>
+          <w:rFonts w:ascii="Arial" w:eastAsia="Arial" w:hAnsi="Arial" w:cs="Arial"/>
+        </w:rPr>
+        <w:t xml:space="preserve">Llave: El campo </w:t>
+      </w:r>
+      <w:proofErr w:type="spellStart"/>
+      <w:r>
+        <w:rPr>
+          <w:rFonts w:ascii="Arial" w:eastAsia="Arial" w:hAnsi="Arial" w:cs="Arial"/>
+        </w:rPr>
+        <w:t>id_servicio</w:t>
+      </w:r>
+      <w:proofErr w:type="spellEnd"/>
+      <w:r>
+        <w:rPr>
+          <w:rFonts w:ascii="Arial" w:eastAsia="Arial" w:hAnsi="Arial" w:cs="Arial"/>
+        </w:rPr>
+        <w:t xml:space="preserve"> en la tabla </w:t>
+      </w:r>
+      <w:proofErr w:type="spellStart"/>
+      <w:r>
+        <w:rPr>
+          <w:rFonts w:ascii="Arial" w:eastAsia="Arial" w:hAnsi="Arial" w:cs="Arial"/>
+        </w:rPr>
+        <w:t>insumos_utilizados</w:t>
+      </w:r>
+      <w:proofErr w:type="spellEnd"/>
+      <w:r>
+        <w:rPr>
+          <w:rFonts w:ascii="Arial" w:eastAsia="Arial" w:hAnsi="Arial" w:cs="Arial"/>
+        </w:rPr>
+        <w:t xml:space="preserve"> conecta con la tabla Servicio.</w:t>
+      </w:r>
+    </w:p>
+    <w:p>
+      <w:pPr>
+        <w:rPr>
+          <w:rFonts w:ascii="Arial" w:eastAsia="Arial" w:hAnsi="Arial" w:cs="Arial"/>
           <w:sz w:val="26"/>
           <w:szCs w:val="26"/>
         </w:rPr>
@@ -3097,6 +3869,51 @@
     </w:p>
     <w:p>
       <w:pPr>
+        <w:rPr>
+          <w:rFonts w:ascii="Arial" w:eastAsia="Arial" w:hAnsi="Arial" w:cs="Arial"/>
+          <w:sz w:val="26"/>
+          <w:szCs w:val="26"/>
+        </w:rPr>
+      </w:pPr>
+    </w:p>
+    <w:p>
+      <w:pPr>
+        <w:rPr>
+          <w:rFonts w:ascii="Arial" w:eastAsia="Arial" w:hAnsi="Arial" w:cs="Arial"/>
+          <w:sz w:val="26"/>
+          <w:szCs w:val="26"/>
+        </w:rPr>
+      </w:pPr>
+    </w:p>
+    <w:p>
+      <w:pPr>
+        <w:rPr>
+          <w:rFonts w:ascii="Arial" w:eastAsia="Arial" w:hAnsi="Arial" w:cs="Arial"/>
+          <w:sz w:val="26"/>
+          <w:szCs w:val="26"/>
+        </w:rPr>
+      </w:pPr>
+    </w:p>
+    <w:p>
+      <w:pPr>
+        <w:rPr>
+          <w:rFonts w:ascii="Arial" w:eastAsia="Arial" w:hAnsi="Arial" w:cs="Arial"/>
+          <w:sz w:val="26"/>
+          <w:szCs w:val="26"/>
+        </w:rPr>
+      </w:pPr>
+    </w:p>
+    <w:p>
+      <w:pPr>
+        <w:rPr>
+          <w:rFonts w:ascii="Arial" w:eastAsia="Arial" w:hAnsi="Arial" w:cs="Arial"/>
+          <w:sz w:val="26"/>
+          <w:szCs w:val="26"/>
+        </w:rPr>
+      </w:pPr>
+    </w:p>
+    <w:p>
+      <w:pPr>
         <w:spacing w:after="0" w:line="240" w:lineRule="auto"/>
         <w:jc w:val="center"/>
         <w:rPr>
@@ -3111,7 +3928,6 @@
           <w:sz w:val="30"/>
           <w:szCs w:val="30"/>
         </w:rPr>
-        <w:lastRenderedPageBreak/>
         <w:t>Caso de uso</w:t>
       </w:r>
     </w:p>
@@ -3130,6 +3946,7 @@
           <w:sz w:val="28"/>
           <w:szCs w:val="28"/>
         </w:rPr>
+        <w:lastRenderedPageBreak/>
         <w:t>Caso de Uso: Reservar Hora</w:t>
       </w:r>
     </w:p>
@@ -3744,21 +4561,21 @@
           <w:sz w:val="28"/>
           <w:szCs w:val="28"/>
         </w:rPr>
+        <w:t>Caso de Uso: Ver Reservas</w:t>
+      </w:r>
+    </w:p>
+    <w:p>
+      <w:pPr>
+        <w:spacing w:before="240" w:after="240" w:line="240" w:lineRule="auto"/>
+        <w:rPr>
+          <w:rFonts w:ascii="Arial" w:eastAsia="Arial" w:hAnsi="Arial" w:cs="Arial"/>
+        </w:rPr>
+      </w:pPr>
+      <w:r>
+        <w:rPr>
+          <w:rFonts w:ascii="Arial" w:eastAsia="Arial" w:hAnsi="Arial" w:cs="Arial"/>
+        </w:rPr>
         <w:lastRenderedPageBreak/>
-        <w:t>Caso de Uso: Ver Reservas</w:t>
-      </w:r>
-    </w:p>
-    <w:p>
-      <w:pPr>
-        <w:spacing w:before="240" w:after="240" w:line="240" w:lineRule="auto"/>
-        <w:rPr>
-          <w:rFonts w:ascii="Arial" w:eastAsia="Arial" w:hAnsi="Arial" w:cs="Arial"/>
-        </w:rPr>
-      </w:pPr>
-      <w:r>
-        <w:rPr>
-          <w:rFonts w:ascii="Arial" w:eastAsia="Arial" w:hAnsi="Arial" w:cs="Arial"/>
-        </w:rPr>
         <w:t>Actor: Cliente</w:t>
       </w:r>
       <w:r>
@@ -4203,21 +5020,21 @@
           <w:sz w:val="28"/>
           <w:szCs w:val="28"/>
         </w:rPr>
+        <w:t>Caso de Uso: Iniciar Sesión</w:t>
+      </w:r>
+    </w:p>
+    <w:p>
+      <w:pPr>
+        <w:spacing w:before="240" w:after="240" w:line="240" w:lineRule="auto"/>
+        <w:rPr>
+          <w:rFonts w:ascii="Arial" w:eastAsia="Arial" w:hAnsi="Arial" w:cs="Arial"/>
+        </w:rPr>
+      </w:pPr>
+      <w:r>
+        <w:rPr>
+          <w:rFonts w:ascii="Arial" w:eastAsia="Arial" w:hAnsi="Arial" w:cs="Arial"/>
+        </w:rPr>
         <w:lastRenderedPageBreak/>
-        <w:t>Caso de Uso: Iniciar Sesión</w:t>
-      </w:r>
-    </w:p>
-    <w:p>
-      <w:pPr>
-        <w:spacing w:before="240" w:after="240" w:line="240" w:lineRule="auto"/>
-        <w:rPr>
-          <w:rFonts w:ascii="Arial" w:eastAsia="Arial" w:hAnsi="Arial" w:cs="Arial"/>
-        </w:rPr>
-      </w:pPr>
-      <w:r>
-        <w:rPr>
-          <w:rFonts w:ascii="Arial" w:eastAsia="Arial" w:hAnsi="Arial" w:cs="Arial"/>
-        </w:rPr>
         <w:t>Actor: Cliente / Administrador</w:t>
       </w:r>
       <w:r>
@@ -4646,201 +5463,13 @@
       <w:pPr>
         <w:rPr>
           <w:rFonts w:ascii="Arial" w:eastAsia="Arial" w:hAnsi="Arial" w:cs="Arial"/>
-          <w:sz w:val="26"/>
-          <w:szCs w:val="26"/>
-        </w:rPr>
-      </w:pPr>
-    </w:p>
-    <w:p>
-      <w:pPr>
-        <w:jc w:val="center"/>
-        <w:rPr>
-          <w:rFonts w:ascii="Arial" w:eastAsia="Arial" w:hAnsi="Arial" w:cs="Arial"/>
           <w:sz w:val="30"/>
           <w:szCs w:val="30"/>
         </w:rPr>
       </w:pPr>
-      <w:r>
-        <w:rPr>
-          <w:rFonts w:ascii="Arial" w:eastAsia="Arial" w:hAnsi="Arial" w:cs="Arial"/>
-          <w:sz w:val="30"/>
-          <w:szCs w:val="30"/>
-        </w:rPr>
-        <w:lastRenderedPageBreak/>
-        <w:t xml:space="preserve">Carta </w:t>
-      </w:r>
-      <w:proofErr w:type="spellStart"/>
-      <w:r>
-        <w:rPr>
-          <w:rFonts w:ascii="Arial" w:eastAsia="Arial" w:hAnsi="Arial" w:cs="Arial"/>
-          <w:sz w:val="30"/>
-          <w:szCs w:val="30"/>
-        </w:rPr>
-        <w:t>gantt</w:t>
-      </w:r>
-      <w:proofErr w:type="spellEnd"/>
-      <w:r>
-        <w:rPr>
-          <w:noProof/>
-        </w:rPr>
-        <w:drawing>
-          <wp:anchor distT="114300" distB="114300" distL="114300" distR="114300" simplePos="0" relativeHeight="251662336" behindDoc="0" locked="0" layoutInCell="1" hidden="0" allowOverlap="1" wp14:anchorId="1EB54B4F" wp14:editId="2C16EAD2">
-            <wp:simplePos x="0" y="0"/>
-            <wp:positionH relativeFrom="column">
-              <wp:posOffset>19051</wp:posOffset>
-            </wp:positionH>
-            <wp:positionV relativeFrom="paragraph">
-              <wp:posOffset>374390</wp:posOffset>
-            </wp:positionV>
-            <wp:extent cx="5612130" cy="3543300"/>
-            <wp:effectExtent l="0" t="0" r="0" b="0"/>
-            <wp:wrapTopAndBottom distT="114300" distB="114300"/>
-            <wp:docPr id="4" name="image2.png"/>
-            <wp:cNvGraphicFramePr/>
-            <a:graphic xmlns:a="http://schemas.openxmlformats.org/drawingml/2006/main">
-              <a:graphicData uri="http://schemas.openxmlformats.org/drawingml/2006/picture">
-                <pic:pic xmlns:pic="http://schemas.openxmlformats.org/drawingml/2006/picture">
-                  <pic:nvPicPr>
-                    <pic:cNvPr id="0" name="image2.png"/>
-                    <pic:cNvPicPr preferRelativeResize="0"/>
-                  </pic:nvPicPr>
-                  <pic:blipFill>
-                    <a:blip r:embed="rId13"/>
-                    <a:srcRect/>
-                    <a:stretch>
-                      <a:fillRect/>
-                    </a:stretch>
-                  </pic:blipFill>
-                  <pic:spPr>
-                    <a:xfrm>
-                      <a:off x="0" y="0"/>
-                      <a:ext cx="5612130" cy="3543300"/>
-                    </a:xfrm>
-                    <a:prstGeom prst="rect">
-                      <a:avLst/>
-                    </a:prstGeom>
-                    <a:ln/>
-                  </pic:spPr>
-                </pic:pic>
-              </a:graphicData>
-            </a:graphic>
-          </wp:anchor>
-        </w:drawing>
-      </w:r>
-    </w:p>
-    <w:p>
-      <w:pPr>
-        <w:jc w:val="center"/>
-        <w:rPr>
-          <w:rFonts w:ascii="Arial" w:eastAsia="Arial" w:hAnsi="Arial" w:cs="Arial"/>
-          <w:sz w:val="30"/>
-          <w:szCs w:val="30"/>
-        </w:rPr>
-      </w:pPr>
-    </w:p>
-    <w:p>
-      <w:pPr>
-        <w:jc w:val="center"/>
-        <w:rPr>
-          <w:rFonts w:ascii="Arial" w:eastAsia="Arial" w:hAnsi="Arial" w:cs="Arial"/>
-          <w:sz w:val="30"/>
-          <w:szCs w:val="30"/>
-        </w:rPr>
-      </w:pPr>
-    </w:p>
-    <w:p>
-      <w:pPr>
-        <w:jc w:val="center"/>
-        <w:rPr>
-          <w:rFonts w:ascii="Arial" w:eastAsia="Arial" w:hAnsi="Arial" w:cs="Arial"/>
-          <w:sz w:val="30"/>
-          <w:szCs w:val="30"/>
-        </w:rPr>
-      </w:pPr>
-    </w:p>
-    <w:p>
-      <w:pPr>
-        <w:jc w:val="center"/>
-        <w:rPr>
-          <w:rFonts w:ascii="Arial" w:eastAsia="Arial" w:hAnsi="Arial" w:cs="Arial"/>
-          <w:sz w:val="30"/>
-          <w:szCs w:val="30"/>
-        </w:rPr>
-      </w:pPr>
-    </w:p>
-    <w:p>
-      <w:pPr>
-        <w:jc w:val="center"/>
-        <w:rPr>
-          <w:rFonts w:ascii="Arial" w:eastAsia="Arial" w:hAnsi="Arial" w:cs="Arial"/>
-          <w:sz w:val="30"/>
-          <w:szCs w:val="30"/>
-        </w:rPr>
-      </w:pPr>
-    </w:p>
-    <w:p>
-      <w:pPr>
-        <w:jc w:val="center"/>
-        <w:rPr>
-          <w:rFonts w:ascii="Arial" w:eastAsia="Arial" w:hAnsi="Arial" w:cs="Arial"/>
-          <w:sz w:val="30"/>
-          <w:szCs w:val="30"/>
-        </w:rPr>
-      </w:pPr>
-    </w:p>
-    <w:p>
-      <w:pPr>
-        <w:jc w:val="center"/>
-        <w:rPr>
-          <w:rFonts w:ascii="Arial" w:eastAsia="Arial" w:hAnsi="Arial" w:cs="Arial"/>
-          <w:sz w:val="30"/>
-          <w:szCs w:val="30"/>
-        </w:rPr>
-      </w:pPr>
-    </w:p>
-    <w:p>
-      <w:pPr>
-        <w:jc w:val="center"/>
-        <w:rPr>
-          <w:rFonts w:ascii="Arial" w:eastAsia="Arial" w:hAnsi="Arial" w:cs="Arial"/>
-          <w:sz w:val="30"/>
-          <w:szCs w:val="30"/>
-        </w:rPr>
-      </w:pPr>
-    </w:p>
-    <w:p>
-      <w:pPr>
-        <w:jc w:val="center"/>
-        <w:rPr>
-          <w:rFonts w:ascii="Arial" w:eastAsia="Arial" w:hAnsi="Arial" w:cs="Arial"/>
-          <w:sz w:val="30"/>
-          <w:szCs w:val="30"/>
-        </w:rPr>
-      </w:pPr>
-    </w:p>
-    <w:p>
-      <w:pPr>
-        <w:jc w:val="center"/>
-        <w:rPr>
-          <w:rFonts w:ascii="Arial" w:eastAsia="Arial" w:hAnsi="Arial" w:cs="Arial"/>
-          <w:sz w:val="30"/>
-          <w:szCs w:val="30"/>
-        </w:rPr>
-      </w:pPr>
-    </w:p>
-    <w:p>
-      <w:pPr>
-        <w:jc w:val="center"/>
-        <w:rPr>
-          <w:rFonts w:ascii="Arial" w:eastAsia="Arial" w:hAnsi="Arial" w:cs="Arial"/>
-          <w:sz w:val="30"/>
-          <w:szCs w:val="30"/>
-        </w:rPr>
-      </w:pPr>
-    </w:p>
-    <w:p>
-      <w:pPr>
-        <w:jc w:val="center"/>
+    </w:p>
+    <w:p>
+      <w:pPr>
         <w:rPr>
           <w:rFonts w:ascii="Arial" w:eastAsia="Arial" w:hAnsi="Arial" w:cs="Arial"/>
           <w:sz w:val="30"/>
@@ -5597,7 +6226,7 @@
         </w:rPr>
         <w:br/>
       </w:r>
-      <w:hyperlink r:id="rId14">
+      <w:hyperlink r:id="rId13">
         <w:r>
           <w:rPr>
             <w:rFonts w:ascii="Arial" w:eastAsia="Arial" w:hAnsi="Arial" w:cs="Arial"/>
@@ -5608,7 +6237,7 @@
       </w:hyperlink>
     </w:p>
     <w:sectPr>
-      <w:headerReference w:type="default" r:id="rId15"/>
+      <w:headerReference w:type="default" r:id="rId14"/>
       <w:pgSz w:w="12240" w:h="15840"/>
       <w:pgMar w:top="1417" w:right="1701" w:bottom="1417" w:left="1701" w:header="708" w:footer="708" w:gutter="0"/>
       <w:pgNumType w:start="1"/>
@@ -6214,6 +6843,155 @@
     </w:lvl>
   </w:abstractNum>
   <w:abstractNum w:abstractNumId="4" w15:restartNumberingAfterBreak="0">
+    <w:nsid w:val="153A0661"/>
+    <w:multiLevelType w:val="multilevel"/>
+    <w:tmpl w:val="A93C0042"/>
+    <w:lvl w:ilvl="0">
+      <w:start w:val="1"/>
+      <w:numFmt w:val="bullet"/>
+      <w:lvlText w:val=""/>
+      <w:lvlJc w:val="left"/>
+      <w:pPr>
+        <w:tabs>
+          <w:tab w:val="num" w:pos="720"/>
+        </w:tabs>
+        <w:ind w:left="720" w:hanging="360"/>
+      </w:pPr>
+      <w:rPr>
+        <w:rFonts w:ascii="Symbol" w:hAnsi="Symbol" w:hint="default"/>
+        <w:sz w:val="20"/>
+      </w:rPr>
+    </w:lvl>
+    <w:lvl w:ilvl="1" w:tentative="1">
+      <w:start w:val="1"/>
+      <w:numFmt w:val="bullet"/>
+      <w:lvlText w:val="o"/>
+      <w:lvlJc w:val="left"/>
+      <w:pPr>
+        <w:tabs>
+          <w:tab w:val="num" w:pos="1440"/>
+        </w:tabs>
+        <w:ind w:left="1440" w:hanging="360"/>
+      </w:pPr>
+      <w:rPr>
+        <w:rFonts w:ascii="Courier New" w:hAnsi="Courier New" w:hint="default"/>
+        <w:sz w:val="20"/>
+      </w:rPr>
+    </w:lvl>
+    <w:lvl w:ilvl="2" w:tentative="1">
+      <w:start w:val="1"/>
+      <w:numFmt w:val="bullet"/>
+      <w:lvlText w:val=""/>
+      <w:lvlJc w:val="left"/>
+      <w:pPr>
+        <w:tabs>
+          <w:tab w:val="num" w:pos="2160"/>
+        </w:tabs>
+        <w:ind w:left="2160" w:hanging="360"/>
+      </w:pPr>
+      <w:rPr>
+        <w:rFonts w:ascii="Wingdings" w:hAnsi="Wingdings" w:hint="default"/>
+        <w:sz w:val="20"/>
+      </w:rPr>
+    </w:lvl>
+    <w:lvl w:ilvl="3" w:tentative="1">
+      <w:start w:val="1"/>
+      <w:numFmt w:val="bullet"/>
+      <w:lvlText w:val=""/>
+      <w:lvlJc w:val="left"/>
+      <w:pPr>
+        <w:tabs>
+          <w:tab w:val="num" w:pos="2880"/>
+        </w:tabs>
+        <w:ind w:left="2880" w:hanging="360"/>
+      </w:pPr>
+      <w:rPr>
+        <w:rFonts w:ascii="Wingdings" w:hAnsi="Wingdings" w:hint="default"/>
+        <w:sz w:val="20"/>
+      </w:rPr>
+    </w:lvl>
+    <w:lvl w:ilvl="4" w:tentative="1">
+      <w:start w:val="1"/>
+      <w:numFmt w:val="bullet"/>
+      <w:lvlText w:val=""/>
+      <w:lvlJc w:val="left"/>
+      <w:pPr>
+        <w:tabs>
+          <w:tab w:val="num" w:pos="3600"/>
+        </w:tabs>
+        <w:ind w:left="3600" w:hanging="360"/>
+      </w:pPr>
+      <w:rPr>
+        <w:rFonts w:ascii="Wingdings" w:hAnsi="Wingdings" w:hint="default"/>
+        <w:sz w:val="20"/>
+      </w:rPr>
+    </w:lvl>
+    <w:lvl w:ilvl="5" w:tentative="1">
+      <w:start w:val="1"/>
+      <w:numFmt w:val="bullet"/>
+      <w:lvlText w:val=""/>
+      <w:lvlJc w:val="left"/>
+      <w:pPr>
+        <w:tabs>
+          <w:tab w:val="num" w:pos="4320"/>
+        </w:tabs>
+        <w:ind w:left="4320" w:hanging="360"/>
+      </w:pPr>
+      <w:rPr>
+        <w:rFonts w:ascii="Wingdings" w:hAnsi="Wingdings" w:hint="default"/>
+        <w:sz w:val="20"/>
+      </w:rPr>
+    </w:lvl>
+    <w:lvl w:ilvl="6" w:tentative="1">
+      <w:start w:val="1"/>
+      <w:numFmt w:val="bullet"/>
+      <w:lvlText w:val=""/>
+      <w:lvlJc w:val="left"/>
+      <w:pPr>
+        <w:tabs>
+          <w:tab w:val="num" w:pos="5040"/>
+        </w:tabs>
+        <w:ind w:left="5040" w:hanging="360"/>
+      </w:pPr>
+      <w:rPr>
+        <w:rFonts w:ascii="Wingdings" w:hAnsi="Wingdings" w:hint="default"/>
+        <w:sz w:val="20"/>
+      </w:rPr>
+    </w:lvl>
+    <w:lvl w:ilvl="7" w:tentative="1">
+      <w:start w:val="1"/>
+      <w:numFmt w:val="bullet"/>
+      <w:lvlText w:val=""/>
+      <w:lvlJc w:val="left"/>
+      <w:pPr>
+        <w:tabs>
+          <w:tab w:val="num" w:pos="5760"/>
+        </w:tabs>
+        <w:ind w:left="5760" w:hanging="360"/>
+      </w:pPr>
+      <w:rPr>
+        <w:rFonts w:ascii="Wingdings" w:hAnsi="Wingdings" w:hint="default"/>
+        <w:sz w:val="20"/>
+      </w:rPr>
+    </w:lvl>
+    <w:lvl w:ilvl="8" w:tentative="1">
+      <w:start w:val="1"/>
+      <w:numFmt w:val="bullet"/>
+      <w:lvlText w:val=""/>
+      <w:lvlJc w:val="left"/>
+      <w:pPr>
+        <w:tabs>
+          <w:tab w:val="num" w:pos="6480"/>
+        </w:tabs>
+        <w:ind w:left="6480" w:hanging="360"/>
+      </w:pPr>
+      <w:rPr>
+        <w:rFonts w:ascii="Wingdings" w:hAnsi="Wingdings" w:hint="default"/>
+        <w:sz w:val="20"/>
+      </w:rPr>
+    </w:lvl>
+  </w:abstractNum>
+  <w:abstractNum w:abstractNumId="5" w15:restartNumberingAfterBreak="0">
     <w:nsid w:val="17641B5B"/>
     <w:multiLevelType w:val="multilevel"/>
     <w:tmpl w:val="53926504"/>
@@ -6326,7 +7104,7 @@
       </w:rPr>
     </w:lvl>
   </w:abstractNum>
-  <w:abstractNum w:abstractNumId="5" w15:restartNumberingAfterBreak="0">
+  <w:abstractNum w:abstractNumId="6" w15:restartNumberingAfterBreak="0">
     <w:nsid w:val="17F67CCA"/>
     <w:multiLevelType w:val="multilevel"/>
     <w:tmpl w:val="2EBEBE76"/>
@@ -6475,7 +7253,156 @@
       </w:rPr>
     </w:lvl>
   </w:abstractNum>
-  <w:abstractNum w:abstractNumId="6" w15:restartNumberingAfterBreak="0">
+  <w:abstractNum w:abstractNumId="7" w15:restartNumberingAfterBreak="0">
+    <w:nsid w:val="19A5776D"/>
+    <w:multiLevelType w:val="multilevel"/>
+    <w:tmpl w:val="B9AC9760"/>
+    <w:lvl w:ilvl="0">
+      <w:start w:val="1"/>
+      <w:numFmt w:val="bullet"/>
+      <w:lvlText w:val=""/>
+      <w:lvlJc w:val="left"/>
+      <w:pPr>
+        <w:tabs>
+          <w:tab w:val="num" w:pos="720"/>
+        </w:tabs>
+        <w:ind w:left="720" w:hanging="360"/>
+      </w:pPr>
+      <w:rPr>
+        <w:rFonts w:ascii="Symbol" w:hAnsi="Symbol" w:hint="default"/>
+        <w:sz w:val="20"/>
+      </w:rPr>
+    </w:lvl>
+    <w:lvl w:ilvl="1" w:tentative="1">
+      <w:start w:val="1"/>
+      <w:numFmt w:val="bullet"/>
+      <w:lvlText w:val="o"/>
+      <w:lvlJc w:val="left"/>
+      <w:pPr>
+        <w:tabs>
+          <w:tab w:val="num" w:pos="1440"/>
+        </w:tabs>
+        <w:ind w:left="1440" w:hanging="360"/>
+      </w:pPr>
+      <w:rPr>
+        <w:rFonts w:ascii="Courier New" w:hAnsi="Courier New" w:hint="default"/>
+        <w:sz w:val="20"/>
+      </w:rPr>
+    </w:lvl>
+    <w:lvl w:ilvl="2" w:tentative="1">
+      <w:start w:val="1"/>
+      <w:numFmt w:val="bullet"/>
+      <w:lvlText w:val=""/>
+      <w:lvlJc w:val="left"/>
+      <w:pPr>
+        <w:tabs>
+          <w:tab w:val="num" w:pos="2160"/>
+        </w:tabs>
+        <w:ind w:left="2160" w:hanging="360"/>
+      </w:pPr>
+      <w:rPr>
+        <w:rFonts w:ascii="Wingdings" w:hAnsi="Wingdings" w:hint="default"/>
+        <w:sz w:val="20"/>
+      </w:rPr>
+    </w:lvl>
+    <w:lvl w:ilvl="3" w:tentative="1">
+      <w:start w:val="1"/>
+      <w:numFmt w:val="bullet"/>
+      <w:lvlText w:val=""/>
+      <w:lvlJc w:val="left"/>
+      <w:pPr>
+        <w:tabs>
+          <w:tab w:val="num" w:pos="2880"/>
+        </w:tabs>
+        <w:ind w:left="2880" w:hanging="360"/>
+      </w:pPr>
+      <w:rPr>
+        <w:rFonts w:ascii="Wingdings" w:hAnsi="Wingdings" w:hint="default"/>
+        <w:sz w:val="20"/>
+      </w:rPr>
+    </w:lvl>
+    <w:lvl w:ilvl="4" w:tentative="1">
+      <w:start w:val="1"/>
+      <w:numFmt w:val="bullet"/>
+      <w:lvlText w:val=""/>
+      <w:lvlJc w:val="left"/>
+      <w:pPr>
+        <w:tabs>
+          <w:tab w:val="num" w:pos="3600"/>
+        </w:tabs>
+        <w:ind w:left="3600" w:hanging="360"/>
+      </w:pPr>
+      <w:rPr>
+        <w:rFonts w:ascii="Wingdings" w:hAnsi="Wingdings" w:hint="default"/>
+        <w:sz w:val="20"/>
+      </w:rPr>
+    </w:lvl>
+    <w:lvl w:ilvl="5" w:tentative="1">
+      <w:start w:val="1"/>
+      <w:numFmt w:val="bullet"/>
+      <w:lvlText w:val=""/>
+      <w:lvlJc w:val="left"/>
+      <w:pPr>
+        <w:tabs>
+          <w:tab w:val="num" w:pos="4320"/>
+        </w:tabs>
+        <w:ind w:left="4320" w:hanging="360"/>
+      </w:pPr>
+      <w:rPr>
+        <w:rFonts w:ascii="Wingdings" w:hAnsi="Wingdings" w:hint="default"/>
+        <w:sz w:val="20"/>
+      </w:rPr>
+    </w:lvl>
+    <w:lvl w:ilvl="6" w:tentative="1">
+      <w:start w:val="1"/>
+      <w:numFmt w:val="bullet"/>
+      <w:lvlText w:val=""/>
+      <w:lvlJc w:val="left"/>
+      <w:pPr>
+        <w:tabs>
+          <w:tab w:val="num" w:pos="5040"/>
+        </w:tabs>
+        <w:ind w:left="5040" w:hanging="360"/>
+      </w:pPr>
+      <w:rPr>
+        <w:rFonts w:ascii="Wingdings" w:hAnsi="Wingdings" w:hint="default"/>
+        <w:sz w:val="20"/>
+      </w:rPr>
+    </w:lvl>
+    <w:lvl w:ilvl="7" w:tentative="1">
+      <w:start w:val="1"/>
+      <w:numFmt w:val="bullet"/>
+      <w:lvlText w:val=""/>
+      <w:lvlJc w:val="left"/>
+      <w:pPr>
+        <w:tabs>
+          <w:tab w:val="num" w:pos="5760"/>
+        </w:tabs>
+        <w:ind w:left="5760" w:hanging="360"/>
+      </w:pPr>
+      <w:rPr>
+        <w:rFonts w:ascii="Wingdings" w:hAnsi="Wingdings" w:hint="default"/>
+        <w:sz w:val="20"/>
+      </w:rPr>
+    </w:lvl>
+    <w:lvl w:ilvl="8" w:tentative="1">
+      <w:start w:val="1"/>
+      <w:numFmt w:val="bullet"/>
+      <w:lvlText w:val=""/>
+      <w:lvlJc w:val="left"/>
+      <w:pPr>
+        <w:tabs>
+          <w:tab w:val="num" w:pos="6480"/>
+        </w:tabs>
+        <w:ind w:left="6480" w:hanging="360"/>
+      </w:pPr>
+      <w:rPr>
+        <w:rFonts w:ascii="Wingdings" w:hAnsi="Wingdings" w:hint="default"/>
+        <w:sz w:val="20"/>
+      </w:rPr>
+    </w:lvl>
+  </w:abstractNum>
+  <w:abstractNum w:abstractNumId="8" w15:restartNumberingAfterBreak="0">
     <w:nsid w:val="1B605B5B"/>
     <w:multiLevelType w:val="multilevel"/>
     <w:tmpl w:val="1BFE44B2"/>
@@ -6624,7 +7551,156 @@
       </w:rPr>
     </w:lvl>
   </w:abstractNum>
-  <w:abstractNum w:abstractNumId="7" w15:restartNumberingAfterBreak="0">
+  <w:abstractNum w:abstractNumId="9" w15:restartNumberingAfterBreak="0">
+    <w:nsid w:val="203F4F04"/>
+    <w:multiLevelType w:val="multilevel"/>
+    <w:tmpl w:val="BFE8C952"/>
+    <w:lvl w:ilvl="0">
+      <w:start w:val="1"/>
+      <w:numFmt w:val="bullet"/>
+      <w:lvlText w:val="-"/>
+      <w:lvlJc w:val="left"/>
+      <w:pPr>
+        <w:tabs>
+          <w:tab w:val="num" w:pos="720"/>
+        </w:tabs>
+        <w:ind w:left="720" w:hanging="360"/>
+      </w:pPr>
+      <w:rPr>
+        <w:rFonts w:ascii="Abadi" w:hAnsi="Abadi" w:hint="default"/>
+        <w:sz w:val="20"/>
+      </w:rPr>
+    </w:lvl>
+    <w:lvl w:ilvl="1" w:tentative="1">
+      <w:start w:val="1"/>
+      <w:numFmt w:val="bullet"/>
+      <w:lvlText w:val="o"/>
+      <w:lvlJc w:val="left"/>
+      <w:pPr>
+        <w:tabs>
+          <w:tab w:val="num" w:pos="1440"/>
+        </w:tabs>
+        <w:ind w:left="1440" w:hanging="360"/>
+      </w:pPr>
+      <w:rPr>
+        <w:rFonts w:ascii="Courier New" w:hAnsi="Courier New" w:hint="default"/>
+        <w:sz w:val="20"/>
+      </w:rPr>
+    </w:lvl>
+    <w:lvl w:ilvl="2" w:tentative="1">
+      <w:start w:val="1"/>
+      <w:numFmt w:val="bullet"/>
+      <w:lvlText w:val=""/>
+      <w:lvlJc w:val="left"/>
+      <w:pPr>
+        <w:tabs>
+          <w:tab w:val="num" w:pos="2160"/>
+        </w:tabs>
+        <w:ind w:left="2160" w:hanging="360"/>
+      </w:pPr>
+      <w:rPr>
+        <w:rFonts w:ascii="Wingdings" w:hAnsi="Wingdings" w:hint="default"/>
+        <w:sz w:val="20"/>
+      </w:rPr>
+    </w:lvl>
+    <w:lvl w:ilvl="3" w:tentative="1">
+      <w:start w:val="1"/>
+      <w:numFmt w:val="bullet"/>
+      <w:lvlText w:val=""/>
+      <w:lvlJc w:val="left"/>
+      <w:pPr>
+        <w:tabs>
+          <w:tab w:val="num" w:pos="2880"/>
+        </w:tabs>
+        <w:ind w:left="2880" w:hanging="360"/>
+      </w:pPr>
+      <w:rPr>
+        <w:rFonts w:ascii="Wingdings" w:hAnsi="Wingdings" w:hint="default"/>
+        <w:sz w:val="20"/>
+      </w:rPr>
+    </w:lvl>
+    <w:lvl w:ilvl="4" w:tentative="1">
+      <w:start w:val="1"/>
+      <w:numFmt w:val="bullet"/>
+      <w:lvlText w:val=""/>
+      <w:lvlJc w:val="left"/>
+      <w:pPr>
+        <w:tabs>
+          <w:tab w:val="num" w:pos="3600"/>
+        </w:tabs>
+        <w:ind w:left="3600" w:hanging="360"/>
+      </w:pPr>
+      <w:rPr>
+        <w:rFonts w:ascii="Wingdings" w:hAnsi="Wingdings" w:hint="default"/>
+        <w:sz w:val="20"/>
+      </w:rPr>
+    </w:lvl>
+    <w:lvl w:ilvl="5" w:tentative="1">
+      <w:start w:val="1"/>
+      <w:numFmt w:val="bullet"/>
+      <w:lvlText w:val=""/>
+      <w:lvlJc w:val="left"/>
+      <w:pPr>
+        <w:tabs>
+          <w:tab w:val="num" w:pos="4320"/>
+        </w:tabs>
+        <w:ind w:left="4320" w:hanging="360"/>
+      </w:pPr>
+      <w:rPr>
+        <w:rFonts w:ascii="Wingdings" w:hAnsi="Wingdings" w:hint="default"/>
+        <w:sz w:val="20"/>
+      </w:rPr>
+    </w:lvl>
+    <w:lvl w:ilvl="6" w:tentative="1">
+      <w:start w:val="1"/>
+      <w:numFmt w:val="bullet"/>
+      <w:lvlText w:val=""/>
+      <w:lvlJc w:val="left"/>
+      <w:pPr>
+        <w:tabs>
+          <w:tab w:val="num" w:pos="5040"/>
+        </w:tabs>
+        <w:ind w:left="5040" w:hanging="360"/>
+      </w:pPr>
+      <w:rPr>
+        <w:rFonts w:ascii="Wingdings" w:hAnsi="Wingdings" w:hint="default"/>
+        <w:sz w:val="20"/>
+      </w:rPr>
+    </w:lvl>
+    <w:lvl w:ilvl="7" w:tentative="1">
+      <w:start w:val="1"/>
+      <w:numFmt w:val="bullet"/>
+      <w:lvlText w:val=""/>
+      <w:lvlJc w:val="left"/>
+      <w:pPr>
+        <w:tabs>
+          <w:tab w:val="num" w:pos="5760"/>
+        </w:tabs>
+        <w:ind w:left="5760" w:hanging="360"/>
+      </w:pPr>
+      <w:rPr>
+        <w:rFonts w:ascii="Wingdings" w:hAnsi="Wingdings" w:hint="default"/>
+        <w:sz w:val="20"/>
+      </w:rPr>
+    </w:lvl>
+    <w:lvl w:ilvl="8" w:tentative="1">
+      <w:start w:val="1"/>
+      <w:numFmt w:val="bullet"/>
+      <w:lvlText w:val=""/>
+      <w:lvlJc w:val="left"/>
+      <w:pPr>
+        <w:tabs>
+          <w:tab w:val="num" w:pos="6480"/>
+        </w:tabs>
+        <w:ind w:left="6480" w:hanging="360"/>
+      </w:pPr>
+      <w:rPr>
+        <w:rFonts w:ascii="Wingdings" w:hAnsi="Wingdings" w:hint="default"/>
+        <w:sz w:val="20"/>
+      </w:rPr>
+    </w:lvl>
+  </w:abstractNum>
+  <w:abstractNum w:abstractNumId="10" w15:restartNumberingAfterBreak="0">
     <w:nsid w:val="21AD1322"/>
     <w:multiLevelType w:val="multilevel"/>
     <w:tmpl w:val="46D0E71E"/>
@@ -6737,7 +7813,7 @@
       </w:rPr>
     </w:lvl>
   </w:abstractNum>
-  <w:abstractNum w:abstractNumId="8" w15:restartNumberingAfterBreak="0">
+  <w:abstractNum w:abstractNumId="11" w15:restartNumberingAfterBreak="0">
     <w:nsid w:val="23361684"/>
     <w:multiLevelType w:val="multilevel"/>
     <w:tmpl w:val="0D9ECD30"/>
@@ -6850,7 +7926,7 @@
       </w:rPr>
     </w:lvl>
   </w:abstractNum>
-  <w:abstractNum w:abstractNumId="9" w15:restartNumberingAfterBreak="0">
+  <w:abstractNum w:abstractNumId="12" w15:restartNumberingAfterBreak="0">
     <w:nsid w:val="26B11AA3"/>
     <w:multiLevelType w:val="multilevel"/>
     <w:tmpl w:val="1C7057BE"/>
@@ -6963,7 +8039,7 @@
       </w:rPr>
     </w:lvl>
   </w:abstractNum>
-  <w:abstractNum w:abstractNumId="10" w15:restartNumberingAfterBreak="0">
+  <w:abstractNum w:abstractNumId="13" w15:restartNumberingAfterBreak="0">
     <w:nsid w:val="275D4A06"/>
     <w:multiLevelType w:val="multilevel"/>
     <w:tmpl w:val="1C006B4A"/>
@@ -7076,7 +8152,7 @@
       </w:rPr>
     </w:lvl>
   </w:abstractNum>
-  <w:abstractNum w:abstractNumId="11" w15:restartNumberingAfterBreak="0">
+  <w:abstractNum w:abstractNumId="14" w15:restartNumberingAfterBreak="0">
     <w:nsid w:val="2E8016D9"/>
     <w:multiLevelType w:val="multilevel"/>
     <w:tmpl w:val="6B9E14FE"/>
@@ -7189,7 +8265,7 @@
       </w:rPr>
     </w:lvl>
   </w:abstractNum>
-  <w:abstractNum w:abstractNumId="12" w15:restartNumberingAfterBreak="0">
+  <w:abstractNum w:abstractNumId="15" w15:restartNumberingAfterBreak="0">
     <w:nsid w:val="306A162E"/>
     <w:multiLevelType w:val="multilevel"/>
     <w:tmpl w:val="3DF66BE0"/>
@@ -7302,7 +8378,7 @@
       </w:rPr>
     </w:lvl>
   </w:abstractNum>
-  <w:abstractNum w:abstractNumId="13" w15:restartNumberingAfterBreak="0">
+  <w:abstractNum w:abstractNumId="16" w15:restartNumberingAfterBreak="0">
     <w:nsid w:val="38543E01"/>
     <w:multiLevelType w:val="multilevel"/>
     <w:tmpl w:val="BA60943C"/>
@@ -7451,7 +8527,7 @@
       </w:rPr>
     </w:lvl>
   </w:abstractNum>
-  <w:abstractNum w:abstractNumId="14" w15:restartNumberingAfterBreak="0">
+  <w:abstractNum w:abstractNumId="17" w15:restartNumberingAfterBreak="0">
     <w:nsid w:val="3E4A5462"/>
     <w:multiLevelType w:val="multilevel"/>
     <w:tmpl w:val="0964BB20"/>
@@ -7564,7 +8640,7 @@
       </w:rPr>
     </w:lvl>
   </w:abstractNum>
-  <w:abstractNum w:abstractNumId="15" w15:restartNumberingAfterBreak="0">
+  <w:abstractNum w:abstractNumId="18" w15:restartNumberingAfterBreak="0">
     <w:nsid w:val="44EA106C"/>
     <w:multiLevelType w:val="multilevel"/>
     <w:tmpl w:val="6994DC44"/>
@@ -7677,7 +8753,305 @@
       </w:rPr>
     </w:lvl>
   </w:abstractNum>
-  <w:abstractNum w:abstractNumId="16" w15:restartNumberingAfterBreak="0">
+  <w:abstractNum w:abstractNumId="19" w15:restartNumberingAfterBreak="0">
+    <w:nsid w:val="4E4E43A9"/>
+    <w:multiLevelType w:val="multilevel"/>
+    <w:tmpl w:val="ED22DC0C"/>
+    <w:lvl w:ilvl="0">
+      <w:start w:val="1"/>
+      <w:numFmt w:val="bullet"/>
+      <w:lvlText w:val=""/>
+      <w:lvlJc w:val="left"/>
+      <w:pPr>
+        <w:tabs>
+          <w:tab w:val="num" w:pos="720"/>
+        </w:tabs>
+        <w:ind w:left="720" w:hanging="360"/>
+      </w:pPr>
+      <w:rPr>
+        <w:rFonts w:ascii="Symbol" w:hAnsi="Symbol" w:hint="default"/>
+        <w:sz w:val="20"/>
+      </w:rPr>
+    </w:lvl>
+    <w:lvl w:ilvl="1" w:tentative="1">
+      <w:start w:val="1"/>
+      <w:numFmt w:val="bullet"/>
+      <w:lvlText w:val="o"/>
+      <w:lvlJc w:val="left"/>
+      <w:pPr>
+        <w:tabs>
+          <w:tab w:val="num" w:pos="1440"/>
+        </w:tabs>
+        <w:ind w:left="1440" w:hanging="360"/>
+      </w:pPr>
+      <w:rPr>
+        <w:rFonts w:ascii="Courier New" w:hAnsi="Courier New" w:hint="default"/>
+        <w:sz w:val="20"/>
+      </w:rPr>
+    </w:lvl>
+    <w:lvl w:ilvl="2" w:tentative="1">
+      <w:start w:val="1"/>
+      <w:numFmt w:val="bullet"/>
+      <w:lvlText w:val=""/>
+      <w:lvlJc w:val="left"/>
+      <w:pPr>
+        <w:tabs>
+          <w:tab w:val="num" w:pos="2160"/>
+        </w:tabs>
+        <w:ind w:left="2160" w:hanging="360"/>
+      </w:pPr>
+      <w:rPr>
+        <w:rFonts w:ascii="Wingdings" w:hAnsi="Wingdings" w:hint="default"/>
+        <w:sz w:val="20"/>
+      </w:rPr>
+    </w:lvl>
+    <w:lvl w:ilvl="3" w:tentative="1">
+      <w:start w:val="1"/>
+      <w:numFmt w:val="bullet"/>
+      <w:lvlText w:val=""/>
+      <w:lvlJc w:val="left"/>
+      <w:pPr>
+        <w:tabs>
+          <w:tab w:val="num" w:pos="2880"/>
+        </w:tabs>
+        <w:ind w:left="2880" w:hanging="360"/>
+      </w:pPr>
+      <w:rPr>
+        <w:rFonts w:ascii="Wingdings" w:hAnsi="Wingdings" w:hint="default"/>
+        <w:sz w:val="20"/>
+      </w:rPr>
+    </w:lvl>
+    <w:lvl w:ilvl="4" w:tentative="1">
+      <w:start w:val="1"/>
+      <w:numFmt w:val="bullet"/>
+      <w:lvlText w:val=""/>
+      <w:lvlJc w:val="left"/>
+      <w:pPr>
+        <w:tabs>
+          <w:tab w:val="num" w:pos="3600"/>
+        </w:tabs>
+        <w:ind w:left="3600" w:hanging="360"/>
+      </w:pPr>
+      <w:rPr>
+        <w:rFonts w:ascii="Wingdings" w:hAnsi="Wingdings" w:hint="default"/>
+        <w:sz w:val="20"/>
+      </w:rPr>
+    </w:lvl>
+    <w:lvl w:ilvl="5" w:tentative="1">
+      <w:start w:val="1"/>
+      <w:numFmt w:val="bullet"/>
+      <w:lvlText w:val=""/>
+      <w:lvlJc w:val="left"/>
+      <w:pPr>
+        <w:tabs>
+          <w:tab w:val="num" w:pos="4320"/>
+        </w:tabs>
+        <w:ind w:left="4320" w:hanging="360"/>
+      </w:pPr>
+      <w:rPr>
+        <w:rFonts w:ascii="Wingdings" w:hAnsi="Wingdings" w:hint="default"/>
+        <w:sz w:val="20"/>
+      </w:rPr>
+    </w:lvl>
+    <w:lvl w:ilvl="6" w:tentative="1">
+      <w:start w:val="1"/>
+      <w:numFmt w:val="bullet"/>
+      <w:lvlText w:val=""/>
+      <w:lvlJc w:val="left"/>
+      <w:pPr>
+        <w:tabs>
+          <w:tab w:val="num" w:pos="5040"/>
+        </w:tabs>
+        <w:ind w:left="5040" w:hanging="360"/>
+      </w:pPr>
+      <w:rPr>
+        <w:rFonts w:ascii="Wingdings" w:hAnsi="Wingdings" w:hint="default"/>
+        <w:sz w:val="20"/>
+      </w:rPr>
+    </w:lvl>
+    <w:lvl w:ilvl="7" w:tentative="1">
+      <w:start w:val="1"/>
+      <w:numFmt w:val="bullet"/>
+      <w:lvlText w:val=""/>
+      <w:lvlJc w:val="left"/>
+      <w:pPr>
+        <w:tabs>
+          <w:tab w:val="num" w:pos="5760"/>
+        </w:tabs>
+        <w:ind w:left="5760" w:hanging="360"/>
+      </w:pPr>
+      <w:rPr>
+        <w:rFonts w:ascii="Wingdings" w:hAnsi="Wingdings" w:hint="default"/>
+        <w:sz w:val="20"/>
+      </w:rPr>
+    </w:lvl>
+    <w:lvl w:ilvl="8" w:tentative="1">
+      <w:start w:val="1"/>
+      <w:numFmt w:val="bullet"/>
+      <w:lvlText w:val=""/>
+      <w:lvlJc w:val="left"/>
+      <w:pPr>
+        <w:tabs>
+          <w:tab w:val="num" w:pos="6480"/>
+        </w:tabs>
+        <w:ind w:left="6480" w:hanging="360"/>
+      </w:pPr>
+      <w:rPr>
+        <w:rFonts w:ascii="Wingdings" w:hAnsi="Wingdings" w:hint="default"/>
+        <w:sz w:val="20"/>
+      </w:rPr>
+    </w:lvl>
+  </w:abstractNum>
+  <w:abstractNum w:abstractNumId="20" w15:restartNumberingAfterBreak="0">
+    <w:nsid w:val="527B11CE"/>
+    <w:multiLevelType w:val="multilevel"/>
+    <w:tmpl w:val="929A8D80"/>
+    <w:lvl w:ilvl="0">
+      <w:start w:val="1"/>
+      <w:numFmt w:val="bullet"/>
+      <w:lvlText w:val=""/>
+      <w:lvlJc w:val="left"/>
+      <w:pPr>
+        <w:tabs>
+          <w:tab w:val="num" w:pos="720"/>
+        </w:tabs>
+        <w:ind w:left="720" w:hanging="360"/>
+      </w:pPr>
+      <w:rPr>
+        <w:rFonts w:ascii="Symbol" w:hAnsi="Symbol" w:hint="default"/>
+        <w:sz w:val="20"/>
+      </w:rPr>
+    </w:lvl>
+    <w:lvl w:ilvl="1" w:tentative="1">
+      <w:start w:val="1"/>
+      <w:numFmt w:val="bullet"/>
+      <w:lvlText w:val="o"/>
+      <w:lvlJc w:val="left"/>
+      <w:pPr>
+        <w:tabs>
+          <w:tab w:val="num" w:pos="1440"/>
+        </w:tabs>
+        <w:ind w:left="1440" w:hanging="360"/>
+      </w:pPr>
+      <w:rPr>
+        <w:rFonts w:ascii="Courier New" w:hAnsi="Courier New" w:hint="default"/>
+        <w:sz w:val="20"/>
+      </w:rPr>
+    </w:lvl>
+    <w:lvl w:ilvl="2" w:tentative="1">
+      <w:start w:val="1"/>
+      <w:numFmt w:val="bullet"/>
+      <w:lvlText w:val=""/>
+      <w:lvlJc w:val="left"/>
+      <w:pPr>
+        <w:tabs>
+          <w:tab w:val="num" w:pos="2160"/>
+        </w:tabs>
+        <w:ind w:left="2160" w:hanging="360"/>
+      </w:pPr>
+      <w:rPr>
+        <w:rFonts w:ascii="Wingdings" w:hAnsi="Wingdings" w:hint="default"/>
+        <w:sz w:val="20"/>
+      </w:rPr>
+    </w:lvl>
+    <w:lvl w:ilvl="3" w:tentative="1">
+      <w:start w:val="1"/>
+      <w:numFmt w:val="bullet"/>
+      <w:lvlText w:val=""/>
+      <w:lvlJc w:val="left"/>
+      <w:pPr>
+        <w:tabs>
+          <w:tab w:val="num" w:pos="2880"/>
+        </w:tabs>
+        <w:ind w:left="2880" w:hanging="360"/>
+      </w:pPr>
+      <w:rPr>
+        <w:rFonts w:ascii="Wingdings" w:hAnsi="Wingdings" w:hint="default"/>
+        <w:sz w:val="20"/>
+      </w:rPr>
+    </w:lvl>
+    <w:lvl w:ilvl="4" w:tentative="1">
+      <w:start w:val="1"/>
+      <w:numFmt w:val="bullet"/>
+      <w:lvlText w:val=""/>
+      <w:lvlJc w:val="left"/>
+      <w:pPr>
+        <w:tabs>
+          <w:tab w:val="num" w:pos="3600"/>
+        </w:tabs>
+        <w:ind w:left="3600" w:hanging="360"/>
+      </w:pPr>
+      <w:rPr>
+        <w:rFonts w:ascii="Wingdings" w:hAnsi="Wingdings" w:hint="default"/>
+        <w:sz w:val="20"/>
+      </w:rPr>
+    </w:lvl>
+    <w:lvl w:ilvl="5" w:tentative="1">
+      <w:start w:val="1"/>
+      <w:numFmt w:val="bullet"/>
+      <w:lvlText w:val=""/>
+      <w:lvlJc w:val="left"/>
+      <w:pPr>
+        <w:tabs>
+          <w:tab w:val="num" w:pos="4320"/>
+        </w:tabs>
+        <w:ind w:left="4320" w:hanging="360"/>
+      </w:pPr>
+      <w:rPr>
+        <w:rFonts w:ascii="Wingdings" w:hAnsi="Wingdings" w:hint="default"/>
+        <w:sz w:val="20"/>
+      </w:rPr>
+    </w:lvl>
+    <w:lvl w:ilvl="6" w:tentative="1">
+      <w:start w:val="1"/>
+      <w:numFmt w:val="bullet"/>
+      <w:lvlText w:val=""/>
+      <w:lvlJc w:val="left"/>
+      <w:pPr>
+        <w:tabs>
+          <w:tab w:val="num" w:pos="5040"/>
+        </w:tabs>
+        <w:ind w:left="5040" w:hanging="360"/>
+      </w:pPr>
+      <w:rPr>
+        <w:rFonts w:ascii="Wingdings" w:hAnsi="Wingdings" w:hint="default"/>
+        <w:sz w:val="20"/>
+      </w:rPr>
+    </w:lvl>
+    <w:lvl w:ilvl="7" w:tentative="1">
+      <w:start w:val="1"/>
+      <w:numFmt w:val="bullet"/>
+      <w:lvlText w:val=""/>
+      <w:lvlJc w:val="left"/>
+      <w:pPr>
+        <w:tabs>
+          <w:tab w:val="num" w:pos="5760"/>
+        </w:tabs>
+        <w:ind w:left="5760" w:hanging="360"/>
+      </w:pPr>
+      <w:rPr>
+        <w:rFonts w:ascii="Wingdings" w:hAnsi="Wingdings" w:hint="default"/>
+        <w:sz w:val="20"/>
+      </w:rPr>
+    </w:lvl>
+    <w:lvl w:ilvl="8" w:tentative="1">
+      <w:start w:val="1"/>
+      <w:numFmt w:val="bullet"/>
+      <w:lvlText w:val=""/>
+      <w:lvlJc w:val="left"/>
+      <w:pPr>
+        <w:tabs>
+          <w:tab w:val="num" w:pos="6480"/>
+        </w:tabs>
+        <w:ind w:left="6480" w:hanging="360"/>
+      </w:pPr>
+      <w:rPr>
+        <w:rFonts w:ascii="Wingdings" w:hAnsi="Wingdings" w:hint="default"/>
+        <w:sz w:val="20"/>
+      </w:rPr>
+    </w:lvl>
+  </w:abstractNum>
+  <w:abstractNum w:abstractNumId="21" w15:restartNumberingAfterBreak="0">
     <w:nsid w:val="590B468E"/>
     <w:multiLevelType w:val="multilevel"/>
     <w:tmpl w:val="F31C0E2C"/>
@@ -7790,7 +9164,7 @@
       </w:rPr>
     </w:lvl>
   </w:abstractNum>
-  <w:abstractNum w:abstractNumId="17" w15:restartNumberingAfterBreak="0">
+  <w:abstractNum w:abstractNumId="22" w15:restartNumberingAfterBreak="0">
     <w:nsid w:val="68B8365E"/>
     <w:multiLevelType w:val="multilevel"/>
     <w:tmpl w:val="D2EAF148"/>
@@ -7903,7 +9277,7 @@
       </w:rPr>
     </w:lvl>
   </w:abstractNum>
-  <w:abstractNum w:abstractNumId="18" w15:restartNumberingAfterBreak="0">
+  <w:abstractNum w:abstractNumId="23" w15:restartNumberingAfterBreak="0">
     <w:nsid w:val="691815C8"/>
     <w:multiLevelType w:val="multilevel"/>
     <w:tmpl w:val="9ACE74B4"/>
@@ -8052,7 +9426,7 @@
       </w:rPr>
     </w:lvl>
   </w:abstractNum>
-  <w:abstractNum w:abstractNumId="19" w15:restartNumberingAfterBreak="0">
+  <w:abstractNum w:abstractNumId="24" w15:restartNumberingAfterBreak="0">
     <w:nsid w:val="6AED5929"/>
     <w:multiLevelType w:val="multilevel"/>
     <w:tmpl w:val="84EE22AE"/>
@@ -8165,7 +9539,7 @@
       </w:rPr>
     </w:lvl>
   </w:abstractNum>
-  <w:abstractNum w:abstractNumId="20" w15:restartNumberingAfterBreak="0">
+  <w:abstractNum w:abstractNumId="25" w15:restartNumberingAfterBreak="0">
     <w:nsid w:val="6C1F419F"/>
     <w:multiLevelType w:val="multilevel"/>
     <w:tmpl w:val="B57CCF3C"/>
@@ -8278,7 +9652,7 @@
       </w:rPr>
     </w:lvl>
   </w:abstractNum>
-  <w:abstractNum w:abstractNumId="21" w15:restartNumberingAfterBreak="0">
+  <w:abstractNum w:abstractNumId="26" w15:restartNumberingAfterBreak="0">
     <w:nsid w:val="71E05BE2"/>
     <w:multiLevelType w:val="multilevel"/>
     <w:tmpl w:val="71788C58"/>
@@ -8391,7 +9765,156 @@
       </w:rPr>
     </w:lvl>
   </w:abstractNum>
-  <w:abstractNum w:abstractNumId="22" w15:restartNumberingAfterBreak="0">
+  <w:abstractNum w:abstractNumId="27" w15:restartNumberingAfterBreak="0">
+    <w:nsid w:val="73420C31"/>
+    <w:multiLevelType w:val="multilevel"/>
+    <w:tmpl w:val="A5EE13AE"/>
+    <w:lvl w:ilvl="0">
+      <w:start w:val="1"/>
+      <w:numFmt w:val="bullet"/>
+      <w:lvlText w:val="-"/>
+      <w:lvlJc w:val="left"/>
+      <w:pPr>
+        <w:tabs>
+          <w:tab w:val="num" w:pos="720"/>
+        </w:tabs>
+        <w:ind w:left="720" w:hanging="360"/>
+      </w:pPr>
+      <w:rPr>
+        <w:rFonts w:ascii="Abadi" w:hAnsi="Abadi" w:hint="default"/>
+        <w:sz w:val="20"/>
+      </w:rPr>
+    </w:lvl>
+    <w:lvl w:ilvl="1" w:tentative="1">
+      <w:start w:val="1"/>
+      <w:numFmt w:val="bullet"/>
+      <w:lvlText w:val="o"/>
+      <w:lvlJc w:val="left"/>
+      <w:pPr>
+        <w:tabs>
+          <w:tab w:val="num" w:pos="1440"/>
+        </w:tabs>
+        <w:ind w:left="1440" w:hanging="360"/>
+      </w:pPr>
+      <w:rPr>
+        <w:rFonts w:ascii="Courier New" w:hAnsi="Courier New" w:hint="default"/>
+        <w:sz w:val="20"/>
+      </w:rPr>
+    </w:lvl>
+    <w:lvl w:ilvl="2" w:tentative="1">
+      <w:start w:val="1"/>
+      <w:numFmt w:val="bullet"/>
+      <w:lvlText w:val=""/>
+      <w:lvlJc w:val="left"/>
+      <w:pPr>
+        <w:tabs>
+          <w:tab w:val="num" w:pos="2160"/>
+        </w:tabs>
+        <w:ind w:left="2160" w:hanging="360"/>
+      </w:pPr>
+      <w:rPr>
+        <w:rFonts w:ascii="Wingdings" w:hAnsi="Wingdings" w:hint="default"/>
+        <w:sz w:val="20"/>
+      </w:rPr>
+    </w:lvl>
+    <w:lvl w:ilvl="3" w:tentative="1">
+      <w:start w:val="1"/>
+      <w:numFmt w:val="bullet"/>
+      <w:lvlText w:val=""/>
+      <w:lvlJc w:val="left"/>
+      <w:pPr>
+        <w:tabs>
+          <w:tab w:val="num" w:pos="2880"/>
+        </w:tabs>
+        <w:ind w:left="2880" w:hanging="360"/>
+      </w:pPr>
+      <w:rPr>
+        <w:rFonts w:ascii="Wingdings" w:hAnsi="Wingdings" w:hint="default"/>
+        <w:sz w:val="20"/>
+      </w:rPr>
+    </w:lvl>
+    <w:lvl w:ilvl="4" w:tentative="1">
+      <w:start w:val="1"/>
+      <w:numFmt w:val="bullet"/>
+      <w:lvlText w:val=""/>
+      <w:lvlJc w:val="left"/>
+      <w:pPr>
+        <w:tabs>
+          <w:tab w:val="num" w:pos="3600"/>
+        </w:tabs>
+        <w:ind w:left="3600" w:hanging="360"/>
+      </w:pPr>
+      <w:rPr>
+        <w:rFonts w:ascii="Wingdings" w:hAnsi="Wingdings" w:hint="default"/>
+        <w:sz w:val="20"/>
+      </w:rPr>
+    </w:lvl>
+    <w:lvl w:ilvl="5" w:tentative="1">
+      <w:start w:val="1"/>
+      <w:numFmt w:val="bullet"/>
+      <w:lvlText w:val=""/>
+      <w:lvlJc w:val="left"/>
+      <w:pPr>
+        <w:tabs>
+          <w:tab w:val="num" w:pos="4320"/>
+        </w:tabs>
+        <w:ind w:left="4320" w:hanging="360"/>
+      </w:pPr>
+      <w:rPr>
+        <w:rFonts w:ascii="Wingdings" w:hAnsi="Wingdings" w:hint="default"/>
+        <w:sz w:val="20"/>
+      </w:rPr>
+    </w:lvl>
+    <w:lvl w:ilvl="6" w:tentative="1">
+      <w:start w:val="1"/>
+      <w:numFmt w:val="bullet"/>
+      <w:lvlText w:val=""/>
+      <w:lvlJc w:val="left"/>
+      <w:pPr>
+        <w:tabs>
+          <w:tab w:val="num" w:pos="5040"/>
+        </w:tabs>
+        <w:ind w:left="5040" w:hanging="360"/>
+      </w:pPr>
+      <w:rPr>
+        <w:rFonts w:ascii="Wingdings" w:hAnsi="Wingdings" w:hint="default"/>
+        <w:sz w:val="20"/>
+      </w:rPr>
+    </w:lvl>
+    <w:lvl w:ilvl="7" w:tentative="1">
+      <w:start w:val="1"/>
+      <w:numFmt w:val="bullet"/>
+      <w:lvlText w:val=""/>
+      <w:lvlJc w:val="left"/>
+      <w:pPr>
+        <w:tabs>
+          <w:tab w:val="num" w:pos="5760"/>
+        </w:tabs>
+        <w:ind w:left="5760" w:hanging="360"/>
+      </w:pPr>
+      <w:rPr>
+        <w:rFonts w:ascii="Wingdings" w:hAnsi="Wingdings" w:hint="default"/>
+        <w:sz w:val="20"/>
+      </w:rPr>
+    </w:lvl>
+    <w:lvl w:ilvl="8" w:tentative="1">
+      <w:start w:val="1"/>
+      <w:numFmt w:val="bullet"/>
+      <w:lvlText w:val=""/>
+      <w:lvlJc w:val="left"/>
+      <w:pPr>
+        <w:tabs>
+          <w:tab w:val="num" w:pos="6480"/>
+        </w:tabs>
+        <w:ind w:left="6480" w:hanging="360"/>
+      </w:pPr>
+      <w:rPr>
+        <w:rFonts w:ascii="Wingdings" w:hAnsi="Wingdings" w:hint="default"/>
+        <w:sz w:val="20"/>
+      </w:rPr>
+    </w:lvl>
+  </w:abstractNum>
+  <w:abstractNum w:abstractNumId="28" w15:restartNumberingAfterBreak="0">
     <w:nsid w:val="75755812"/>
     <w:multiLevelType w:val="multilevel"/>
     <w:tmpl w:val="DF147F50"/>
@@ -8504,7 +10027,7 @@
       </w:rPr>
     </w:lvl>
   </w:abstractNum>
-  <w:abstractNum w:abstractNumId="23" w15:restartNumberingAfterBreak="0">
+  <w:abstractNum w:abstractNumId="29" w15:restartNumberingAfterBreak="0">
     <w:nsid w:val="77D922F4"/>
     <w:multiLevelType w:val="multilevel"/>
     <w:tmpl w:val="412A77AE"/>
@@ -8616,7 +10139,7 @@
       </w:rPr>
     </w:lvl>
   </w:abstractNum>
-  <w:abstractNum w:abstractNumId="24" w15:restartNumberingAfterBreak="0">
+  <w:abstractNum w:abstractNumId="30" w15:restartNumberingAfterBreak="0">
     <w:nsid w:val="785D5A00"/>
     <w:multiLevelType w:val="multilevel"/>
     <w:tmpl w:val="0016B6DA"/>
@@ -8729,7 +10252,7 @@
       </w:rPr>
     </w:lvl>
   </w:abstractNum>
-  <w:abstractNum w:abstractNumId="25" w15:restartNumberingAfterBreak="0">
+  <w:abstractNum w:abstractNumId="31" w15:restartNumberingAfterBreak="0">
     <w:nsid w:val="7B9B2CB9"/>
     <w:multiLevelType w:val="multilevel"/>
     <w:tmpl w:val="CC7C36E8"/>
@@ -8842,7 +10365,7 @@
       </w:rPr>
     </w:lvl>
   </w:abstractNum>
-  <w:abstractNum w:abstractNumId="26" w15:restartNumberingAfterBreak="0">
+  <w:abstractNum w:abstractNumId="32" w15:restartNumberingAfterBreak="0">
     <w:nsid w:val="7DE053E8"/>
     <w:multiLevelType w:val="multilevel"/>
     <w:tmpl w:val="3F3671FC"/>
@@ -8956,85 +10479,103 @@
     </w:lvl>
   </w:abstractNum>
   <w:num w:numId="1" w16cid:durableId="2084570088">
-    <w:abstractNumId w:val="20"/>
+    <w:abstractNumId w:val="25"/>
   </w:num>
   <w:num w:numId="2" w16cid:durableId="1335767211">
+    <w:abstractNumId w:val="13"/>
+  </w:num>
+  <w:num w:numId="3" w16cid:durableId="1875851995">
+    <w:abstractNumId w:val="32"/>
+  </w:num>
+  <w:num w:numId="4" w16cid:durableId="1217200560">
     <w:abstractNumId w:val="10"/>
   </w:num>
-  <w:num w:numId="3" w16cid:durableId="1875851995">
-    <w:abstractNumId w:val="26"/>
-  </w:num>
-  <w:num w:numId="4" w16cid:durableId="1217200560">
-    <w:abstractNumId w:val="7"/>
-  </w:num>
   <w:num w:numId="5" w16cid:durableId="299381633">
-    <w:abstractNumId w:val="19"/>
+    <w:abstractNumId w:val="24"/>
   </w:num>
   <w:num w:numId="6" w16cid:durableId="1108045651">
+    <w:abstractNumId w:val="17"/>
+  </w:num>
+  <w:num w:numId="7" w16cid:durableId="1224877408">
     <w:abstractNumId w:val="14"/>
   </w:num>
-  <w:num w:numId="7" w16cid:durableId="1224877408">
-    <w:abstractNumId w:val="11"/>
-  </w:num>
   <w:num w:numId="8" w16cid:durableId="1008092759">
-    <w:abstractNumId w:val="9"/>
+    <w:abstractNumId w:val="12"/>
   </w:num>
   <w:num w:numId="9" w16cid:durableId="912474526">
-    <w:abstractNumId w:val="8"/>
+    <w:abstractNumId w:val="11"/>
   </w:num>
   <w:num w:numId="10" w16cid:durableId="86316683">
     <w:abstractNumId w:val="0"/>
   </w:num>
   <w:num w:numId="11" w16cid:durableId="172885525">
-    <w:abstractNumId w:val="23"/>
+    <w:abstractNumId w:val="29"/>
   </w:num>
   <w:num w:numId="12" w16cid:durableId="520628791">
     <w:abstractNumId w:val="1"/>
   </w:num>
   <w:num w:numId="13" w16cid:durableId="1702634110">
-    <w:abstractNumId w:val="16"/>
+    <w:abstractNumId w:val="21"/>
   </w:num>
   <w:num w:numId="14" w16cid:durableId="1549294702">
-    <w:abstractNumId w:val="24"/>
+    <w:abstractNumId w:val="30"/>
   </w:num>
   <w:num w:numId="15" w16cid:durableId="1695115001">
     <w:abstractNumId w:val="3"/>
   </w:num>
   <w:num w:numId="16" w16cid:durableId="444888806">
-    <w:abstractNumId w:val="12"/>
+    <w:abstractNumId w:val="15"/>
   </w:num>
   <w:num w:numId="17" w16cid:durableId="932280878">
-    <w:abstractNumId w:val="25"/>
+    <w:abstractNumId w:val="31"/>
   </w:num>
   <w:num w:numId="18" w16cid:durableId="66656941">
-    <w:abstractNumId w:val="15"/>
+    <w:abstractNumId w:val="18"/>
   </w:num>
   <w:num w:numId="19" w16cid:durableId="24331996">
+    <w:abstractNumId w:val="28"/>
+  </w:num>
+  <w:num w:numId="20" w16cid:durableId="1612661436">
     <w:abstractNumId w:val="22"/>
   </w:num>
-  <w:num w:numId="20" w16cid:durableId="1612661436">
-    <w:abstractNumId w:val="17"/>
-  </w:num>
   <w:num w:numId="21" w16cid:durableId="1002657094">
-    <w:abstractNumId w:val="21"/>
+    <w:abstractNumId w:val="26"/>
   </w:num>
   <w:num w:numId="22" w16cid:durableId="207030928">
-    <w:abstractNumId w:val="4"/>
+    <w:abstractNumId w:val="5"/>
   </w:num>
   <w:num w:numId="23" w16cid:durableId="222374883">
     <w:abstractNumId w:val="2"/>
   </w:num>
   <w:num w:numId="24" w16cid:durableId="1521624790">
-    <w:abstractNumId w:val="18"/>
+    <w:abstractNumId w:val="23"/>
   </w:num>
   <w:num w:numId="25" w16cid:durableId="845635394">
-    <w:abstractNumId w:val="5"/>
+    <w:abstractNumId w:val="6"/>
   </w:num>
   <w:num w:numId="26" w16cid:durableId="364597273">
-    <w:abstractNumId w:val="13"/>
+    <w:abstractNumId w:val="16"/>
   </w:num>
   <w:num w:numId="27" w16cid:durableId="1531839075">
-    <w:abstractNumId w:val="6"/>
+    <w:abstractNumId w:val="8"/>
+  </w:num>
+  <w:num w:numId="28" w16cid:durableId="1757508757">
+    <w:abstractNumId w:val="20"/>
+  </w:num>
+  <w:num w:numId="29" w16cid:durableId="640498293">
+    <w:abstractNumId w:val="19"/>
+  </w:num>
+  <w:num w:numId="30" w16cid:durableId="1835340407">
+    <w:abstractNumId w:val="7"/>
+  </w:num>
+  <w:num w:numId="31" w16cid:durableId="762190511">
+    <w:abstractNumId w:val="4"/>
+  </w:num>
+  <w:num w:numId="32" w16cid:durableId="221840452">
+    <w:abstractNumId w:val="9"/>
+  </w:num>
+  <w:num w:numId="33" w16cid:durableId="1775588486">
+    <w:abstractNumId w:val="27"/>
   </w:num>
 </w:numbering>
 </file>

--- a/Documentos/Informe Pripelu.docx
+++ b/Documentos/Informe Pripelu.docx
@@ -28,7 +28,6 @@
           <w:szCs w:val="40"/>
         </w:rPr>
       </w:pPr>
-      <w:proofErr w:type="spellStart"/>
       <w:r>
         <w:rPr>
           <w:sz w:val="40"/>
@@ -36,7 +35,6 @@
         </w:rPr>
         <w:t>Pripelu</w:t>
       </w:r>
-      <w:proofErr w:type="spellEnd"/>
     </w:p>
     <w:p/>
     <w:p/>
@@ -139,15 +137,7 @@
         <w:spacing w:before="240" w:after="240" w:line="240" w:lineRule="auto"/>
       </w:pPr>
       <w:r>
-        <w:t xml:space="preserve">Actualmente, la peluquería </w:t>
-      </w:r>
-      <w:proofErr w:type="spellStart"/>
-      <w:r>
-        <w:t>Pripelu</w:t>
-      </w:r>
-      <w:proofErr w:type="spellEnd"/>
-      <w:r>
-        <w:t xml:space="preserve"> gestiona sus reservas de manera informal a través de la aplicación de mensajería WhatsApp. El proceso consiste en la interacción directa entre el cliente y el cliente, donde se acuerda una hora disponible y se solicita un abono previo del 25% del valor total del servicio para confirmar la reserva.</w:t>
+        <w:t>Actualmente, la peluquería Pripelu gestiona sus reservas de manera informal a través de la aplicación de mensajería WhatsApp. El proceso consiste en la interacción directa entre el cliente y el cliente, donde se acuerda una hora disponible y se solicita un abono previo del 25% del valor total del servicio para confirmar la reserva.</w:t>
       </w:r>
     </w:p>
     <w:p>
@@ -215,15 +205,7 @@
         <w:spacing w:before="240" w:after="0" w:line="240" w:lineRule="auto"/>
       </w:pPr>
       <w:r>
-        <w:t>Errores en la sincronización de datos: Al no haber una base de datos centralizada, ocurren duplicidades en las horas (</w:t>
-      </w:r>
-      <w:proofErr w:type="gramStart"/>
-      <w:r>
-        <w:t>overbooking</w:t>
-      </w:r>
-      <w:proofErr w:type="gramEnd"/>
-      <w:r>
-        <w:t>) o inconsistencias entre lo que el cliente cree haber reservado y lo que el barbero tiene anotado.</w:t>
+        <w:t>Errores en la sincronización de datos: Al no haber una base de datos centralizada, ocurren duplicidades en las horas (overbooking) o inconsistencias entre lo que el cliente cree haber reservado y lo que el barbero tiene anotado.</w:t>
       </w:r>
     </w:p>
     <w:p>
@@ -293,21 +275,12 @@
           <w:szCs w:val="28"/>
         </w:rPr>
       </w:pPr>
-      <w:proofErr w:type="spellStart"/>
       <w:r>
         <w:rPr>
           <w:sz w:val="28"/>
           <w:szCs w:val="28"/>
         </w:rPr>
-        <w:t>Requesitos</w:t>
-      </w:r>
-      <w:proofErr w:type="spellEnd"/>
-      <w:r>
-        <w:rPr>
-          <w:sz w:val="28"/>
-          <w:szCs w:val="28"/>
-        </w:rPr>
-        <w:t xml:space="preserve"> Funcionales:</w:t>
+        <w:t>Requesitos Funcionales:</w:t>
       </w:r>
     </w:p>
     <w:p>
@@ -321,21 +294,7 @@
         <w:rPr>
           <w:rFonts w:ascii="Arial" w:eastAsia="Arial" w:hAnsi="Arial" w:cs="Arial"/>
         </w:rPr>
-        <w:t xml:space="preserve">basado en las necesidades de </w:t>
-      </w:r>
-      <w:proofErr w:type="spellStart"/>
-      <w:r>
-        <w:rPr>
-          <w:rFonts w:ascii="Arial" w:eastAsia="Arial" w:hAnsi="Arial" w:cs="Arial"/>
-        </w:rPr>
-        <w:t>Pripelu</w:t>
-      </w:r>
-      <w:proofErr w:type="spellEnd"/>
-      <w:r>
-        <w:rPr>
-          <w:rFonts w:ascii="Arial" w:eastAsia="Arial" w:hAnsi="Arial" w:cs="Arial"/>
-        </w:rPr>
-        <w:t>, el sistema debe cumplir con las siguientes funciones:</w:t>
+        <w:t>basado en las necesidades de Pripelu, el sistema debe cumplir con las siguientes funciones:</w:t>
       </w:r>
     </w:p>
     <w:p>
@@ -507,21 +466,7 @@
         <w:rPr>
           <w:rFonts w:ascii="Arial" w:eastAsia="Arial" w:hAnsi="Arial" w:cs="Arial"/>
         </w:rPr>
-        <w:t xml:space="preserve">RF08 - Cancelación de Citas: El cliente debe poder cancelar su reserva, actualizando el estado de </w:t>
-      </w:r>
-      <w:proofErr w:type="gramStart"/>
-      <w:r>
-        <w:rPr>
-          <w:rFonts w:ascii="Arial" w:eastAsia="Arial" w:hAnsi="Arial" w:cs="Arial"/>
-        </w:rPr>
-        <w:t>la misma</w:t>
-      </w:r>
-      <w:proofErr w:type="gramEnd"/>
-      <w:r>
-        <w:rPr>
-          <w:rFonts w:ascii="Arial" w:eastAsia="Arial" w:hAnsi="Arial" w:cs="Arial"/>
-        </w:rPr>
-        <w:t xml:space="preserve"> en el sistema en tiempo real.</w:t>
+        <w:t>RF08 - Cancelación de Citas: El cliente debe poder cancelar su reserva, actualizando el estado de la misma en el sistema en tiempo real.</w:t>
       </w:r>
     </w:p>
     <w:p>
@@ -739,21 +684,7 @@
         <w:rPr>
           <w:rFonts w:ascii="Arial" w:eastAsia="Arial" w:hAnsi="Arial" w:cs="Arial"/>
         </w:rPr>
-        <w:t>RNF03 - Seguridad y Encriptación: Todos los datos sensibles, como contraseñas de usuario y registros de pago, deben ser tratados con protocolos de encriptación (</w:t>
-      </w:r>
-      <w:proofErr w:type="spellStart"/>
-      <w:r>
-        <w:rPr>
-          <w:rFonts w:ascii="Arial" w:eastAsia="Arial" w:hAnsi="Arial" w:cs="Arial"/>
-        </w:rPr>
-        <w:t>BCrypt</w:t>
-      </w:r>
-      <w:proofErr w:type="spellEnd"/>
-      <w:r>
-        <w:rPr>
-          <w:rFonts w:ascii="Arial" w:eastAsia="Arial" w:hAnsi="Arial" w:cs="Arial"/>
-        </w:rPr>
-        <w:t>) y transmitidos mediante HTTPS para asegurar la confidencialidad.</w:t>
+        <w:t>RNF03 - Seguridad y Encriptación: Todos los datos sensibles, como contraseñas de usuario y registros de pago, deben ser tratados con protocolos de encriptación (BCrypt) y transmitidos mediante HTTPS para asegurar la confidencialidad.</w:t>
       </w:r>
     </w:p>
     <w:p>
@@ -834,15 +765,7 @@
       </w:r>
       <w:r>
         <w:br/>
-        <w:t xml:space="preserve">El sistema </w:t>
-      </w:r>
-      <w:proofErr w:type="spellStart"/>
-      <w:r>
-        <w:t>Pripelu</w:t>
-      </w:r>
-      <w:proofErr w:type="spellEnd"/>
-      <w:r>
-        <w:t xml:space="preserve"> se basa en una arquitectura monolítica. Se eligió este modelo debido a que facilita la gestión de la consistencia de datos en el proceso de reserva y pago. Al ser un sistema centralizado, se garantiza que la validación del abono sea inmediata antes de confirmar cualquier cupo en la agenda.</w:t>
+        <w:t>El sistema Pripelu se basa en una arquitectura monolítica. Se eligió este modelo debido a que facilita la gestión de la consistencia de datos en el proceso de reserva y pago. Al ser un sistema centralizado, se garantiza que la validación del abono sea inmediata antes de confirmar cualquier cupo en la agenda.</w:t>
       </w:r>
     </w:p>
     <w:p>
@@ -952,19 +875,11 @@
           <w:rFonts w:ascii="Arial" w:eastAsia="Arial" w:hAnsi="Arial" w:cs="Arial"/>
         </w:rPr>
       </w:pPr>
-      <w:proofErr w:type="spellStart"/>
-      <w:r>
-        <w:rPr>
-          <w:rFonts w:ascii="Arial" w:eastAsia="Arial" w:hAnsi="Arial" w:cs="Arial"/>
-        </w:rPr>
-        <w:t>Cita_detalles</w:t>
-      </w:r>
-      <w:proofErr w:type="spellEnd"/>
-      <w:r>
-        <w:rPr>
-          <w:rFonts w:ascii="Arial" w:eastAsia="Arial" w:hAnsi="Arial" w:cs="Arial"/>
-        </w:rPr>
-        <w:t>: Permite la escalabilidad de servicios por cada reserva.</w:t>
+      <w:r>
+        <w:rPr>
+          <w:rFonts w:ascii="Arial" w:eastAsia="Arial" w:hAnsi="Arial" w:cs="Arial"/>
+        </w:rPr>
+        <w:t>Cita_detalles: Permite la escalabilidad de servicios por cada reserva.</w:t>
       </w:r>
     </w:p>
     <w:p>
@@ -996,19 +911,11 @@
           <w:rFonts w:ascii="Arial" w:eastAsia="Arial" w:hAnsi="Arial" w:cs="Arial"/>
         </w:rPr>
       </w:pPr>
-      <w:proofErr w:type="spellStart"/>
       <w:r>
         <w:rPr>
           <w:rFonts w:ascii="Arial" w:eastAsia="Times New Roman" w:hAnsi="Arial" w:cs="Arial"/>
         </w:rPr>
-        <w:t>Insumos_utilizados</w:t>
-      </w:r>
-      <w:proofErr w:type="spellEnd"/>
-      <w:r>
-        <w:rPr>
-          <w:rFonts w:ascii="Arial" w:eastAsia="Times New Roman" w:hAnsi="Arial" w:cs="Arial"/>
-        </w:rPr>
-        <w:t>: Define la cantidad de material que consume cada servicio para automatizar el descuento de stock.</w:t>
+        <w:t>Insumos_utilizados: Define la cantidad de material que consume cada servicio para automatizar el descuento de stock.</w:t>
       </w:r>
     </w:p>
     <w:p>
@@ -1022,22 +929,20 @@
       <w:r>
         <w:rPr>
           <w:noProof/>
-          <w:sz w:val="28"/>
-          <w:szCs w:val="28"/>
         </w:rPr>
         <w:drawing>
-          <wp:anchor distT="0" distB="0" distL="114300" distR="114300" simplePos="0" relativeHeight="251663360" behindDoc="0" locked="0" layoutInCell="1" allowOverlap="1" wp14:anchorId="714D7771" wp14:editId="521A47E4">
+          <wp:anchor distT="0" distB="0" distL="114300" distR="114300" simplePos="0" relativeHeight="251661312" behindDoc="1" locked="0" layoutInCell="1" allowOverlap="1" wp14:anchorId="404A4309" wp14:editId="1638C754">
             <wp:simplePos x="0" y="0"/>
             <wp:positionH relativeFrom="margin">
               <wp:align>center</wp:align>
             </wp:positionH>
             <wp:positionV relativeFrom="paragraph">
-              <wp:posOffset>245110</wp:posOffset>
+              <wp:posOffset>236855</wp:posOffset>
             </wp:positionV>
-            <wp:extent cx="3665026" cy="4457700"/>
-            <wp:effectExtent l="0" t="0" r="0" b="0"/>
+            <wp:extent cx="4152900" cy="4373237"/>
+            <wp:effectExtent l="0" t="0" r="0" b="8890"/>
             <wp:wrapNone/>
-            <wp:docPr id="490402717" name="Imagen 1"/>
+            <wp:docPr id="1106561511" name="Imagen 1"/>
             <wp:cNvGraphicFramePr>
               <a:graphicFrameLocks xmlns:a="http://schemas.openxmlformats.org/drawingml/2006/main" noChangeAspect="1"/>
             </wp:cNvGraphicFramePr>
@@ -1066,7 +971,7 @@
                   <pic:spPr bwMode="auto">
                     <a:xfrm>
                       <a:off x="0" y="0"/>
-                      <a:ext cx="3665026" cy="4457700"/>
+                      <a:ext cx="4152900" cy="4373237"/>
                     </a:xfrm>
                     <a:prstGeom prst="rect">
                       <a:avLst/>
@@ -1243,33 +1148,11 @@
           <w:rFonts w:ascii="Arial" w:eastAsia="Arial" w:hAnsi="Arial" w:cs="Arial"/>
         </w:rPr>
       </w:pPr>
-      <w:proofErr w:type="spellStart"/>
-      <w:r>
-        <w:rPr>
-          <w:rFonts w:ascii="Arial" w:eastAsia="Arial" w:hAnsi="Arial" w:cs="Arial"/>
-        </w:rPr>
-        <w:t>Id_usuario</w:t>
-      </w:r>
-      <w:proofErr w:type="spellEnd"/>
-      <w:r>
-        <w:rPr>
-          <w:rFonts w:ascii="Arial" w:eastAsia="Arial" w:hAnsi="Arial" w:cs="Arial"/>
-        </w:rPr>
-        <w:t xml:space="preserve">: tipo </w:t>
-      </w:r>
-      <w:proofErr w:type="spellStart"/>
-      <w:r>
-        <w:rPr>
-          <w:rFonts w:ascii="Arial" w:eastAsia="Arial" w:hAnsi="Arial" w:cs="Arial"/>
-        </w:rPr>
-        <w:t>int</w:t>
-      </w:r>
-      <w:proofErr w:type="spellEnd"/>
-      <w:r>
-        <w:rPr>
-          <w:rFonts w:ascii="Arial" w:eastAsia="Arial" w:hAnsi="Arial" w:cs="Arial"/>
-        </w:rPr>
-        <w:t>, PK, NOTNULL</w:t>
+      <w:r>
+        <w:rPr>
+          <w:rFonts w:ascii="Arial" w:eastAsia="Arial" w:hAnsi="Arial" w:cs="Arial"/>
+        </w:rPr>
+        <w:t>Id_usuario: tipo int, PK, NOTNULL</w:t>
       </w:r>
     </w:p>
     <w:p>
@@ -1283,29 +1166,7 @@
         <w:rPr>
           <w:rFonts w:ascii="Arial" w:eastAsia="Arial" w:hAnsi="Arial" w:cs="Arial"/>
         </w:rPr>
-        <w:t xml:space="preserve">Nombre: tipo </w:t>
-      </w:r>
-      <w:proofErr w:type="spellStart"/>
-      <w:proofErr w:type="gramStart"/>
-      <w:r>
-        <w:rPr>
-          <w:rFonts w:ascii="Arial" w:eastAsia="Arial" w:hAnsi="Arial" w:cs="Arial"/>
-        </w:rPr>
-        <w:t>varchar</w:t>
-      </w:r>
-      <w:proofErr w:type="spellEnd"/>
-      <w:r>
-        <w:rPr>
-          <w:rFonts w:ascii="Arial" w:eastAsia="Arial" w:hAnsi="Arial" w:cs="Arial"/>
-        </w:rPr>
-        <w:t>(</w:t>
-      </w:r>
-      <w:proofErr w:type="gramEnd"/>
-      <w:r>
-        <w:rPr>
-          <w:rFonts w:ascii="Arial" w:eastAsia="Arial" w:hAnsi="Arial" w:cs="Arial"/>
-        </w:rPr>
-        <w:t>50), NOTNULL</w:t>
+        <w:t>Nombre: tipo varchar(50), NOTNULL</w:t>
       </w:r>
     </w:p>
     <w:p>
@@ -1319,29 +1180,7 @@
         <w:rPr>
           <w:rFonts w:ascii="Arial" w:eastAsia="Arial" w:hAnsi="Arial" w:cs="Arial"/>
         </w:rPr>
-        <w:t xml:space="preserve">Apellido: tipo </w:t>
-      </w:r>
-      <w:proofErr w:type="spellStart"/>
-      <w:proofErr w:type="gramStart"/>
-      <w:r>
-        <w:rPr>
-          <w:rFonts w:ascii="Arial" w:eastAsia="Arial" w:hAnsi="Arial" w:cs="Arial"/>
-        </w:rPr>
-        <w:t>varchar</w:t>
-      </w:r>
-      <w:proofErr w:type="spellEnd"/>
-      <w:r>
-        <w:rPr>
-          <w:rFonts w:ascii="Arial" w:eastAsia="Arial" w:hAnsi="Arial" w:cs="Arial"/>
-        </w:rPr>
-        <w:t>(</w:t>
-      </w:r>
-      <w:proofErr w:type="gramEnd"/>
-      <w:r>
-        <w:rPr>
-          <w:rFonts w:ascii="Arial" w:eastAsia="Arial" w:hAnsi="Arial" w:cs="Arial"/>
-        </w:rPr>
-        <w:t>50), NOTNULL</w:t>
+        <w:t>Apellido: tipo varchar(50), NOTNULL</w:t>
       </w:r>
     </w:p>
     <w:p>
@@ -1355,29 +1194,7 @@
         <w:rPr>
           <w:rFonts w:ascii="Arial" w:eastAsia="Arial" w:hAnsi="Arial" w:cs="Arial"/>
         </w:rPr>
-        <w:t xml:space="preserve">Contraseña: tipo </w:t>
-      </w:r>
-      <w:proofErr w:type="spellStart"/>
-      <w:proofErr w:type="gramStart"/>
-      <w:r>
-        <w:rPr>
-          <w:rFonts w:ascii="Arial" w:eastAsia="Arial" w:hAnsi="Arial" w:cs="Arial"/>
-        </w:rPr>
-        <w:t>varchar</w:t>
-      </w:r>
-      <w:proofErr w:type="spellEnd"/>
-      <w:r>
-        <w:rPr>
-          <w:rFonts w:ascii="Arial" w:eastAsia="Arial" w:hAnsi="Arial" w:cs="Arial"/>
-        </w:rPr>
-        <w:t>(</w:t>
-      </w:r>
-      <w:proofErr w:type="gramEnd"/>
-      <w:r>
-        <w:rPr>
-          <w:rFonts w:ascii="Arial" w:eastAsia="Arial" w:hAnsi="Arial" w:cs="Arial"/>
-        </w:rPr>
-        <w:t>25), NOTNULL</w:t>
+        <w:t>Contraseña: tipo varchar(25), NOTNULL</w:t>
       </w:r>
     </w:p>
     <w:p>
@@ -1391,29 +1208,7 @@
         <w:rPr>
           <w:rFonts w:ascii="Arial" w:eastAsia="Arial" w:hAnsi="Arial" w:cs="Arial"/>
         </w:rPr>
-        <w:t xml:space="preserve">Email: tipo </w:t>
-      </w:r>
-      <w:proofErr w:type="spellStart"/>
-      <w:proofErr w:type="gramStart"/>
-      <w:r>
-        <w:rPr>
-          <w:rFonts w:ascii="Arial" w:eastAsia="Arial" w:hAnsi="Arial" w:cs="Arial"/>
-        </w:rPr>
-        <w:t>varchar</w:t>
-      </w:r>
-      <w:proofErr w:type="spellEnd"/>
-      <w:r>
-        <w:rPr>
-          <w:rFonts w:ascii="Arial" w:eastAsia="Arial" w:hAnsi="Arial" w:cs="Arial"/>
-        </w:rPr>
-        <w:t>(</w:t>
-      </w:r>
-      <w:proofErr w:type="gramEnd"/>
-      <w:r>
-        <w:rPr>
-          <w:rFonts w:ascii="Arial" w:eastAsia="Arial" w:hAnsi="Arial" w:cs="Arial"/>
-        </w:rPr>
-        <w:t>50), NOTNULL</w:t>
+        <w:t>Email: tipo varchar(50), NOTNULL</w:t>
       </w:r>
     </w:p>
     <w:p>
@@ -1427,29 +1222,7 @@
         <w:rPr>
           <w:rFonts w:ascii="Arial" w:eastAsia="Arial" w:hAnsi="Arial" w:cs="Arial"/>
         </w:rPr>
-        <w:t xml:space="preserve">teléfono: tipo </w:t>
-      </w:r>
-      <w:proofErr w:type="spellStart"/>
-      <w:proofErr w:type="gramStart"/>
-      <w:r>
-        <w:rPr>
-          <w:rFonts w:ascii="Arial" w:eastAsia="Arial" w:hAnsi="Arial" w:cs="Arial"/>
-        </w:rPr>
-        <w:t>varchar</w:t>
-      </w:r>
-      <w:proofErr w:type="spellEnd"/>
-      <w:r>
-        <w:rPr>
-          <w:rFonts w:ascii="Arial" w:eastAsia="Arial" w:hAnsi="Arial" w:cs="Arial"/>
-        </w:rPr>
-        <w:t>(</w:t>
-      </w:r>
-      <w:proofErr w:type="gramEnd"/>
-      <w:r>
-        <w:rPr>
-          <w:rFonts w:ascii="Arial" w:eastAsia="Arial" w:hAnsi="Arial" w:cs="Arial"/>
-        </w:rPr>
-        <w:t>15), NOTNULL</w:t>
+        <w:t>teléfono: tipo varchar(15), NOTNULL</w:t>
       </w:r>
     </w:p>
     <w:p>
@@ -1491,33 +1264,11 @@
           <w:rFonts w:ascii="Arial" w:eastAsia="Arial" w:hAnsi="Arial" w:cs="Arial"/>
         </w:rPr>
       </w:pPr>
-      <w:proofErr w:type="spellStart"/>
-      <w:r>
-        <w:rPr>
-          <w:rFonts w:ascii="Arial" w:eastAsia="Arial" w:hAnsi="Arial" w:cs="Arial"/>
-        </w:rPr>
-        <w:t>id_empleado</w:t>
-      </w:r>
-      <w:proofErr w:type="spellEnd"/>
-      <w:r>
-        <w:rPr>
-          <w:rFonts w:ascii="Arial" w:eastAsia="Arial" w:hAnsi="Arial" w:cs="Arial"/>
-        </w:rPr>
-        <w:t xml:space="preserve">: tipo </w:t>
-      </w:r>
-      <w:proofErr w:type="spellStart"/>
-      <w:r>
-        <w:rPr>
-          <w:rFonts w:ascii="Arial" w:eastAsia="Arial" w:hAnsi="Arial" w:cs="Arial"/>
-        </w:rPr>
-        <w:t>int</w:t>
-      </w:r>
-      <w:proofErr w:type="spellEnd"/>
-      <w:r>
-        <w:rPr>
-          <w:rFonts w:ascii="Arial" w:eastAsia="Arial" w:hAnsi="Arial" w:cs="Arial"/>
-        </w:rPr>
-        <w:t>, PK, NOTNULL</w:t>
+      <w:r>
+        <w:rPr>
+          <w:rFonts w:ascii="Arial" w:eastAsia="Arial" w:hAnsi="Arial" w:cs="Arial"/>
+        </w:rPr>
+        <w:t>id_empleado: tipo int, PK, NOTNULL</w:t>
       </w:r>
     </w:p>
     <w:p>
@@ -1531,29 +1282,7 @@
         <w:rPr>
           <w:rFonts w:ascii="Arial" w:eastAsia="Arial" w:hAnsi="Arial" w:cs="Arial"/>
         </w:rPr>
-        <w:t xml:space="preserve">Nombre: tipo </w:t>
-      </w:r>
-      <w:proofErr w:type="spellStart"/>
-      <w:proofErr w:type="gramStart"/>
-      <w:r>
-        <w:rPr>
-          <w:rFonts w:ascii="Arial" w:eastAsia="Arial" w:hAnsi="Arial" w:cs="Arial"/>
-        </w:rPr>
-        <w:t>varchar</w:t>
-      </w:r>
-      <w:proofErr w:type="spellEnd"/>
-      <w:r>
-        <w:rPr>
-          <w:rFonts w:ascii="Arial" w:eastAsia="Arial" w:hAnsi="Arial" w:cs="Arial"/>
-        </w:rPr>
-        <w:t>(</w:t>
-      </w:r>
-      <w:proofErr w:type="gramEnd"/>
-      <w:r>
-        <w:rPr>
-          <w:rFonts w:ascii="Arial" w:eastAsia="Arial" w:hAnsi="Arial" w:cs="Arial"/>
-        </w:rPr>
-        <w:t>50), NOTNULL</w:t>
+        <w:t>Nombre: tipo varchar(50), NOTNULL</w:t>
       </w:r>
     </w:p>
     <w:p>
@@ -1567,29 +1296,7 @@
         <w:rPr>
           <w:rFonts w:ascii="Arial" w:eastAsia="Arial" w:hAnsi="Arial" w:cs="Arial"/>
         </w:rPr>
-        <w:t xml:space="preserve">Apellido: tipo </w:t>
-      </w:r>
-      <w:proofErr w:type="spellStart"/>
-      <w:proofErr w:type="gramStart"/>
-      <w:r>
-        <w:rPr>
-          <w:rFonts w:ascii="Arial" w:eastAsia="Arial" w:hAnsi="Arial" w:cs="Arial"/>
-        </w:rPr>
-        <w:t>varchar</w:t>
-      </w:r>
-      <w:proofErr w:type="spellEnd"/>
-      <w:r>
-        <w:rPr>
-          <w:rFonts w:ascii="Arial" w:eastAsia="Arial" w:hAnsi="Arial" w:cs="Arial"/>
-        </w:rPr>
-        <w:t>(</w:t>
-      </w:r>
-      <w:proofErr w:type="gramEnd"/>
-      <w:r>
-        <w:rPr>
-          <w:rFonts w:ascii="Arial" w:eastAsia="Arial" w:hAnsi="Arial" w:cs="Arial"/>
-        </w:rPr>
-        <w:t>50), NOTNULL</w:t>
+        <w:t>Apellido: tipo varchar(50), NOTNULL</w:t>
       </w:r>
     </w:p>
     <w:p>
@@ -1603,29 +1310,7 @@
         <w:rPr>
           <w:rFonts w:ascii="Arial" w:eastAsia="Arial" w:hAnsi="Arial" w:cs="Arial"/>
         </w:rPr>
-        <w:t xml:space="preserve">Especialidad: tipo </w:t>
-      </w:r>
-      <w:proofErr w:type="spellStart"/>
-      <w:proofErr w:type="gramStart"/>
-      <w:r>
-        <w:rPr>
-          <w:rFonts w:ascii="Arial" w:eastAsia="Arial" w:hAnsi="Arial" w:cs="Arial"/>
-        </w:rPr>
-        <w:t>varchar</w:t>
-      </w:r>
-      <w:proofErr w:type="spellEnd"/>
-      <w:r>
-        <w:rPr>
-          <w:rFonts w:ascii="Arial" w:eastAsia="Arial" w:hAnsi="Arial" w:cs="Arial"/>
-        </w:rPr>
-        <w:t>(</w:t>
-      </w:r>
-      <w:proofErr w:type="gramEnd"/>
-      <w:r>
-        <w:rPr>
-          <w:rFonts w:ascii="Arial" w:eastAsia="Arial" w:hAnsi="Arial" w:cs="Arial"/>
-        </w:rPr>
-        <w:t>100), NOTNULL</w:t>
+        <w:t>Especialidad: tipo varchar(100), NOTNULL</w:t>
       </w:r>
     </w:p>
     <w:p>
@@ -1639,21 +1324,7 @@
         <w:rPr>
           <w:rFonts w:ascii="Arial" w:eastAsia="Arial" w:hAnsi="Arial" w:cs="Arial"/>
         </w:rPr>
-        <w:t xml:space="preserve">Activo: tipo </w:t>
-      </w:r>
-      <w:proofErr w:type="spellStart"/>
-      <w:r>
-        <w:rPr>
-          <w:rFonts w:ascii="Arial" w:eastAsia="Arial" w:hAnsi="Arial" w:cs="Arial"/>
-        </w:rPr>
-        <w:t>boolean</w:t>
-      </w:r>
-      <w:proofErr w:type="spellEnd"/>
-      <w:r>
-        <w:rPr>
-          <w:rFonts w:ascii="Arial" w:eastAsia="Arial" w:hAnsi="Arial" w:cs="Arial"/>
-        </w:rPr>
-        <w:t>, NOTNULL</w:t>
+        <w:t>Activo: tipo boolean, NOTNULL</w:t>
       </w:r>
     </w:p>
     <w:p>
@@ -1695,33 +1366,11 @@
           <w:rFonts w:ascii="Arial" w:eastAsia="Arial" w:hAnsi="Arial" w:cs="Arial"/>
         </w:rPr>
       </w:pPr>
-      <w:proofErr w:type="spellStart"/>
-      <w:r>
-        <w:rPr>
-          <w:rFonts w:ascii="Arial" w:eastAsia="Arial" w:hAnsi="Arial" w:cs="Arial"/>
-        </w:rPr>
-        <w:t>Id_horario</w:t>
-      </w:r>
-      <w:proofErr w:type="spellEnd"/>
-      <w:r>
-        <w:rPr>
-          <w:rFonts w:ascii="Arial" w:eastAsia="Arial" w:hAnsi="Arial" w:cs="Arial"/>
-        </w:rPr>
-        <w:t xml:space="preserve">: tipo </w:t>
-      </w:r>
-      <w:proofErr w:type="spellStart"/>
-      <w:r>
-        <w:rPr>
-          <w:rFonts w:ascii="Arial" w:eastAsia="Arial" w:hAnsi="Arial" w:cs="Arial"/>
-        </w:rPr>
-        <w:t>int</w:t>
-      </w:r>
-      <w:proofErr w:type="spellEnd"/>
-      <w:r>
-        <w:rPr>
-          <w:rFonts w:ascii="Arial" w:eastAsia="Arial" w:hAnsi="Arial" w:cs="Arial"/>
-        </w:rPr>
-        <w:t>, PK, NOTNULL</w:t>
+      <w:r>
+        <w:rPr>
+          <w:rFonts w:ascii="Arial" w:eastAsia="Arial" w:hAnsi="Arial" w:cs="Arial"/>
+        </w:rPr>
+        <w:t>Id_horario: tipo int, PK, NOTNULL</w:t>
       </w:r>
     </w:p>
     <w:p>
@@ -1731,33 +1380,11 @@
           <w:rFonts w:ascii="Arial" w:eastAsia="Arial" w:hAnsi="Arial" w:cs="Arial"/>
         </w:rPr>
       </w:pPr>
-      <w:proofErr w:type="spellStart"/>
-      <w:r>
-        <w:rPr>
-          <w:rFonts w:ascii="Arial" w:eastAsia="Arial" w:hAnsi="Arial" w:cs="Arial"/>
-        </w:rPr>
-        <w:t>id_empleado</w:t>
-      </w:r>
-      <w:proofErr w:type="spellEnd"/>
-      <w:r>
-        <w:rPr>
-          <w:rFonts w:ascii="Arial" w:eastAsia="Arial" w:hAnsi="Arial" w:cs="Arial"/>
-        </w:rPr>
-        <w:t xml:space="preserve">: tipo </w:t>
-      </w:r>
-      <w:proofErr w:type="spellStart"/>
-      <w:r>
-        <w:rPr>
-          <w:rFonts w:ascii="Arial" w:eastAsia="Arial" w:hAnsi="Arial" w:cs="Arial"/>
-        </w:rPr>
-        <w:t>int</w:t>
-      </w:r>
-      <w:proofErr w:type="spellEnd"/>
-      <w:r>
-        <w:rPr>
-          <w:rFonts w:ascii="Arial" w:eastAsia="Arial" w:hAnsi="Arial" w:cs="Arial"/>
-        </w:rPr>
-        <w:t>, FK, NOTNULL</w:t>
+      <w:r>
+        <w:rPr>
+          <w:rFonts w:ascii="Arial" w:eastAsia="Arial" w:hAnsi="Arial" w:cs="Arial"/>
+        </w:rPr>
+        <w:t>id_empleado: tipo int, FK, NOTNULL</w:t>
       </w:r>
     </w:p>
     <w:p>
@@ -1767,33 +1394,11 @@
           <w:rFonts w:ascii="Arial" w:eastAsia="Arial" w:hAnsi="Arial" w:cs="Arial"/>
         </w:rPr>
       </w:pPr>
-      <w:proofErr w:type="spellStart"/>
-      <w:r>
-        <w:rPr>
-          <w:rFonts w:ascii="Arial" w:eastAsia="Arial" w:hAnsi="Arial" w:cs="Arial"/>
-        </w:rPr>
-        <w:t>Dia_semana</w:t>
-      </w:r>
-      <w:proofErr w:type="spellEnd"/>
-      <w:r>
-        <w:rPr>
-          <w:rFonts w:ascii="Arial" w:eastAsia="Arial" w:hAnsi="Arial" w:cs="Arial"/>
-        </w:rPr>
-        <w:t xml:space="preserve">: tipo </w:t>
-      </w:r>
-      <w:proofErr w:type="spellStart"/>
-      <w:r>
-        <w:rPr>
-          <w:rFonts w:ascii="Arial" w:eastAsia="Arial" w:hAnsi="Arial" w:cs="Arial"/>
-        </w:rPr>
-        <w:t>int</w:t>
-      </w:r>
-      <w:proofErr w:type="spellEnd"/>
-      <w:r>
-        <w:rPr>
-          <w:rFonts w:ascii="Arial" w:eastAsia="Arial" w:hAnsi="Arial" w:cs="Arial"/>
-        </w:rPr>
-        <w:t>, NOTNULL</w:t>
+      <w:r>
+        <w:rPr>
+          <w:rFonts w:ascii="Arial" w:eastAsia="Arial" w:hAnsi="Arial" w:cs="Arial"/>
+        </w:rPr>
+        <w:t>Dia_semana: tipo int, NOTNULL</w:t>
       </w:r>
     </w:p>
     <w:p>
@@ -1803,19 +1408,11 @@
           <w:rFonts w:ascii="Arial" w:eastAsia="Arial" w:hAnsi="Arial" w:cs="Arial"/>
         </w:rPr>
       </w:pPr>
-      <w:proofErr w:type="spellStart"/>
-      <w:r>
-        <w:rPr>
-          <w:rFonts w:ascii="Arial" w:eastAsia="Arial" w:hAnsi="Arial" w:cs="Arial"/>
-        </w:rPr>
-        <w:t>Horario_apertura</w:t>
-      </w:r>
-      <w:proofErr w:type="spellEnd"/>
-      <w:r>
-        <w:rPr>
-          <w:rFonts w:ascii="Arial" w:eastAsia="Arial" w:hAnsi="Arial" w:cs="Arial"/>
-        </w:rPr>
-        <w:t>: tipo time, NOTNULL</w:t>
+      <w:r>
+        <w:rPr>
+          <w:rFonts w:ascii="Arial" w:eastAsia="Arial" w:hAnsi="Arial" w:cs="Arial"/>
+        </w:rPr>
+        <w:t>Horario_apertura: tipo time, NOTNULL</w:t>
       </w:r>
     </w:p>
     <w:p>
@@ -1825,19 +1422,11 @@
           <w:rFonts w:ascii="Arial" w:eastAsia="Arial" w:hAnsi="Arial" w:cs="Arial"/>
         </w:rPr>
       </w:pPr>
-      <w:proofErr w:type="spellStart"/>
-      <w:r>
-        <w:rPr>
-          <w:rFonts w:ascii="Arial" w:eastAsia="Arial" w:hAnsi="Arial" w:cs="Arial"/>
-        </w:rPr>
-        <w:t>Horario_inicio_almuerzo</w:t>
-      </w:r>
-      <w:proofErr w:type="spellEnd"/>
-      <w:r>
-        <w:rPr>
-          <w:rFonts w:ascii="Arial" w:eastAsia="Arial" w:hAnsi="Arial" w:cs="Arial"/>
-        </w:rPr>
-        <w:t>: tipo time, NOTNULL</w:t>
+      <w:r>
+        <w:rPr>
+          <w:rFonts w:ascii="Arial" w:eastAsia="Arial" w:hAnsi="Arial" w:cs="Arial"/>
+        </w:rPr>
+        <w:t>Horario_inicio_almuerzo: tipo time, NOTNULL</w:t>
       </w:r>
     </w:p>
     <w:p>
@@ -1847,19 +1436,11 @@
           <w:rFonts w:ascii="Arial" w:eastAsia="Arial" w:hAnsi="Arial" w:cs="Arial"/>
         </w:rPr>
       </w:pPr>
-      <w:proofErr w:type="spellStart"/>
-      <w:r>
-        <w:rPr>
-          <w:rFonts w:ascii="Arial" w:eastAsia="Arial" w:hAnsi="Arial" w:cs="Arial"/>
-        </w:rPr>
-        <w:t>Horario_fin_almuerzo</w:t>
-      </w:r>
-      <w:proofErr w:type="spellEnd"/>
-      <w:r>
-        <w:rPr>
-          <w:rFonts w:ascii="Arial" w:eastAsia="Arial" w:hAnsi="Arial" w:cs="Arial"/>
-        </w:rPr>
-        <w:t>: tipo time, NOTNULL</w:t>
+      <w:r>
+        <w:rPr>
+          <w:rFonts w:ascii="Arial" w:eastAsia="Arial" w:hAnsi="Arial" w:cs="Arial"/>
+        </w:rPr>
+        <w:t>Horario_fin_almuerzo: tipo time, NOTNULL</w:t>
       </w:r>
     </w:p>
     <w:p>
@@ -1869,19 +1450,11 @@
           <w:rFonts w:ascii="Arial" w:eastAsia="Arial" w:hAnsi="Arial" w:cs="Arial"/>
         </w:rPr>
       </w:pPr>
-      <w:proofErr w:type="spellStart"/>
-      <w:r>
-        <w:rPr>
-          <w:rFonts w:ascii="Arial" w:eastAsia="Arial" w:hAnsi="Arial" w:cs="Arial"/>
-        </w:rPr>
-        <w:t>Horario_cierre</w:t>
-      </w:r>
-      <w:proofErr w:type="spellEnd"/>
-      <w:r>
-        <w:rPr>
-          <w:rFonts w:ascii="Arial" w:eastAsia="Arial" w:hAnsi="Arial" w:cs="Arial"/>
-        </w:rPr>
-        <w:t>: tipo time, NOTNULL</w:t>
+      <w:r>
+        <w:rPr>
+          <w:rFonts w:ascii="Arial" w:eastAsia="Arial" w:hAnsi="Arial" w:cs="Arial"/>
+        </w:rPr>
+        <w:t>Horario_cierre: tipo time, NOTNULL</w:t>
       </w:r>
     </w:p>
     <w:p>
@@ -1924,33 +1497,11 @@
           <w:rFonts w:ascii="Arial" w:eastAsia="Arial" w:hAnsi="Arial" w:cs="Arial"/>
         </w:rPr>
       </w:pPr>
-      <w:proofErr w:type="spellStart"/>
-      <w:r>
-        <w:rPr>
-          <w:rFonts w:ascii="Arial" w:eastAsia="Arial" w:hAnsi="Arial" w:cs="Arial"/>
-        </w:rPr>
-        <w:t>Id_cita</w:t>
-      </w:r>
-      <w:proofErr w:type="spellEnd"/>
-      <w:r>
-        <w:rPr>
-          <w:rFonts w:ascii="Arial" w:eastAsia="Arial" w:hAnsi="Arial" w:cs="Arial"/>
-        </w:rPr>
-        <w:t xml:space="preserve">: tipo </w:t>
-      </w:r>
-      <w:proofErr w:type="spellStart"/>
-      <w:r>
-        <w:rPr>
-          <w:rFonts w:ascii="Arial" w:eastAsia="Arial" w:hAnsi="Arial" w:cs="Arial"/>
-        </w:rPr>
-        <w:t>int</w:t>
-      </w:r>
-      <w:proofErr w:type="spellEnd"/>
-      <w:r>
-        <w:rPr>
-          <w:rFonts w:ascii="Arial" w:eastAsia="Arial" w:hAnsi="Arial" w:cs="Arial"/>
-        </w:rPr>
-        <w:t>, PK, NOTNULL</w:t>
+      <w:r>
+        <w:rPr>
+          <w:rFonts w:ascii="Arial" w:eastAsia="Arial" w:hAnsi="Arial" w:cs="Arial"/>
+        </w:rPr>
+        <w:t>Id_cita: tipo int, PK, NOTNULL</w:t>
       </w:r>
     </w:p>
     <w:p>
@@ -1960,33 +1511,11 @@
           <w:rFonts w:ascii="Arial" w:eastAsia="Arial" w:hAnsi="Arial" w:cs="Arial"/>
         </w:rPr>
       </w:pPr>
-      <w:proofErr w:type="spellStart"/>
-      <w:r>
-        <w:rPr>
-          <w:rFonts w:ascii="Arial" w:eastAsia="Arial" w:hAnsi="Arial" w:cs="Arial"/>
-        </w:rPr>
-        <w:t>Id_usuario</w:t>
-      </w:r>
-      <w:proofErr w:type="spellEnd"/>
-      <w:r>
-        <w:rPr>
-          <w:rFonts w:ascii="Arial" w:eastAsia="Arial" w:hAnsi="Arial" w:cs="Arial"/>
-        </w:rPr>
-        <w:t xml:space="preserve">: tipo </w:t>
-      </w:r>
-      <w:proofErr w:type="spellStart"/>
-      <w:r>
-        <w:rPr>
-          <w:rFonts w:ascii="Arial" w:eastAsia="Arial" w:hAnsi="Arial" w:cs="Arial"/>
-        </w:rPr>
-        <w:t>int</w:t>
-      </w:r>
-      <w:proofErr w:type="spellEnd"/>
-      <w:r>
-        <w:rPr>
-          <w:rFonts w:ascii="Arial" w:eastAsia="Arial" w:hAnsi="Arial" w:cs="Arial"/>
-        </w:rPr>
-        <w:t>, FK, NOTNULL</w:t>
+      <w:r>
+        <w:rPr>
+          <w:rFonts w:ascii="Arial" w:eastAsia="Arial" w:hAnsi="Arial" w:cs="Arial"/>
+        </w:rPr>
+        <w:t>Id_usuario: tipo int, FK, NOTNULL</w:t>
       </w:r>
     </w:p>
     <w:p>
@@ -1996,33 +1525,11 @@
           <w:rFonts w:ascii="Arial" w:eastAsia="Arial" w:hAnsi="Arial" w:cs="Arial"/>
         </w:rPr>
       </w:pPr>
-      <w:proofErr w:type="spellStart"/>
-      <w:r>
-        <w:rPr>
-          <w:rFonts w:ascii="Arial" w:eastAsia="Arial" w:hAnsi="Arial" w:cs="Arial"/>
-        </w:rPr>
-        <w:t>Id_empleado</w:t>
-      </w:r>
-      <w:proofErr w:type="spellEnd"/>
-      <w:r>
-        <w:rPr>
-          <w:rFonts w:ascii="Arial" w:eastAsia="Arial" w:hAnsi="Arial" w:cs="Arial"/>
-        </w:rPr>
-        <w:t xml:space="preserve">: tipo </w:t>
-      </w:r>
-      <w:proofErr w:type="spellStart"/>
-      <w:r>
-        <w:rPr>
-          <w:rFonts w:ascii="Arial" w:eastAsia="Arial" w:hAnsi="Arial" w:cs="Arial"/>
-        </w:rPr>
-        <w:t>int</w:t>
-      </w:r>
-      <w:proofErr w:type="spellEnd"/>
-      <w:r>
-        <w:rPr>
-          <w:rFonts w:ascii="Arial" w:eastAsia="Arial" w:hAnsi="Arial" w:cs="Arial"/>
-        </w:rPr>
-        <w:t>, FK, NOTNULL</w:t>
+      <w:r>
+        <w:rPr>
+          <w:rFonts w:ascii="Arial" w:eastAsia="Arial" w:hAnsi="Arial" w:cs="Arial"/>
+        </w:rPr>
+        <w:t>Id_empleado: tipo int, FK, NOTNULL</w:t>
       </w:r>
     </w:p>
     <w:p>
@@ -2032,33 +1539,11 @@
           <w:rFonts w:ascii="Arial" w:eastAsia="Arial" w:hAnsi="Arial" w:cs="Arial"/>
         </w:rPr>
       </w:pPr>
-      <w:proofErr w:type="spellStart"/>
-      <w:r>
-        <w:rPr>
-          <w:rFonts w:ascii="Arial" w:eastAsia="Arial" w:hAnsi="Arial" w:cs="Arial"/>
-        </w:rPr>
-        <w:t>Fecha_hora</w:t>
-      </w:r>
-      <w:proofErr w:type="spellEnd"/>
-      <w:r>
-        <w:rPr>
-          <w:rFonts w:ascii="Arial" w:eastAsia="Arial" w:hAnsi="Arial" w:cs="Arial"/>
-        </w:rPr>
-        <w:t xml:space="preserve">: tipo </w:t>
-      </w:r>
-      <w:proofErr w:type="spellStart"/>
-      <w:r>
-        <w:rPr>
-          <w:rFonts w:ascii="Arial" w:eastAsia="Arial" w:hAnsi="Arial" w:cs="Arial"/>
-        </w:rPr>
-        <w:t>datetime</w:t>
-      </w:r>
-      <w:proofErr w:type="spellEnd"/>
-      <w:r>
-        <w:rPr>
-          <w:rFonts w:ascii="Arial" w:eastAsia="Arial" w:hAnsi="Arial" w:cs="Arial"/>
-        </w:rPr>
-        <w:t>, NOTNULL</w:t>
+      <w:r>
+        <w:rPr>
+          <w:rFonts w:ascii="Arial" w:eastAsia="Arial" w:hAnsi="Arial" w:cs="Arial"/>
+        </w:rPr>
+        <w:t>Fecha_hora: tipo datetime, NOTNULL</w:t>
       </w:r>
     </w:p>
     <w:p>
@@ -2068,33 +1553,11 @@
           <w:rFonts w:ascii="Arial" w:eastAsia="Arial" w:hAnsi="Arial" w:cs="Arial"/>
         </w:rPr>
       </w:pPr>
-      <w:proofErr w:type="spellStart"/>
-      <w:r>
-        <w:rPr>
-          <w:rFonts w:ascii="Arial" w:eastAsia="Arial" w:hAnsi="Arial" w:cs="Arial"/>
-        </w:rPr>
-        <w:t>Duración_total</w:t>
-      </w:r>
-      <w:proofErr w:type="spellEnd"/>
-      <w:r>
-        <w:rPr>
-          <w:rFonts w:ascii="Arial" w:eastAsia="Arial" w:hAnsi="Arial" w:cs="Arial"/>
-        </w:rPr>
-        <w:t xml:space="preserve">: tipo </w:t>
-      </w:r>
-      <w:proofErr w:type="spellStart"/>
-      <w:r>
-        <w:rPr>
-          <w:rFonts w:ascii="Arial" w:eastAsia="Arial" w:hAnsi="Arial" w:cs="Arial"/>
-        </w:rPr>
-        <w:t>int</w:t>
-      </w:r>
-      <w:proofErr w:type="spellEnd"/>
-      <w:r>
-        <w:rPr>
-          <w:rFonts w:ascii="Arial" w:eastAsia="Arial" w:hAnsi="Arial" w:cs="Arial"/>
-        </w:rPr>
-        <w:t>, NOTNULL</w:t>
+      <w:r>
+        <w:rPr>
+          <w:rFonts w:ascii="Arial" w:eastAsia="Arial" w:hAnsi="Arial" w:cs="Arial"/>
+        </w:rPr>
+        <w:t>Duración_total: tipo int, NOTNULL</w:t>
       </w:r>
     </w:p>
     <w:p>
@@ -2104,33 +1567,11 @@
           <w:rFonts w:ascii="Arial" w:eastAsia="Arial" w:hAnsi="Arial" w:cs="Arial"/>
         </w:rPr>
       </w:pPr>
-      <w:proofErr w:type="spellStart"/>
-      <w:r>
-        <w:rPr>
-          <w:rFonts w:ascii="Arial" w:eastAsia="Arial" w:hAnsi="Arial" w:cs="Arial"/>
-        </w:rPr>
-        <w:t>Valor_total</w:t>
-      </w:r>
-      <w:proofErr w:type="spellEnd"/>
-      <w:r>
-        <w:rPr>
-          <w:rFonts w:ascii="Arial" w:eastAsia="Arial" w:hAnsi="Arial" w:cs="Arial"/>
-        </w:rPr>
-        <w:t xml:space="preserve">: tipo </w:t>
-      </w:r>
-      <w:proofErr w:type="spellStart"/>
-      <w:r>
-        <w:rPr>
-          <w:rFonts w:ascii="Arial" w:eastAsia="Arial" w:hAnsi="Arial" w:cs="Arial"/>
-        </w:rPr>
-        <w:t>int</w:t>
-      </w:r>
-      <w:proofErr w:type="spellEnd"/>
-      <w:r>
-        <w:rPr>
-          <w:rFonts w:ascii="Arial" w:eastAsia="Arial" w:hAnsi="Arial" w:cs="Arial"/>
-        </w:rPr>
-        <w:t>, NOTNULL</w:t>
+      <w:r>
+        <w:rPr>
+          <w:rFonts w:ascii="Arial" w:eastAsia="Arial" w:hAnsi="Arial" w:cs="Arial"/>
+        </w:rPr>
+        <w:t>Valor_total: tipo int, NOTNULL</w:t>
       </w:r>
     </w:p>
     <w:p>
@@ -2144,29 +1585,7 @@
         <w:rPr>
           <w:rFonts w:ascii="Arial" w:eastAsia="Arial" w:hAnsi="Arial" w:cs="Arial"/>
         </w:rPr>
-        <w:t xml:space="preserve">Estado: tipo </w:t>
-      </w:r>
-      <w:proofErr w:type="spellStart"/>
-      <w:proofErr w:type="gramStart"/>
-      <w:r>
-        <w:rPr>
-          <w:rFonts w:ascii="Arial" w:eastAsia="Arial" w:hAnsi="Arial" w:cs="Arial"/>
-        </w:rPr>
-        <w:t>varchar</w:t>
-      </w:r>
-      <w:proofErr w:type="spellEnd"/>
-      <w:r>
-        <w:rPr>
-          <w:rFonts w:ascii="Arial" w:eastAsia="Arial" w:hAnsi="Arial" w:cs="Arial"/>
-        </w:rPr>
-        <w:t>(</w:t>
-      </w:r>
-      <w:proofErr w:type="gramEnd"/>
-      <w:r>
-        <w:rPr>
-          <w:rFonts w:ascii="Arial" w:eastAsia="Arial" w:hAnsi="Arial" w:cs="Arial"/>
-        </w:rPr>
-        <w:t>20), NOTNULL</w:t>
+        <w:t>Estado: tipo varchar(20), NOTNULL</w:t>
       </w:r>
     </w:p>
     <w:p>
@@ -2180,29 +1599,7 @@
         <w:rPr>
           <w:rFonts w:ascii="Arial" w:eastAsia="Arial" w:hAnsi="Arial" w:cs="Arial"/>
         </w:rPr>
-        <w:t xml:space="preserve">Notas: tipo </w:t>
-      </w:r>
-      <w:proofErr w:type="spellStart"/>
-      <w:proofErr w:type="gramStart"/>
-      <w:r>
-        <w:rPr>
-          <w:rFonts w:ascii="Arial" w:eastAsia="Arial" w:hAnsi="Arial" w:cs="Arial"/>
-        </w:rPr>
-        <w:t>text</w:t>
-      </w:r>
-      <w:proofErr w:type="spellEnd"/>
-      <w:r>
-        <w:rPr>
-          <w:rFonts w:ascii="Arial" w:eastAsia="Arial" w:hAnsi="Arial" w:cs="Arial"/>
-        </w:rPr>
-        <w:t>(</w:t>
-      </w:r>
-      <w:proofErr w:type="gramEnd"/>
-      <w:r>
-        <w:rPr>
-          <w:rFonts w:ascii="Arial" w:eastAsia="Arial" w:hAnsi="Arial" w:cs="Arial"/>
-        </w:rPr>
-        <w:t>500), NULL</w:t>
+        <w:t>Notas: tipo text(500), NULL</w:t>
       </w:r>
     </w:p>
     <w:p>
@@ -2244,33 +1641,11 @@
           <w:rFonts w:ascii="Arial" w:eastAsia="Arial" w:hAnsi="Arial" w:cs="Arial"/>
         </w:rPr>
       </w:pPr>
-      <w:proofErr w:type="spellStart"/>
-      <w:r>
-        <w:rPr>
-          <w:rFonts w:ascii="Arial" w:eastAsia="Arial" w:hAnsi="Arial" w:cs="Arial"/>
-        </w:rPr>
-        <w:t>id_cita</w:t>
-      </w:r>
-      <w:proofErr w:type="spellEnd"/>
-      <w:r>
-        <w:rPr>
-          <w:rFonts w:ascii="Arial" w:eastAsia="Arial" w:hAnsi="Arial" w:cs="Arial"/>
-        </w:rPr>
-        <w:t xml:space="preserve">: tipo </w:t>
-      </w:r>
-      <w:proofErr w:type="spellStart"/>
-      <w:r>
-        <w:rPr>
-          <w:rFonts w:ascii="Arial" w:eastAsia="Arial" w:hAnsi="Arial" w:cs="Arial"/>
-        </w:rPr>
-        <w:t>int</w:t>
-      </w:r>
-      <w:proofErr w:type="spellEnd"/>
-      <w:r>
-        <w:rPr>
-          <w:rFonts w:ascii="Arial" w:eastAsia="Arial" w:hAnsi="Arial" w:cs="Arial"/>
-        </w:rPr>
-        <w:t>, FK, NOTNULL</w:t>
+      <w:r>
+        <w:rPr>
+          <w:rFonts w:ascii="Arial" w:eastAsia="Arial" w:hAnsi="Arial" w:cs="Arial"/>
+        </w:rPr>
+        <w:t>id_cita: tipo int, FK, NOTNULL</w:t>
       </w:r>
     </w:p>
     <w:p>
@@ -2280,33 +1655,11 @@
           <w:rFonts w:ascii="Arial" w:eastAsia="Arial" w:hAnsi="Arial" w:cs="Arial"/>
         </w:rPr>
       </w:pPr>
-      <w:proofErr w:type="spellStart"/>
-      <w:r>
-        <w:rPr>
-          <w:rFonts w:ascii="Arial" w:eastAsia="Arial" w:hAnsi="Arial" w:cs="Arial"/>
-        </w:rPr>
-        <w:t>Id_servicio</w:t>
-      </w:r>
-      <w:proofErr w:type="spellEnd"/>
-      <w:r>
-        <w:rPr>
-          <w:rFonts w:ascii="Arial" w:eastAsia="Arial" w:hAnsi="Arial" w:cs="Arial"/>
-        </w:rPr>
-        <w:t xml:space="preserve">: tipo </w:t>
-      </w:r>
-      <w:proofErr w:type="spellStart"/>
-      <w:r>
-        <w:rPr>
-          <w:rFonts w:ascii="Arial" w:eastAsia="Arial" w:hAnsi="Arial" w:cs="Arial"/>
-        </w:rPr>
-        <w:t>int</w:t>
-      </w:r>
-      <w:proofErr w:type="spellEnd"/>
-      <w:r>
-        <w:rPr>
-          <w:rFonts w:ascii="Arial" w:eastAsia="Arial" w:hAnsi="Arial" w:cs="Arial"/>
-        </w:rPr>
-        <w:t>, FK, NOTNULL</w:t>
+      <w:r>
+        <w:rPr>
+          <w:rFonts w:ascii="Arial" w:eastAsia="Arial" w:hAnsi="Arial" w:cs="Arial"/>
+        </w:rPr>
+        <w:t>Id_servicio: tipo int, FK, NOTNULL</w:t>
       </w:r>
     </w:p>
     <w:p>
@@ -2316,33 +1669,11 @@
           <w:rFonts w:ascii="Arial" w:eastAsia="Arial" w:hAnsi="Arial" w:cs="Arial"/>
         </w:rPr>
       </w:pPr>
-      <w:proofErr w:type="spellStart"/>
-      <w:r>
-        <w:rPr>
-          <w:rFonts w:ascii="Arial" w:eastAsia="Arial" w:hAnsi="Arial" w:cs="Arial"/>
-        </w:rPr>
-        <w:t>Precio_cita</w:t>
-      </w:r>
-      <w:proofErr w:type="spellEnd"/>
-      <w:r>
-        <w:rPr>
-          <w:rFonts w:ascii="Arial" w:eastAsia="Arial" w:hAnsi="Arial" w:cs="Arial"/>
-        </w:rPr>
-        <w:t xml:space="preserve">: tipo </w:t>
-      </w:r>
-      <w:proofErr w:type="spellStart"/>
-      <w:r>
-        <w:rPr>
-          <w:rFonts w:ascii="Arial" w:eastAsia="Arial" w:hAnsi="Arial" w:cs="Arial"/>
-        </w:rPr>
-        <w:t>int</w:t>
-      </w:r>
-      <w:proofErr w:type="spellEnd"/>
-      <w:r>
-        <w:rPr>
-          <w:rFonts w:ascii="Arial" w:eastAsia="Arial" w:hAnsi="Arial" w:cs="Arial"/>
-        </w:rPr>
-        <w:t>, NOTNULL</w:t>
+      <w:r>
+        <w:rPr>
+          <w:rFonts w:ascii="Arial" w:eastAsia="Arial" w:hAnsi="Arial" w:cs="Arial"/>
+        </w:rPr>
+        <w:t>Precio_cita: tipo int, NOTNULL</w:t>
       </w:r>
     </w:p>
     <w:p>
@@ -2370,33 +1701,11 @@
           <w:rFonts w:ascii="Arial" w:eastAsia="Arial" w:hAnsi="Arial" w:cs="Arial"/>
         </w:rPr>
       </w:pPr>
-      <w:proofErr w:type="spellStart"/>
-      <w:r>
-        <w:rPr>
-          <w:rFonts w:ascii="Arial" w:eastAsia="Arial" w:hAnsi="Arial" w:cs="Arial"/>
-        </w:rPr>
-        <w:t>Id_servicio</w:t>
-      </w:r>
-      <w:proofErr w:type="spellEnd"/>
-      <w:r>
-        <w:rPr>
-          <w:rFonts w:ascii="Arial" w:eastAsia="Arial" w:hAnsi="Arial" w:cs="Arial"/>
-        </w:rPr>
-        <w:t xml:space="preserve">: tipo </w:t>
-      </w:r>
-      <w:proofErr w:type="spellStart"/>
-      <w:r>
-        <w:rPr>
-          <w:rFonts w:ascii="Arial" w:eastAsia="Arial" w:hAnsi="Arial" w:cs="Arial"/>
-        </w:rPr>
-        <w:t>int</w:t>
-      </w:r>
-      <w:proofErr w:type="spellEnd"/>
-      <w:r>
-        <w:rPr>
-          <w:rFonts w:ascii="Arial" w:eastAsia="Arial" w:hAnsi="Arial" w:cs="Arial"/>
-        </w:rPr>
-        <w:t>, PK, NOTNULL</w:t>
+      <w:r>
+        <w:rPr>
+          <w:rFonts w:ascii="Arial" w:eastAsia="Arial" w:hAnsi="Arial" w:cs="Arial"/>
+        </w:rPr>
+        <w:t>Id_servicio: tipo int, PK, NOTNULL</w:t>
       </w:r>
     </w:p>
     <w:p>
@@ -2410,29 +1719,7 @@
         <w:rPr>
           <w:rFonts w:ascii="Arial" w:eastAsia="Arial" w:hAnsi="Arial" w:cs="Arial"/>
         </w:rPr>
-        <w:t xml:space="preserve">Nombre: tipo </w:t>
-      </w:r>
-      <w:proofErr w:type="spellStart"/>
-      <w:proofErr w:type="gramStart"/>
-      <w:r>
-        <w:rPr>
-          <w:rFonts w:ascii="Arial" w:eastAsia="Arial" w:hAnsi="Arial" w:cs="Arial"/>
-        </w:rPr>
-        <w:t>varchar</w:t>
-      </w:r>
-      <w:proofErr w:type="spellEnd"/>
-      <w:r>
-        <w:rPr>
-          <w:rFonts w:ascii="Arial" w:eastAsia="Arial" w:hAnsi="Arial" w:cs="Arial"/>
-        </w:rPr>
-        <w:t>(</w:t>
-      </w:r>
-      <w:proofErr w:type="gramEnd"/>
-      <w:r>
-        <w:rPr>
-          <w:rFonts w:ascii="Arial" w:eastAsia="Arial" w:hAnsi="Arial" w:cs="Arial"/>
-        </w:rPr>
-        <w:t>50), NOTNULL</w:t>
+        <w:t>Nombre: tipo varchar(50), NOTNULL</w:t>
       </w:r>
     </w:p>
     <w:p>
@@ -2446,29 +1733,7 @@
         <w:rPr>
           <w:rFonts w:ascii="Arial" w:eastAsia="Arial" w:hAnsi="Arial" w:cs="Arial"/>
         </w:rPr>
-        <w:t xml:space="preserve">Descripción: tipo </w:t>
-      </w:r>
-      <w:proofErr w:type="spellStart"/>
-      <w:proofErr w:type="gramStart"/>
-      <w:r>
-        <w:rPr>
-          <w:rFonts w:ascii="Arial" w:eastAsia="Arial" w:hAnsi="Arial" w:cs="Arial"/>
-        </w:rPr>
-        <w:t>text</w:t>
-      </w:r>
-      <w:proofErr w:type="spellEnd"/>
-      <w:r>
-        <w:rPr>
-          <w:rFonts w:ascii="Arial" w:eastAsia="Arial" w:hAnsi="Arial" w:cs="Arial"/>
-        </w:rPr>
-        <w:t>(</w:t>
-      </w:r>
-      <w:proofErr w:type="gramEnd"/>
-      <w:r>
-        <w:rPr>
-          <w:rFonts w:ascii="Arial" w:eastAsia="Arial" w:hAnsi="Arial" w:cs="Arial"/>
-        </w:rPr>
-        <w:t>500), NOTNULL</w:t>
+        <w:t>Descripción: tipo text(500), NOTNULL</w:t>
       </w:r>
     </w:p>
     <w:p>
@@ -2482,21 +1747,7 @@
         <w:rPr>
           <w:rFonts w:ascii="Arial" w:eastAsia="Arial" w:hAnsi="Arial" w:cs="Arial"/>
         </w:rPr>
-        <w:t xml:space="preserve">Precio: tipo </w:t>
-      </w:r>
-      <w:proofErr w:type="spellStart"/>
-      <w:r>
-        <w:rPr>
-          <w:rFonts w:ascii="Arial" w:eastAsia="Arial" w:hAnsi="Arial" w:cs="Arial"/>
-        </w:rPr>
-        <w:t>int</w:t>
-      </w:r>
-      <w:proofErr w:type="spellEnd"/>
-      <w:r>
-        <w:rPr>
-          <w:rFonts w:ascii="Arial" w:eastAsia="Arial" w:hAnsi="Arial" w:cs="Arial"/>
-        </w:rPr>
-        <w:t>, NOTNULL</w:t>
+        <w:t>Precio: tipo int, NOTNULL</w:t>
       </w:r>
     </w:p>
     <w:p>
@@ -2506,33 +1757,11 @@
           <w:rFonts w:ascii="Arial" w:eastAsia="Arial" w:hAnsi="Arial" w:cs="Arial"/>
         </w:rPr>
       </w:pPr>
-      <w:proofErr w:type="spellStart"/>
-      <w:r>
-        <w:rPr>
-          <w:rFonts w:ascii="Arial" w:eastAsia="Arial" w:hAnsi="Arial" w:cs="Arial"/>
-        </w:rPr>
-        <w:t>Duración_min</w:t>
-      </w:r>
-      <w:proofErr w:type="spellEnd"/>
-      <w:r>
-        <w:rPr>
-          <w:rFonts w:ascii="Arial" w:eastAsia="Arial" w:hAnsi="Arial" w:cs="Arial"/>
-        </w:rPr>
-        <w:t xml:space="preserve">: tipo </w:t>
-      </w:r>
-      <w:proofErr w:type="spellStart"/>
-      <w:r>
-        <w:rPr>
-          <w:rFonts w:ascii="Arial" w:eastAsia="Arial" w:hAnsi="Arial" w:cs="Arial"/>
-        </w:rPr>
-        <w:t>int</w:t>
-      </w:r>
-      <w:proofErr w:type="spellEnd"/>
-      <w:r>
-        <w:rPr>
-          <w:rFonts w:ascii="Arial" w:eastAsia="Arial" w:hAnsi="Arial" w:cs="Arial"/>
-        </w:rPr>
-        <w:t>, NOTNULL</w:t>
+      <w:r>
+        <w:rPr>
+          <w:rFonts w:ascii="Arial" w:eastAsia="Arial" w:hAnsi="Arial" w:cs="Arial"/>
+        </w:rPr>
+        <w:t>Duración_min: tipo int, NOTNULL</w:t>
       </w:r>
     </w:p>
     <w:p>
@@ -2558,6 +1787,165 @@
           <w:rFonts w:ascii="Arial" w:eastAsia="Arial" w:hAnsi="Arial" w:cs="Arial"/>
         </w:rPr>
       </w:pPr>
+    </w:p>
+    <w:p>
+      <w:pPr>
+        <w:spacing w:before="240" w:after="240" w:line="240" w:lineRule="auto"/>
+        <w:rPr>
+          <w:rFonts w:ascii="Arial" w:eastAsia="Arial" w:hAnsi="Arial" w:cs="Arial"/>
+        </w:rPr>
+      </w:pPr>
+    </w:p>
+    <w:p>
+      <w:pPr>
+        <w:spacing w:before="240" w:after="240" w:line="240" w:lineRule="auto"/>
+        <w:rPr>
+          <w:rFonts w:ascii="Arial" w:eastAsia="Arial" w:hAnsi="Arial" w:cs="Arial"/>
+          <w:sz w:val="26"/>
+          <w:szCs w:val="26"/>
+        </w:rPr>
+      </w:pPr>
+      <w:r>
+        <w:rPr>
+          <w:rFonts w:ascii="Arial" w:eastAsia="Arial" w:hAnsi="Arial" w:cs="Arial"/>
+          <w:sz w:val="26"/>
+          <w:szCs w:val="26"/>
+        </w:rPr>
+        <w:lastRenderedPageBreak/>
+        <w:t>Tabla: Pago</w:t>
+      </w:r>
+    </w:p>
+    <w:p>
+      <w:pPr>
+        <w:numPr>
+          <w:ilvl w:val="0"/>
+          <w:numId w:val="34"/>
+        </w:numPr>
+        <w:spacing w:before="240" w:after="240" w:line="240" w:lineRule="auto"/>
+        <w:rPr>
+          <w:rFonts w:ascii="Arial" w:eastAsia="Arial" w:hAnsi="Arial" w:cs="Arial"/>
+          <w:lang w:val="en-US"/>
+        </w:rPr>
+      </w:pPr>
+      <w:r>
+        <w:rPr>
+          <w:rFonts w:ascii="Arial" w:eastAsia="Arial" w:hAnsi="Arial" w:cs="Arial"/>
+          <w:lang w:val="en-US"/>
+        </w:rPr>
+        <w:t>id_pago: tipo int, PK, NOT NULL.</w:t>
+      </w:r>
+    </w:p>
+    <w:p>
+      <w:pPr>
+        <w:numPr>
+          <w:ilvl w:val="0"/>
+          <w:numId w:val="34"/>
+        </w:numPr>
+        <w:spacing w:before="240" w:after="240" w:line="240" w:lineRule="auto"/>
+        <w:rPr>
+          <w:rFonts w:ascii="Arial" w:eastAsia="Arial" w:hAnsi="Arial" w:cs="Arial"/>
+          <w:lang w:val="en-US"/>
+        </w:rPr>
+      </w:pPr>
+      <w:r>
+        <w:rPr>
+          <w:rFonts w:ascii="Arial" w:eastAsia="Arial" w:hAnsi="Arial" w:cs="Arial"/>
+          <w:lang w:val="en-US"/>
+        </w:rPr>
+        <w:t>id_cita: tipo int, FK, NOT NULL.</w:t>
+      </w:r>
+    </w:p>
+    <w:p>
+      <w:pPr>
+        <w:numPr>
+          <w:ilvl w:val="0"/>
+          <w:numId w:val="34"/>
+        </w:numPr>
+        <w:spacing w:before="240" w:after="240" w:line="240" w:lineRule="auto"/>
+        <w:rPr>
+          <w:rFonts w:ascii="Arial" w:eastAsia="Arial" w:hAnsi="Arial" w:cs="Arial"/>
+          <w:lang w:val="en-US"/>
+        </w:rPr>
+      </w:pPr>
+      <w:r>
+        <w:rPr>
+          <w:rFonts w:ascii="Arial" w:eastAsia="Arial" w:hAnsi="Arial" w:cs="Arial"/>
+          <w:lang w:val="en-US"/>
+        </w:rPr>
+        <w:t>monto: tipo int, NOT NULL.</w:t>
+      </w:r>
+    </w:p>
+    <w:p>
+      <w:pPr>
+        <w:numPr>
+          <w:ilvl w:val="0"/>
+          <w:numId w:val="34"/>
+        </w:numPr>
+        <w:spacing w:before="240" w:after="240" w:line="240" w:lineRule="auto"/>
+        <w:rPr>
+          <w:rFonts w:ascii="Arial" w:eastAsia="Arial" w:hAnsi="Arial" w:cs="Arial"/>
+        </w:rPr>
+      </w:pPr>
+      <w:r>
+        <w:rPr>
+          <w:rFonts w:ascii="Arial" w:eastAsia="Arial" w:hAnsi="Arial" w:cs="Arial"/>
+        </w:rPr>
+        <w:t>fecha_pago: tipo datetime, NOT NULL.</w:t>
+      </w:r>
+    </w:p>
+    <w:p>
+      <w:pPr>
+        <w:numPr>
+          <w:ilvl w:val="0"/>
+          <w:numId w:val="34"/>
+        </w:numPr>
+        <w:spacing w:before="240" w:after="240" w:line="240" w:lineRule="auto"/>
+        <w:rPr>
+          <w:rFonts w:ascii="Arial" w:eastAsia="Arial" w:hAnsi="Arial" w:cs="Arial"/>
+        </w:rPr>
+      </w:pPr>
+      <w:r>
+        <w:rPr>
+          <w:rFonts w:ascii="Arial" w:eastAsia="Arial" w:hAnsi="Arial" w:cs="Arial"/>
+        </w:rPr>
+        <w:t>metodo_pago: tipo varchar(20), NOT NULL.</w:t>
+      </w:r>
+    </w:p>
+    <w:p>
+      <w:pPr>
+        <w:numPr>
+          <w:ilvl w:val="0"/>
+          <w:numId w:val="34"/>
+        </w:numPr>
+        <w:spacing w:before="240" w:after="240" w:line="240" w:lineRule="auto"/>
+        <w:rPr>
+          <w:rFonts w:ascii="Arial" w:eastAsia="Arial" w:hAnsi="Arial" w:cs="Arial"/>
+        </w:rPr>
+      </w:pPr>
+      <w:r>
+        <w:rPr>
+          <w:rFonts w:ascii="Arial" w:eastAsia="Arial" w:hAnsi="Arial" w:cs="Arial"/>
+        </w:rPr>
+        <w:t>id_transaccion_exacta: tipo varchar(50), NOT NULL.</w:t>
+      </w:r>
+    </w:p>
+    <w:p>
+      <w:pPr>
+        <w:numPr>
+          <w:ilvl w:val="0"/>
+          <w:numId w:val="34"/>
+        </w:numPr>
+        <w:spacing w:before="240" w:after="240" w:line="240" w:lineRule="auto"/>
+        <w:rPr>
+          <w:rFonts w:ascii="Arial" w:eastAsia="Arial" w:hAnsi="Arial" w:cs="Arial"/>
+        </w:rPr>
+      </w:pPr>
+      <w:r>
+        <w:rPr>
+          <w:rFonts w:ascii="Arial" w:eastAsia="Arial" w:hAnsi="Arial" w:cs="Arial"/>
+        </w:rPr>
+        <w:t>estado_pago: tipo varchar(20), NOT NULL.</w:t>
+      </w:r>
     </w:p>
     <w:p>
       <w:pPr>
@@ -2589,38 +1977,12 @@
           <w:lang w:val="en-US"/>
         </w:rPr>
       </w:pPr>
-      <w:proofErr w:type="spellStart"/>
       <w:r>
         <w:rPr>
           <w:rFonts w:ascii="Arial" w:eastAsia="Arial" w:hAnsi="Arial" w:cs="Arial"/>
           <w:lang w:val="en-US"/>
         </w:rPr>
-        <w:lastRenderedPageBreak/>
-        <w:t>id_insumo</w:t>
-      </w:r>
-      <w:proofErr w:type="spellEnd"/>
-      <w:r>
-        <w:rPr>
-          <w:rFonts w:ascii="Arial" w:eastAsia="Arial" w:hAnsi="Arial" w:cs="Arial"/>
-          <w:lang w:val="en-US"/>
-        </w:rPr>
-        <w:t xml:space="preserve">: </w:t>
-      </w:r>
-      <w:proofErr w:type="spellStart"/>
-      <w:r>
-        <w:rPr>
-          <w:rFonts w:ascii="Arial" w:eastAsia="Arial" w:hAnsi="Arial" w:cs="Arial"/>
-          <w:lang w:val="en-US"/>
-        </w:rPr>
-        <w:t>tipo</w:t>
-      </w:r>
-      <w:proofErr w:type="spellEnd"/>
-      <w:r>
-        <w:rPr>
-          <w:rFonts w:ascii="Arial" w:eastAsia="Arial" w:hAnsi="Arial" w:cs="Arial"/>
-          <w:lang w:val="en-US"/>
-        </w:rPr>
-        <w:t xml:space="preserve"> int, PK, NOT NULL</w:t>
+        <w:t>id_insumo: tipo int, PK, NOT NULL</w:t>
       </w:r>
     </w:p>
     <w:p>
@@ -2638,29 +2000,7 @@
         <w:rPr>
           <w:rFonts w:ascii="Arial" w:eastAsia="Arial" w:hAnsi="Arial" w:cs="Arial"/>
         </w:rPr>
-        <w:t xml:space="preserve">nombre: tipo </w:t>
-      </w:r>
-      <w:proofErr w:type="spellStart"/>
-      <w:proofErr w:type="gramStart"/>
-      <w:r>
-        <w:rPr>
-          <w:rFonts w:ascii="Arial" w:eastAsia="Arial" w:hAnsi="Arial" w:cs="Arial"/>
-        </w:rPr>
-        <w:t>varchar</w:t>
-      </w:r>
-      <w:proofErr w:type="spellEnd"/>
-      <w:r>
-        <w:rPr>
-          <w:rFonts w:ascii="Arial" w:eastAsia="Arial" w:hAnsi="Arial" w:cs="Arial"/>
-        </w:rPr>
-        <w:t>(</w:t>
-      </w:r>
-      <w:proofErr w:type="gramEnd"/>
-      <w:r>
-        <w:rPr>
-          <w:rFonts w:ascii="Arial" w:eastAsia="Arial" w:hAnsi="Arial" w:cs="Arial"/>
-        </w:rPr>
-        <w:t>50), NOT NULL</w:t>
+        <w:t>nombre: tipo varchar(50), NOT NULL</w:t>
       </w:r>
     </w:p>
     <w:p>
@@ -2674,33 +2014,11 @@
           <w:rFonts w:ascii="Arial" w:eastAsia="Arial" w:hAnsi="Arial" w:cs="Arial"/>
         </w:rPr>
       </w:pPr>
-      <w:proofErr w:type="spellStart"/>
-      <w:r>
-        <w:rPr>
-          <w:rFonts w:ascii="Arial" w:eastAsia="Arial" w:hAnsi="Arial" w:cs="Arial"/>
-        </w:rPr>
-        <w:t>stock_actual</w:t>
-      </w:r>
-      <w:proofErr w:type="spellEnd"/>
-      <w:r>
-        <w:rPr>
-          <w:rFonts w:ascii="Arial" w:eastAsia="Arial" w:hAnsi="Arial" w:cs="Arial"/>
-        </w:rPr>
-        <w:t xml:space="preserve">: tipo </w:t>
-      </w:r>
-      <w:proofErr w:type="gramStart"/>
-      <w:r>
-        <w:rPr>
-          <w:rFonts w:ascii="Arial" w:eastAsia="Arial" w:hAnsi="Arial" w:cs="Arial"/>
-        </w:rPr>
-        <w:t>decimal(</w:t>
-      </w:r>
-      <w:proofErr w:type="gramEnd"/>
-      <w:r>
-        <w:rPr>
-          <w:rFonts w:ascii="Arial" w:eastAsia="Arial" w:hAnsi="Arial" w:cs="Arial"/>
-        </w:rPr>
-        <w:t>10,2), NOT NULL (Usamos decimal por si miden en litros o kilos).</w:t>
+      <w:r>
+        <w:rPr>
+          <w:rFonts w:ascii="Arial" w:eastAsia="Arial" w:hAnsi="Arial" w:cs="Arial"/>
+        </w:rPr>
+        <w:t>stock_actual: tipo decimal(10,2), NOT NULL (Usamos decimal por si miden en litros o kilos).</w:t>
       </w:r>
     </w:p>
     <w:p>
@@ -2718,18 +2036,8 @@
           <w:sz w:val="26"/>
           <w:szCs w:val="26"/>
         </w:rPr>
-        <w:t xml:space="preserve">Tabla: </w:t>
-      </w:r>
-      <w:proofErr w:type="spellStart"/>
-      <w:r>
-        <w:rPr>
-          <w:rFonts w:ascii="Arial" w:eastAsia="Arial" w:hAnsi="Arial" w:cs="Arial"/>
-          <w:sz w:val="26"/>
-          <w:szCs w:val="26"/>
-        </w:rPr>
-        <w:t>insumos_utilizados</w:t>
-      </w:r>
-      <w:proofErr w:type="spellEnd"/>
+        <w:t>Tabla: insumos_utilizados</w:t>
+      </w:r>
     </w:p>
     <w:p>
       <w:pPr>
@@ -2743,37 +2051,12 @@
           <w:lang w:val="en-US"/>
         </w:rPr>
       </w:pPr>
-      <w:proofErr w:type="spellStart"/>
       <w:r>
         <w:rPr>
           <w:rFonts w:ascii="Arial" w:eastAsia="Arial" w:hAnsi="Arial" w:cs="Arial"/>
           <w:lang w:val="en-US"/>
         </w:rPr>
-        <w:t>id_insumo</w:t>
-      </w:r>
-      <w:proofErr w:type="spellEnd"/>
-      <w:r>
-        <w:rPr>
-          <w:rFonts w:ascii="Arial" w:eastAsia="Arial" w:hAnsi="Arial" w:cs="Arial"/>
-          <w:lang w:val="en-US"/>
-        </w:rPr>
-        <w:t xml:space="preserve">: </w:t>
-      </w:r>
-      <w:proofErr w:type="spellStart"/>
-      <w:r>
-        <w:rPr>
-          <w:rFonts w:ascii="Arial" w:eastAsia="Arial" w:hAnsi="Arial" w:cs="Arial"/>
-          <w:lang w:val="en-US"/>
-        </w:rPr>
-        <w:t>tipo</w:t>
-      </w:r>
-      <w:proofErr w:type="spellEnd"/>
-      <w:r>
-        <w:rPr>
-          <w:rFonts w:ascii="Arial" w:eastAsia="Arial" w:hAnsi="Arial" w:cs="Arial"/>
-          <w:lang w:val="en-US"/>
-        </w:rPr>
-        <w:t xml:space="preserve"> int, FK, NOT NULL</w:t>
+        <w:t>id_insumo: tipo int, FK, NOT NULL</w:t>
       </w:r>
     </w:p>
     <w:p>
@@ -2787,33 +2070,11 @@
           <w:rFonts w:ascii="Arial" w:eastAsia="Arial" w:hAnsi="Arial" w:cs="Arial"/>
         </w:rPr>
       </w:pPr>
-      <w:proofErr w:type="spellStart"/>
-      <w:r>
-        <w:rPr>
-          <w:rFonts w:ascii="Arial" w:eastAsia="Arial" w:hAnsi="Arial" w:cs="Arial"/>
-        </w:rPr>
-        <w:t>id_servicio</w:t>
-      </w:r>
-      <w:proofErr w:type="spellEnd"/>
-      <w:r>
-        <w:rPr>
-          <w:rFonts w:ascii="Arial" w:eastAsia="Arial" w:hAnsi="Arial" w:cs="Arial"/>
-        </w:rPr>
-        <w:t xml:space="preserve">: tipo </w:t>
-      </w:r>
-      <w:proofErr w:type="spellStart"/>
-      <w:r>
-        <w:rPr>
-          <w:rFonts w:ascii="Arial" w:eastAsia="Arial" w:hAnsi="Arial" w:cs="Arial"/>
-        </w:rPr>
-        <w:t>int</w:t>
-      </w:r>
-      <w:proofErr w:type="spellEnd"/>
-      <w:r>
-        <w:rPr>
-          <w:rFonts w:ascii="Arial" w:eastAsia="Arial" w:hAnsi="Arial" w:cs="Arial"/>
-        </w:rPr>
-        <w:t>, FK, NOT NULL</w:t>
+      <w:r>
+        <w:rPr>
+          <w:rFonts w:ascii="Arial" w:eastAsia="Arial" w:hAnsi="Arial" w:cs="Arial"/>
+        </w:rPr>
+        <w:t>id_servicio: tipo int, FK, NOT NULL</w:t>
       </w:r>
     </w:p>
     <w:p>
@@ -2831,21 +2092,7 @@
         <w:rPr>
           <w:rFonts w:ascii="Arial" w:eastAsia="Arial" w:hAnsi="Arial" w:cs="Arial"/>
         </w:rPr>
-        <w:t xml:space="preserve">cantidad: tipo </w:t>
-      </w:r>
-      <w:proofErr w:type="gramStart"/>
-      <w:r>
-        <w:rPr>
-          <w:rFonts w:ascii="Arial" w:eastAsia="Arial" w:hAnsi="Arial" w:cs="Arial"/>
-        </w:rPr>
-        <w:t>decimal(</w:t>
-      </w:r>
-      <w:proofErr w:type="gramEnd"/>
-      <w:r>
-        <w:rPr>
-          <w:rFonts w:ascii="Arial" w:eastAsia="Arial" w:hAnsi="Arial" w:cs="Arial"/>
-        </w:rPr>
-        <w:t>10,2), NOT NUL</w:t>
+        <w:t>cantidad: tipo decimal(10,2), NOT NUL</w:t>
       </w:r>
       <w:r>
         <w:rPr>
@@ -2893,27 +2140,7 @@
           <w:sz w:val="24"/>
           <w:szCs w:val="24"/>
         </w:rPr>
-        <w:t>1. Relación Usuario - Cita (</w:t>
-      </w:r>
-      <w:proofErr w:type="gramStart"/>
-      <w:r>
-        <w:rPr>
-          <w:rFonts w:ascii="Arial" w:eastAsia="Arial" w:hAnsi="Arial" w:cs="Arial"/>
-          <w:color w:val="000000"/>
-          <w:sz w:val="24"/>
-          <w:szCs w:val="24"/>
-        </w:rPr>
-        <w:t>1:N</w:t>
-      </w:r>
-      <w:proofErr w:type="gramEnd"/>
-      <w:r>
-        <w:rPr>
-          <w:rFonts w:ascii="Arial" w:eastAsia="Arial" w:hAnsi="Arial" w:cs="Arial"/>
-          <w:color w:val="000000"/>
-          <w:sz w:val="24"/>
-          <w:szCs w:val="24"/>
-        </w:rPr>
-        <w:t>)</w:t>
+        <w:t>1. Relación Usuario - Cita (1:N)</w:t>
       </w:r>
     </w:p>
     <w:p>
@@ -2967,22 +2194,40 @@
         <w:rPr>
           <w:rFonts w:ascii="Arial" w:eastAsia="Arial" w:hAnsi="Arial" w:cs="Arial"/>
         </w:rPr>
-        <w:t xml:space="preserve">Llave: El campo </w:t>
-      </w:r>
-      <w:proofErr w:type="spellStart"/>
-      <w:r>
-        <w:rPr>
-          <w:rFonts w:ascii="Arial" w:eastAsia="Arial" w:hAnsi="Arial" w:cs="Arial"/>
-        </w:rPr>
-        <w:t>id_usuario</w:t>
-      </w:r>
-      <w:proofErr w:type="spellEnd"/>
-      <w:r>
-        <w:rPr>
-          <w:rFonts w:ascii="Arial" w:eastAsia="Arial" w:hAnsi="Arial" w:cs="Arial"/>
-        </w:rPr>
-        <w:t xml:space="preserve"> en la tabla Cita es la llave foránea (FK) que conecta con la tabla Usuario.</w:t>
-      </w:r>
+        <w:t>Llave: El campo id_usuario en la tabla Cita es la llave foránea (FK) que conecta con la tabla Usuario.</w:t>
+      </w:r>
+    </w:p>
+    <w:p>
+      <w:pPr>
+        <w:spacing w:after="240" w:line="240" w:lineRule="auto"/>
+        <w:rPr>
+          <w:rFonts w:ascii="Arial" w:eastAsia="Arial" w:hAnsi="Arial" w:cs="Arial"/>
+        </w:rPr>
+      </w:pPr>
+    </w:p>
+    <w:p>
+      <w:pPr>
+        <w:spacing w:after="240" w:line="240" w:lineRule="auto"/>
+        <w:rPr>
+          <w:rFonts w:ascii="Arial" w:eastAsia="Arial" w:hAnsi="Arial" w:cs="Arial"/>
+        </w:rPr>
+      </w:pPr>
+    </w:p>
+    <w:p>
+      <w:pPr>
+        <w:spacing w:after="240" w:line="240" w:lineRule="auto"/>
+        <w:rPr>
+          <w:rFonts w:ascii="Arial" w:eastAsia="Arial" w:hAnsi="Arial" w:cs="Arial"/>
+        </w:rPr>
+      </w:pPr>
+    </w:p>
+    <w:p>
+      <w:pPr>
+        <w:spacing w:after="240" w:line="240" w:lineRule="auto"/>
+        <w:rPr>
+          <w:rFonts w:ascii="Arial" w:eastAsia="Arial" w:hAnsi="Arial" w:cs="Arial"/>
+        </w:rPr>
+      </w:pPr>
     </w:p>
     <w:p>
       <w:pPr>
@@ -3006,27 +2251,8 @@
           <w:sz w:val="24"/>
           <w:szCs w:val="24"/>
         </w:rPr>
-        <w:t>2. Relación Empleado - Cita (</w:t>
-      </w:r>
-      <w:proofErr w:type="gramStart"/>
-      <w:r>
-        <w:rPr>
-          <w:rFonts w:ascii="Arial" w:eastAsia="Arial" w:hAnsi="Arial" w:cs="Arial"/>
-          <w:color w:val="000000"/>
-          <w:sz w:val="24"/>
-          <w:szCs w:val="24"/>
-        </w:rPr>
-        <w:t>1:N</w:t>
-      </w:r>
-      <w:proofErr w:type="gramEnd"/>
-      <w:r>
-        <w:rPr>
-          <w:rFonts w:ascii="Arial" w:eastAsia="Arial" w:hAnsi="Arial" w:cs="Arial"/>
-          <w:color w:val="000000"/>
-          <w:sz w:val="24"/>
-          <w:szCs w:val="24"/>
-        </w:rPr>
-        <w:t>)</w:t>
+        <w:lastRenderedPageBreak/>
+        <w:t>2. Relación Empleado - Cita (1:N)</w:t>
       </w:r>
     </w:p>
     <w:p>
@@ -3080,21 +2306,7 @@
         <w:rPr>
           <w:rFonts w:ascii="Arial" w:eastAsia="Arial" w:hAnsi="Arial" w:cs="Arial"/>
         </w:rPr>
-        <w:t xml:space="preserve">Llave: El campo </w:t>
-      </w:r>
-      <w:proofErr w:type="spellStart"/>
-      <w:r>
-        <w:rPr>
-          <w:rFonts w:ascii="Arial" w:eastAsia="Arial" w:hAnsi="Arial" w:cs="Arial"/>
-        </w:rPr>
-        <w:t>id_empleado</w:t>
-      </w:r>
-      <w:proofErr w:type="spellEnd"/>
-      <w:r>
-        <w:rPr>
-          <w:rFonts w:ascii="Arial" w:eastAsia="Arial" w:hAnsi="Arial" w:cs="Arial"/>
-        </w:rPr>
-        <w:t xml:space="preserve"> en la tabla Cita conecta directamente con la tabla Empleado.</w:t>
+        <w:t>Llave: El campo id_empleado en la tabla Cita conecta directamente con la tabla Empleado.</w:t>
       </w:r>
     </w:p>
     <w:p>
@@ -3173,22 +2385,10 @@
         <w:rPr>
           <w:rFonts w:ascii="Arial" w:eastAsia="Arial" w:hAnsi="Arial" w:cs="Arial"/>
         </w:rPr>
-        <w:t xml:space="preserve">Llave: La tabla Horario utiliza el </w:t>
-      </w:r>
-      <w:proofErr w:type="spellStart"/>
-      <w:r>
-        <w:rPr>
-          <w:rFonts w:ascii="Arial" w:eastAsia="Arial" w:hAnsi="Arial" w:cs="Arial"/>
-        </w:rPr>
-        <w:t>id_empleado</w:t>
-      </w:r>
-      <w:proofErr w:type="spellEnd"/>
-      <w:r>
-        <w:rPr>
-          <w:rFonts w:ascii="Arial" w:eastAsia="Arial" w:hAnsi="Arial" w:cs="Arial"/>
-        </w:rPr>
-        <w:t xml:space="preserve"> como llave foránea para vincular la jornada con el trabajador correspondiente.</w:t>
-      </w:r>
+        <w:t>Llave: La tabla Horario utiliza el id_empleado como llave foránea para vincular la jornada con el trabajador correspondiente.</w:t>
+      </w:r>
+      <w:bookmarkStart w:id="4" w:name="_heading=h.dk8qvpv8dt4c" w:colFirst="0" w:colLast="0"/>
+      <w:bookmarkEnd w:id="4"/>
     </w:p>
     <w:p>
       <w:pPr>
@@ -3203,126 +2403,14 @@
           <w:szCs w:val="24"/>
         </w:rPr>
       </w:pPr>
-      <w:bookmarkStart w:id="4" w:name="_heading=h.dk8qvpv8dt4c" w:colFirst="0" w:colLast="0"/>
-      <w:bookmarkEnd w:id="4"/>
-    </w:p>
-    <w:p>
-      <w:pPr>
-        <w:pStyle w:val="Ttulo3"/>
-        <w:keepNext w:val="0"/>
-        <w:keepLines w:val="0"/>
-        <w:spacing w:before="0" w:line="240" w:lineRule="auto"/>
+      <w:r>
         <w:rPr>
           <w:rFonts w:ascii="Arial" w:eastAsia="Arial" w:hAnsi="Arial" w:cs="Arial"/>
           <w:color w:val="000000"/>
           <w:sz w:val="24"/>
           <w:szCs w:val="24"/>
         </w:rPr>
-      </w:pPr>
-    </w:p>
-    <w:p>
-      <w:pPr>
-        <w:pStyle w:val="Ttulo3"/>
-        <w:keepNext w:val="0"/>
-        <w:keepLines w:val="0"/>
-        <w:spacing w:before="0" w:line="240" w:lineRule="auto"/>
-        <w:rPr>
-          <w:rFonts w:ascii="Arial" w:eastAsia="Arial" w:hAnsi="Arial" w:cs="Arial"/>
-          <w:color w:val="000000"/>
-          <w:sz w:val="24"/>
-          <w:szCs w:val="24"/>
-        </w:rPr>
-      </w:pPr>
-    </w:p>
-    <w:p>
-      <w:pPr>
-        <w:pStyle w:val="Ttulo3"/>
-        <w:keepNext w:val="0"/>
-        <w:keepLines w:val="0"/>
-        <w:spacing w:before="0" w:line="240" w:lineRule="auto"/>
-        <w:rPr>
-          <w:rFonts w:ascii="Arial" w:eastAsia="Arial" w:hAnsi="Arial" w:cs="Arial"/>
-          <w:color w:val="000000"/>
-          <w:sz w:val="24"/>
-          <w:szCs w:val="24"/>
-        </w:rPr>
-      </w:pPr>
-    </w:p>
-    <w:p>
-      <w:pPr>
-        <w:pStyle w:val="Ttulo3"/>
-        <w:keepNext w:val="0"/>
-        <w:keepLines w:val="0"/>
-        <w:spacing w:before="0" w:line="240" w:lineRule="auto"/>
-        <w:rPr>
-          <w:rFonts w:ascii="Arial" w:eastAsia="Arial" w:hAnsi="Arial" w:cs="Arial"/>
-          <w:color w:val="000000"/>
-          <w:sz w:val="24"/>
-          <w:szCs w:val="24"/>
-        </w:rPr>
-      </w:pPr>
-    </w:p>
-    <w:p>
-      <w:pPr>
-        <w:pStyle w:val="Ttulo3"/>
-        <w:keepNext w:val="0"/>
-        <w:keepLines w:val="0"/>
-        <w:spacing w:before="0" w:line="240" w:lineRule="auto"/>
-        <w:rPr>
-          <w:rFonts w:ascii="Arial" w:eastAsia="Arial" w:hAnsi="Arial" w:cs="Arial"/>
-          <w:color w:val="000000"/>
-          <w:sz w:val="24"/>
-          <w:szCs w:val="24"/>
-        </w:rPr>
-      </w:pPr>
-      <w:r>
-        <w:rPr>
-          <w:rFonts w:ascii="Arial" w:eastAsia="Arial" w:hAnsi="Arial" w:cs="Arial"/>
-          <w:color w:val="000000"/>
-          <w:sz w:val="24"/>
-          <w:szCs w:val="24"/>
-        </w:rPr>
-        <w:t xml:space="preserve">4. Relación Cita - </w:t>
-      </w:r>
-      <w:proofErr w:type="spellStart"/>
-      <w:r>
-        <w:rPr>
-          <w:rFonts w:ascii="Arial" w:eastAsia="Arial" w:hAnsi="Arial" w:cs="Arial"/>
-          <w:color w:val="000000"/>
-          <w:sz w:val="24"/>
-          <w:szCs w:val="24"/>
-        </w:rPr>
-        <w:t>Cita_Detalles</w:t>
-      </w:r>
-      <w:proofErr w:type="spellEnd"/>
-      <w:r>
-        <w:rPr>
-          <w:rFonts w:ascii="Arial" w:eastAsia="Arial" w:hAnsi="Arial" w:cs="Arial"/>
-          <w:color w:val="000000"/>
-          <w:sz w:val="24"/>
-          <w:szCs w:val="24"/>
-        </w:rPr>
-        <w:t xml:space="preserve"> (</w:t>
-      </w:r>
-      <w:proofErr w:type="gramStart"/>
-      <w:r>
-        <w:rPr>
-          <w:rFonts w:ascii="Arial" w:eastAsia="Arial" w:hAnsi="Arial" w:cs="Arial"/>
-          <w:color w:val="000000"/>
-          <w:sz w:val="24"/>
-          <w:szCs w:val="24"/>
-        </w:rPr>
-        <w:t>1:N</w:t>
-      </w:r>
-      <w:proofErr w:type="gramEnd"/>
-      <w:r>
-        <w:rPr>
-          <w:rFonts w:ascii="Arial" w:eastAsia="Arial" w:hAnsi="Arial" w:cs="Arial"/>
-          <w:color w:val="000000"/>
-          <w:sz w:val="24"/>
-          <w:szCs w:val="24"/>
-        </w:rPr>
-        <w:t>)</w:t>
+        <w:t>4. Relación Cita - Cita_Detalles (1:N)</w:t>
       </w:r>
     </w:p>
     <w:p>
@@ -3340,7 +2428,6 @@
         <w:rPr>
           <w:rFonts w:ascii="Arial" w:eastAsia="Arial" w:hAnsi="Arial" w:cs="Arial"/>
         </w:rPr>
-        <w:lastRenderedPageBreak/>
         <w:t>Tipo: Uno a Muchos.</w:t>
       </w:r>
     </w:p>
@@ -3359,21 +2446,7 @@
         <w:rPr>
           <w:rFonts w:ascii="Arial" w:eastAsia="Arial" w:hAnsi="Arial" w:cs="Arial"/>
         </w:rPr>
-        <w:t xml:space="preserve">Descripción: Una Cita puede contener varios servicios (ej. Corte y Barba), por lo que se desglosa en la tabla </w:t>
-      </w:r>
-      <w:proofErr w:type="spellStart"/>
-      <w:r>
-        <w:rPr>
-          <w:rFonts w:ascii="Arial" w:eastAsia="Arial" w:hAnsi="Arial" w:cs="Arial"/>
-        </w:rPr>
-        <w:t>Cita_Detalles</w:t>
-      </w:r>
-      <w:proofErr w:type="spellEnd"/>
-      <w:r>
-        <w:rPr>
-          <w:rFonts w:ascii="Arial" w:eastAsia="Arial" w:hAnsi="Arial" w:cs="Arial"/>
-        </w:rPr>
-        <w:t>. Esta relación permite calcular el Valor Total y el abono obligatorio de forma precisa.</w:t>
+        <w:t>Descripción: Una Cita puede contener varios servicios (ej. Corte y Barba), por lo que se desglosa en la tabla Cita_Detalles. Esta relación permite calcular el Valor Total y el abono obligatorio de forma precisa.</w:t>
       </w:r>
     </w:p>
     <w:p>
@@ -3391,35 +2464,7 @@
         <w:rPr>
           <w:rFonts w:ascii="Arial" w:eastAsia="Arial" w:hAnsi="Arial" w:cs="Arial"/>
         </w:rPr>
-        <w:t xml:space="preserve">Llave: El campo </w:t>
-      </w:r>
-      <w:proofErr w:type="spellStart"/>
-      <w:r>
-        <w:rPr>
-          <w:rFonts w:ascii="Arial" w:eastAsia="Arial" w:hAnsi="Arial" w:cs="Arial"/>
-        </w:rPr>
-        <w:t>id_cita</w:t>
-      </w:r>
-      <w:proofErr w:type="spellEnd"/>
-      <w:r>
-        <w:rPr>
-          <w:rFonts w:ascii="Arial" w:eastAsia="Arial" w:hAnsi="Arial" w:cs="Arial"/>
-        </w:rPr>
-        <w:t xml:space="preserve"> en </w:t>
-      </w:r>
-      <w:proofErr w:type="spellStart"/>
-      <w:r>
-        <w:rPr>
-          <w:rFonts w:ascii="Arial" w:eastAsia="Arial" w:hAnsi="Arial" w:cs="Arial"/>
-        </w:rPr>
-        <w:t>Cita_Detalles</w:t>
-      </w:r>
-      <w:proofErr w:type="spellEnd"/>
-      <w:r>
-        <w:rPr>
-          <w:rFonts w:ascii="Arial" w:eastAsia="Arial" w:hAnsi="Arial" w:cs="Arial"/>
-        </w:rPr>
-        <w:t xml:space="preserve"> apunta al registro padre en la tabla Cita.</w:t>
+        <w:t>Llave: El campo id_cita en Cita_Detalles apunta al registro padre en la tabla Cita.</w:t>
       </w:r>
     </w:p>
     <w:p>
@@ -3444,47 +2489,7 @@
           <w:sz w:val="24"/>
           <w:szCs w:val="24"/>
         </w:rPr>
-        <w:t xml:space="preserve">5. Relación Servicio - </w:t>
-      </w:r>
-      <w:proofErr w:type="spellStart"/>
-      <w:r>
-        <w:rPr>
-          <w:rFonts w:ascii="Arial" w:eastAsia="Arial" w:hAnsi="Arial" w:cs="Arial"/>
-          <w:color w:val="000000"/>
-          <w:sz w:val="24"/>
-          <w:szCs w:val="24"/>
-        </w:rPr>
-        <w:t>Cita_Detalles</w:t>
-      </w:r>
-      <w:proofErr w:type="spellEnd"/>
-      <w:r>
-        <w:rPr>
-          <w:rFonts w:ascii="Arial" w:eastAsia="Arial" w:hAnsi="Arial" w:cs="Arial"/>
-          <w:color w:val="000000"/>
-          <w:sz w:val="24"/>
-          <w:szCs w:val="24"/>
-        </w:rPr>
-        <w:t xml:space="preserve"> (</w:t>
-      </w:r>
-      <w:proofErr w:type="gramStart"/>
-      <w:r>
-        <w:rPr>
-          <w:rFonts w:ascii="Arial" w:eastAsia="Arial" w:hAnsi="Arial" w:cs="Arial"/>
-          <w:color w:val="000000"/>
-          <w:sz w:val="24"/>
-          <w:szCs w:val="24"/>
-        </w:rPr>
-        <w:t>1:N</w:t>
-      </w:r>
-      <w:proofErr w:type="gramEnd"/>
-      <w:r>
-        <w:rPr>
-          <w:rFonts w:ascii="Arial" w:eastAsia="Arial" w:hAnsi="Arial" w:cs="Arial"/>
-          <w:color w:val="000000"/>
-          <w:sz w:val="24"/>
-          <w:szCs w:val="24"/>
-        </w:rPr>
-        <w:t>)</w:t>
+        <w:t>5. Relación Servicio - Cita_Detalles (1:N)</w:t>
       </w:r>
     </w:p>
     <w:p>
@@ -3520,96 +2525,20 @@
         <w:rPr>
           <w:rFonts w:ascii="Arial" w:eastAsia="Arial" w:hAnsi="Arial" w:cs="Arial"/>
         </w:rPr>
-        <w:t xml:space="preserve">Descripción: Un Servicio del catálogo puede estar presente en muchas citas diferentes. La tabla </w:t>
-      </w:r>
-      <w:proofErr w:type="spellStart"/>
-      <w:r>
-        <w:rPr>
-          <w:rFonts w:ascii="Arial" w:eastAsia="Arial" w:hAnsi="Arial" w:cs="Arial"/>
-        </w:rPr>
-        <w:t>Cita_Detalles</w:t>
-      </w:r>
-      <w:proofErr w:type="spellEnd"/>
-      <w:r>
-        <w:rPr>
-          <w:rFonts w:ascii="Arial" w:eastAsia="Arial" w:hAnsi="Arial" w:cs="Arial"/>
-        </w:rPr>
-        <w:t xml:space="preserve"> extrae el </w:t>
-      </w:r>
-      <w:proofErr w:type="spellStart"/>
-      <w:r>
-        <w:rPr>
-          <w:rFonts w:ascii="Arial" w:eastAsia="Arial" w:hAnsi="Arial" w:cs="Arial"/>
-        </w:rPr>
-        <w:t>id_servicio</w:t>
-      </w:r>
-      <w:proofErr w:type="spellEnd"/>
-      <w:r>
-        <w:rPr>
-          <w:rFonts w:ascii="Arial" w:eastAsia="Arial" w:hAnsi="Arial" w:cs="Arial"/>
-        </w:rPr>
-        <w:t xml:space="preserve"> y "congela" el precio en el campo </w:t>
-      </w:r>
-      <w:proofErr w:type="spellStart"/>
-      <w:r>
-        <w:rPr>
-          <w:rFonts w:ascii="Arial" w:eastAsia="Arial" w:hAnsi="Arial" w:cs="Arial"/>
-        </w:rPr>
-        <w:t>precio_cita</w:t>
-      </w:r>
-      <w:proofErr w:type="spellEnd"/>
-      <w:r>
-        <w:rPr>
-          <w:rFonts w:ascii="Arial" w:eastAsia="Arial" w:hAnsi="Arial" w:cs="Arial"/>
-        </w:rPr>
-        <w:t xml:space="preserve"> para evitar descuadres contables si los precios cambian a futuro.</w:t>
-      </w:r>
-    </w:p>
-    <w:p>
-      <w:pPr>
-        <w:rPr>
-          <w:rFonts w:ascii="Arial" w:eastAsia="Arial" w:hAnsi="Arial" w:cs="Arial"/>
-        </w:rPr>
-      </w:pPr>
-      <w:r>
-        <w:rPr>
-          <w:rFonts w:ascii="Arial" w:eastAsia="Arial" w:hAnsi="Arial" w:cs="Arial"/>
-        </w:rPr>
-        <w:t>6</w:t>
-      </w:r>
-      <w:r>
-        <w:rPr>
-          <w:rFonts w:ascii="Arial" w:eastAsia="Arial" w:hAnsi="Arial" w:cs="Arial"/>
-        </w:rPr>
-        <w:t xml:space="preserve">. Relación Inventario - </w:t>
-      </w:r>
-      <w:proofErr w:type="spellStart"/>
-      <w:r>
-        <w:rPr>
-          <w:rFonts w:ascii="Arial" w:eastAsia="Arial" w:hAnsi="Arial" w:cs="Arial"/>
-        </w:rPr>
-        <w:t>Insumos_Utilizados</w:t>
-      </w:r>
-      <w:proofErr w:type="spellEnd"/>
-      <w:r>
-        <w:rPr>
-          <w:rFonts w:ascii="Arial" w:eastAsia="Arial" w:hAnsi="Arial" w:cs="Arial"/>
-        </w:rPr>
-        <w:t xml:space="preserve"> (</w:t>
-      </w:r>
-      <w:proofErr w:type="gramStart"/>
-      <w:r>
-        <w:rPr>
-          <w:rFonts w:ascii="Arial" w:eastAsia="Arial" w:hAnsi="Arial" w:cs="Arial"/>
-        </w:rPr>
-        <w:t>1:N</w:t>
-      </w:r>
-      <w:proofErr w:type="gramEnd"/>
-      <w:r>
-        <w:rPr>
-          <w:rFonts w:ascii="Arial" w:eastAsia="Arial" w:hAnsi="Arial" w:cs="Arial"/>
-        </w:rPr>
-        <w:t>)</w:t>
+        <w:t>Descripción: Un Servicio del catálogo puede estar presente en muchas citas diferentes. La tabla Cita_Detalles extrae el id_servicio y "congela" el precio en el campo precio_cita para evitar descuadres contables si los precios cambian a futuro.</w:t>
+      </w:r>
+    </w:p>
+    <w:p>
+      <w:pPr>
+        <w:rPr>
+          <w:rFonts w:ascii="Arial" w:eastAsia="Arial" w:hAnsi="Arial" w:cs="Arial"/>
+        </w:rPr>
+      </w:pPr>
+      <w:r>
+        <w:rPr>
+          <w:rFonts w:ascii="Arial" w:eastAsia="Arial" w:hAnsi="Arial" w:cs="Arial"/>
+        </w:rPr>
+        <w:t>6. Relación Inventario - Insumos_Utilizados (1:N)</w:t>
       </w:r>
     </w:p>
     <w:p>
@@ -3645,21 +2574,7 @@
         <w:rPr>
           <w:rFonts w:ascii="Arial" w:eastAsia="Arial" w:hAnsi="Arial" w:cs="Arial"/>
         </w:rPr>
-        <w:t xml:space="preserve">Descripción: Un insumo específico (ej. </w:t>
-      </w:r>
-      <w:proofErr w:type="spellStart"/>
-      <w:r>
-        <w:rPr>
-          <w:rFonts w:ascii="Arial" w:eastAsia="Arial" w:hAnsi="Arial" w:cs="Arial"/>
-        </w:rPr>
-        <w:t>Shampoo</w:t>
-      </w:r>
-      <w:proofErr w:type="spellEnd"/>
-      <w:r>
-        <w:rPr>
-          <w:rFonts w:ascii="Arial" w:eastAsia="Arial" w:hAnsi="Arial" w:cs="Arial"/>
-        </w:rPr>
-        <w:t>) puede estar asociado a varios servicios diferentes.</w:t>
+        <w:t>Descripción: Un insumo específico (ej. Shampoo) puede estar asociado a varios servicios diferentes.</w:t>
       </w:r>
     </w:p>
     <w:p>
@@ -3677,76 +2592,20 @@
         <w:rPr>
           <w:rFonts w:ascii="Arial" w:eastAsia="Arial" w:hAnsi="Arial" w:cs="Arial"/>
         </w:rPr>
-        <w:t xml:space="preserve">Llave: El campo </w:t>
-      </w:r>
-      <w:proofErr w:type="spellStart"/>
-      <w:r>
-        <w:rPr>
-          <w:rFonts w:ascii="Arial" w:eastAsia="Arial" w:hAnsi="Arial" w:cs="Arial"/>
-        </w:rPr>
-        <w:t>id_insumo</w:t>
-      </w:r>
-      <w:proofErr w:type="spellEnd"/>
-      <w:r>
-        <w:rPr>
-          <w:rFonts w:ascii="Arial" w:eastAsia="Arial" w:hAnsi="Arial" w:cs="Arial"/>
-        </w:rPr>
-        <w:t xml:space="preserve"> en la tabla </w:t>
-      </w:r>
-      <w:proofErr w:type="spellStart"/>
-      <w:r>
-        <w:rPr>
-          <w:rFonts w:ascii="Arial" w:eastAsia="Arial" w:hAnsi="Arial" w:cs="Arial"/>
-        </w:rPr>
-        <w:t>insumos_utilizados</w:t>
-      </w:r>
-      <w:proofErr w:type="spellEnd"/>
-      <w:r>
-        <w:rPr>
-          <w:rFonts w:ascii="Arial" w:eastAsia="Arial" w:hAnsi="Arial" w:cs="Arial"/>
-        </w:rPr>
-        <w:t xml:space="preserve"> conecta con la tabla Inventario.</w:t>
-      </w:r>
-    </w:p>
-    <w:p>
-      <w:pPr>
-        <w:rPr>
-          <w:rFonts w:ascii="Arial" w:eastAsia="Arial" w:hAnsi="Arial" w:cs="Arial"/>
-        </w:rPr>
-      </w:pPr>
-      <w:r>
-        <w:rPr>
-          <w:rFonts w:ascii="Arial" w:eastAsia="Arial" w:hAnsi="Arial" w:cs="Arial"/>
-        </w:rPr>
-        <w:t xml:space="preserve">7. Relación Servicio - </w:t>
-      </w:r>
-      <w:proofErr w:type="spellStart"/>
-      <w:r>
-        <w:rPr>
-          <w:rFonts w:ascii="Arial" w:eastAsia="Arial" w:hAnsi="Arial" w:cs="Arial"/>
-        </w:rPr>
-        <w:t>Insumos_Utilizados</w:t>
-      </w:r>
-      <w:proofErr w:type="spellEnd"/>
-      <w:r>
-        <w:rPr>
-          <w:rFonts w:ascii="Arial" w:eastAsia="Arial" w:hAnsi="Arial" w:cs="Arial"/>
-        </w:rPr>
-        <w:t xml:space="preserve"> (</w:t>
-      </w:r>
-      <w:proofErr w:type="gramStart"/>
-      <w:r>
-        <w:rPr>
-          <w:rFonts w:ascii="Arial" w:eastAsia="Arial" w:hAnsi="Arial" w:cs="Arial"/>
-        </w:rPr>
-        <w:t>1:N</w:t>
-      </w:r>
-      <w:proofErr w:type="gramEnd"/>
-      <w:r>
-        <w:rPr>
-          <w:rFonts w:ascii="Arial" w:eastAsia="Arial" w:hAnsi="Arial" w:cs="Arial"/>
-        </w:rPr>
-        <w:t>)</w:t>
+        <w:t>Llave: El campo id_insumo en la tabla insumos_utilizados conecta con la tabla Inventario.</w:t>
+      </w:r>
+    </w:p>
+    <w:p>
+      <w:pPr>
+        <w:rPr>
+          <w:rFonts w:ascii="Arial" w:eastAsia="Arial" w:hAnsi="Arial" w:cs="Arial"/>
+        </w:rPr>
+      </w:pPr>
+      <w:r>
+        <w:rPr>
+          <w:rFonts w:ascii="Arial" w:eastAsia="Arial" w:hAnsi="Arial" w:cs="Arial"/>
+        </w:rPr>
+        <w:t>7. Relación Servicio - Insumos_Utilizados (1:N)</w:t>
       </w:r>
     </w:p>
     <w:p>
@@ -3800,36 +2659,94 @@
         <w:rPr>
           <w:rFonts w:ascii="Arial" w:eastAsia="Arial" w:hAnsi="Arial" w:cs="Arial"/>
         </w:rPr>
-        <w:t xml:space="preserve">Llave: El campo </w:t>
-      </w:r>
-      <w:proofErr w:type="spellStart"/>
-      <w:r>
-        <w:rPr>
-          <w:rFonts w:ascii="Arial" w:eastAsia="Arial" w:hAnsi="Arial" w:cs="Arial"/>
-        </w:rPr>
-        <w:t>id_servicio</w:t>
-      </w:r>
-      <w:proofErr w:type="spellEnd"/>
-      <w:r>
-        <w:rPr>
-          <w:rFonts w:ascii="Arial" w:eastAsia="Arial" w:hAnsi="Arial" w:cs="Arial"/>
-        </w:rPr>
-        <w:t xml:space="preserve"> en la tabla </w:t>
-      </w:r>
-      <w:proofErr w:type="spellStart"/>
-      <w:r>
-        <w:rPr>
-          <w:rFonts w:ascii="Arial" w:eastAsia="Arial" w:hAnsi="Arial" w:cs="Arial"/>
-        </w:rPr>
-        <w:t>insumos_utilizados</w:t>
-      </w:r>
-      <w:proofErr w:type="spellEnd"/>
-      <w:r>
-        <w:rPr>
-          <w:rFonts w:ascii="Arial" w:eastAsia="Arial" w:hAnsi="Arial" w:cs="Arial"/>
-        </w:rPr>
-        <w:t xml:space="preserve"> conecta con la tabla Servicio.</w:t>
-      </w:r>
+        <w:t>Llave: El campo id_servicio en la tabla insumos_utilizados conecta con la tabla Servicio.</w:t>
+      </w:r>
+    </w:p>
+    <w:p>
+      <w:pPr>
+        <w:spacing w:after="0"/>
+        <w:ind w:left="720"/>
+        <w:rPr>
+          <w:rFonts w:ascii="Arial" w:eastAsia="Arial" w:hAnsi="Arial" w:cs="Arial"/>
+        </w:rPr>
+      </w:pPr>
+    </w:p>
+    <w:p>
+      <w:pPr>
+        <w:spacing w:after="0"/>
+        <w:rPr>
+          <w:rFonts w:ascii="Arial" w:eastAsia="Arial" w:hAnsi="Arial" w:cs="Arial"/>
+        </w:rPr>
+      </w:pPr>
+      <w:r>
+        <w:rPr>
+          <w:rFonts w:ascii="Arial" w:eastAsia="Arial" w:hAnsi="Arial" w:cs="Arial"/>
+        </w:rPr>
+        <w:lastRenderedPageBreak/>
+        <w:t>8. Relación Cita - Pago (1:1)</w:t>
+      </w:r>
+    </w:p>
+    <w:p>
+      <w:pPr>
+        <w:numPr>
+          <w:ilvl w:val="0"/>
+          <w:numId w:val="35"/>
+        </w:numPr>
+        <w:spacing w:after="0"/>
+        <w:rPr>
+          <w:rFonts w:ascii="Arial" w:eastAsia="Arial" w:hAnsi="Arial" w:cs="Arial"/>
+        </w:rPr>
+      </w:pPr>
+      <w:r>
+        <w:rPr>
+          <w:rFonts w:ascii="Arial" w:eastAsia="Arial" w:hAnsi="Arial" w:cs="Arial"/>
+        </w:rPr>
+        <w:t>Tipo: Uno a Uno.</w:t>
+      </w:r>
+    </w:p>
+    <w:p>
+      <w:pPr>
+        <w:numPr>
+          <w:ilvl w:val="0"/>
+          <w:numId w:val="35"/>
+        </w:numPr>
+        <w:spacing w:after="0"/>
+        <w:rPr>
+          <w:rFonts w:ascii="Arial" w:eastAsia="Arial" w:hAnsi="Arial" w:cs="Arial"/>
+        </w:rPr>
+      </w:pPr>
+      <w:r>
+        <w:rPr>
+          <w:rFonts w:ascii="Arial" w:eastAsia="Arial" w:hAnsi="Arial" w:cs="Arial"/>
+        </w:rPr>
+        <w:t>Descripción: Cada cita que ha completado satisfactoriamente el flujo de reserva posee un comprobante de pago único que respalda el abono del 25%.</w:t>
+      </w:r>
+    </w:p>
+    <w:p>
+      <w:pPr>
+        <w:numPr>
+          <w:ilvl w:val="0"/>
+          <w:numId w:val="35"/>
+        </w:numPr>
+        <w:spacing w:after="0"/>
+        <w:rPr>
+          <w:rFonts w:ascii="Arial" w:eastAsia="Arial" w:hAnsi="Arial" w:cs="Arial"/>
+        </w:rPr>
+      </w:pPr>
+      <w:r>
+        <w:rPr>
+          <w:rFonts w:ascii="Arial" w:eastAsia="Arial" w:hAnsi="Arial" w:cs="Arial"/>
+        </w:rPr>
+        <w:t>Llave: El campo id_cita en la tabla Pago conecta con el registro principal de la reserva.</w:t>
+      </w:r>
+    </w:p>
+    <w:p>
+      <w:pPr>
+        <w:spacing w:after="0"/>
+        <w:rPr>
+          <w:rFonts w:ascii="Arial" w:eastAsia="Arial" w:hAnsi="Arial" w:cs="Arial"/>
+        </w:rPr>
+      </w:pPr>
     </w:p>
     <w:p>
       <w:pPr>
@@ -3914,6 +2831,114 @@
     </w:p>
     <w:p>
       <w:pPr>
+        <w:rPr>
+          <w:rFonts w:ascii="Arial" w:eastAsia="Arial" w:hAnsi="Arial" w:cs="Arial"/>
+          <w:sz w:val="26"/>
+          <w:szCs w:val="26"/>
+        </w:rPr>
+      </w:pPr>
+    </w:p>
+    <w:p>
+      <w:pPr>
+        <w:rPr>
+          <w:rFonts w:ascii="Arial" w:eastAsia="Arial" w:hAnsi="Arial" w:cs="Arial"/>
+          <w:sz w:val="26"/>
+          <w:szCs w:val="26"/>
+        </w:rPr>
+      </w:pPr>
+    </w:p>
+    <w:p>
+      <w:pPr>
+        <w:rPr>
+          <w:rFonts w:ascii="Arial" w:eastAsia="Arial" w:hAnsi="Arial" w:cs="Arial"/>
+          <w:sz w:val="26"/>
+          <w:szCs w:val="26"/>
+        </w:rPr>
+      </w:pPr>
+    </w:p>
+    <w:p>
+      <w:pPr>
+        <w:rPr>
+          <w:rFonts w:ascii="Arial" w:eastAsia="Arial" w:hAnsi="Arial" w:cs="Arial"/>
+          <w:sz w:val="26"/>
+          <w:szCs w:val="26"/>
+        </w:rPr>
+      </w:pPr>
+    </w:p>
+    <w:p>
+      <w:pPr>
+        <w:rPr>
+          <w:rFonts w:ascii="Arial" w:eastAsia="Arial" w:hAnsi="Arial" w:cs="Arial"/>
+          <w:sz w:val="26"/>
+          <w:szCs w:val="26"/>
+        </w:rPr>
+      </w:pPr>
+    </w:p>
+    <w:p>
+      <w:pPr>
+        <w:rPr>
+          <w:rFonts w:ascii="Arial" w:eastAsia="Arial" w:hAnsi="Arial" w:cs="Arial"/>
+          <w:sz w:val="26"/>
+          <w:szCs w:val="26"/>
+        </w:rPr>
+      </w:pPr>
+    </w:p>
+    <w:p>
+      <w:pPr>
+        <w:rPr>
+          <w:rFonts w:ascii="Arial" w:eastAsia="Arial" w:hAnsi="Arial" w:cs="Arial"/>
+          <w:sz w:val="26"/>
+          <w:szCs w:val="26"/>
+        </w:rPr>
+      </w:pPr>
+    </w:p>
+    <w:p>
+      <w:pPr>
+        <w:rPr>
+          <w:rFonts w:ascii="Arial" w:eastAsia="Arial" w:hAnsi="Arial" w:cs="Arial"/>
+          <w:sz w:val="26"/>
+          <w:szCs w:val="26"/>
+        </w:rPr>
+      </w:pPr>
+    </w:p>
+    <w:p>
+      <w:pPr>
+        <w:rPr>
+          <w:rFonts w:ascii="Arial" w:eastAsia="Arial" w:hAnsi="Arial" w:cs="Arial"/>
+          <w:sz w:val="26"/>
+          <w:szCs w:val="26"/>
+        </w:rPr>
+      </w:pPr>
+    </w:p>
+    <w:p>
+      <w:pPr>
+        <w:rPr>
+          <w:rFonts w:ascii="Arial" w:eastAsia="Arial" w:hAnsi="Arial" w:cs="Arial"/>
+          <w:sz w:val="26"/>
+          <w:szCs w:val="26"/>
+        </w:rPr>
+      </w:pPr>
+    </w:p>
+    <w:p>
+      <w:pPr>
+        <w:rPr>
+          <w:rFonts w:ascii="Arial" w:eastAsia="Arial" w:hAnsi="Arial" w:cs="Arial"/>
+          <w:sz w:val="26"/>
+          <w:szCs w:val="26"/>
+        </w:rPr>
+      </w:pPr>
+    </w:p>
+    <w:p>
+      <w:pPr>
+        <w:rPr>
+          <w:rFonts w:ascii="Arial" w:eastAsia="Arial" w:hAnsi="Arial" w:cs="Arial"/>
+          <w:sz w:val="26"/>
+          <w:szCs w:val="26"/>
+        </w:rPr>
+      </w:pPr>
+    </w:p>
+    <w:p>
+      <w:pPr>
         <w:spacing w:after="0" w:line="240" w:lineRule="auto"/>
         <w:jc w:val="center"/>
         <w:rPr>
@@ -3928,6 +2953,7 @@
           <w:sz w:val="30"/>
           <w:szCs w:val="30"/>
         </w:rPr>
+        <w:lastRenderedPageBreak/>
         <w:t>Caso de uso</w:t>
       </w:r>
     </w:p>
@@ -3946,7 +2972,6 @@
           <w:sz w:val="28"/>
           <w:szCs w:val="28"/>
         </w:rPr>
-        <w:lastRenderedPageBreak/>
         <w:t>Caso de Uso: Reservar Hora</w:t>
       </w:r>
     </w:p>
@@ -4047,21 +3072,7 @@
         <w:rPr>
           <w:rFonts w:ascii="Arial" w:eastAsia="Arial" w:hAnsi="Arial" w:cs="Arial"/>
         </w:rPr>
-        <w:t xml:space="preserve">El cliente </w:t>
-      </w:r>
-      <w:proofErr w:type="gramStart"/>
-      <w:r>
-        <w:rPr>
-          <w:rFonts w:ascii="Arial" w:eastAsia="Arial" w:hAnsi="Arial" w:cs="Arial"/>
-        </w:rPr>
-        <w:t>debe  acceder</w:t>
-      </w:r>
-      <w:proofErr w:type="gramEnd"/>
-      <w:r>
-        <w:rPr>
-          <w:rFonts w:ascii="Arial" w:eastAsia="Arial" w:hAnsi="Arial" w:cs="Arial"/>
-        </w:rPr>
-        <w:t xml:space="preserve"> a la página web </w:t>
+        <w:t xml:space="preserve">El cliente debe  acceder a la página web </w:t>
       </w:r>
     </w:p>
     <w:p>
@@ -4561,6 +3572,7 @@
           <w:sz w:val="28"/>
           <w:szCs w:val="28"/>
         </w:rPr>
+        <w:lastRenderedPageBreak/>
         <w:t>Caso de Uso: Ver Reservas</w:t>
       </w:r>
     </w:p>
@@ -4575,7 +3587,6 @@
         <w:rPr>
           <w:rFonts w:ascii="Arial" w:eastAsia="Arial" w:hAnsi="Arial" w:cs="Arial"/>
         </w:rPr>
-        <w:lastRenderedPageBreak/>
         <w:t>Actor: Cliente</w:t>
       </w:r>
       <w:r>
@@ -5020,6 +4031,7 @@
           <w:sz w:val="28"/>
           <w:szCs w:val="28"/>
         </w:rPr>
+        <w:lastRenderedPageBreak/>
         <w:t>Caso de Uso: Iniciar Sesión</w:t>
       </w:r>
     </w:p>
@@ -5034,7 +4046,6 @@
         <w:rPr>
           <w:rFonts w:ascii="Arial" w:eastAsia="Arial" w:hAnsi="Arial" w:cs="Arial"/>
         </w:rPr>
-        <w:lastRenderedPageBreak/>
         <w:t>Actor: Cliente / Administrador</w:t>
       </w:r>
       <w:r>
@@ -5811,21 +4822,7 @@
               <w:rPr>
                 <w:rFonts w:ascii="Arial" w:eastAsia="Arial" w:hAnsi="Arial" w:cs="Arial"/>
               </w:rPr>
-              <w:t xml:space="preserve">Validación por capas: el </w:t>
-            </w:r>
-            <w:proofErr w:type="spellStart"/>
-            <w:r>
-              <w:rPr>
-                <w:rFonts w:ascii="Arial" w:eastAsia="Arial" w:hAnsi="Arial" w:cs="Arial"/>
-              </w:rPr>
-              <w:t>Backend</w:t>
-            </w:r>
-            <w:proofErr w:type="spellEnd"/>
-            <w:r>
-              <w:rPr>
-                <w:rFonts w:ascii="Arial" w:eastAsia="Arial" w:hAnsi="Arial" w:cs="Arial"/>
-              </w:rPr>
-              <w:t xml:space="preserve"> realiza una doble comprobación de disponibilidad justo antes de procesar el pago y después de recibir el "OK" de la transacción.</w:t>
+              <w:t>Validación por capas: el Backend realiza una doble comprobación de disponibilidad justo antes de procesar el pago y después de recibir el "OK" de la transacción.</w:t>
             </w:r>
           </w:p>
         </w:tc>
@@ -5926,35 +4923,7 @@
               <w:rPr>
                 <w:rFonts w:ascii="Arial" w:eastAsia="Arial" w:hAnsi="Arial" w:cs="Arial"/>
               </w:rPr>
-              <w:t xml:space="preserve">Uso del campo </w:t>
-            </w:r>
-            <w:proofErr w:type="spellStart"/>
-            <w:r>
-              <w:rPr>
-                <w:rFonts w:ascii="Arial" w:eastAsia="Arial" w:hAnsi="Arial" w:cs="Arial"/>
-              </w:rPr>
-              <w:t>abono_pagado</w:t>
-            </w:r>
-            <w:proofErr w:type="spellEnd"/>
-            <w:r>
-              <w:rPr>
-                <w:rFonts w:ascii="Arial" w:eastAsia="Arial" w:hAnsi="Arial" w:cs="Arial"/>
-              </w:rPr>
-              <w:t xml:space="preserve"> (</w:t>
-            </w:r>
-            <w:proofErr w:type="spellStart"/>
-            <w:r>
-              <w:rPr>
-                <w:rFonts w:ascii="Arial" w:eastAsia="Arial" w:hAnsi="Arial" w:cs="Arial"/>
-              </w:rPr>
-              <w:t>Boolean</w:t>
-            </w:r>
-            <w:proofErr w:type="spellEnd"/>
-            <w:r>
-              <w:rPr>
-                <w:rFonts w:ascii="Arial" w:eastAsia="Arial" w:hAnsi="Arial" w:cs="Arial"/>
-              </w:rPr>
-              <w:t>) en la tabla Cita. Si es true, el sistema descuenta automáticamente el monto del total al cerrar la orden.</w:t>
+              <w:t>Uso del campo abono_pagado (Boolean) en la tabla Cita. Si es true, el sistema descuenta automáticamente el monto del total al cerrar la orden.</w:t>
             </w:r>
           </w:p>
         </w:tc>
@@ -6055,21 +5024,7 @@
               <w:rPr>
                 <w:rFonts w:ascii="Arial" w:eastAsia="Arial" w:hAnsi="Arial" w:cs="Arial"/>
               </w:rPr>
-              <w:t>Implementación de notificaciones de error claras para el usuario y monitoreo constante de los servicios de pago externos (</w:t>
-            </w:r>
-            <w:proofErr w:type="spellStart"/>
-            <w:r>
-              <w:rPr>
-                <w:rFonts w:ascii="Arial" w:eastAsia="Arial" w:hAnsi="Arial" w:cs="Arial"/>
-              </w:rPr>
-              <w:t>Webhooks</w:t>
-            </w:r>
-            <w:proofErr w:type="spellEnd"/>
-            <w:r>
-              <w:rPr>
-                <w:rFonts w:ascii="Arial" w:eastAsia="Arial" w:hAnsi="Arial" w:cs="Arial"/>
-              </w:rPr>
-              <w:t>).</w:t>
+              <w:t>Implementación de notificaciones de error claras para el usuario y monitoreo constante de los servicios de pago externos (Webhooks).</w:t>
             </w:r>
           </w:p>
         </w:tc>
@@ -6170,21 +5125,7 @@
               <w:rPr>
                 <w:rFonts w:ascii="Arial" w:eastAsia="Arial" w:hAnsi="Arial" w:cs="Arial"/>
               </w:rPr>
-              <w:t xml:space="preserve">Encriptación de contraseñas mediante </w:t>
-            </w:r>
-            <w:proofErr w:type="spellStart"/>
-            <w:r>
-              <w:rPr>
-                <w:rFonts w:ascii="Arial" w:eastAsia="Arial" w:hAnsi="Arial" w:cs="Arial"/>
-              </w:rPr>
-              <w:t>BCrypt</w:t>
-            </w:r>
-            <w:proofErr w:type="spellEnd"/>
-            <w:r>
-              <w:rPr>
-                <w:rFonts w:ascii="Arial" w:eastAsia="Arial" w:hAnsi="Arial" w:cs="Arial"/>
-              </w:rPr>
-              <w:t xml:space="preserve"> y uso de protocolos HTTPS para asegurar los datos en tránsito hacia la nube.</w:t>
+              <w:t>Encriptación de contraseñas mediante BCrypt y uso de protocolos HTTPS para asegurar los datos en tránsito hacia la nube.</w:t>
             </w:r>
           </w:p>
         </w:tc>
@@ -6201,7 +5142,66 @@
     </w:p>
     <w:p>
       <w:pPr>
+        <w:rPr>
+          <w:rFonts w:ascii="Arial" w:eastAsia="Arial" w:hAnsi="Arial" w:cs="Arial"/>
+          <w:sz w:val="30"/>
+          <w:szCs w:val="30"/>
+        </w:rPr>
+      </w:pPr>
+    </w:p>
+    <w:p>
+      <w:pPr>
+        <w:rPr>
+          <w:rFonts w:ascii="Arial" w:eastAsia="Arial" w:hAnsi="Arial" w:cs="Arial"/>
+          <w:sz w:val="30"/>
+          <w:szCs w:val="30"/>
+        </w:rPr>
+      </w:pPr>
+    </w:p>
+    <w:p>
+      <w:pPr>
         <w:jc w:val="center"/>
+        <w:rPr>
+          <w:rFonts w:ascii="Arial" w:eastAsia="Arial" w:hAnsi="Arial" w:cs="Arial"/>
+          <w:sz w:val="30"/>
+          <w:szCs w:val="30"/>
+        </w:rPr>
+      </w:pPr>
+      <w:r>
+        <w:rPr>
+          <w:rFonts w:ascii="Arial" w:eastAsia="Arial" w:hAnsi="Arial" w:cs="Arial"/>
+          <w:sz w:val="30"/>
+          <w:szCs w:val="30"/>
+        </w:rPr>
+        <w:lastRenderedPageBreak/>
+        <w:t>Mockup</w:t>
+      </w:r>
+    </w:p>
+    <w:p>
+      <w:pPr>
+        <w:rPr>
+          <w:rFonts w:ascii="Arial" w:eastAsia="Arial" w:hAnsi="Arial" w:cs="Arial"/>
+          <w:sz w:val="30"/>
+          <w:szCs w:val="30"/>
+        </w:rPr>
+      </w:pPr>
+      <w:r>
+        <w:rPr>
+          <w:rFonts w:ascii="Arial" w:eastAsia="Arial" w:hAnsi="Arial" w:cs="Arial"/>
+          <w:sz w:val="26"/>
+          <w:szCs w:val="26"/>
+        </w:rPr>
+        <w:t>Inicio:</w:t>
+      </w:r>
+      <w:r>
+        <w:rPr>
+          <w:rFonts w:ascii="Arial" w:eastAsia="Arial" w:hAnsi="Arial" w:cs="Arial"/>
+          <w:sz w:val="26"/>
+          <w:szCs w:val="26"/>
+        </w:rPr>
+        <w:br/>
+      </w:r>
+      <w:r>
         <w:rPr>
           <w:rFonts w:ascii="Arial" w:eastAsia="Arial" w:hAnsi="Arial" w:cs="Arial"/>
           <w:b/>
@@ -6209,35 +5209,409 @@
           <w:sz w:val="26"/>
           <w:szCs w:val="26"/>
         </w:rPr>
-      </w:pPr>
-      <w:r>
+        <w:drawing>
+          <wp:inline distT="0" distB="0" distL="0" distR="0" wp14:anchorId="7F3C3F05" wp14:editId="43A4EBC8">
+            <wp:extent cx="5612130" cy="3128645"/>
+            <wp:effectExtent l="0" t="0" r="7620" b="0"/>
+            <wp:docPr id="1106412001" name="Imagen 1"/>
+            <wp:cNvGraphicFramePr>
+              <a:graphicFrameLocks xmlns:a="http://schemas.openxmlformats.org/drawingml/2006/main" noChangeAspect="1"/>
+            </wp:cNvGraphicFramePr>
+            <a:graphic xmlns:a="http://schemas.openxmlformats.org/drawingml/2006/main">
+              <a:graphicData uri="http://schemas.openxmlformats.org/drawingml/2006/picture">
+                <pic:pic xmlns:pic="http://schemas.openxmlformats.org/drawingml/2006/picture">
+                  <pic:nvPicPr>
+                    <pic:cNvPr id="1106412001" name=""/>
+                    <pic:cNvPicPr/>
+                  </pic:nvPicPr>
+                  <pic:blipFill>
+                    <a:blip r:embed="rId13"/>
+                    <a:stretch>
+                      <a:fillRect/>
+                    </a:stretch>
+                  </pic:blipFill>
+                  <pic:spPr>
+                    <a:xfrm>
+                      <a:off x="0" y="0"/>
+                      <a:ext cx="5612130" cy="3128645"/>
+                    </a:xfrm>
+                    <a:prstGeom prst="rect">
+                      <a:avLst/>
+                    </a:prstGeom>
+                  </pic:spPr>
+                </pic:pic>
+              </a:graphicData>
+            </a:graphic>
+          </wp:inline>
+        </w:drawing>
+      </w:r>
+    </w:p>
+    <w:p>
+      <w:pPr>
+        <w:jc w:val="center"/>
         <w:rPr>
           <w:rFonts w:ascii="Arial" w:eastAsia="Arial" w:hAnsi="Arial" w:cs="Arial"/>
           <w:sz w:val="30"/>
           <w:szCs w:val="30"/>
         </w:rPr>
-        <w:t>Mockup</w:t>
-      </w:r>
-      <w:r>
+      </w:pPr>
+    </w:p>
+    <w:p>
+      <w:pPr>
         <w:rPr>
           <w:rFonts w:ascii="Arial" w:eastAsia="Arial" w:hAnsi="Arial" w:cs="Arial"/>
           <w:sz w:val="26"/>
           <w:szCs w:val="26"/>
         </w:rPr>
-        <w:br/>
-      </w:r>
-      <w:hyperlink r:id="rId13">
-        <w:r>
-          <w:rPr>
-            <w:rFonts w:ascii="Arial" w:eastAsia="Arial" w:hAnsi="Arial" w:cs="Arial"/>
-            <w:color w:val="1155CC"/>
-          </w:rPr>
-          <w:t>https://vistausariofullstack.my.canva.site/c3na2j1501zd5wty</w:t>
-        </w:r>
-      </w:hyperlink>
+      </w:pPr>
+      <w:r>
+        <w:rPr>
+          <w:rFonts w:ascii="Arial" w:eastAsia="Arial" w:hAnsi="Arial" w:cs="Arial"/>
+          <w:sz w:val="26"/>
+          <w:szCs w:val="26"/>
+        </w:rPr>
+        <w:t>Servicio:</w:t>
+      </w:r>
+    </w:p>
+    <w:p>
+      <w:pPr>
+        <w:jc w:val="center"/>
+        <w:rPr>
+          <w:rFonts w:ascii="Arial" w:eastAsia="Arial" w:hAnsi="Arial" w:cs="Arial"/>
+          <w:b/>
+          <w:bCs/>
+          <w:sz w:val="26"/>
+          <w:szCs w:val="26"/>
+        </w:rPr>
+      </w:pPr>
+      <w:r>
+        <w:rPr>
+          <w:rFonts w:ascii="Arial" w:eastAsia="Arial" w:hAnsi="Arial" w:cs="Arial"/>
+          <w:b/>
+          <w:bCs/>
+          <w:sz w:val="26"/>
+          <w:szCs w:val="26"/>
+        </w:rPr>
+        <w:drawing>
+          <wp:inline distT="0" distB="0" distL="0" distR="0" wp14:anchorId="4540249B" wp14:editId="3F97F5C9">
+            <wp:extent cx="5612130" cy="3142615"/>
+            <wp:effectExtent l="0" t="0" r="7620" b="635"/>
+            <wp:docPr id="37941680" name="Imagen 1"/>
+            <wp:cNvGraphicFramePr>
+              <a:graphicFrameLocks xmlns:a="http://schemas.openxmlformats.org/drawingml/2006/main" noChangeAspect="1"/>
+            </wp:cNvGraphicFramePr>
+            <a:graphic xmlns:a="http://schemas.openxmlformats.org/drawingml/2006/main">
+              <a:graphicData uri="http://schemas.openxmlformats.org/drawingml/2006/picture">
+                <pic:pic xmlns:pic="http://schemas.openxmlformats.org/drawingml/2006/picture">
+                  <pic:nvPicPr>
+                    <pic:cNvPr id="37941680" name=""/>
+                    <pic:cNvPicPr/>
+                  </pic:nvPicPr>
+                  <pic:blipFill>
+                    <a:blip r:embed="rId14"/>
+                    <a:stretch>
+                      <a:fillRect/>
+                    </a:stretch>
+                  </pic:blipFill>
+                  <pic:spPr>
+                    <a:xfrm>
+                      <a:off x="0" y="0"/>
+                      <a:ext cx="5612130" cy="3142615"/>
+                    </a:xfrm>
+                    <a:prstGeom prst="rect">
+                      <a:avLst/>
+                    </a:prstGeom>
+                  </pic:spPr>
+                </pic:pic>
+              </a:graphicData>
+            </a:graphic>
+          </wp:inline>
+        </w:drawing>
+      </w:r>
+    </w:p>
+    <w:p>
+      <w:pPr>
+        <w:jc w:val="center"/>
+        <w:rPr>
+          <w:rFonts w:ascii="Arial" w:eastAsia="Arial" w:hAnsi="Arial" w:cs="Arial"/>
+          <w:b/>
+          <w:bCs/>
+          <w:sz w:val="26"/>
+          <w:szCs w:val="26"/>
+        </w:rPr>
+      </w:pPr>
+    </w:p>
+    <w:p>
+      <w:pPr>
+        <w:rPr>
+          <w:rFonts w:ascii="Arial" w:eastAsia="Arial" w:hAnsi="Arial" w:cs="Arial"/>
+          <w:sz w:val="26"/>
+          <w:szCs w:val="26"/>
+        </w:rPr>
+      </w:pPr>
+      <w:r>
+        <w:rPr>
+          <w:rFonts w:ascii="Arial" w:eastAsia="Arial" w:hAnsi="Arial" w:cs="Arial"/>
+          <w:sz w:val="26"/>
+          <w:szCs w:val="26"/>
+        </w:rPr>
+        <w:lastRenderedPageBreak/>
+        <w:t>Equipo:</w:t>
+      </w:r>
+    </w:p>
+    <w:p>
+      <w:pPr>
+        <w:jc w:val="center"/>
+        <w:rPr>
+          <w:rFonts w:ascii="Arial" w:eastAsia="Arial" w:hAnsi="Arial" w:cs="Arial"/>
+          <w:b/>
+          <w:bCs/>
+          <w:sz w:val="26"/>
+          <w:szCs w:val="26"/>
+        </w:rPr>
+      </w:pPr>
+      <w:r>
+        <w:rPr>
+          <w:rFonts w:ascii="Arial" w:eastAsia="Arial" w:hAnsi="Arial" w:cs="Arial"/>
+          <w:b/>
+          <w:bCs/>
+          <w:sz w:val="26"/>
+          <w:szCs w:val="26"/>
+        </w:rPr>
+        <w:drawing>
+          <wp:inline distT="0" distB="0" distL="0" distR="0" wp14:anchorId="2780AC69" wp14:editId="66B94C40">
+            <wp:extent cx="5612130" cy="2829560"/>
+            <wp:effectExtent l="0" t="0" r="7620" b="8890"/>
+            <wp:docPr id="1838361463" name="Imagen 1"/>
+            <wp:cNvGraphicFramePr>
+              <a:graphicFrameLocks xmlns:a="http://schemas.openxmlformats.org/drawingml/2006/main" noChangeAspect="1"/>
+            </wp:cNvGraphicFramePr>
+            <a:graphic xmlns:a="http://schemas.openxmlformats.org/drawingml/2006/main">
+              <a:graphicData uri="http://schemas.openxmlformats.org/drawingml/2006/picture">
+                <pic:pic xmlns:pic="http://schemas.openxmlformats.org/drawingml/2006/picture">
+                  <pic:nvPicPr>
+                    <pic:cNvPr id="1838361463" name=""/>
+                    <pic:cNvPicPr/>
+                  </pic:nvPicPr>
+                  <pic:blipFill>
+                    <a:blip r:embed="rId15"/>
+                    <a:stretch>
+                      <a:fillRect/>
+                    </a:stretch>
+                  </pic:blipFill>
+                  <pic:spPr>
+                    <a:xfrm>
+                      <a:off x="0" y="0"/>
+                      <a:ext cx="5612130" cy="2829560"/>
+                    </a:xfrm>
+                    <a:prstGeom prst="rect">
+                      <a:avLst/>
+                    </a:prstGeom>
+                  </pic:spPr>
+                </pic:pic>
+              </a:graphicData>
+            </a:graphic>
+          </wp:inline>
+        </w:drawing>
+      </w:r>
+    </w:p>
+    <w:p>
+      <w:pPr>
+        <w:jc w:val="center"/>
+        <w:rPr>
+          <w:rFonts w:ascii="Arial" w:eastAsia="Arial" w:hAnsi="Arial" w:cs="Arial"/>
+          <w:b/>
+          <w:bCs/>
+          <w:sz w:val="26"/>
+          <w:szCs w:val="26"/>
+        </w:rPr>
+      </w:pPr>
+    </w:p>
+    <w:p>
+      <w:pPr>
+        <w:rPr>
+          <w:rFonts w:ascii="Arial" w:eastAsia="Arial" w:hAnsi="Arial" w:cs="Arial"/>
+          <w:sz w:val="26"/>
+          <w:szCs w:val="26"/>
+        </w:rPr>
+      </w:pPr>
+      <w:r>
+        <w:rPr>
+          <w:rFonts w:ascii="Arial" w:eastAsia="Arial" w:hAnsi="Arial" w:cs="Arial"/>
+          <w:sz w:val="26"/>
+          <w:szCs w:val="26"/>
+        </w:rPr>
+        <w:t>Galeria:</w:t>
+      </w:r>
+    </w:p>
+    <w:p>
+      <w:pPr>
+        <w:jc w:val="center"/>
+        <w:rPr>
+          <w:rFonts w:ascii="Arial" w:eastAsia="Arial" w:hAnsi="Arial" w:cs="Arial"/>
+          <w:b/>
+          <w:bCs/>
+          <w:sz w:val="26"/>
+          <w:szCs w:val="26"/>
+        </w:rPr>
+      </w:pPr>
+      <w:r>
+        <w:rPr>
+          <w:rFonts w:ascii="Arial" w:eastAsia="Arial" w:hAnsi="Arial" w:cs="Arial"/>
+          <w:b/>
+          <w:bCs/>
+          <w:sz w:val="26"/>
+          <w:szCs w:val="26"/>
+        </w:rPr>
+        <w:drawing>
+          <wp:inline distT="0" distB="0" distL="0" distR="0" wp14:anchorId="38341329" wp14:editId="287463AC">
+            <wp:extent cx="5612130" cy="3249930"/>
+            <wp:effectExtent l="0" t="0" r="7620" b="7620"/>
+            <wp:docPr id="53132100" name="Imagen 1"/>
+            <wp:cNvGraphicFramePr>
+              <a:graphicFrameLocks xmlns:a="http://schemas.openxmlformats.org/drawingml/2006/main" noChangeAspect="1"/>
+            </wp:cNvGraphicFramePr>
+            <a:graphic xmlns:a="http://schemas.openxmlformats.org/drawingml/2006/main">
+              <a:graphicData uri="http://schemas.openxmlformats.org/drawingml/2006/picture">
+                <pic:pic xmlns:pic="http://schemas.openxmlformats.org/drawingml/2006/picture">
+                  <pic:nvPicPr>
+                    <pic:cNvPr id="53132100" name=""/>
+                    <pic:cNvPicPr/>
+                  </pic:nvPicPr>
+                  <pic:blipFill>
+                    <a:blip r:embed="rId16"/>
+                    <a:stretch>
+                      <a:fillRect/>
+                    </a:stretch>
+                  </pic:blipFill>
+                  <pic:spPr>
+                    <a:xfrm>
+                      <a:off x="0" y="0"/>
+                      <a:ext cx="5612130" cy="3249930"/>
+                    </a:xfrm>
+                    <a:prstGeom prst="rect">
+                      <a:avLst/>
+                    </a:prstGeom>
+                  </pic:spPr>
+                </pic:pic>
+              </a:graphicData>
+            </a:graphic>
+          </wp:inline>
+        </w:drawing>
+      </w:r>
+    </w:p>
+    <w:p>
+      <w:pPr>
+        <w:jc w:val="center"/>
+        <w:rPr>
+          <w:rFonts w:ascii="Arial" w:eastAsia="Arial" w:hAnsi="Arial" w:cs="Arial"/>
+          <w:b/>
+          <w:bCs/>
+          <w:sz w:val="26"/>
+          <w:szCs w:val="26"/>
+        </w:rPr>
+      </w:pPr>
+    </w:p>
+    <w:p>
+      <w:pPr>
+        <w:jc w:val="center"/>
+        <w:rPr>
+          <w:rFonts w:ascii="Arial" w:eastAsia="Arial" w:hAnsi="Arial" w:cs="Arial"/>
+          <w:b/>
+          <w:bCs/>
+          <w:sz w:val="26"/>
+          <w:szCs w:val="26"/>
+        </w:rPr>
+      </w:pPr>
+    </w:p>
+    <w:p>
+      <w:pPr>
+        <w:jc w:val="center"/>
+        <w:rPr>
+          <w:rFonts w:ascii="Arial" w:eastAsia="Arial" w:hAnsi="Arial" w:cs="Arial"/>
+          <w:b/>
+          <w:bCs/>
+          <w:sz w:val="26"/>
+          <w:szCs w:val="26"/>
+        </w:rPr>
+      </w:pPr>
+    </w:p>
+    <w:p>
+      <w:pPr>
+        <w:rPr>
+          <w:rFonts w:ascii="Arial" w:eastAsia="Arial" w:hAnsi="Arial" w:cs="Arial"/>
+          <w:sz w:val="26"/>
+          <w:szCs w:val="26"/>
+        </w:rPr>
+      </w:pPr>
+      <w:r>
+        <w:rPr>
+          <w:rFonts w:ascii="Arial" w:eastAsia="Arial" w:hAnsi="Arial" w:cs="Arial"/>
+          <w:sz w:val="26"/>
+          <w:szCs w:val="26"/>
+        </w:rPr>
+        <w:lastRenderedPageBreak/>
+        <w:t>Contacto:</w:t>
+      </w:r>
+    </w:p>
+    <w:p>
+      <w:pPr>
+        <w:jc w:val="center"/>
+        <w:rPr>
+          <w:rFonts w:ascii="Arial" w:eastAsia="Arial" w:hAnsi="Arial" w:cs="Arial"/>
+          <w:b/>
+          <w:bCs/>
+          <w:sz w:val="26"/>
+          <w:szCs w:val="26"/>
+        </w:rPr>
+      </w:pPr>
+      <w:r>
+        <w:rPr>
+          <w:rFonts w:ascii="Arial" w:eastAsia="Arial" w:hAnsi="Arial" w:cs="Arial"/>
+          <w:b/>
+          <w:bCs/>
+          <w:sz w:val="26"/>
+          <w:szCs w:val="26"/>
+        </w:rPr>
+        <w:drawing>
+          <wp:inline distT="0" distB="0" distL="0" distR="0" wp14:anchorId="6EA37BFA" wp14:editId="5C457434">
+            <wp:extent cx="5612130" cy="3016250"/>
+            <wp:effectExtent l="0" t="0" r="7620" b="0"/>
+            <wp:docPr id="990155570" name="Imagen 1"/>
+            <wp:cNvGraphicFramePr>
+              <a:graphicFrameLocks xmlns:a="http://schemas.openxmlformats.org/drawingml/2006/main" noChangeAspect="1"/>
+            </wp:cNvGraphicFramePr>
+            <a:graphic xmlns:a="http://schemas.openxmlformats.org/drawingml/2006/main">
+              <a:graphicData uri="http://schemas.openxmlformats.org/drawingml/2006/picture">
+                <pic:pic xmlns:pic="http://schemas.openxmlformats.org/drawingml/2006/picture">
+                  <pic:nvPicPr>
+                    <pic:cNvPr id="990155570" name=""/>
+                    <pic:cNvPicPr/>
+                  </pic:nvPicPr>
+                  <pic:blipFill>
+                    <a:blip r:embed="rId17"/>
+                    <a:stretch>
+                      <a:fillRect/>
+                    </a:stretch>
+                  </pic:blipFill>
+                  <pic:spPr>
+                    <a:xfrm>
+                      <a:off x="0" y="0"/>
+                      <a:ext cx="5612130" cy="3016250"/>
+                    </a:xfrm>
+                    <a:prstGeom prst="rect">
+                      <a:avLst/>
+                    </a:prstGeom>
+                  </pic:spPr>
+                </pic:pic>
+              </a:graphicData>
+            </a:graphic>
+          </wp:inline>
+        </w:drawing>
+      </w:r>
     </w:p>
     <w:sectPr>
-      <w:headerReference w:type="default" r:id="rId14"/>
+      <w:headerReference w:type="default" r:id="rId18"/>
       <w:pgSz w:w="12240" w:h="15840"/>
       <w:pgMar w:top="1417" w:right="1701" w:bottom="1417" w:left="1701" w:header="708" w:footer="708" w:gutter="0"/>
       <w:pgNumType w:start="1"/>
@@ -6355,6 +5729,155 @@
 <file path=word/numbering.xml><?xml version="1.0" encoding="utf-8"?>
 <w:numbering xmlns:wpc="http://schemas.microsoft.com/office/word/2010/wordprocessingCanvas" xmlns:cx="http://schemas.microsoft.com/office/drawing/2014/chartex" xmlns:cx1="http://schemas.microsoft.com/office/drawing/2015/9/8/chartex" xmlns:cx2="http://schemas.microsoft.com/office/drawing/2015/10/21/chartex" xmlns:cx3="http://schemas.microsoft.com/office/drawing/2016/5/9/chartex" xmlns:cx4="http://schemas.microsoft.com/office/drawing/2016/5/10/chartex" xmlns:cx5="http://schemas.microsoft.com/office/drawing/2016/5/11/chartex" xmlns:cx6="http://schemas.microsoft.com/office/drawing/2016/5/12/chartex" xmlns:cx7="http://schemas.microsoft.com/office/drawing/2016/5/13/chartex" xmlns:cx8="http://schemas.microsoft.com/office/drawing/2016/5/14/chartex" xmlns:mc="http://schemas.openxmlformats.org/markup-compatibility/2006" xmlns:aink="http://schemas.microsoft.com/office/drawing/2016/ink" xmlns:am3d="http://schemas.microsoft.com/office/drawing/2017/model3d" xmlns:o="urn:schemas-microsoft-com:office:office" xmlns:oel="http://schemas.microsoft.com/office/2019/extlst" xmlns:r="http://schemas.openxmlformats.org/officeDocument/2006/relationships" xmlns:m="http://schemas.openxmlformats.org/officeDocument/2006/math" xmlns:v="urn:schemas-microsoft-com:vml" xmlns:wp14="http://schemas.microsoft.com/office/word/2010/wordprocessingDrawing" xmlns:wp="http://schemas.openxmlformats.org/drawingml/2006/wordprocessingDrawing" xmlns:w10="urn:schemas-microsoft-com:office:word" xmlns:w="http://schemas.openxmlformats.org/wordprocessingml/2006/main" xmlns:w14="http://schemas.microsoft.com/office/word/2010/wordml" xmlns:w15="http://schemas.microsoft.com/office/word/2012/wordml" xmlns:w16cex="http://schemas.microsoft.com/office/word/2018/wordml/cex" xmlns:w16cid="http://schemas.microsoft.com/office/word/2016/wordml/cid" xmlns:w16="http://schemas.microsoft.com/office/word/2018/wordml" xmlns:w16du="http://schemas.microsoft.com/office/word/2023/wordml/word16du" xmlns:w16sdtdh="http://schemas.microsoft.com/office/word/2020/wordml/sdtdatahash" xmlns:w16sdtfl="http://schemas.microsoft.com/office/word/2024/wordml/sdtformatlock" xmlns:w16se="http://schemas.microsoft.com/office/word/2015/wordml/symex" xmlns:wpg="http://schemas.microsoft.com/office/word/2010/wordprocessingGroup" xmlns:wpi="http://schemas.microsoft.com/office/word/2010/wordprocessingInk" xmlns:wne="http://schemas.microsoft.com/office/word/2006/wordml" xmlns:wps="http://schemas.microsoft.com/office/word/2010/wordprocessingShape" mc:Ignorable="w14 w15 w16se w16cid w16 w16cex w16sdtdh w16sdtfl w16du wp14">
   <w:abstractNum w:abstractNumId="0" w15:restartNumberingAfterBreak="0">
+    <w:nsid w:val="01292225"/>
+    <w:multiLevelType w:val="multilevel"/>
+    <w:tmpl w:val="279870C6"/>
+    <w:lvl w:ilvl="0">
+      <w:start w:val="1"/>
+      <w:numFmt w:val="bullet"/>
+      <w:lvlText w:val=""/>
+      <w:lvlJc w:val="left"/>
+      <w:pPr>
+        <w:tabs>
+          <w:tab w:val="num" w:pos="720"/>
+        </w:tabs>
+        <w:ind w:left="720" w:hanging="360"/>
+      </w:pPr>
+      <w:rPr>
+        <w:rFonts w:ascii="Symbol" w:hAnsi="Symbol" w:hint="default"/>
+        <w:sz w:val="20"/>
+      </w:rPr>
+    </w:lvl>
+    <w:lvl w:ilvl="1" w:tentative="1">
+      <w:start w:val="1"/>
+      <w:numFmt w:val="bullet"/>
+      <w:lvlText w:val="o"/>
+      <w:lvlJc w:val="left"/>
+      <w:pPr>
+        <w:tabs>
+          <w:tab w:val="num" w:pos="1440"/>
+        </w:tabs>
+        <w:ind w:left="1440" w:hanging="360"/>
+      </w:pPr>
+      <w:rPr>
+        <w:rFonts w:ascii="Courier New" w:hAnsi="Courier New" w:hint="default"/>
+        <w:sz w:val="20"/>
+      </w:rPr>
+    </w:lvl>
+    <w:lvl w:ilvl="2" w:tentative="1">
+      <w:start w:val="1"/>
+      <w:numFmt w:val="bullet"/>
+      <w:lvlText w:val=""/>
+      <w:lvlJc w:val="left"/>
+      <w:pPr>
+        <w:tabs>
+          <w:tab w:val="num" w:pos="2160"/>
+        </w:tabs>
+        <w:ind w:left="2160" w:hanging="360"/>
+      </w:pPr>
+      <w:rPr>
+        <w:rFonts w:ascii="Wingdings" w:hAnsi="Wingdings" w:hint="default"/>
+        <w:sz w:val="20"/>
+      </w:rPr>
+    </w:lvl>
+    <w:lvl w:ilvl="3" w:tentative="1">
+      <w:start w:val="1"/>
+      <w:numFmt w:val="bullet"/>
+      <w:lvlText w:val=""/>
+      <w:lvlJc w:val="left"/>
+      <w:pPr>
+        <w:tabs>
+          <w:tab w:val="num" w:pos="2880"/>
+        </w:tabs>
+        <w:ind w:left="2880" w:hanging="360"/>
+      </w:pPr>
+      <w:rPr>
+        <w:rFonts w:ascii="Wingdings" w:hAnsi="Wingdings" w:hint="default"/>
+        <w:sz w:val="20"/>
+      </w:rPr>
+    </w:lvl>
+    <w:lvl w:ilvl="4" w:tentative="1">
+      <w:start w:val="1"/>
+      <w:numFmt w:val="bullet"/>
+      <w:lvlText w:val=""/>
+      <w:lvlJc w:val="left"/>
+      <w:pPr>
+        <w:tabs>
+          <w:tab w:val="num" w:pos="3600"/>
+        </w:tabs>
+        <w:ind w:left="3600" w:hanging="360"/>
+      </w:pPr>
+      <w:rPr>
+        <w:rFonts w:ascii="Wingdings" w:hAnsi="Wingdings" w:hint="default"/>
+        <w:sz w:val="20"/>
+      </w:rPr>
+    </w:lvl>
+    <w:lvl w:ilvl="5" w:tentative="1">
+      <w:start w:val="1"/>
+      <w:numFmt w:val="bullet"/>
+      <w:lvlText w:val=""/>
+      <w:lvlJc w:val="left"/>
+      <w:pPr>
+        <w:tabs>
+          <w:tab w:val="num" w:pos="4320"/>
+        </w:tabs>
+        <w:ind w:left="4320" w:hanging="360"/>
+      </w:pPr>
+      <w:rPr>
+        <w:rFonts w:ascii="Wingdings" w:hAnsi="Wingdings" w:hint="default"/>
+        <w:sz w:val="20"/>
+      </w:rPr>
+    </w:lvl>
+    <w:lvl w:ilvl="6" w:tentative="1">
+      <w:start w:val="1"/>
+      <w:numFmt w:val="bullet"/>
+      <w:lvlText w:val=""/>
+      <w:lvlJc w:val="left"/>
+      <w:pPr>
+        <w:tabs>
+          <w:tab w:val="num" w:pos="5040"/>
+        </w:tabs>
+        <w:ind w:left="5040" w:hanging="360"/>
+      </w:pPr>
+      <w:rPr>
+        <w:rFonts w:ascii="Wingdings" w:hAnsi="Wingdings" w:hint="default"/>
+        <w:sz w:val="20"/>
+      </w:rPr>
+    </w:lvl>
+    <w:lvl w:ilvl="7" w:tentative="1">
+      <w:start w:val="1"/>
+      <w:numFmt w:val="bullet"/>
+      <w:lvlText w:val=""/>
+      <w:lvlJc w:val="left"/>
+      <w:pPr>
+        <w:tabs>
+          <w:tab w:val="num" w:pos="5760"/>
+        </w:tabs>
+        <w:ind w:left="5760" w:hanging="360"/>
+      </w:pPr>
+      <w:rPr>
+        <w:rFonts w:ascii="Wingdings" w:hAnsi="Wingdings" w:hint="default"/>
+        <w:sz w:val="20"/>
+      </w:rPr>
+    </w:lvl>
+    <w:lvl w:ilvl="8" w:tentative="1">
+      <w:start w:val="1"/>
+      <w:numFmt w:val="bullet"/>
+      <w:lvlText w:val=""/>
+      <w:lvlJc w:val="left"/>
+      <w:pPr>
+        <w:tabs>
+          <w:tab w:val="num" w:pos="6480"/>
+        </w:tabs>
+        <w:ind w:left="6480" w:hanging="360"/>
+      </w:pPr>
+      <w:rPr>
+        <w:rFonts w:ascii="Wingdings" w:hAnsi="Wingdings" w:hint="default"/>
+        <w:sz w:val="20"/>
+      </w:rPr>
+    </w:lvl>
+  </w:abstractNum>
+  <w:abstractNum w:abstractNumId="1" w15:restartNumberingAfterBreak="0">
     <w:nsid w:val="032F531B"/>
     <w:multiLevelType w:val="multilevel"/>
     <w:tmpl w:val="E8C4699C"/>
@@ -6467,7 +5990,7 @@
       </w:rPr>
     </w:lvl>
   </w:abstractNum>
-  <w:abstractNum w:abstractNumId="1" w15:restartNumberingAfterBreak="0">
+  <w:abstractNum w:abstractNumId="2" w15:restartNumberingAfterBreak="0">
     <w:nsid w:val="06A51643"/>
     <w:multiLevelType w:val="multilevel"/>
     <w:tmpl w:val="5E680E62"/>
@@ -6580,7 +6103,7 @@
       </w:rPr>
     </w:lvl>
   </w:abstractNum>
-  <w:abstractNum w:abstractNumId="2" w15:restartNumberingAfterBreak="0">
+  <w:abstractNum w:abstractNumId="3" w15:restartNumberingAfterBreak="0">
     <w:nsid w:val="124D4824"/>
     <w:multiLevelType w:val="multilevel"/>
     <w:tmpl w:val="AF12E1AC"/>
@@ -6729,7 +6252,7 @@
       </w:rPr>
     </w:lvl>
   </w:abstractNum>
-  <w:abstractNum w:abstractNumId="3" w15:restartNumberingAfterBreak="0">
+  <w:abstractNum w:abstractNumId="4" w15:restartNumberingAfterBreak="0">
     <w:nsid w:val="14EA02DB"/>
     <w:multiLevelType w:val="multilevel"/>
     <w:tmpl w:val="58AEA07A"/>
@@ -6842,7 +6365,7 @@
       </w:rPr>
     </w:lvl>
   </w:abstractNum>
-  <w:abstractNum w:abstractNumId="4" w15:restartNumberingAfterBreak="0">
+  <w:abstractNum w:abstractNumId="5" w15:restartNumberingAfterBreak="0">
     <w:nsid w:val="153A0661"/>
     <w:multiLevelType w:val="multilevel"/>
     <w:tmpl w:val="A93C0042"/>
@@ -6991,7 +6514,7 @@
       </w:rPr>
     </w:lvl>
   </w:abstractNum>
-  <w:abstractNum w:abstractNumId="5" w15:restartNumberingAfterBreak="0">
+  <w:abstractNum w:abstractNumId="6" w15:restartNumberingAfterBreak="0">
     <w:nsid w:val="17641B5B"/>
     <w:multiLevelType w:val="multilevel"/>
     <w:tmpl w:val="53926504"/>
@@ -7104,7 +6627,7 @@
       </w:rPr>
     </w:lvl>
   </w:abstractNum>
-  <w:abstractNum w:abstractNumId="6" w15:restartNumberingAfterBreak="0">
+  <w:abstractNum w:abstractNumId="7" w15:restartNumberingAfterBreak="0">
     <w:nsid w:val="17F67CCA"/>
     <w:multiLevelType w:val="multilevel"/>
     <w:tmpl w:val="2EBEBE76"/>
@@ -7253,7 +6776,7 @@
       </w:rPr>
     </w:lvl>
   </w:abstractNum>
-  <w:abstractNum w:abstractNumId="7" w15:restartNumberingAfterBreak="0">
+  <w:abstractNum w:abstractNumId="8" w15:restartNumberingAfterBreak="0">
     <w:nsid w:val="19A5776D"/>
     <w:multiLevelType w:val="multilevel"/>
     <w:tmpl w:val="B9AC9760"/>
@@ -7402,7 +6925,7 @@
       </w:rPr>
     </w:lvl>
   </w:abstractNum>
-  <w:abstractNum w:abstractNumId="8" w15:restartNumberingAfterBreak="0">
+  <w:abstractNum w:abstractNumId="9" w15:restartNumberingAfterBreak="0">
     <w:nsid w:val="1B605B5B"/>
     <w:multiLevelType w:val="multilevel"/>
     <w:tmpl w:val="1BFE44B2"/>
@@ -7551,7 +7074,7 @@
       </w:rPr>
     </w:lvl>
   </w:abstractNum>
-  <w:abstractNum w:abstractNumId="9" w15:restartNumberingAfterBreak="0">
+  <w:abstractNum w:abstractNumId="10" w15:restartNumberingAfterBreak="0">
     <w:nsid w:val="203F4F04"/>
     <w:multiLevelType w:val="multilevel"/>
     <w:tmpl w:val="BFE8C952"/>
@@ -7700,7 +7223,7 @@
       </w:rPr>
     </w:lvl>
   </w:abstractNum>
-  <w:abstractNum w:abstractNumId="10" w15:restartNumberingAfterBreak="0">
+  <w:abstractNum w:abstractNumId="11" w15:restartNumberingAfterBreak="0">
     <w:nsid w:val="21AD1322"/>
     <w:multiLevelType w:val="multilevel"/>
     <w:tmpl w:val="46D0E71E"/>
@@ -7813,7 +7336,7 @@
       </w:rPr>
     </w:lvl>
   </w:abstractNum>
-  <w:abstractNum w:abstractNumId="11" w15:restartNumberingAfterBreak="0">
+  <w:abstractNum w:abstractNumId="12" w15:restartNumberingAfterBreak="0">
     <w:nsid w:val="23361684"/>
     <w:multiLevelType w:val="multilevel"/>
     <w:tmpl w:val="0D9ECD30"/>
@@ -7926,7 +7449,7 @@
       </w:rPr>
     </w:lvl>
   </w:abstractNum>
-  <w:abstractNum w:abstractNumId="12" w15:restartNumberingAfterBreak="0">
+  <w:abstractNum w:abstractNumId="13" w15:restartNumberingAfterBreak="0">
     <w:nsid w:val="26B11AA3"/>
     <w:multiLevelType w:val="multilevel"/>
     <w:tmpl w:val="1C7057BE"/>
@@ -8039,7 +7562,7 @@
       </w:rPr>
     </w:lvl>
   </w:abstractNum>
-  <w:abstractNum w:abstractNumId="13" w15:restartNumberingAfterBreak="0">
+  <w:abstractNum w:abstractNumId="14" w15:restartNumberingAfterBreak="0">
     <w:nsid w:val="275D4A06"/>
     <w:multiLevelType w:val="multilevel"/>
     <w:tmpl w:val="1C006B4A"/>
@@ -8152,7 +7675,7 @@
       </w:rPr>
     </w:lvl>
   </w:abstractNum>
-  <w:abstractNum w:abstractNumId="14" w15:restartNumberingAfterBreak="0">
+  <w:abstractNum w:abstractNumId="15" w15:restartNumberingAfterBreak="0">
     <w:nsid w:val="2E8016D9"/>
     <w:multiLevelType w:val="multilevel"/>
     <w:tmpl w:val="6B9E14FE"/>
@@ -8265,7 +7788,7 @@
       </w:rPr>
     </w:lvl>
   </w:abstractNum>
-  <w:abstractNum w:abstractNumId="15" w15:restartNumberingAfterBreak="0">
+  <w:abstractNum w:abstractNumId="16" w15:restartNumberingAfterBreak="0">
     <w:nsid w:val="306A162E"/>
     <w:multiLevelType w:val="multilevel"/>
     <w:tmpl w:val="3DF66BE0"/>
@@ -8378,7 +7901,7 @@
       </w:rPr>
     </w:lvl>
   </w:abstractNum>
-  <w:abstractNum w:abstractNumId="16" w15:restartNumberingAfterBreak="0">
+  <w:abstractNum w:abstractNumId="17" w15:restartNumberingAfterBreak="0">
     <w:nsid w:val="38543E01"/>
     <w:multiLevelType w:val="multilevel"/>
     <w:tmpl w:val="BA60943C"/>
@@ -8527,7 +8050,156 @@
       </w:rPr>
     </w:lvl>
   </w:abstractNum>
-  <w:abstractNum w:abstractNumId="17" w15:restartNumberingAfterBreak="0">
+  <w:abstractNum w:abstractNumId="18" w15:restartNumberingAfterBreak="0">
+    <w:nsid w:val="3B9B7C87"/>
+    <w:multiLevelType w:val="multilevel"/>
+    <w:tmpl w:val="4B94F7AA"/>
+    <w:lvl w:ilvl="0">
+      <w:start w:val="1"/>
+      <w:numFmt w:val="bullet"/>
+      <w:lvlText w:val=""/>
+      <w:lvlJc w:val="left"/>
+      <w:pPr>
+        <w:tabs>
+          <w:tab w:val="num" w:pos="720"/>
+        </w:tabs>
+        <w:ind w:left="720" w:hanging="360"/>
+      </w:pPr>
+      <w:rPr>
+        <w:rFonts w:ascii="Symbol" w:hAnsi="Symbol" w:hint="default"/>
+        <w:sz w:val="20"/>
+      </w:rPr>
+    </w:lvl>
+    <w:lvl w:ilvl="1" w:tentative="1">
+      <w:start w:val="1"/>
+      <w:numFmt w:val="bullet"/>
+      <w:lvlText w:val="o"/>
+      <w:lvlJc w:val="left"/>
+      <w:pPr>
+        <w:tabs>
+          <w:tab w:val="num" w:pos="1440"/>
+        </w:tabs>
+        <w:ind w:left="1440" w:hanging="360"/>
+      </w:pPr>
+      <w:rPr>
+        <w:rFonts w:ascii="Courier New" w:hAnsi="Courier New" w:hint="default"/>
+        <w:sz w:val="20"/>
+      </w:rPr>
+    </w:lvl>
+    <w:lvl w:ilvl="2" w:tentative="1">
+      <w:start w:val="1"/>
+      <w:numFmt w:val="bullet"/>
+      <w:lvlText w:val=""/>
+      <w:lvlJc w:val="left"/>
+      <w:pPr>
+        <w:tabs>
+          <w:tab w:val="num" w:pos="2160"/>
+        </w:tabs>
+        <w:ind w:left="2160" w:hanging="360"/>
+      </w:pPr>
+      <w:rPr>
+        <w:rFonts w:ascii="Wingdings" w:hAnsi="Wingdings" w:hint="default"/>
+        <w:sz w:val="20"/>
+      </w:rPr>
+    </w:lvl>
+    <w:lvl w:ilvl="3" w:tentative="1">
+      <w:start w:val="1"/>
+      <w:numFmt w:val="bullet"/>
+      <w:lvlText w:val=""/>
+      <w:lvlJc w:val="left"/>
+      <w:pPr>
+        <w:tabs>
+          <w:tab w:val="num" w:pos="2880"/>
+        </w:tabs>
+        <w:ind w:left="2880" w:hanging="360"/>
+      </w:pPr>
+      <w:rPr>
+        <w:rFonts w:ascii="Wingdings" w:hAnsi="Wingdings" w:hint="default"/>
+        <w:sz w:val="20"/>
+      </w:rPr>
+    </w:lvl>
+    <w:lvl w:ilvl="4" w:tentative="1">
+      <w:start w:val="1"/>
+      <w:numFmt w:val="bullet"/>
+      <w:lvlText w:val=""/>
+      <w:lvlJc w:val="left"/>
+      <w:pPr>
+        <w:tabs>
+          <w:tab w:val="num" w:pos="3600"/>
+        </w:tabs>
+        <w:ind w:left="3600" w:hanging="360"/>
+      </w:pPr>
+      <w:rPr>
+        <w:rFonts w:ascii="Wingdings" w:hAnsi="Wingdings" w:hint="default"/>
+        <w:sz w:val="20"/>
+      </w:rPr>
+    </w:lvl>
+    <w:lvl w:ilvl="5" w:tentative="1">
+      <w:start w:val="1"/>
+      <w:numFmt w:val="bullet"/>
+      <w:lvlText w:val=""/>
+      <w:lvlJc w:val="left"/>
+      <w:pPr>
+        <w:tabs>
+          <w:tab w:val="num" w:pos="4320"/>
+        </w:tabs>
+        <w:ind w:left="4320" w:hanging="360"/>
+      </w:pPr>
+      <w:rPr>
+        <w:rFonts w:ascii="Wingdings" w:hAnsi="Wingdings" w:hint="default"/>
+        <w:sz w:val="20"/>
+      </w:rPr>
+    </w:lvl>
+    <w:lvl w:ilvl="6" w:tentative="1">
+      <w:start w:val="1"/>
+      <w:numFmt w:val="bullet"/>
+      <w:lvlText w:val=""/>
+      <w:lvlJc w:val="left"/>
+      <w:pPr>
+        <w:tabs>
+          <w:tab w:val="num" w:pos="5040"/>
+        </w:tabs>
+        <w:ind w:left="5040" w:hanging="360"/>
+      </w:pPr>
+      <w:rPr>
+        <w:rFonts w:ascii="Wingdings" w:hAnsi="Wingdings" w:hint="default"/>
+        <w:sz w:val="20"/>
+      </w:rPr>
+    </w:lvl>
+    <w:lvl w:ilvl="7" w:tentative="1">
+      <w:start w:val="1"/>
+      <w:numFmt w:val="bullet"/>
+      <w:lvlText w:val=""/>
+      <w:lvlJc w:val="left"/>
+      <w:pPr>
+        <w:tabs>
+          <w:tab w:val="num" w:pos="5760"/>
+        </w:tabs>
+        <w:ind w:left="5760" w:hanging="360"/>
+      </w:pPr>
+      <w:rPr>
+        <w:rFonts w:ascii="Wingdings" w:hAnsi="Wingdings" w:hint="default"/>
+        <w:sz w:val="20"/>
+      </w:rPr>
+    </w:lvl>
+    <w:lvl w:ilvl="8" w:tentative="1">
+      <w:start w:val="1"/>
+      <w:numFmt w:val="bullet"/>
+      <w:lvlText w:val=""/>
+      <w:lvlJc w:val="left"/>
+      <w:pPr>
+        <w:tabs>
+          <w:tab w:val="num" w:pos="6480"/>
+        </w:tabs>
+        <w:ind w:left="6480" w:hanging="360"/>
+      </w:pPr>
+      <w:rPr>
+        <w:rFonts w:ascii="Wingdings" w:hAnsi="Wingdings" w:hint="default"/>
+        <w:sz w:val="20"/>
+      </w:rPr>
+    </w:lvl>
+  </w:abstractNum>
+  <w:abstractNum w:abstractNumId="19" w15:restartNumberingAfterBreak="0">
     <w:nsid w:val="3E4A5462"/>
     <w:multiLevelType w:val="multilevel"/>
     <w:tmpl w:val="0964BB20"/>
@@ -8640,7 +8312,7 @@
       </w:rPr>
     </w:lvl>
   </w:abstractNum>
-  <w:abstractNum w:abstractNumId="18" w15:restartNumberingAfterBreak="0">
+  <w:abstractNum w:abstractNumId="20" w15:restartNumberingAfterBreak="0">
     <w:nsid w:val="44EA106C"/>
     <w:multiLevelType w:val="multilevel"/>
     <w:tmpl w:val="6994DC44"/>
@@ -8753,7 +8425,7 @@
       </w:rPr>
     </w:lvl>
   </w:abstractNum>
-  <w:abstractNum w:abstractNumId="19" w15:restartNumberingAfterBreak="0">
+  <w:abstractNum w:abstractNumId="21" w15:restartNumberingAfterBreak="0">
     <w:nsid w:val="4E4E43A9"/>
     <w:multiLevelType w:val="multilevel"/>
     <w:tmpl w:val="ED22DC0C"/>
@@ -8902,7 +8574,7 @@
       </w:rPr>
     </w:lvl>
   </w:abstractNum>
-  <w:abstractNum w:abstractNumId="20" w15:restartNumberingAfterBreak="0">
+  <w:abstractNum w:abstractNumId="22" w15:restartNumberingAfterBreak="0">
     <w:nsid w:val="527B11CE"/>
     <w:multiLevelType w:val="multilevel"/>
     <w:tmpl w:val="929A8D80"/>
@@ -9051,7 +8723,7 @@
       </w:rPr>
     </w:lvl>
   </w:abstractNum>
-  <w:abstractNum w:abstractNumId="21" w15:restartNumberingAfterBreak="0">
+  <w:abstractNum w:abstractNumId="23" w15:restartNumberingAfterBreak="0">
     <w:nsid w:val="590B468E"/>
     <w:multiLevelType w:val="multilevel"/>
     <w:tmpl w:val="F31C0E2C"/>
@@ -9164,7 +8836,7 @@
       </w:rPr>
     </w:lvl>
   </w:abstractNum>
-  <w:abstractNum w:abstractNumId="22" w15:restartNumberingAfterBreak="0">
+  <w:abstractNum w:abstractNumId="24" w15:restartNumberingAfterBreak="0">
     <w:nsid w:val="68B8365E"/>
     <w:multiLevelType w:val="multilevel"/>
     <w:tmpl w:val="D2EAF148"/>
@@ -9277,7 +8949,7 @@
       </w:rPr>
     </w:lvl>
   </w:abstractNum>
-  <w:abstractNum w:abstractNumId="23" w15:restartNumberingAfterBreak="0">
+  <w:abstractNum w:abstractNumId="25" w15:restartNumberingAfterBreak="0">
     <w:nsid w:val="691815C8"/>
     <w:multiLevelType w:val="multilevel"/>
     <w:tmpl w:val="9ACE74B4"/>
@@ -9426,7 +9098,7 @@
       </w:rPr>
     </w:lvl>
   </w:abstractNum>
-  <w:abstractNum w:abstractNumId="24" w15:restartNumberingAfterBreak="0">
+  <w:abstractNum w:abstractNumId="26" w15:restartNumberingAfterBreak="0">
     <w:nsid w:val="6AED5929"/>
     <w:multiLevelType w:val="multilevel"/>
     <w:tmpl w:val="84EE22AE"/>
@@ -9539,7 +9211,7 @@
       </w:rPr>
     </w:lvl>
   </w:abstractNum>
-  <w:abstractNum w:abstractNumId="25" w15:restartNumberingAfterBreak="0">
+  <w:abstractNum w:abstractNumId="27" w15:restartNumberingAfterBreak="0">
     <w:nsid w:val="6C1F419F"/>
     <w:multiLevelType w:val="multilevel"/>
     <w:tmpl w:val="B57CCF3C"/>
@@ -9652,7 +9324,7 @@
       </w:rPr>
     </w:lvl>
   </w:abstractNum>
-  <w:abstractNum w:abstractNumId="26" w15:restartNumberingAfterBreak="0">
+  <w:abstractNum w:abstractNumId="28" w15:restartNumberingAfterBreak="0">
     <w:nsid w:val="71E05BE2"/>
     <w:multiLevelType w:val="multilevel"/>
     <w:tmpl w:val="71788C58"/>
@@ -9765,7 +9437,7 @@
       </w:rPr>
     </w:lvl>
   </w:abstractNum>
-  <w:abstractNum w:abstractNumId="27" w15:restartNumberingAfterBreak="0">
+  <w:abstractNum w:abstractNumId="29" w15:restartNumberingAfterBreak="0">
     <w:nsid w:val="73420C31"/>
     <w:multiLevelType w:val="multilevel"/>
     <w:tmpl w:val="A5EE13AE"/>
@@ -9914,7 +9586,7 @@
       </w:rPr>
     </w:lvl>
   </w:abstractNum>
-  <w:abstractNum w:abstractNumId="28" w15:restartNumberingAfterBreak="0">
+  <w:abstractNum w:abstractNumId="30" w15:restartNumberingAfterBreak="0">
     <w:nsid w:val="75755812"/>
     <w:multiLevelType w:val="multilevel"/>
     <w:tmpl w:val="DF147F50"/>
@@ -10027,7 +9699,7 @@
       </w:rPr>
     </w:lvl>
   </w:abstractNum>
-  <w:abstractNum w:abstractNumId="29" w15:restartNumberingAfterBreak="0">
+  <w:abstractNum w:abstractNumId="31" w15:restartNumberingAfterBreak="0">
     <w:nsid w:val="77D922F4"/>
     <w:multiLevelType w:val="multilevel"/>
     <w:tmpl w:val="412A77AE"/>
@@ -10139,7 +9811,7 @@
       </w:rPr>
     </w:lvl>
   </w:abstractNum>
-  <w:abstractNum w:abstractNumId="30" w15:restartNumberingAfterBreak="0">
+  <w:abstractNum w:abstractNumId="32" w15:restartNumberingAfterBreak="0">
     <w:nsid w:val="785D5A00"/>
     <w:multiLevelType w:val="multilevel"/>
     <w:tmpl w:val="0016B6DA"/>
@@ -10252,7 +9924,7 @@
       </w:rPr>
     </w:lvl>
   </w:abstractNum>
-  <w:abstractNum w:abstractNumId="31" w15:restartNumberingAfterBreak="0">
+  <w:abstractNum w:abstractNumId="33" w15:restartNumberingAfterBreak="0">
     <w:nsid w:val="7B9B2CB9"/>
     <w:multiLevelType w:val="multilevel"/>
     <w:tmpl w:val="CC7C36E8"/>
@@ -10365,7 +10037,7 @@
       </w:rPr>
     </w:lvl>
   </w:abstractNum>
-  <w:abstractNum w:abstractNumId="32" w15:restartNumberingAfterBreak="0">
+  <w:abstractNum w:abstractNumId="34" w15:restartNumberingAfterBreak="0">
     <w:nsid w:val="7DE053E8"/>
     <w:multiLevelType w:val="multilevel"/>
     <w:tmpl w:val="3F3671FC"/>
@@ -10479,103 +10151,109 @@
     </w:lvl>
   </w:abstractNum>
   <w:num w:numId="1" w16cid:durableId="2084570088">
+    <w:abstractNumId w:val="27"/>
+  </w:num>
+  <w:num w:numId="2" w16cid:durableId="1335767211">
+    <w:abstractNumId w:val="14"/>
+  </w:num>
+  <w:num w:numId="3" w16cid:durableId="1875851995">
+    <w:abstractNumId w:val="34"/>
+  </w:num>
+  <w:num w:numId="4" w16cid:durableId="1217200560">
+    <w:abstractNumId w:val="11"/>
+  </w:num>
+  <w:num w:numId="5" w16cid:durableId="299381633">
+    <w:abstractNumId w:val="26"/>
+  </w:num>
+  <w:num w:numId="6" w16cid:durableId="1108045651">
+    <w:abstractNumId w:val="19"/>
+  </w:num>
+  <w:num w:numId="7" w16cid:durableId="1224877408">
+    <w:abstractNumId w:val="15"/>
+  </w:num>
+  <w:num w:numId="8" w16cid:durableId="1008092759">
+    <w:abstractNumId w:val="13"/>
+  </w:num>
+  <w:num w:numId="9" w16cid:durableId="912474526">
+    <w:abstractNumId w:val="12"/>
+  </w:num>
+  <w:num w:numId="10" w16cid:durableId="86316683">
+    <w:abstractNumId w:val="1"/>
+  </w:num>
+  <w:num w:numId="11" w16cid:durableId="172885525">
+    <w:abstractNumId w:val="31"/>
+  </w:num>
+  <w:num w:numId="12" w16cid:durableId="520628791">
+    <w:abstractNumId w:val="2"/>
+  </w:num>
+  <w:num w:numId="13" w16cid:durableId="1702634110">
+    <w:abstractNumId w:val="23"/>
+  </w:num>
+  <w:num w:numId="14" w16cid:durableId="1549294702">
+    <w:abstractNumId w:val="32"/>
+  </w:num>
+  <w:num w:numId="15" w16cid:durableId="1695115001">
+    <w:abstractNumId w:val="4"/>
+  </w:num>
+  <w:num w:numId="16" w16cid:durableId="444888806">
+    <w:abstractNumId w:val="16"/>
+  </w:num>
+  <w:num w:numId="17" w16cid:durableId="932280878">
+    <w:abstractNumId w:val="33"/>
+  </w:num>
+  <w:num w:numId="18" w16cid:durableId="66656941">
+    <w:abstractNumId w:val="20"/>
+  </w:num>
+  <w:num w:numId="19" w16cid:durableId="24331996">
+    <w:abstractNumId w:val="30"/>
+  </w:num>
+  <w:num w:numId="20" w16cid:durableId="1612661436">
+    <w:abstractNumId w:val="24"/>
+  </w:num>
+  <w:num w:numId="21" w16cid:durableId="1002657094">
+    <w:abstractNumId w:val="28"/>
+  </w:num>
+  <w:num w:numId="22" w16cid:durableId="207030928">
+    <w:abstractNumId w:val="6"/>
+  </w:num>
+  <w:num w:numId="23" w16cid:durableId="222374883">
+    <w:abstractNumId w:val="3"/>
+  </w:num>
+  <w:num w:numId="24" w16cid:durableId="1521624790">
     <w:abstractNumId w:val="25"/>
   </w:num>
-  <w:num w:numId="2" w16cid:durableId="1335767211">
-    <w:abstractNumId w:val="13"/>
+  <w:num w:numId="25" w16cid:durableId="845635394">
+    <w:abstractNumId w:val="7"/>
   </w:num>
-  <w:num w:numId="3" w16cid:durableId="1875851995">
-    <w:abstractNumId w:val="32"/>
+  <w:num w:numId="26" w16cid:durableId="364597273">
+    <w:abstractNumId w:val="17"/>
   </w:num>
-  <w:num w:numId="4" w16cid:durableId="1217200560">
+  <w:num w:numId="27" w16cid:durableId="1531839075">
+    <w:abstractNumId w:val="9"/>
+  </w:num>
+  <w:num w:numId="28" w16cid:durableId="1757508757">
+    <w:abstractNumId w:val="22"/>
+  </w:num>
+  <w:num w:numId="29" w16cid:durableId="640498293">
+    <w:abstractNumId w:val="21"/>
+  </w:num>
+  <w:num w:numId="30" w16cid:durableId="1835340407">
+    <w:abstractNumId w:val="8"/>
+  </w:num>
+  <w:num w:numId="31" w16cid:durableId="762190511">
+    <w:abstractNumId w:val="5"/>
+  </w:num>
+  <w:num w:numId="32" w16cid:durableId="221840452">
     <w:abstractNumId w:val="10"/>
   </w:num>
-  <w:num w:numId="5" w16cid:durableId="299381633">
-    <w:abstractNumId w:val="24"/>
-  </w:num>
-  <w:num w:numId="6" w16cid:durableId="1108045651">
-    <w:abstractNumId w:val="17"/>
-  </w:num>
-  <w:num w:numId="7" w16cid:durableId="1224877408">
-    <w:abstractNumId w:val="14"/>
-  </w:num>
-  <w:num w:numId="8" w16cid:durableId="1008092759">
-    <w:abstractNumId w:val="12"/>
-  </w:num>
-  <w:num w:numId="9" w16cid:durableId="912474526">
-    <w:abstractNumId w:val="11"/>
-  </w:num>
-  <w:num w:numId="10" w16cid:durableId="86316683">
-    <w:abstractNumId w:val="0"/>
-  </w:num>
-  <w:num w:numId="11" w16cid:durableId="172885525">
+  <w:num w:numId="33" w16cid:durableId="1775588486">
     <w:abstractNumId w:val="29"/>
   </w:num>
-  <w:num w:numId="12" w16cid:durableId="520628791">
-    <w:abstractNumId w:val="1"/>
-  </w:num>
-  <w:num w:numId="13" w16cid:durableId="1702634110">
-    <w:abstractNumId w:val="21"/>
-  </w:num>
-  <w:num w:numId="14" w16cid:durableId="1549294702">
-    <w:abstractNumId w:val="30"/>
-  </w:num>
-  <w:num w:numId="15" w16cid:durableId="1695115001">
-    <w:abstractNumId w:val="3"/>
-  </w:num>
-  <w:num w:numId="16" w16cid:durableId="444888806">
-    <w:abstractNumId w:val="15"/>
-  </w:num>
-  <w:num w:numId="17" w16cid:durableId="932280878">
-    <w:abstractNumId w:val="31"/>
-  </w:num>
-  <w:num w:numId="18" w16cid:durableId="66656941">
+  <w:num w:numId="34" w16cid:durableId="8144009">
     <w:abstractNumId w:val="18"/>
   </w:num>
-  <w:num w:numId="19" w16cid:durableId="24331996">
-    <w:abstractNumId w:val="28"/>
-  </w:num>
-  <w:num w:numId="20" w16cid:durableId="1612661436">
-    <w:abstractNumId w:val="22"/>
-  </w:num>
-  <w:num w:numId="21" w16cid:durableId="1002657094">
-    <w:abstractNumId w:val="26"/>
-  </w:num>
-  <w:num w:numId="22" w16cid:durableId="207030928">
-    <w:abstractNumId w:val="5"/>
-  </w:num>
-  <w:num w:numId="23" w16cid:durableId="222374883">
-    <w:abstractNumId w:val="2"/>
-  </w:num>
-  <w:num w:numId="24" w16cid:durableId="1521624790">
-    <w:abstractNumId w:val="23"/>
-  </w:num>
-  <w:num w:numId="25" w16cid:durableId="845635394">
-    <w:abstractNumId w:val="6"/>
-  </w:num>
-  <w:num w:numId="26" w16cid:durableId="364597273">
-    <w:abstractNumId w:val="16"/>
-  </w:num>
-  <w:num w:numId="27" w16cid:durableId="1531839075">
-    <w:abstractNumId w:val="8"/>
-  </w:num>
-  <w:num w:numId="28" w16cid:durableId="1757508757">
-    <w:abstractNumId w:val="20"/>
-  </w:num>
-  <w:num w:numId="29" w16cid:durableId="640498293">
-    <w:abstractNumId w:val="19"/>
-  </w:num>
-  <w:num w:numId="30" w16cid:durableId="1835340407">
-    <w:abstractNumId w:val="7"/>
-  </w:num>
-  <w:num w:numId="31" w16cid:durableId="762190511">
-    <w:abstractNumId w:val="4"/>
-  </w:num>
-  <w:num w:numId="32" w16cid:durableId="221840452">
-    <w:abstractNumId w:val="9"/>
-  </w:num>
-  <w:num w:numId="33" w16cid:durableId="1775588486">
-    <w:abstractNumId w:val="27"/>
+  <w:num w:numId="35" w16cid:durableId="2051295011">
+    <w:abstractNumId w:val="0"/>
   </w:num>
 </w:numbering>
 </file>

--- a/Documentos/Informe Pripelu.docx
+++ b/Documentos/Informe Pripelu.docx
@@ -28,6 +28,7 @@
           <w:szCs w:val="40"/>
         </w:rPr>
       </w:pPr>
+      <w:proofErr w:type="spellStart"/>
       <w:r>
         <w:rPr>
           <w:sz w:val="40"/>
@@ -35,6 +36,7 @@
         </w:rPr>
         <w:t>Pripelu</w:t>
       </w:r>
+      <w:proofErr w:type="spellEnd"/>
     </w:p>
     <w:p/>
     <w:p/>
@@ -137,7 +139,15 @@
         <w:spacing w:before="240" w:after="240" w:line="240" w:lineRule="auto"/>
       </w:pPr>
       <w:r>
-        <w:t>Actualmente, la peluquería Pripelu gestiona sus reservas de manera informal a través de la aplicación de mensajería WhatsApp. El proceso consiste en la interacción directa entre el cliente y el cliente, donde se acuerda una hora disponible y se solicita un abono previo del 25% del valor total del servicio para confirmar la reserva.</w:t>
+        <w:t xml:space="preserve">Actualmente, la peluquería </w:t>
+      </w:r>
+      <w:proofErr w:type="spellStart"/>
+      <w:r>
+        <w:t>Pripelu</w:t>
+      </w:r>
+      <w:proofErr w:type="spellEnd"/>
+      <w:r>
+        <w:t xml:space="preserve"> gestiona sus reservas de manera informal a través de la aplicación de mensajería WhatsApp. El proceso consiste en la interacción directa entre el cliente y el cliente, donde se acuerda una hora disponible y se solicita un abono previo del 25% del valor total del servicio para confirmar la reserva.</w:t>
       </w:r>
     </w:p>
     <w:p>
@@ -205,7 +215,15 @@
         <w:spacing w:before="240" w:after="0" w:line="240" w:lineRule="auto"/>
       </w:pPr>
       <w:r>
-        <w:t>Errores en la sincronización de datos: Al no haber una base de datos centralizada, ocurren duplicidades en las horas (overbooking) o inconsistencias entre lo que el cliente cree haber reservado y lo que el barbero tiene anotado.</w:t>
+        <w:t>Errores en la sincronización de datos: Al no haber una base de datos centralizada, ocurren duplicidades en las horas (</w:t>
+      </w:r>
+      <w:proofErr w:type="gramStart"/>
+      <w:r>
+        <w:t>overbooking</w:t>
+      </w:r>
+      <w:proofErr w:type="gramEnd"/>
+      <w:r>
+        <w:t>) o inconsistencias entre lo que el cliente cree haber reservado y lo que el barbero tiene anotado.</w:t>
       </w:r>
     </w:p>
     <w:p>
@@ -275,12 +293,21 @@
           <w:szCs w:val="28"/>
         </w:rPr>
       </w:pPr>
+      <w:proofErr w:type="spellStart"/>
       <w:r>
         <w:rPr>
           <w:sz w:val="28"/>
           <w:szCs w:val="28"/>
         </w:rPr>
-        <w:t>Requesitos Funcionales:</w:t>
+        <w:t>Requesitos</w:t>
+      </w:r>
+      <w:proofErr w:type="spellEnd"/>
+      <w:r>
+        <w:rPr>
+          <w:sz w:val="28"/>
+          <w:szCs w:val="28"/>
+        </w:rPr>
+        <w:t xml:space="preserve"> Funcionales:</w:t>
       </w:r>
     </w:p>
     <w:p>
@@ -294,7 +321,21 @@
         <w:rPr>
           <w:rFonts w:ascii="Arial" w:eastAsia="Arial" w:hAnsi="Arial" w:cs="Arial"/>
         </w:rPr>
-        <w:t>basado en las necesidades de Pripelu, el sistema debe cumplir con las siguientes funciones:</w:t>
+        <w:t xml:space="preserve">basado en las necesidades de </w:t>
+      </w:r>
+      <w:proofErr w:type="spellStart"/>
+      <w:r>
+        <w:rPr>
+          <w:rFonts w:ascii="Arial" w:eastAsia="Arial" w:hAnsi="Arial" w:cs="Arial"/>
+        </w:rPr>
+        <w:t>Pripelu</w:t>
+      </w:r>
+      <w:proofErr w:type="spellEnd"/>
+      <w:r>
+        <w:rPr>
+          <w:rFonts w:ascii="Arial" w:eastAsia="Arial" w:hAnsi="Arial" w:cs="Arial"/>
+        </w:rPr>
+        <w:t>, el sistema debe cumplir con las siguientes funciones:</w:t>
       </w:r>
     </w:p>
     <w:p>
@@ -466,7 +507,21 @@
         <w:rPr>
           <w:rFonts w:ascii="Arial" w:eastAsia="Arial" w:hAnsi="Arial" w:cs="Arial"/>
         </w:rPr>
-        <w:t>RF08 - Cancelación de Citas: El cliente debe poder cancelar su reserva, actualizando el estado de la misma en el sistema en tiempo real.</w:t>
+        <w:t xml:space="preserve">RF08 - Cancelación de Citas: El cliente debe poder cancelar su reserva, actualizando el estado de </w:t>
+      </w:r>
+      <w:proofErr w:type="gramStart"/>
+      <w:r>
+        <w:rPr>
+          <w:rFonts w:ascii="Arial" w:eastAsia="Arial" w:hAnsi="Arial" w:cs="Arial"/>
+        </w:rPr>
+        <w:t>la misma</w:t>
+      </w:r>
+      <w:proofErr w:type="gramEnd"/>
+      <w:r>
+        <w:rPr>
+          <w:rFonts w:ascii="Arial" w:eastAsia="Arial" w:hAnsi="Arial" w:cs="Arial"/>
+        </w:rPr>
+        <w:t xml:space="preserve"> en el sistema en tiempo real.</w:t>
       </w:r>
     </w:p>
     <w:p>
@@ -684,7 +739,21 @@
         <w:rPr>
           <w:rFonts w:ascii="Arial" w:eastAsia="Arial" w:hAnsi="Arial" w:cs="Arial"/>
         </w:rPr>
-        <w:t>RNF03 - Seguridad y Encriptación: Todos los datos sensibles, como contraseñas de usuario y registros de pago, deben ser tratados con protocolos de encriptación (BCrypt) y transmitidos mediante HTTPS para asegurar la confidencialidad.</w:t>
+        <w:t>RNF03 - Seguridad y Encriptación: Todos los datos sensibles, como contraseñas de usuario y registros de pago, deben ser tratados con protocolos de encriptación (</w:t>
+      </w:r>
+      <w:proofErr w:type="spellStart"/>
+      <w:r>
+        <w:rPr>
+          <w:rFonts w:ascii="Arial" w:eastAsia="Arial" w:hAnsi="Arial" w:cs="Arial"/>
+        </w:rPr>
+        <w:t>BCrypt</w:t>
+      </w:r>
+      <w:proofErr w:type="spellEnd"/>
+      <w:r>
+        <w:rPr>
+          <w:rFonts w:ascii="Arial" w:eastAsia="Arial" w:hAnsi="Arial" w:cs="Arial"/>
+        </w:rPr>
+        <w:t>) y transmitidos mediante HTTPS para asegurar la confidencialidad.</w:t>
       </w:r>
     </w:p>
     <w:p>
@@ -765,7 +834,15 @@
       </w:r>
       <w:r>
         <w:br/>
-        <w:t>El sistema Pripelu se basa en una arquitectura monolítica. Se eligió este modelo debido a que facilita la gestión de la consistencia de datos en el proceso de reserva y pago. Al ser un sistema centralizado, se garantiza que la validación del abono sea inmediata antes de confirmar cualquier cupo en la agenda.</w:t>
+        <w:t xml:space="preserve">El sistema </w:t>
+      </w:r>
+      <w:proofErr w:type="spellStart"/>
+      <w:r>
+        <w:t>Pripelu</w:t>
+      </w:r>
+      <w:proofErr w:type="spellEnd"/>
+      <w:r>
+        <w:t xml:space="preserve"> se basa en una arquitectura monolítica. Se eligió este modelo debido a que facilita la gestión de la consistencia de datos en el proceso de reserva y pago. Al ser un sistema centralizado, se garantiza que la validación del abono sea inmediata antes de confirmar cualquier cupo en la agenda.</w:t>
       </w:r>
     </w:p>
     <w:p>
@@ -875,11 +952,19 @@
           <w:rFonts w:ascii="Arial" w:eastAsia="Arial" w:hAnsi="Arial" w:cs="Arial"/>
         </w:rPr>
       </w:pPr>
-      <w:r>
-        <w:rPr>
-          <w:rFonts w:ascii="Arial" w:eastAsia="Arial" w:hAnsi="Arial" w:cs="Arial"/>
-        </w:rPr>
-        <w:t>Cita_detalles: Permite la escalabilidad de servicios por cada reserva.</w:t>
+      <w:proofErr w:type="spellStart"/>
+      <w:r>
+        <w:rPr>
+          <w:rFonts w:ascii="Arial" w:eastAsia="Arial" w:hAnsi="Arial" w:cs="Arial"/>
+        </w:rPr>
+        <w:t>Cita_detalles</w:t>
+      </w:r>
+      <w:proofErr w:type="spellEnd"/>
+      <w:r>
+        <w:rPr>
+          <w:rFonts w:ascii="Arial" w:eastAsia="Arial" w:hAnsi="Arial" w:cs="Arial"/>
+        </w:rPr>
+        <w:t>: Permite la escalabilidad de servicios por cada reserva.</w:t>
       </w:r>
     </w:p>
     <w:p>
@@ -911,11 +996,19 @@
           <w:rFonts w:ascii="Arial" w:eastAsia="Arial" w:hAnsi="Arial" w:cs="Arial"/>
         </w:rPr>
       </w:pPr>
+      <w:proofErr w:type="spellStart"/>
       <w:r>
         <w:rPr>
           <w:rFonts w:ascii="Arial" w:eastAsia="Times New Roman" w:hAnsi="Arial" w:cs="Arial"/>
         </w:rPr>
-        <w:t>Insumos_utilizados: Define la cantidad de material que consume cada servicio para automatizar el descuento de stock.</w:t>
+        <w:t>Insumos_utilizados</w:t>
+      </w:r>
+      <w:proofErr w:type="spellEnd"/>
+      <w:r>
+        <w:rPr>
+          <w:rFonts w:ascii="Arial" w:eastAsia="Times New Roman" w:hAnsi="Arial" w:cs="Arial"/>
+        </w:rPr>
+        <w:t>: Define la cantidad de material que consume cada servicio para automatizar el descuento de stock.</w:t>
       </w:r>
     </w:p>
     <w:p>
@@ -1148,11 +1241,33 @@
           <w:rFonts w:ascii="Arial" w:eastAsia="Arial" w:hAnsi="Arial" w:cs="Arial"/>
         </w:rPr>
       </w:pPr>
-      <w:r>
-        <w:rPr>
-          <w:rFonts w:ascii="Arial" w:eastAsia="Arial" w:hAnsi="Arial" w:cs="Arial"/>
-        </w:rPr>
-        <w:t>Id_usuario: tipo int, PK, NOTNULL</w:t>
+      <w:proofErr w:type="spellStart"/>
+      <w:r>
+        <w:rPr>
+          <w:rFonts w:ascii="Arial" w:eastAsia="Arial" w:hAnsi="Arial" w:cs="Arial"/>
+        </w:rPr>
+        <w:t>Id_usuario</w:t>
+      </w:r>
+      <w:proofErr w:type="spellEnd"/>
+      <w:r>
+        <w:rPr>
+          <w:rFonts w:ascii="Arial" w:eastAsia="Arial" w:hAnsi="Arial" w:cs="Arial"/>
+        </w:rPr>
+        <w:t xml:space="preserve">: tipo </w:t>
+      </w:r>
+      <w:proofErr w:type="spellStart"/>
+      <w:r>
+        <w:rPr>
+          <w:rFonts w:ascii="Arial" w:eastAsia="Arial" w:hAnsi="Arial" w:cs="Arial"/>
+        </w:rPr>
+        <w:t>int</w:t>
+      </w:r>
+      <w:proofErr w:type="spellEnd"/>
+      <w:r>
+        <w:rPr>
+          <w:rFonts w:ascii="Arial" w:eastAsia="Arial" w:hAnsi="Arial" w:cs="Arial"/>
+        </w:rPr>
+        <w:t>, PK, NOTNULL</w:t>
       </w:r>
     </w:p>
     <w:p>
@@ -1166,7 +1281,29 @@
         <w:rPr>
           <w:rFonts w:ascii="Arial" w:eastAsia="Arial" w:hAnsi="Arial" w:cs="Arial"/>
         </w:rPr>
-        <w:t>Nombre: tipo varchar(50), NOTNULL</w:t>
+        <w:t xml:space="preserve">Nombre: tipo </w:t>
+      </w:r>
+      <w:proofErr w:type="spellStart"/>
+      <w:proofErr w:type="gramStart"/>
+      <w:r>
+        <w:rPr>
+          <w:rFonts w:ascii="Arial" w:eastAsia="Arial" w:hAnsi="Arial" w:cs="Arial"/>
+        </w:rPr>
+        <w:t>varchar</w:t>
+      </w:r>
+      <w:proofErr w:type="spellEnd"/>
+      <w:r>
+        <w:rPr>
+          <w:rFonts w:ascii="Arial" w:eastAsia="Arial" w:hAnsi="Arial" w:cs="Arial"/>
+        </w:rPr>
+        <w:t>(</w:t>
+      </w:r>
+      <w:proofErr w:type="gramEnd"/>
+      <w:r>
+        <w:rPr>
+          <w:rFonts w:ascii="Arial" w:eastAsia="Arial" w:hAnsi="Arial" w:cs="Arial"/>
+        </w:rPr>
+        <w:t>50), NOTNULL</w:t>
       </w:r>
     </w:p>
     <w:p>
@@ -1180,7 +1317,29 @@
         <w:rPr>
           <w:rFonts w:ascii="Arial" w:eastAsia="Arial" w:hAnsi="Arial" w:cs="Arial"/>
         </w:rPr>
-        <w:t>Apellido: tipo varchar(50), NOTNULL</w:t>
+        <w:t xml:space="preserve">Apellido: tipo </w:t>
+      </w:r>
+      <w:proofErr w:type="spellStart"/>
+      <w:proofErr w:type="gramStart"/>
+      <w:r>
+        <w:rPr>
+          <w:rFonts w:ascii="Arial" w:eastAsia="Arial" w:hAnsi="Arial" w:cs="Arial"/>
+        </w:rPr>
+        <w:t>varchar</w:t>
+      </w:r>
+      <w:proofErr w:type="spellEnd"/>
+      <w:r>
+        <w:rPr>
+          <w:rFonts w:ascii="Arial" w:eastAsia="Arial" w:hAnsi="Arial" w:cs="Arial"/>
+        </w:rPr>
+        <w:t>(</w:t>
+      </w:r>
+      <w:proofErr w:type="gramEnd"/>
+      <w:r>
+        <w:rPr>
+          <w:rFonts w:ascii="Arial" w:eastAsia="Arial" w:hAnsi="Arial" w:cs="Arial"/>
+        </w:rPr>
+        <w:t>50), NOTNULL</w:t>
       </w:r>
     </w:p>
     <w:p>
@@ -1194,7 +1353,29 @@
         <w:rPr>
           <w:rFonts w:ascii="Arial" w:eastAsia="Arial" w:hAnsi="Arial" w:cs="Arial"/>
         </w:rPr>
-        <w:t>Contraseña: tipo varchar(25), NOTNULL</w:t>
+        <w:t xml:space="preserve">Contraseña: tipo </w:t>
+      </w:r>
+      <w:proofErr w:type="spellStart"/>
+      <w:proofErr w:type="gramStart"/>
+      <w:r>
+        <w:rPr>
+          <w:rFonts w:ascii="Arial" w:eastAsia="Arial" w:hAnsi="Arial" w:cs="Arial"/>
+        </w:rPr>
+        <w:t>varchar</w:t>
+      </w:r>
+      <w:proofErr w:type="spellEnd"/>
+      <w:r>
+        <w:rPr>
+          <w:rFonts w:ascii="Arial" w:eastAsia="Arial" w:hAnsi="Arial" w:cs="Arial"/>
+        </w:rPr>
+        <w:t>(</w:t>
+      </w:r>
+      <w:proofErr w:type="gramEnd"/>
+      <w:r>
+        <w:rPr>
+          <w:rFonts w:ascii="Arial" w:eastAsia="Arial" w:hAnsi="Arial" w:cs="Arial"/>
+        </w:rPr>
+        <w:t>25), NOTNULL</w:t>
       </w:r>
     </w:p>
     <w:p>
@@ -1208,7 +1389,29 @@
         <w:rPr>
           <w:rFonts w:ascii="Arial" w:eastAsia="Arial" w:hAnsi="Arial" w:cs="Arial"/>
         </w:rPr>
-        <w:t>Email: tipo varchar(50), NOTNULL</w:t>
+        <w:t xml:space="preserve">Email: tipo </w:t>
+      </w:r>
+      <w:proofErr w:type="spellStart"/>
+      <w:proofErr w:type="gramStart"/>
+      <w:r>
+        <w:rPr>
+          <w:rFonts w:ascii="Arial" w:eastAsia="Arial" w:hAnsi="Arial" w:cs="Arial"/>
+        </w:rPr>
+        <w:t>varchar</w:t>
+      </w:r>
+      <w:proofErr w:type="spellEnd"/>
+      <w:r>
+        <w:rPr>
+          <w:rFonts w:ascii="Arial" w:eastAsia="Arial" w:hAnsi="Arial" w:cs="Arial"/>
+        </w:rPr>
+        <w:t>(</w:t>
+      </w:r>
+      <w:proofErr w:type="gramEnd"/>
+      <w:r>
+        <w:rPr>
+          <w:rFonts w:ascii="Arial" w:eastAsia="Arial" w:hAnsi="Arial" w:cs="Arial"/>
+        </w:rPr>
+        <w:t>50), NOTNULL</w:t>
       </w:r>
     </w:p>
     <w:p>
@@ -1222,7 +1425,29 @@
         <w:rPr>
           <w:rFonts w:ascii="Arial" w:eastAsia="Arial" w:hAnsi="Arial" w:cs="Arial"/>
         </w:rPr>
-        <w:t>teléfono: tipo varchar(15), NOTNULL</w:t>
+        <w:t xml:space="preserve">teléfono: tipo </w:t>
+      </w:r>
+      <w:proofErr w:type="spellStart"/>
+      <w:proofErr w:type="gramStart"/>
+      <w:r>
+        <w:rPr>
+          <w:rFonts w:ascii="Arial" w:eastAsia="Arial" w:hAnsi="Arial" w:cs="Arial"/>
+        </w:rPr>
+        <w:t>varchar</w:t>
+      </w:r>
+      <w:proofErr w:type="spellEnd"/>
+      <w:r>
+        <w:rPr>
+          <w:rFonts w:ascii="Arial" w:eastAsia="Arial" w:hAnsi="Arial" w:cs="Arial"/>
+        </w:rPr>
+        <w:t>(</w:t>
+      </w:r>
+      <w:proofErr w:type="gramEnd"/>
+      <w:r>
+        <w:rPr>
+          <w:rFonts w:ascii="Arial" w:eastAsia="Arial" w:hAnsi="Arial" w:cs="Arial"/>
+        </w:rPr>
+        <w:t>15), NOTNULL</w:t>
       </w:r>
     </w:p>
     <w:p>
@@ -1264,11 +1489,33 @@
           <w:rFonts w:ascii="Arial" w:eastAsia="Arial" w:hAnsi="Arial" w:cs="Arial"/>
         </w:rPr>
       </w:pPr>
-      <w:r>
-        <w:rPr>
-          <w:rFonts w:ascii="Arial" w:eastAsia="Arial" w:hAnsi="Arial" w:cs="Arial"/>
-        </w:rPr>
-        <w:t>id_empleado: tipo int, PK, NOTNULL</w:t>
+      <w:proofErr w:type="spellStart"/>
+      <w:r>
+        <w:rPr>
+          <w:rFonts w:ascii="Arial" w:eastAsia="Arial" w:hAnsi="Arial" w:cs="Arial"/>
+        </w:rPr>
+        <w:t>id_empleado</w:t>
+      </w:r>
+      <w:proofErr w:type="spellEnd"/>
+      <w:r>
+        <w:rPr>
+          <w:rFonts w:ascii="Arial" w:eastAsia="Arial" w:hAnsi="Arial" w:cs="Arial"/>
+        </w:rPr>
+        <w:t xml:space="preserve">: tipo </w:t>
+      </w:r>
+      <w:proofErr w:type="spellStart"/>
+      <w:r>
+        <w:rPr>
+          <w:rFonts w:ascii="Arial" w:eastAsia="Arial" w:hAnsi="Arial" w:cs="Arial"/>
+        </w:rPr>
+        <w:t>int</w:t>
+      </w:r>
+      <w:proofErr w:type="spellEnd"/>
+      <w:r>
+        <w:rPr>
+          <w:rFonts w:ascii="Arial" w:eastAsia="Arial" w:hAnsi="Arial" w:cs="Arial"/>
+        </w:rPr>
+        <w:t>, PK, NOTNULL</w:t>
       </w:r>
     </w:p>
     <w:p>
@@ -1282,7 +1529,29 @@
         <w:rPr>
           <w:rFonts w:ascii="Arial" w:eastAsia="Arial" w:hAnsi="Arial" w:cs="Arial"/>
         </w:rPr>
-        <w:t>Nombre: tipo varchar(50), NOTNULL</w:t>
+        <w:t xml:space="preserve">Nombre: tipo </w:t>
+      </w:r>
+      <w:proofErr w:type="spellStart"/>
+      <w:proofErr w:type="gramStart"/>
+      <w:r>
+        <w:rPr>
+          <w:rFonts w:ascii="Arial" w:eastAsia="Arial" w:hAnsi="Arial" w:cs="Arial"/>
+        </w:rPr>
+        <w:t>varchar</w:t>
+      </w:r>
+      <w:proofErr w:type="spellEnd"/>
+      <w:r>
+        <w:rPr>
+          <w:rFonts w:ascii="Arial" w:eastAsia="Arial" w:hAnsi="Arial" w:cs="Arial"/>
+        </w:rPr>
+        <w:t>(</w:t>
+      </w:r>
+      <w:proofErr w:type="gramEnd"/>
+      <w:r>
+        <w:rPr>
+          <w:rFonts w:ascii="Arial" w:eastAsia="Arial" w:hAnsi="Arial" w:cs="Arial"/>
+        </w:rPr>
+        <w:t>50), NOTNULL</w:t>
       </w:r>
     </w:p>
     <w:p>
@@ -1296,7 +1565,29 @@
         <w:rPr>
           <w:rFonts w:ascii="Arial" w:eastAsia="Arial" w:hAnsi="Arial" w:cs="Arial"/>
         </w:rPr>
-        <w:t>Apellido: tipo varchar(50), NOTNULL</w:t>
+        <w:t xml:space="preserve">Apellido: tipo </w:t>
+      </w:r>
+      <w:proofErr w:type="spellStart"/>
+      <w:proofErr w:type="gramStart"/>
+      <w:r>
+        <w:rPr>
+          <w:rFonts w:ascii="Arial" w:eastAsia="Arial" w:hAnsi="Arial" w:cs="Arial"/>
+        </w:rPr>
+        <w:t>varchar</w:t>
+      </w:r>
+      <w:proofErr w:type="spellEnd"/>
+      <w:r>
+        <w:rPr>
+          <w:rFonts w:ascii="Arial" w:eastAsia="Arial" w:hAnsi="Arial" w:cs="Arial"/>
+        </w:rPr>
+        <w:t>(</w:t>
+      </w:r>
+      <w:proofErr w:type="gramEnd"/>
+      <w:r>
+        <w:rPr>
+          <w:rFonts w:ascii="Arial" w:eastAsia="Arial" w:hAnsi="Arial" w:cs="Arial"/>
+        </w:rPr>
+        <w:t>50), NOTNULL</w:t>
       </w:r>
     </w:p>
     <w:p>
@@ -1310,7 +1601,29 @@
         <w:rPr>
           <w:rFonts w:ascii="Arial" w:eastAsia="Arial" w:hAnsi="Arial" w:cs="Arial"/>
         </w:rPr>
-        <w:t>Especialidad: tipo varchar(100), NOTNULL</w:t>
+        <w:t xml:space="preserve">Especialidad: tipo </w:t>
+      </w:r>
+      <w:proofErr w:type="spellStart"/>
+      <w:proofErr w:type="gramStart"/>
+      <w:r>
+        <w:rPr>
+          <w:rFonts w:ascii="Arial" w:eastAsia="Arial" w:hAnsi="Arial" w:cs="Arial"/>
+        </w:rPr>
+        <w:t>varchar</w:t>
+      </w:r>
+      <w:proofErr w:type="spellEnd"/>
+      <w:r>
+        <w:rPr>
+          <w:rFonts w:ascii="Arial" w:eastAsia="Arial" w:hAnsi="Arial" w:cs="Arial"/>
+        </w:rPr>
+        <w:t>(</w:t>
+      </w:r>
+      <w:proofErr w:type="gramEnd"/>
+      <w:r>
+        <w:rPr>
+          <w:rFonts w:ascii="Arial" w:eastAsia="Arial" w:hAnsi="Arial" w:cs="Arial"/>
+        </w:rPr>
+        <w:t>100), NOTNULL</w:t>
       </w:r>
     </w:p>
     <w:p>
@@ -1324,7 +1637,21 @@
         <w:rPr>
           <w:rFonts w:ascii="Arial" w:eastAsia="Arial" w:hAnsi="Arial" w:cs="Arial"/>
         </w:rPr>
-        <w:t>Activo: tipo boolean, NOTNULL</w:t>
+        <w:t xml:space="preserve">Activo: tipo </w:t>
+      </w:r>
+      <w:proofErr w:type="spellStart"/>
+      <w:r>
+        <w:rPr>
+          <w:rFonts w:ascii="Arial" w:eastAsia="Arial" w:hAnsi="Arial" w:cs="Arial"/>
+        </w:rPr>
+        <w:t>boolean</w:t>
+      </w:r>
+      <w:proofErr w:type="spellEnd"/>
+      <w:r>
+        <w:rPr>
+          <w:rFonts w:ascii="Arial" w:eastAsia="Arial" w:hAnsi="Arial" w:cs="Arial"/>
+        </w:rPr>
+        <w:t>, NOTNULL</w:t>
       </w:r>
     </w:p>
     <w:p>
@@ -1366,11 +1693,33 @@
           <w:rFonts w:ascii="Arial" w:eastAsia="Arial" w:hAnsi="Arial" w:cs="Arial"/>
         </w:rPr>
       </w:pPr>
-      <w:r>
-        <w:rPr>
-          <w:rFonts w:ascii="Arial" w:eastAsia="Arial" w:hAnsi="Arial" w:cs="Arial"/>
-        </w:rPr>
-        <w:t>Id_horario: tipo int, PK, NOTNULL</w:t>
+      <w:proofErr w:type="spellStart"/>
+      <w:r>
+        <w:rPr>
+          <w:rFonts w:ascii="Arial" w:eastAsia="Arial" w:hAnsi="Arial" w:cs="Arial"/>
+        </w:rPr>
+        <w:t>Id_horario</w:t>
+      </w:r>
+      <w:proofErr w:type="spellEnd"/>
+      <w:r>
+        <w:rPr>
+          <w:rFonts w:ascii="Arial" w:eastAsia="Arial" w:hAnsi="Arial" w:cs="Arial"/>
+        </w:rPr>
+        <w:t xml:space="preserve">: tipo </w:t>
+      </w:r>
+      <w:proofErr w:type="spellStart"/>
+      <w:r>
+        <w:rPr>
+          <w:rFonts w:ascii="Arial" w:eastAsia="Arial" w:hAnsi="Arial" w:cs="Arial"/>
+        </w:rPr>
+        <w:t>int</w:t>
+      </w:r>
+      <w:proofErr w:type="spellEnd"/>
+      <w:r>
+        <w:rPr>
+          <w:rFonts w:ascii="Arial" w:eastAsia="Arial" w:hAnsi="Arial" w:cs="Arial"/>
+        </w:rPr>
+        <w:t>, PK, NOTNULL</w:t>
       </w:r>
     </w:p>
     <w:p>
@@ -1380,11 +1729,33 @@
           <w:rFonts w:ascii="Arial" w:eastAsia="Arial" w:hAnsi="Arial" w:cs="Arial"/>
         </w:rPr>
       </w:pPr>
-      <w:r>
-        <w:rPr>
-          <w:rFonts w:ascii="Arial" w:eastAsia="Arial" w:hAnsi="Arial" w:cs="Arial"/>
-        </w:rPr>
-        <w:t>id_empleado: tipo int, FK, NOTNULL</w:t>
+      <w:proofErr w:type="spellStart"/>
+      <w:r>
+        <w:rPr>
+          <w:rFonts w:ascii="Arial" w:eastAsia="Arial" w:hAnsi="Arial" w:cs="Arial"/>
+        </w:rPr>
+        <w:t>id_empleado</w:t>
+      </w:r>
+      <w:proofErr w:type="spellEnd"/>
+      <w:r>
+        <w:rPr>
+          <w:rFonts w:ascii="Arial" w:eastAsia="Arial" w:hAnsi="Arial" w:cs="Arial"/>
+        </w:rPr>
+        <w:t xml:space="preserve">: tipo </w:t>
+      </w:r>
+      <w:proofErr w:type="spellStart"/>
+      <w:r>
+        <w:rPr>
+          <w:rFonts w:ascii="Arial" w:eastAsia="Arial" w:hAnsi="Arial" w:cs="Arial"/>
+        </w:rPr>
+        <w:t>int</w:t>
+      </w:r>
+      <w:proofErr w:type="spellEnd"/>
+      <w:r>
+        <w:rPr>
+          <w:rFonts w:ascii="Arial" w:eastAsia="Arial" w:hAnsi="Arial" w:cs="Arial"/>
+        </w:rPr>
+        <w:t>, FK, NOTNULL</w:t>
       </w:r>
     </w:p>
     <w:p>
@@ -1394,11 +1765,33 @@
           <w:rFonts w:ascii="Arial" w:eastAsia="Arial" w:hAnsi="Arial" w:cs="Arial"/>
         </w:rPr>
       </w:pPr>
-      <w:r>
-        <w:rPr>
-          <w:rFonts w:ascii="Arial" w:eastAsia="Arial" w:hAnsi="Arial" w:cs="Arial"/>
-        </w:rPr>
-        <w:t>Dia_semana: tipo int, NOTNULL</w:t>
+      <w:proofErr w:type="spellStart"/>
+      <w:r>
+        <w:rPr>
+          <w:rFonts w:ascii="Arial" w:eastAsia="Arial" w:hAnsi="Arial" w:cs="Arial"/>
+        </w:rPr>
+        <w:t>Dia_semana</w:t>
+      </w:r>
+      <w:proofErr w:type="spellEnd"/>
+      <w:r>
+        <w:rPr>
+          <w:rFonts w:ascii="Arial" w:eastAsia="Arial" w:hAnsi="Arial" w:cs="Arial"/>
+        </w:rPr>
+        <w:t xml:space="preserve">: tipo </w:t>
+      </w:r>
+      <w:proofErr w:type="spellStart"/>
+      <w:r>
+        <w:rPr>
+          <w:rFonts w:ascii="Arial" w:eastAsia="Arial" w:hAnsi="Arial" w:cs="Arial"/>
+        </w:rPr>
+        <w:t>int</w:t>
+      </w:r>
+      <w:proofErr w:type="spellEnd"/>
+      <w:r>
+        <w:rPr>
+          <w:rFonts w:ascii="Arial" w:eastAsia="Arial" w:hAnsi="Arial" w:cs="Arial"/>
+        </w:rPr>
+        <w:t>, NOTNULL</w:t>
       </w:r>
     </w:p>
     <w:p>
@@ -1408,11 +1801,19 @@
           <w:rFonts w:ascii="Arial" w:eastAsia="Arial" w:hAnsi="Arial" w:cs="Arial"/>
         </w:rPr>
       </w:pPr>
-      <w:r>
-        <w:rPr>
-          <w:rFonts w:ascii="Arial" w:eastAsia="Arial" w:hAnsi="Arial" w:cs="Arial"/>
-        </w:rPr>
-        <w:t>Horario_apertura: tipo time, NOTNULL</w:t>
+      <w:proofErr w:type="spellStart"/>
+      <w:r>
+        <w:rPr>
+          <w:rFonts w:ascii="Arial" w:eastAsia="Arial" w:hAnsi="Arial" w:cs="Arial"/>
+        </w:rPr>
+        <w:t>Horario_apertura</w:t>
+      </w:r>
+      <w:proofErr w:type="spellEnd"/>
+      <w:r>
+        <w:rPr>
+          <w:rFonts w:ascii="Arial" w:eastAsia="Arial" w:hAnsi="Arial" w:cs="Arial"/>
+        </w:rPr>
+        <w:t>: tipo time, NOTNULL</w:t>
       </w:r>
     </w:p>
     <w:p>
@@ -1422,11 +1823,19 @@
           <w:rFonts w:ascii="Arial" w:eastAsia="Arial" w:hAnsi="Arial" w:cs="Arial"/>
         </w:rPr>
       </w:pPr>
-      <w:r>
-        <w:rPr>
-          <w:rFonts w:ascii="Arial" w:eastAsia="Arial" w:hAnsi="Arial" w:cs="Arial"/>
-        </w:rPr>
-        <w:t>Horario_inicio_almuerzo: tipo time, NOTNULL</w:t>
+      <w:proofErr w:type="spellStart"/>
+      <w:r>
+        <w:rPr>
+          <w:rFonts w:ascii="Arial" w:eastAsia="Arial" w:hAnsi="Arial" w:cs="Arial"/>
+        </w:rPr>
+        <w:t>Horario_inicio_almuerzo</w:t>
+      </w:r>
+      <w:proofErr w:type="spellEnd"/>
+      <w:r>
+        <w:rPr>
+          <w:rFonts w:ascii="Arial" w:eastAsia="Arial" w:hAnsi="Arial" w:cs="Arial"/>
+        </w:rPr>
+        <w:t>: tipo time, NOTNULL</w:t>
       </w:r>
     </w:p>
     <w:p>
@@ -1436,11 +1845,19 @@
           <w:rFonts w:ascii="Arial" w:eastAsia="Arial" w:hAnsi="Arial" w:cs="Arial"/>
         </w:rPr>
       </w:pPr>
-      <w:r>
-        <w:rPr>
-          <w:rFonts w:ascii="Arial" w:eastAsia="Arial" w:hAnsi="Arial" w:cs="Arial"/>
-        </w:rPr>
-        <w:t>Horario_fin_almuerzo: tipo time, NOTNULL</w:t>
+      <w:proofErr w:type="spellStart"/>
+      <w:r>
+        <w:rPr>
+          <w:rFonts w:ascii="Arial" w:eastAsia="Arial" w:hAnsi="Arial" w:cs="Arial"/>
+        </w:rPr>
+        <w:t>Horario_fin_almuerzo</w:t>
+      </w:r>
+      <w:proofErr w:type="spellEnd"/>
+      <w:r>
+        <w:rPr>
+          <w:rFonts w:ascii="Arial" w:eastAsia="Arial" w:hAnsi="Arial" w:cs="Arial"/>
+        </w:rPr>
+        <w:t>: tipo time, NOTNULL</w:t>
       </w:r>
     </w:p>
     <w:p>
@@ -1450,11 +1867,19 @@
           <w:rFonts w:ascii="Arial" w:eastAsia="Arial" w:hAnsi="Arial" w:cs="Arial"/>
         </w:rPr>
       </w:pPr>
-      <w:r>
-        <w:rPr>
-          <w:rFonts w:ascii="Arial" w:eastAsia="Arial" w:hAnsi="Arial" w:cs="Arial"/>
-        </w:rPr>
-        <w:t>Horario_cierre: tipo time, NOTNULL</w:t>
+      <w:proofErr w:type="spellStart"/>
+      <w:r>
+        <w:rPr>
+          <w:rFonts w:ascii="Arial" w:eastAsia="Arial" w:hAnsi="Arial" w:cs="Arial"/>
+        </w:rPr>
+        <w:t>Horario_cierre</w:t>
+      </w:r>
+      <w:proofErr w:type="spellEnd"/>
+      <w:r>
+        <w:rPr>
+          <w:rFonts w:ascii="Arial" w:eastAsia="Arial" w:hAnsi="Arial" w:cs="Arial"/>
+        </w:rPr>
+        <w:t>: tipo time, NOTNULL</w:t>
       </w:r>
     </w:p>
     <w:p>
@@ -1497,11 +1922,33 @@
           <w:rFonts w:ascii="Arial" w:eastAsia="Arial" w:hAnsi="Arial" w:cs="Arial"/>
         </w:rPr>
       </w:pPr>
-      <w:r>
-        <w:rPr>
-          <w:rFonts w:ascii="Arial" w:eastAsia="Arial" w:hAnsi="Arial" w:cs="Arial"/>
-        </w:rPr>
-        <w:t>Id_cita: tipo int, PK, NOTNULL</w:t>
+      <w:proofErr w:type="spellStart"/>
+      <w:r>
+        <w:rPr>
+          <w:rFonts w:ascii="Arial" w:eastAsia="Arial" w:hAnsi="Arial" w:cs="Arial"/>
+        </w:rPr>
+        <w:t>Id_cita</w:t>
+      </w:r>
+      <w:proofErr w:type="spellEnd"/>
+      <w:r>
+        <w:rPr>
+          <w:rFonts w:ascii="Arial" w:eastAsia="Arial" w:hAnsi="Arial" w:cs="Arial"/>
+        </w:rPr>
+        <w:t xml:space="preserve">: tipo </w:t>
+      </w:r>
+      <w:proofErr w:type="spellStart"/>
+      <w:r>
+        <w:rPr>
+          <w:rFonts w:ascii="Arial" w:eastAsia="Arial" w:hAnsi="Arial" w:cs="Arial"/>
+        </w:rPr>
+        <w:t>int</w:t>
+      </w:r>
+      <w:proofErr w:type="spellEnd"/>
+      <w:r>
+        <w:rPr>
+          <w:rFonts w:ascii="Arial" w:eastAsia="Arial" w:hAnsi="Arial" w:cs="Arial"/>
+        </w:rPr>
+        <w:t>, PK, NOTNULL</w:t>
       </w:r>
     </w:p>
     <w:p>
@@ -1511,11 +1958,33 @@
           <w:rFonts w:ascii="Arial" w:eastAsia="Arial" w:hAnsi="Arial" w:cs="Arial"/>
         </w:rPr>
       </w:pPr>
-      <w:r>
-        <w:rPr>
-          <w:rFonts w:ascii="Arial" w:eastAsia="Arial" w:hAnsi="Arial" w:cs="Arial"/>
-        </w:rPr>
-        <w:t>Id_usuario: tipo int, FK, NOTNULL</w:t>
+      <w:proofErr w:type="spellStart"/>
+      <w:r>
+        <w:rPr>
+          <w:rFonts w:ascii="Arial" w:eastAsia="Arial" w:hAnsi="Arial" w:cs="Arial"/>
+        </w:rPr>
+        <w:t>Id_usuario</w:t>
+      </w:r>
+      <w:proofErr w:type="spellEnd"/>
+      <w:r>
+        <w:rPr>
+          <w:rFonts w:ascii="Arial" w:eastAsia="Arial" w:hAnsi="Arial" w:cs="Arial"/>
+        </w:rPr>
+        <w:t xml:space="preserve">: tipo </w:t>
+      </w:r>
+      <w:proofErr w:type="spellStart"/>
+      <w:r>
+        <w:rPr>
+          <w:rFonts w:ascii="Arial" w:eastAsia="Arial" w:hAnsi="Arial" w:cs="Arial"/>
+        </w:rPr>
+        <w:t>int</w:t>
+      </w:r>
+      <w:proofErr w:type="spellEnd"/>
+      <w:r>
+        <w:rPr>
+          <w:rFonts w:ascii="Arial" w:eastAsia="Arial" w:hAnsi="Arial" w:cs="Arial"/>
+        </w:rPr>
+        <w:t>, FK, NOTNULL</w:t>
       </w:r>
     </w:p>
     <w:p>
@@ -1525,11 +1994,33 @@
           <w:rFonts w:ascii="Arial" w:eastAsia="Arial" w:hAnsi="Arial" w:cs="Arial"/>
         </w:rPr>
       </w:pPr>
-      <w:r>
-        <w:rPr>
-          <w:rFonts w:ascii="Arial" w:eastAsia="Arial" w:hAnsi="Arial" w:cs="Arial"/>
-        </w:rPr>
-        <w:t>Id_empleado: tipo int, FK, NOTNULL</w:t>
+      <w:proofErr w:type="spellStart"/>
+      <w:r>
+        <w:rPr>
+          <w:rFonts w:ascii="Arial" w:eastAsia="Arial" w:hAnsi="Arial" w:cs="Arial"/>
+        </w:rPr>
+        <w:t>Id_empleado</w:t>
+      </w:r>
+      <w:proofErr w:type="spellEnd"/>
+      <w:r>
+        <w:rPr>
+          <w:rFonts w:ascii="Arial" w:eastAsia="Arial" w:hAnsi="Arial" w:cs="Arial"/>
+        </w:rPr>
+        <w:t xml:space="preserve">: tipo </w:t>
+      </w:r>
+      <w:proofErr w:type="spellStart"/>
+      <w:r>
+        <w:rPr>
+          <w:rFonts w:ascii="Arial" w:eastAsia="Arial" w:hAnsi="Arial" w:cs="Arial"/>
+        </w:rPr>
+        <w:t>int</w:t>
+      </w:r>
+      <w:proofErr w:type="spellEnd"/>
+      <w:r>
+        <w:rPr>
+          <w:rFonts w:ascii="Arial" w:eastAsia="Arial" w:hAnsi="Arial" w:cs="Arial"/>
+        </w:rPr>
+        <w:t>, FK, NOTNULL</w:t>
       </w:r>
     </w:p>
     <w:p>
@@ -1539,11 +2030,33 @@
           <w:rFonts w:ascii="Arial" w:eastAsia="Arial" w:hAnsi="Arial" w:cs="Arial"/>
         </w:rPr>
       </w:pPr>
-      <w:r>
-        <w:rPr>
-          <w:rFonts w:ascii="Arial" w:eastAsia="Arial" w:hAnsi="Arial" w:cs="Arial"/>
-        </w:rPr>
-        <w:t>Fecha_hora: tipo datetime, NOTNULL</w:t>
+      <w:proofErr w:type="spellStart"/>
+      <w:r>
+        <w:rPr>
+          <w:rFonts w:ascii="Arial" w:eastAsia="Arial" w:hAnsi="Arial" w:cs="Arial"/>
+        </w:rPr>
+        <w:t>Fecha_hora</w:t>
+      </w:r>
+      <w:proofErr w:type="spellEnd"/>
+      <w:r>
+        <w:rPr>
+          <w:rFonts w:ascii="Arial" w:eastAsia="Arial" w:hAnsi="Arial" w:cs="Arial"/>
+        </w:rPr>
+        <w:t xml:space="preserve">: tipo </w:t>
+      </w:r>
+      <w:proofErr w:type="spellStart"/>
+      <w:r>
+        <w:rPr>
+          <w:rFonts w:ascii="Arial" w:eastAsia="Arial" w:hAnsi="Arial" w:cs="Arial"/>
+        </w:rPr>
+        <w:t>datetime</w:t>
+      </w:r>
+      <w:proofErr w:type="spellEnd"/>
+      <w:r>
+        <w:rPr>
+          <w:rFonts w:ascii="Arial" w:eastAsia="Arial" w:hAnsi="Arial" w:cs="Arial"/>
+        </w:rPr>
+        <w:t>, NOTNULL</w:t>
       </w:r>
     </w:p>
     <w:p>
@@ -1553,11 +2066,33 @@
           <w:rFonts w:ascii="Arial" w:eastAsia="Arial" w:hAnsi="Arial" w:cs="Arial"/>
         </w:rPr>
       </w:pPr>
-      <w:r>
-        <w:rPr>
-          <w:rFonts w:ascii="Arial" w:eastAsia="Arial" w:hAnsi="Arial" w:cs="Arial"/>
-        </w:rPr>
-        <w:t>Duración_total: tipo int, NOTNULL</w:t>
+      <w:proofErr w:type="spellStart"/>
+      <w:r>
+        <w:rPr>
+          <w:rFonts w:ascii="Arial" w:eastAsia="Arial" w:hAnsi="Arial" w:cs="Arial"/>
+        </w:rPr>
+        <w:t>Duración_total</w:t>
+      </w:r>
+      <w:proofErr w:type="spellEnd"/>
+      <w:r>
+        <w:rPr>
+          <w:rFonts w:ascii="Arial" w:eastAsia="Arial" w:hAnsi="Arial" w:cs="Arial"/>
+        </w:rPr>
+        <w:t xml:space="preserve">: tipo </w:t>
+      </w:r>
+      <w:proofErr w:type="spellStart"/>
+      <w:r>
+        <w:rPr>
+          <w:rFonts w:ascii="Arial" w:eastAsia="Arial" w:hAnsi="Arial" w:cs="Arial"/>
+        </w:rPr>
+        <w:t>int</w:t>
+      </w:r>
+      <w:proofErr w:type="spellEnd"/>
+      <w:r>
+        <w:rPr>
+          <w:rFonts w:ascii="Arial" w:eastAsia="Arial" w:hAnsi="Arial" w:cs="Arial"/>
+        </w:rPr>
+        <w:t>, NOTNULL</w:t>
       </w:r>
     </w:p>
     <w:p>
@@ -1567,11 +2102,33 @@
           <w:rFonts w:ascii="Arial" w:eastAsia="Arial" w:hAnsi="Arial" w:cs="Arial"/>
         </w:rPr>
       </w:pPr>
-      <w:r>
-        <w:rPr>
-          <w:rFonts w:ascii="Arial" w:eastAsia="Arial" w:hAnsi="Arial" w:cs="Arial"/>
-        </w:rPr>
-        <w:t>Valor_total: tipo int, NOTNULL</w:t>
+      <w:proofErr w:type="spellStart"/>
+      <w:r>
+        <w:rPr>
+          <w:rFonts w:ascii="Arial" w:eastAsia="Arial" w:hAnsi="Arial" w:cs="Arial"/>
+        </w:rPr>
+        <w:t>Valor_total</w:t>
+      </w:r>
+      <w:proofErr w:type="spellEnd"/>
+      <w:r>
+        <w:rPr>
+          <w:rFonts w:ascii="Arial" w:eastAsia="Arial" w:hAnsi="Arial" w:cs="Arial"/>
+        </w:rPr>
+        <w:t xml:space="preserve">: tipo </w:t>
+      </w:r>
+      <w:proofErr w:type="spellStart"/>
+      <w:r>
+        <w:rPr>
+          <w:rFonts w:ascii="Arial" w:eastAsia="Arial" w:hAnsi="Arial" w:cs="Arial"/>
+        </w:rPr>
+        <w:t>int</w:t>
+      </w:r>
+      <w:proofErr w:type="spellEnd"/>
+      <w:r>
+        <w:rPr>
+          <w:rFonts w:ascii="Arial" w:eastAsia="Arial" w:hAnsi="Arial" w:cs="Arial"/>
+        </w:rPr>
+        <w:t>, NOTNULL</w:t>
       </w:r>
     </w:p>
     <w:p>
@@ -1585,7 +2142,29 @@
         <w:rPr>
           <w:rFonts w:ascii="Arial" w:eastAsia="Arial" w:hAnsi="Arial" w:cs="Arial"/>
         </w:rPr>
-        <w:t>Estado: tipo varchar(20), NOTNULL</w:t>
+        <w:t xml:space="preserve">Estado: tipo </w:t>
+      </w:r>
+      <w:proofErr w:type="spellStart"/>
+      <w:proofErr w:type="gramStart"/>
+      <w:r>
+        <w:rPr>
+          <w:rFonts w:ascii="Arial" w:eastAsia="Arial" w:hAnsi="Arial" w:cs="Arial"/>
+        </w:rPr>
+        <w:t>varchar</w:t>
+      </w:r>
+      <w:proofErr w:type="spellEnd"/>
+      <w:r>
+        <w:rPr>
+          <w:rFonts w:ascii="Arial" w:eastAsia="Arial" w:hAnsi="Arial" w:cs="Arial"/>
+        </w:rPr>
+        <w:t>(</w:t>
+      </w:r>
+      <w:proofErr w:type="gramEnd"/>
+      <w:r>
+        <w:rPr>
+          <w:rFonts w:ascii="Arial" w:eastAsia="Arial" w:hAnsi="Arial" w:cs="Arial"/>
+        </w:rPr>
+        <w:t>20), NOTNULL</w:t>
       </w:r>
     </w:p>
     <w:p>
@@ -1599,7 +2178,29 @@
         <w:rPr>
           <w:rFonts w:ascii="Arial" w:eastAsia="Arial" w:hAnsi="Arial" w:cs="Arial"/>
         </w:rPr>
-        <w:t>Notas: tipo text(500), NULL</w:t>
+        <w:t xml:space="preserve">Notas: tipo </w:t>
+      </w:r>
+      <w:proofErr w:type="spellStart"/>
+      <w:proofErr w:type="gramStart"/>
+      <w:r>
+        <w:rPr>
+          <w:rFonts w:ascii="Arial" w:eastAsia="Arial" w:hAnsi="Arial" w:cs="Arial"/>
+        </w:rPr>
+        <w:t>text</w:t>
+      </w:r>
+      <w:proofErr w:type="spellEnd"/>
+      <w:r>
+        <w:rPr>
+          <w:rFonts w:ascii="Arial" w:eastAsia="Arial" w:hAnsi="Arial" w:cs="Arial"/>
+        </w:rPr>
+        <w:t>(</w:t>
+      </w:r>
+      <w:proofErr w:type="gramEnd"/>
+      <w:r>
+        <w:rPr>
+          <w:rFonts w:ascii="Arial" w:eastAsia="Arial" w:hAnsi="Arial" w:cs="Arial"/>
+        </w:rPr>
+        <w:t>500), NULL</w:t>
       </w:r>
     </w:p>
     <w:p>
@@ -1641,11 +2242,33 @@
           <w:rFonts w:ascii="Arial" w:eastAsia="Arial" w:hAnsi="Arial" w:cs="Arial"/>
         </w:rPr>
       </w:pPr>
-      <w:r>
-        <w:rPr>
-          <w:rFonts w:ascii="Arial" w:eastAsia="Arial" w:hAnsi="Arial" w:cs="Arial"/>
-        </w:rPr>
-        <w:t>id_cita: tipo int, FK, NOTNULL</w:t>
+      <w:proofErr w:type="spellStart"/>
+      <w:r>
+        <w:rPr>
+          <w:rFonts w:ascii="Arial" w:eastAsia="Arial" w:hAnsi="Arial" w:cs="Arial"/>
+        </w:rPr>
+        <w:t>id_cita</w:t>
+      </w:r>
+      <w:proofErr w:type="spellEnd"/>
+      <w:r>
+        <w:rPr>
+          <w:rFonts w:ascii="Arial" w:eastAsia="Arial" w:hAnsi="Arial" w:cs="Arial"/>
+        </w:rPr>
+        <w:t xml:space="preserve">: tipo </w:t>
+      </w:r>
+      <w:proofErr w:type="spellStart"/>
+      <w:r>
+        <w:rPr>
+          <w:rFonts w:ascii="Arial" w:eastAsia="Arial" w:hAnsi="Arial" w:cs="Arial"/>
+        </w:rPr>
+        <w:t>int</w:t>
+      </w:r>
+      <w:proofErr w:type="spellEnd"/>
+      <w:r>
+        <w:rPr>
+          <w:rFonts w:ascii="Arial" w:eastAsia="Arial" w:hAnsi="Arial" w:cs="Arial"/>
+        </w:rPr>
+        <w:t>, FK, NOTNULL</w:t>
       </w:r>
     </w:p>
     <w:p>
@@ -1655,11 +2278,33 @@
           <w:rFonts w:ascii="Arial" w:eastAsia="Arial" w:hAnsi="Arial" w:cs="Arial"/>
         </w:rPr>
       </w:pPr>
-      <w:r>
-        <w:rPr>
-          <w:rFonts w:ascii="Arial" w:eastAsia="Arial" w:hAnsi="Arial" w:cs="Arial"/>
-        </w:rPr>
-        <w:t>Id_servicio: tipo int, FK, NOTNULL</w:t>
+      <w:proofErr w:type="spellStart"/>
+      <w:r>
+        <w:rPr>
+          <w:rFonts w:ascii="Arial" w:eastAsia="Arial" w:hAnsi="Arial" w:cs="Arial"/>
+        </w:rPr>
+        <w:t>Id_servicio</w:t>
+      </w:r>
+      <w:proofErr w:type="spellEnd"/>
+      <w:r>
+        <w:rPr>
+          <w:rFonts w:ascii="Arial" w:eastAsia="Arial" w:hAnsi="Arial" w:cs="Arial"/>
+        </w:rPr>
+        <w:t xml:space="preserve">: tipo </w:t>
+      </w:r>
+      <w:proofErr w:type="spellStart"/>
+      <w:r>
+        <w:rPr>
+          <w:rFonts w:ascii="Arial" w:eastAsia="Arial" w:hAnsi="Arial" w:cs="Arial"/>
+        </w:rPr>
+        <w:t>int</w:t>
+      </w:r>
+      <w:proofErr w:type="spellEnd"/>
+      <w:r>
+        <w:rPr>
+          <w:rFonts w:ascii="Arial" w:eastAsia="Arial" w:hAnsi="Arial" w:cs="Arial"/>
+        </w:rPr>
+        <w:t>, FK, NOTNULL</w:t>
       </w:r>
     </w:p>
     <w:p>
@@ -1669,11 +2314,33 @@
           <w:rFonts w:ascii="Arial" w:eastAsia="Arial" w:hAnsi="Arial" w:cs="Arial"/>
         </w:rPr>
       </w:pPr>
-      <w:r>
-        <w:rPr>
-          <w:rFonts w:ascii="Arial" w:eastAsia="Arial" w:hAnsi="Arial" w:cs="Arial"/>
-        </w:rPr>
-        <w:t>Precio_cita: tipo int, NOTNULL</w:t>
+      <w:proofErr w:type="spellStart"/>
+      <w:r>
+        <w:rPr>
+          <w:rFonts w:ascii="Arial" w:eastAsia="Arial" w:hAnsi="Arial" w:cs="Arial"/>
+        </w:rPr>
+        <w:t>Precio_cita</w:t>
+      </w:r>
+      <w:proofErr w:type="spellEnd"/>
+      <w:r>
+        <w:rPr>
+          <w:rFonts w:ascii="Arial" w:eastAsia="Arial" w:hAnsi="Arial" w:cs="Arial"/>
+        </w:rPr>
+        <w:t xml:space="preserve">: tipo </w:t>
+      </w:r>
+      <w:proofErr w:type="spellStart"/>
+      <w:r>
+        <w:rPr>
+          <w:rFonts w:ascii="Arial" w:eastAsia="Arial" w:hAnsi="Arial" w:cs="Arial"/>
+        </w:rPr>
+        <w:t>int</w:t>
+      </w:r>
+      <w:proofErr w:type="spellEnd"/>
+      <w:r>
+        <w:rPr>
+          <w:rFonts w:ascii="Arial" w:eastAsia="Arial" w:hAnsi="Arial" w:cs="Arial"/>
+        </w:rPr>
+        <w:t>, NOTNULL</w:t>
       </w:r>
     </w:p>
     <w:p>
@@ -1701,11 +2368,33 @@
           <w:rFonts w:ascii="Arial" w:eastAsia="Arial" w:hAnsi="Arial" w:cs="Arial"/>
         </w:rPr>
       </w:pPr>
-      <w:r>
-        <w:rPr>
-          <w:rFonts w:ascii="Arial" w:eastAsia="Arial" w:hAnsi="Arial" w:cs="Arial"/>
-        </w:rPr>
-        <w:t>Id_servicio: tipo int, PK, NOTNULL</w:t>
+      <w:proofErr w:type="spellStart"/>
+      <w:r>
+        <w:rPr>
+          <w:rFonts w:ascii="Arial" w:eastAsia="Arial" w:hAnsi="Arial" w:cs="Arial"/>
+        </w:rPr>
+        <w:t>Id_servicio</w:t>
+      </w:r>
+      <w:proofErr w:type="spellEnd"/>
+      <w:r>
+        <w:rPr>
+          <w:rFonts w:ascii="Arial" w:eastAsia="Arial" w:hAnsi="Arial" w:cs="Arial"/>
+        </w:rPr>
+        <w:t xml:space="preserve">: tipo </w:t>
+      </w:r>
+      <w:proofErr w:type="spellStart"/>
+      <w:r>
+        <w:rPr>
+          <w:rFonts w:ascii="Arial" w:eastAsia="Arial" w:hAnsi="Arial" w:cs="Arial"/>
+        </w:rPr>
+        <w:t>int</w:t>
+      </w:r>
+      <w:proofErr w:type="spellEnd"/>
+      <w:r>
+        <w:rPr>
+          <w:rFonts w:ascii="Arial" w:eastAsia="Arial" w:hAnsi="Arial" w:cs="Arial"/>
+        </w:rPr>
+        <w:t>, PK, NOTNULL</w:t>
       </w:r>
     </w:p>
     <w:p>
@@ -1719,7 +2408,29 @@
         <w:rPr>
           <w:rFonts w:ascii="Arial" w:eastAsia="Arial" w:hAnsi="Arial" w:cs="Arial"/>
         </w:rPr>
-        <w:t>Nombre: tipo varchar(50), NOTNULL</w:t>
+        <w:t xml:space="preserve">Nombre: tipo </w:t>
+      </w:r>
+      <w:proofErr w:type="spellStart"/>
+      <w:proofErr w:type="gramStart"/>
+      <w:r>
+        <w:rPr>
+          <w:rFonts w:ascii="Arial" w:eastAsia="Arial" w:hAnsi="Arial" w:cs="Arial"/>
+        </w:rPr>
+        <w:t>varchar</w:t>
+      </w:r>
+      <w:proofErr w:type="spellEnd"/>
+      <w:r>
+        <w:rPr>
+          <w:rFonts w:ascii="Arial" w:eastAsia="Arial" w:hAnsi="Arial" w:cs="Arial"/>
+        </w:rPr>
+        <w:t>(</w:t>
+      </w:r>
+      <w:proofErr w:type="gramEnd"/>
+      <w:r>
+        <w:rPr>
+          <w:rFonts w:ascii="Arial" w:eastAsia="Arial" w:hAnsi="Arial" w:cs="Arial"/>
+        </w:rPr>
+        <w:t>50), NOTNULL</w:t>
       </w:r>
     </w:p>
     <w:p>
@@ -1733,7 +2444,29 @@
         <w:rPr>
           <w:rFonts w:ascii="Arial" w:eastAsia="Arial" w:hAnsi="Arial" w:cs="Arial"/>
         </w:rPr>
-        <w:t>Descripción: tipo text(500), NOTNULL</w:t>
+        <w:t xml:space="preserve">Descripción: tipo </w:t>
+      </w:r>
+      <w:proofErr w:type="spellStart"/>
+      <w:proofErr w:type="gramStart"/>
+      <w:r>
+        <w:rPr>
+          <w:rFonts w:ascii="Arial" w:eastAsia="Arial" w:hAnsi="Arial" w:cs="Arial"/>
+        </w:rPr>
+        <w:t>text</w:t>
+      </w:r>
+      <w:proofErr w:type="spellEnd"/>
+      <w:r>
+        <w:rPr>
+          <w:rFonts w:ascii="Arial" w:eastAsia="Arial" w:hAnsi="Arial" w:cs="Arial"/>
+        </w:rPr>
+        <w:t>(</w:t>
+      </w:r>
+      <w:proofErr w:type="gramEnd"/>
+      <w:r>
+        <w:rPr>
+          <w:rFonts w:ascii="Arial" w:eastAsia="Arial" w:hAnsi="Arial" w:cs="Arial"/>
+        </w:rPr>
+        <w:t>500), NOTNULL</w:t>
       </w:r>
     </w:p>
     <w:p>
@@ -1747,7 +2480,21 @@
         <w:rPr>
           <w:rFonts w:ascii="Arial" w:eastAsia="Arial" w:hAnsi="Arial" w:cs="Arial"/>
         </w:rPr>
-        <w:t>Precio: tipo int, NOTNULL</w:t>
+        <w:t xml:space="preserve">Precio: tipo </w:t>
+      </w:r>
+      <w:proofErr w:type="spellStart"/>
+      <w:r>
+        <w:rPr>
+          <w:rFonts w:ascii="Arial" w:eastAsia="Arial" w:hAnsi="Arial" w:cs="Arial"/>
+        </w:rPr>
+        <w:t>int</w:t>
+      </w:r>
+      <w:proofErr w:type="spellEnd"/>
+      <w:r>
+        <w:rPr>
+          <w:rFonts w:ascii="Arial" w:eastAsia="Arial" w:hAnsi="Arial" w:cs="Arial"/>
+        </w:rPr>
+        <w:t>, NOTNULL</w:t>
       </w:r>
     </w:p>
     <w:p>
@@ -1757,11 +2504,33 @@
           <w:rFonts w:ascii="Arial" w:eastAsia="Arial" w:hAnsi="Arial" w:cs="Arial"/>
         </w:rPr>
       </w:pPr>
-      <w:r>
-        <w:rPr>
-          <w:rFonts w:ascii="Arial" w:eastAsia="Arial" w:hAnsi="Arial" w:cs="Arial"/>
-        </w:rPr>
-        <w:t>Duración_min: tipo int, NOTNULL</w:t>
+      <w:proofErr w:type="spellStart"/>
+      <w:r>
+        <w:rPr>
+          <w:rFonts w:ascii="Arial" w:eastAsia="Arial" w:hAnsi="Arial" w:cs="Arial"/>
+        </w:rPr>
+        <w:t>Duración_min</w:t>
+      </w:r>
+      <w:proofErr w:type="spellEnd"/>
+      <w:r>
+        <w:rPr>
+          <w:rFonts w:ascii="Arial" w:eastAsia="Arial" w:hAnsi="Arial" w:cs="Arial"/>
+        </w:rPr>
+        <w:t xml:space="preserve">: tipo </w:t>
+      </w:r>
+      <w:proofErr w:type="spellStart"/>
+      <w:r>
+        <w:rPr>
+          <w:rFonts w:ascii="Arial" w:eastAsia="Arial" w:hAnsi="Arial" w:cs="Arial"/>
+        </w:rPr>
+        <w:t>int</w:t>
+      </w:r>
+      <w:proofErr w:type="spellEnd"/>
+      <w:r>
+        <w:rPr>
+          <w:rFonts w:ascii="Arial" w:eastAsia="Arial" w:hAnsi="Arial" w:cs="Arial"/>
+        </w:rPr>
+        <w:t>, NOTNULL</w:t>
       </w:r>
     </w:p>
     <w:p>
@@ -1827,12 +2596,37 @@
           <w:lang w:val="en-US"/>
         </w:rPr>
       </w:pPr>
+      <w:proofErr w:type="spellStart"/>
       <w:r>
         <w:rPr>
           <w:rFonts w:ascii="Arial" w:eastAsia="Arial" w:hAnsi="Arial" w:cs="Arial"/>
           <w:lang w:val="en-US"/>
         </w:rPr>
-        <w:t>id_pago: tipo int, PK, NOT NULL.</w:t>
+        <w:t>id_pago</w:t>
+      </w:r>
+      <w:proofErr w:type="spellEnd"/>
+      <w:r>
+        <w:rPr>
+          <w:rFonts w:ascii="Arial" w:eastAsia="Arial" w:hAnsi="Arial" w:cs="Arial"/>
+          <w:lang w:val="en-US"/>
+        </w:rPr>
+        <w:t xml:space="preserve">: </w:t>
+      </w:r>
+      <w:proofErr w:type="spellStart"/>
+      <w:r>
+        <w:rPr>
+          <w:rFonts w:ascii="Arial" w:eastAsia="Arial" w:hAnsi="Arial" w:cs="Arial"/>
+          <w:lang w:val="en-US"/>
+        </w:rPr>
+        <w:t>tipo</w:t>
+      </w:r>
+      <w:proofErr w:type="spellEnd"/>
+      <w:r>
+        <w:rPr>
+          <w:rFonts w:ascii="Arial" w:eastAsia="Arial" w:hAnsi="Arial" w:cs="Arial"/>
+          <w:lang w:val="en-US"/>
+        </w:rPr>
+        <w:t xml:space="preserve"> int, PK, NOT NULL.</w:t>
       </w:r>
     </w:p>
     <w:p>
@@ -1847,12 +2641,37 @@
           <w:lang w:val="en-US"/>
         </w:rPr>
       </w:pPr>
+      <w:proofErr w:type="spellStart"/>
       <w:r>
         <w:rPr>
           <w:rFonts w:ascii="Arial" w:eastAsia="Arial" w:hAnsi="Arial" w:cs="Arial"/>
           <w:lang w:val="en-US"/>
         </w:rPr>
-        <w:t>id_cita: tipo int, FK, NOT NULL.</w:t>
+        <w:t>id_cita</w:t>
+      </w:r>
+      <w:proofErr w:type="spellEnd"/>
+      <w:r>
+        <w:rPr>
+          <w:rFonts w:ascii="Arial" w:eastAsia="Arial" w:hAnsi="Arial" w:cs="Arial"/>
+          <w:lang w:val="en-US"/>
+        </w:rPr>
+        <w:t xml:space="preserve">: </w:t>
+      </w:r>
+      <w:proofErr w:type="spellStart"/>
+      <w:r>
+        <w:rPr>
+          <w:rFonts w:ascii="Arial" w:eastAsia="Arial" w:hAnsi="Arial" w:cs="Arial"/>
+          <w:lang w:val="en-US"/>
+        </w:rPr>
+        <w:t>tipo</w:t>
+      </w:r>
+      <w:proofErr w:type="spellEnd"/>
+      <w:r>
+        <w:rPr>
+          <w:rFonts w:ascii="Arial" w:eastAsia="Arial" w:hAnsi="Arial" w:cs="Arial"/>
+          <w:lang w:val="en-US"/>
+        </w:rPr>
+        <w:t xml:space="preserve"> int, FK, NOT NULL.</w:t>
       </w:r>
     </w:p>
     <w:p>
@@ -1867,12 +2686,37 @@
           <w:lang w:val="en-US"/>
         </w:rPr>
       </w:pPr>
+      <w:proofErr w:type="spellStart"/>
       <w:r>
         <w:rPr>
           <w:rFonts w:ascii="Arial" w:eastAsia="Arial" w:hAnsi="Arial" w:cs="Arial"/>
           <w:lang w:val="en-US"/>
         </w:rPr>
-        <w:t>monto: tipo int, NOT NULL.</w:t>
+        <w:t>monto</w:t>
+      </w:r>
+      <w:proofErr w:type="spellEnd"/>
+      <w:r>
+        <w:rPr>
+          <w:rFonts w:ascii="Arial" w:eastAsia="Arial" w:hAnsi="Arial" w:cs="Arial"/>
+          <w:lang w:val="en-US"/>
+        </w:rPr>
+        <w:t xml:space="preserve">: </w:t>
+      </w:r>
+      <w:proofErr w:type="spellStart"/>
+      <w:r>
+        <w:rPr>
+          <w:rFonts w:ascii="Arial" w:eastAsia="Arial" w:hAnsi="Arial" w:cs="Arial"/>
+          <w:lang w:val="en-US"/>
+        </w:rPr>
+        <w:t>tipo</w:t>
+      </w:r>
+      <w:proofErr w:type="spellEnd"/>
+      <w:r>
+        <w:rPr>
+          <w:rFonts w:ascii="Arial" w:eastAsia="Arial" w:hAnsi="Arial" w:cs="Arial"/>
+          <w:lang w:val="en-US"/>
+        </w:rPr>
+        <w:t xml:space="preserve"> int, NOT NULL.</w:t>
       </w:r>
     </w:p>
     <w:p>
@@ -1886,11 +2730,33 @@
           <w:rFonts w:ascii="Arial" w:eastAsia="Arial" w:hAnsi="Arial" w:cs="Arial"/>
         </w:rPr>
       </w:pPr>
-      <w:r>
-        <w:rPr>
-          <w:rFonts w:ascii="Arial" w:eastAsia="Arial" w:hAnsi="Arial" w:cs="Arial"/>
-        </w:rPr>
-        <w:t>fecha_pago: tipo datetime, NOT NULL.</w:t>
+      <w:proofErr w:type="spellStart"/>
+      <w:r>
+        <w:rPr>
+          <w:rFonts w:ascii="Arial" w:eastAsia="Arial" w:hAnsi="Arial" w:cs="Arial"/>
+        </w:rPr>
+        <w:t>fecha_pago</w:t>
+      </w:r>
+      <w:proofErr w:type="spellEnd"/>
+      <w:r>
+        <w:rPr>
+          <w:rFonts w:ascii="Arial" w:eastAsia="Arial" w:hAnsi="Arial" w:cs="Arial"/>
+        </w:rPr>
+        <w:t xml:space="preserve">: tipo </w:t>
+      </w:r>
+      <w:proofErr w:type="spellStart"/>
+      <w:r>
+        <w:rPr>
+          <w:rFonts w:ascii="Arial" w:eastAsia="Arial" w:hAnsi="Arial" w:cs="Arial"/>
+        </w:rPr>
+        <w:t>datetime</w:t>
+      </w:r>
+      <w:proofErr w:type="spellEnd"/>
+      <w:r>
+        <w:rPr>
+          <w:rFonts w:ascii="Arial" w:eastAsia="Arial" w:hAnsi="Arial" w:cs="Arial"/>
+        </w:rPr>
+        <w:t>, NOT NULL.</w:t>
       </w:r>
     </w:p>
     <w:p>
@@ -1904,11 +2770,41 @@
           <w:rFonts w:ascii="Arial" w:eastAsia="Arial" w:hAnsi="Arial" w:cs="Arial"/>
         </w:rPr>
       </w:pPr>
-      <w:r>
-        <w:rPr>
-          <w:rFonts w:ascii="Arial" w:eastAsia="Arial" w:hAnsi="Arial" w:cs="Arial"/>
-        </w:rPr>
-        <w:t>metodo_pago: tipo varchar(20), NOT NULL.</w:t>
+      <w:proofErr w:type="spellStart"/>
+      <w:r>
+        <w:rPr>
+          <w:rFonts w:ascii="Arial" w:eastAsia="Arial" w:hAnsi="Arial" w:cs="Arial"/>
+        </w:rPr>
+        <w:t>metodo_pago</w:t>
+      </w:r>
+      <w:proofErr w:type="spellEnd"/>
+      <w:r>
+        <w:rPr>
+          <w:rFonts w:ascii="Arial" w:eastAsia="Arial" w:hAnsi="Arial" w:cs="Arial"/>
+        </w:rPr>
+        <w:t xml:space="preserve">: tipo </w:t>
+      </w:r>
+      <w:proofErr w:type="spellStart"/>
+      <w:proofErr w:type="gramStart"/>
+      <w:r>
+        <w:rPr>
+          <w:rFonts w:ascii="Arial" w:eastAsia="Arial" w:hAnsi="Arial" w:cs="Arial"/>
+        </w:rPr>
+        <w:t>varchar</w:t>
+      </w:r>
+      <w:proofErr w:type="spellEnd"/>
+      <w:r>
+        <w:rPr>
+          <w:rFonts w:ascii="Arial" w:eastAsia="Arial" w:hAnsi="Arial" w:cs="Arial"/>
+        </w:rPr>
+        <w:t>(</w:t>
+      </w:r>
+      <w:proofErr w:type="gramEnd"/>
+      <w:r>
+        <w:rPr>
+          <w:rFonts w:ascii="Arial" w:eastAsia="Arial" w:hAnsi="Arial" w:cs="Arial"/>
+        </w:rPr>
+        <w:t>20), NOT NULL.</w:t>
       </w:r>
     </w:p>
     <w:p>
@@ -1922,11 +2818,41 @@
           <w:rFonts w:ascii="Arial" w:eastAsia="Arial" w:hAnsi="Arial" w:cs="Arial"/>
         </w:rPr>
       </w:pPr>
-      <w:r>
-        <w:rPr>
-          <w:rFonts w:ascii="Arial" w:eastAsia="Arial" w:hAnsi="Arial" w:cs="Arial"/>
-        </w:rPr>
-        <w:t>id_transaccion_exacta: tipo varchar(50), NOT NULL.</w:t>
+      <w:proofErr w:type="spellStart"/>
+      <w:r>
+        <w:rPr>
+          <w:rFonts w:ascii="Arial" w:eastAsia="Arial" w:hAnsi="Arial" w:cs="Arial"/>
+        </w:rPr>
+        <w:t>id_transaccion_exacta</w:t>
+      </w:r>
+      <w:proofErr w:type="spellEnd"/>
+      <w:r>
+        <w:rPr>
+          <w:rFonts w:ascii="Arial" w:eastAsia="Arial" w:hAnsi="Arial" w:cs="Arial"/>
+        </w:rPr>
+        <w:t xml:space="preserve">: tipo </w:t>
+      </w:r>
+      <w:proofErr w:type="spellStart"/>
+      <w:proofErr w:type="gramStart"/>
+      <w:r>
+        <w:rPr>
+          <w:rFonts w:ascii="Arial" w:eastAsia="Arial" w:hAnsi="Arial" w:cs="Arial"/>
+        </w:rPr>
+        <w:t>varchar</w:t>
+      </w:r>
+      <w:proofErr w:type="spellEnd"/>
+      <w:r>
+        <w:rPr>
+          <w:rFonts w:ascii="Arial" w:eastAsia="Arial" w:hAnsi="Arial" w:cs="Arial"/>
+        </w:rPr>
+        <w:t>(</w:t>
+      </w:r>
+      <w:proofErr w:type="gramEnd"/>
+      <w:r>
+        <w:rPr>
+          <w:rFonts w:ascii="Arial" w:eastAsia="Arial" w:hAnsi="Arial" w:cs="Arial"/>
+        </w:rPr>
+        <w:t>50), NOT NULL.</w:t>
       </w:r>
     </w:p>
     <w:p>
@@ -1940,11 +2866,41 @@
           <w:rFonts w:ascii="Arial" w:eastAsia="Arial" w:hAnsi="Arial" w:cs="Arial"/>
         </w:rPr>
       </w:pPr>
-      <w:r>
-        <w:rPr>
-          <w:rFonts w:ascii="Arial" w:eastAsia="Arial" w:hAnsi="Arial" w:cs="Arial"/>
-        </w:rPr>
-        <w:t>estado_pago: tipo varchar(20), NOT NULL.</w:t>
+      <w:proofErr w:type="spellStart"/>
+      <w:r>
+        <w:rPr>
+          <w:rFonts w:ascii="Arial" w:eastAsia="Arial" w:hAnsi="Arial" w:cs="Arial"/>
+        </w:rPr>
+        <w:t>estado_pago</w:t>
+      </w:r>
+      <w:proofErr w:type="spellEnd"/>
+      <w:r>
+        <w:rPr>
+          <w:rFonts w:ascii="Arial" w:eastAsia="Arial" w:hAnsi="Arial" w:cs="Arial"/>
+        </w:rPr>
+        <w:t xml:space="preserve">: tipo </w:t>
+      </w:r>
+      <w:proofErr w:type="spellStart"/>
+      <w:proofErr w:type="gramStart"/>
+      <w:r>
+        <w:rPr>
+          <w:rFonts w:ascii="Arial" w:eastAsia="Arial" w:hAnsi="Arial" w:cs="Arial"/>
+        </w:rPr>
+        <w:t>varchar</w:t>
+      </w:r>
+      <w:proofErr w:type="spellEnd"/>
+      <w:r>
+        <w:rPr>
+          <w:rFonts w:ascii="Arial" w:eastAsia="Arial" w:hAnsi="Arial" w:cs="Arial"/>
+        </w:rPr>
+        <w:t>(</w:t>
+      </w:r>
+      <w:proofErr w:type="gramEnd"/>
+      <w:r>
+        <w:rPr>
+          <w:rFonts w:ascii="Arial" w:eastAsia="Arial" w:hAnsi="Arial" w:cs="Arial"/>
+        </w:rPr>
+        <w:t>20), NOT NULL.</w:t>
       </w:r>
     </w:p>
     <w:p>
@@ -1977,12 +2933,37 @@
           <w:lang w:val="en-US"/>
         </w:rPr>
       </w:pPr>
+      <w:proofErr w:type="spellStart"/>
       <w:r>
         <w:rPr>
           <w:rFonts w:ascii="Arial" w:eastAsia="Arial" w:hAnsi="Arial" w:cs="Arial"/>
           <w:lang w:val="en-US"/>
         </w:rPr>
-        <w:t>id_insumo: tipo int, PK, NOT NULL</w:t>
+        <w:t>id_insumo</w:t>
+      </w:r>
+      <w:proofErr w:type="spellEnd"/>
+      <w:r>
+        <w:rPr>
+          <w:rFonts w:ascii="Arial" w:eastAsia="Arial" w:hAnsi="Arial" w:cs="Arial"/>
+          <w:lang w:val="en-US"/>
+        </w:rPr>
+        <w:t xml:space="preserve">: </w:t>
+      </w:r>
+      <w:proofErr w:type="spellStart"/>
+      <w:r>
+        <w:rPr>
+          <w:rFonts w:ascii="Arial" w:eastAsia="Arial" w:hAnsi="Arial" w:cs="Arial"/>
+          <w:lang w:val="en-US"/>
+        </w:rPr>
+        <w:t>tipo</w:t>
+      </w:r>
+      <w:proofErr w:type="spellEnd"/>
+      <w:r>
+        <w:rPr>
+          <w:rFonts w:ascii="Arial" w:eastAsia="Arial" w:hAnsi="Arial" w:cs="Arial"/>
+          <w:lang w:val="en-US"/>
+        </w:rPr>
+        <w:t xml:space="preserve"> int, PK, NOT NULL</w:t>
       </w:r>
     </w:p>
     <w:p>
@@ -2000,7 +2981,29 @@
         <w:rPr>
           <w:rFonts w:ascii="Arial" w:eastAsia="Arial" w:hAnsi="Arial" w:cs="Arial"/>
         </w:rPr>
-        <w:t>nombre: tipo varchar(50), NOT NULL</w:t>
+        <w:t xml:space="preserve">nombre: tipo </w:t>
+      </w:r>
+      <w:proofErr w:type="spellStart"/>
+      <w:proofErr w:type="gramStart"/>
+      <w:r>
+        <w:rPr>
+          <w:rFonts w:ascii="Arial" w:eastAsia="Arial" w:hAnsi="Arial" w:cs="Arial"/>
+        </w:rPr>
+        <w:t>varchar</w:t>
+      </w:r>
+      <w:proofErr w:type="spellEnd"/>
+      <w:r>
+        <w:rPr>
+          <w:rFonts w:ascii="Arial" w:eastAsia="Arial" w:hAnsi="Arial" w:cs="Arial"/>
+        </w:rPr>
+        <w:t>(</w:t>
+      </w:r>
+      <w:proofErr w:type="gramEnd"/>
+      <w:r>
+        <w:rPr>
+          <w:rFonts w:ascii="Arial" w:eastAsia="Arial" w:hAnsi="Arial" w:cs="Arial"/>
+        </w:rPr>
+        <w:t>50), NOT NULL</w:t>
       </w:r>
     </w:p>
     <w:p>
@@ -2014,11 +3017,33 @@
           <w:rFonts w:ascii="Arial" w:eastAsia="Arial" w:hAnsi="Arial" w:cs="Arial"/>
         </w:rPr>
       </w:pPr>
-      <w:r>
-        <w:rPr>
-          <w:rFonts w:ascii="Arial" w:eastAsia="Arial" w:hAnsi="Arial" w:cs="Arial"/>
-        </w:rPr>
-        <w:t>stock_actual: tipo decimal(10,2), NOT NULL (Usamos decimal por si miden en litros o kilos).</w:t>
+      <w:proofErr w:type="spellStart"/>
+      <w:r>
+        <w:rPr>
+          <w:rFonts w:ascii="Arial" w:eastAsia="Arial" w:hAnsi="Arial" w:cs="Arial"/>
+        </w:rPr>
+        <w:t>stock_actual</w:t>
+      </w:r>
+      <w:proofErr w:type="spellEnd"/>
+      <w:r>
+        <w:rPr>
+          <w:rFonts w:ascii="Arial" w:eastAsia="Arial" w:hAnsi="Arial" w:cs="Arial"/>
+        </w:rPr>
+        <w:t xml:space="preserve">: tipo </w:t>
+      </w:r>
+      <w:proofErr w:type="gramStart"/>
+      <w:r>
+        <w:rPr>
+          <w:rFonts w:ascii="Arial" w:eastAsia="Arial" w:hAnsi="Arial" w:cs="Arial"/>
+        </w:rPr>
+        <w:t>decimal(</w:t>
+      </w:r>
+      <w:proofErr w:type="gramEnd"/>
+      <w:r>
+        <w:rPr>
+          <w:rFonts w:ascii="Arial" w:eastAsia="Arial" w:hAnsi="Arial" w:cs="Arial"/>
+        </w:rPr>
+        <w:t>10,2), NOT NULL (Usamos decimal por si miden en litros o kilos).</w:t>
       </w:r>
     </w:p>
     <w:p>
@@ -2036,8 +3061,18 @@
           <w:sz w:val="26"/>
           <w:szCs w:val="26"/>
         </w:rPr>
-        <w:t>Tabla: insumos_utilizados</w:t>
-      </w:r>
+        <w:t xml:space="preserve">Tabla: </w:t>
+      </w:r>
+      <w:proofErr w:type="spellStart"/>
+      <w:r>
+        <w:rPr>
+          <w:rFonts w:ascii="Arial" w:eastAsia="Arial" w:hAnsi="Arial" w:cs="Arial"/>
+          <w:sz w:val="26"/>
+          <w:szCs w:val="26"/>
+        </w:rPr>
+        <w:t>insumos_utilizados</w:t>
+      </w:r>
+      <w:proofErr w:type="spellEnd"/>
     </w:p>
     <w:p>
       <w:pPr>
@@ -2051,12 +3086,37 @@
           <w:lang w:val="en-US"/>
         </w:rPr>
       </w:pPr>
+      <w:proofErr w:type="spellStart"/>
       <w:r>
         <w:rPr>
           <w:rFonts w:ascii="Arial" w:eastAsia="Arial" w:hAnsi="Arial" w:cs="Arial"/>
           <w:lang w:val="en-US"/>
         </w:rPr>
-        <w:t>id_insumo: tipo int, FK, NOT NULL</w:t>
+        <w:t>id_insumo</w:t>
+      </w:r>
+      <w:proofErr w:type="spellEnd"/>
+      <w:r>
+        <w:rPr>
+          <w:rFonts w:ascii="Arial" w:eastAsia="Arial" w:hAnsi="Arial" w:cs="Arial"/>
+          <w:lang w:val="en-US"/>
+        </w:rPr>
+        <w:t xml:space="preserve">: </w:t>
+      </w:r>
+      <w:proofErr w:type="spellStart"/>
+      <w:r>
+        <w:rPr>
+          <w:rFonts w:ascii="Arial" w:eastAsia="Arial" w:hAnsi="Arial" w:cs="Arial"/>
+          <w:lang w:val="en-US"/>
+        </w:rPr>
+        <w:t>tipo</w:t>
+      </w:r>
+      <w:proofErr w:type="spellEnd"/>
+      <w:r>
+        <w:rPr>
+          <w:rFonts w:ascii="Arial" w:eastAsia="Arial" w:hAnsi="Arial" w:cs="Arial"/>
+          <w:lang w:val="en-US"/>
+        </w:rPr>
+        <w:t xml:space="preserve"> int, FK, NOT NULL</w:t>
       </w:r>
     </w:p>
     <w:p>
@@ -2070,11 +3130,33 @@
           <w:rFonts w:ascii="Arial" w:eastAsia="Arial" w:hAnsi="Arial" w:cs="Arial"/>
         </w:rPr>
       </w:pPr>
-      <w:r>
-        <w:rPr>
-          <w:rFonts w:ascii="Arial" w:eastAsia="Arial" w:hAnsi="Arial" w:cs="Arial"/>
-        </w:rPr>
-        <w:t>id_servicio: tipo int, FK, NOT NULL</w:t>
+      <w:proofErr w:type="spellStart"/>
+      <w:r>
+        <w:rPr>
+          <w:rFonts w:ascii="Arial" w:eastAsia="Arial" w:hAnsi="Arial" w:cs="Arial"/>
+        </w:rPr>
+        <w:t>id_servicio</w:t>
+      </w:r>
+      <w:proofErr w:type="spellEnd"/>
+      <w:r>
+        <w:rPr>
+          <w:rFonts w:ascii="Arial" w:eastAsia="Arial" w:hAnsi="Arial" w:cs="Arial"/>
+        </w:rPr>
+        <w:t xml:space="preserve">: tipo </w:t>
+      </w:r>
+      <w:proofErr w:type="spellStart"/>
+      <w:r>
+        <w:rPr>
+          <w:rFonts w:ascii="Arial" w:eastAsia="Arial" w:hAnsi="Arial" w:cs="Arial"/>
+        </w:rPr>
+        <w:t>int</w:t>
+      </w:r>
+      <w:proofErr w:type="spellEnd"/>
+      <w:r>
+        <w:rPr>
+          <w:rFonts w:ascii="Arial" w:eastAsia="Arial" w:hAnsi="Arial" w:cs="Arial"/>
+        </w:rPr>
+        <w:t>, FK, NOT NULL</w:t>
       </w:r>
     </w:p>
     <w:p>
@@ -2092,7 +3174,21 @@
         <w:rPr>
           <w:rFonts w:ascii="Arial" w:eastAsia="Arial" w:hAnsi="Arial" w:cs="Arial"/>
         </w:rPr>
-        <w:t>cantidad: tipo decimal(10,2), NOT NUL</w:t>
+        <w:t xml:space="preserve">cantidad: tipo </w:t>
+      </w:r>
+      <w:proofErr w:type="gramStart"/>
+      <w:r>
+        <w:rPr>
+          <w:rFonts w:ascii="Arial" w:eastAsia="Arial" w:hAnsi="Arial" w:cs="Arial"/>
+        </w:rPr>
+        <w:t>decimal(</w:t>
+      </w:r>
+      <w:proofErr w:type="gramEnd"/>
+      <w:r>
+        <w:rPr>
+          <w:rFonts w:ascii="Arial" w:eastAsia="Arial" w:hAnsi="Arial" w:cs="Arial"/>
+        </w:rPr>
+        <w:t>10,2), NOT NUL</w:t>
       </w:r>
       <w:r>
         <w:rPr>
@@ -2140,7 +3236,27 @@
           <w:sz w:val="24"/>
           <w:szCs w:val="24"/>
         </w:rPr>
-        <w:t>1. Relación Usuario - Cita (1:N)</w:t>
+        <w:t>1. Relación Usuario - Cita (</w:t>
+      </w:r>
+      <w:proofErr w:type="gramStart"/>
+      <w:r>
+        <w:rPr>
+          <w:rFonts w:ascii="Arial" w:eastAsia="Arial" w:hAnsi="Arial" w:cs="Arial"/>
+          <w:color w:val="000000"/>
+          <w:sz w:val="24"/>
+          <w:szCs w:val="24"/>
+        </w:rPr>
+        <w:t>1:N</w:t>
+      </w:r>
+      <w:proofErr w:type="gramEnd"/>
+      <w:r>
+        <w:rPr>
+          <w:rFonts w:ascii="Arial" w:eastAsia="Arial" w:hAnsi="Arial" w:cs="Arial"/>
+          <w:color w:val="000000"/>
+          <w:sz w:val="24"/>
+          <w:szCs w:val="24"/>
+        </w:rPr>
+        <w:t>)</w:t>
       </w:r>
     </w:p>
     <w:p>
@@ -2194,7 +3310,21 @@
         <w:rPr>
           <w:rFonts w:ascii="Arial" w:eastAsia="Arial" w:hAnsi="Arial" w:cs="Arial"/>
         </w:rPr>
-        <w:t>Llave: El campo id_usuario en la tabla Cita es la llave foránea (FK) que conecta con la tabla Usuario.</w:t>
+        <w:t xml:space="preserve">Llave: El campo </w:t>
+      </w:r>
+      <w:proofErr w:type="spellStart"/>
+      <w:r>
+        <w:rPr>
+          <w:rFonts w:ascii="Arial" w:eastAsia="Arial" w:hAnsi="Arial" w:cs="Arial"/>
+        </w:rPr>
+        <w:t>id_usuario</w:t>
+      </w:r>
+      <w:proofErr w:type="spellEnd"/>
+      <w:r>
+        <w:rPr>
+          <w:rFonts w:ascii="Arial" w:eastAsia="Arial" w:hAnsi="Arial" w:cs="Arial"/>
+        </w:rPr>
+        <w:t xml:space="preserve"> en la tabla Cita es la llave foránea (FK) que conecta con la tabla Usuario.</w:t>
       </w:r>
     </w:p>
     <w:p>
@@ -2252,7 +3382,27 @@
           <w:szCs w:val="24"/>
         </w:rPr>
         <w:lastRenderedPageBreak/>
-        <w:t>2. Relación Empleado - Cita (1:N)</w:t>
+        <w:t>2. Relación Empleado - Cita (</w:t>
+      </w:r>
+      <w:proofErr w:type="gramStart"/>
+      <w:r>
+        <w:rPr>
+          <w:rFonts w:ascii="Arial" w:eastAsia="Arial" w:hAnsi="Arial" w:cs="Arial"/>
+          <w:color w:val="000000"/>
+          <w:sz w:val="24"/>
+          <w:szCs w:val="24"/>
+        </w:rPr>
+        <w:t>1:N</w:t>
+      </w:r>
+      <w:proofErr w:type="gramEnd"/>
+      <w:r>
+        <w:rPr>
+          <w:rFonts w:ascii="Arial" w:eastAsia="Arial" w:hAnsi="Arial" w:cs="Arial"/>
+          <w:color w:val="000000"/>
+          <w:sz w:val="24"/>
+          <w:szCs w:val="24"/>
+        </w:rPr>
+        <w:t>)</w:t>
       </w:r>
     </w:p>
     <w:p>
@@ -2306,7 +3456,21 @@
         <w:rPr>
           <w:rFonts w:ascii="Arial" w:eastAsia="Arial" w:hAnsi="Arial" w:cs="Arial"/>
         </w:rPr>
-        <w:t>Llave: El campo id_empleado en la tabla Cita conecta directamente con la tabla Empleado.</w:t>
+        <w:t xml:space="preserve">Llave: El campo </w:t>
+      </w:r>
+      <w:proofErr w:type="spellStart"/>
+      <w:r>
+        <w:rPr>
+          <w:rFonts w:ascii="Arial" w:eastAsia="Arial" w:hAnsi="Arial" w:cs="Arial"/>
+        </w:rPr>
+        <w:t>id_empleado</w:t>
+      </w:r>
+      <w:proofErr w:type="spellEnd"/>
+      <w:r>
+        <w:rPr>
+          <w:rFonts w:ascii="Arial" w:eastAsia="Arial" w:hAnsi="Arial" w:cs="Arial"/>
+        </w:rPr>
+        <w:t xml:space="preserve"> en la tabla Cita conecta directamente con la tabla Empleado.</w:t>
       </w:r>
     </w:p>
     <w:p>
@@ -2385,7 +3549,21 @@
         <w:rPr>
           <w:rFonts w:ascii="Arial" w:eastAsia="Arial" w:hAnsi="Arial" w:cs="Arial"/>
         </w:rPr>
-        <w:t>Llave: La tabla Horario utiliza el id_empleado como llave foránea para vincular la jornada con el trabajador correspondiente.</w:t>
+        <w:t xml:space="preserve">Llave: La tabla Horario utiliza el </w:t>
+      </w:r>
+      <w:proofErr w:type="spellStart"/>
+      <w:r>
+        <w:rPr>
+          <w:rFonts w:ascii="Arial" w:eastAsia="Arial" w:hAnsi="Arial" w:cs="Arial"/>
+        </w:rPr>
+        <w:t>id_empleado</w:t>
+      </w:r>
+      <w:proofErr w:type="spellEnd"/>
+      <w:r>
+        <w:rPr>
+          <w:rFonts w:ascii="Arial" w:eastAsia="Arial" w:hAnsi="Arial" w:cs="Arial"/>
+        </w:rPr>
+        <w:t xml:space="preserve"> como llave foránea para vincular la jornada con el trabajador correspondiente.</w:t>
       </w:r>
       <w:bookmarkStart w:id="4" w:name="_heading=h.dk8qvpv8dt4c" w:colFirst="0" w:colLast="0"/>
       <w:bookmarkEnd w:id="4"/>
@@ -2410,7 +3588,47 @@
           <w:sz w:val="24"/>
           <w:szCs w:val="24"/>
         </w:rPr>
-        <w:t>4. Relación Cita - Cita_Detalles (1:N)</w:t>
+        <w:t xml:space="preserve">4. Relación Cita - </w:t>
+      </w:r>
+      <w:proofErr w:type="spellStart"/>
+      <w:r>
+        <w:rPr>
+          <w:rFonts w:ascii="Arial" w:eastAsia="Arial" w:hAnsi="Arial" w:cs="Arial"/>
+          <w:color w:val="000000"/>
+          <w:sz w:val="24"/>
+          <w:szCs w:val="24"/>
+        </w:rPr>
+        <w:t>Cita_Detalles</w:t>
+      </w:r>
+      <w:proofErr w:type="spellEnd"/>
+      <w:r>
+        <w:rPr>
+          <w:rFonts w:ascii="Arial" w:eastAsia="Arial" w:hAnsi="Arial" w:cs="Arial"/>
+          <w:color w:val="000000"/>
+          <w:sz w:val="24"/>
+          <w:szCs w:val="24"/>
+        </w:rPr>
+        <w:t xml:space="preserve"> (</w:t>
+      </w:r>
+      <w:proofErr w:type="gramStart"/>
+      <w:r>
+        <w:rPr>
+          <w:rFonts w:ascii="Arial" w:eastAsia="Arial" w:hAnsi="Arial" w:cs="Arial"/>
+          <w:color w:val="000000"/>
+          <w:sz w:val="24"/>
+          <w:szCs w:val="24"/>
+        </w:rPr>
+        <w:t>1:N</w:t>
+      </w:r>
+      <w:proofErr w:type="gramEnd"/>
+      <w:r>
+        <w:rPr>
+          <w:rFonts w:ascii="Arial" w:eastAsia="Arial" w:hAnsi="Arial" w:cs="Arial"/>
+          <w:color w:val="000000"/>
+          <w:sz w:val="24"/>
+          <w:szCs w:val="24"/>
+        </w:rPr>
+        <w:t>)</w:t>
       </w:r>
     </w:p>
     <w:p>
@@ -2446,7 +3664,21 @@
         <w:rPr>
           <w:rFonts w:ascii="Arial" w:eastAsia="Arial" w:hAnsi="Arial" w:cs="Arial"/>
         </w:rPr>
-        <w:t>Descripción: Una Cita puede contener varios servicios (ej. Corte y Barba), por lo que se desglosa en la tabla Cita_Detalles. Esta relación permite calcular el Valor Total y el abono obligatorio de forma precisa.</w:t>
+        <w:t xml:space="preserve">Descripción: Una Cita puede contener varios servicios (ej. Corte y Barba), por lo que se desglosa en la tabla </w:t>
+      </w:r>
+      <w:proofErr w:type="spellStart"/>
+      <w:r>
+        <w:rPr>
+          <w:rFonts w:ascii="Arial" w:eastAsia="Arial" w:hAnsi="Arial" w:cs="Arial"/>
+        </w:rPr>
+        <w:t>Cita_Detalles</w:t>
+      </w:r>
+      <w:proofErr w:type="spellEnd"/>
+      <w:r>
+        <w:rPr>
+          <w:rFonts w:ascii="Arial" w:eastAsia="Arial" w:hAnsi="Arial" w:cs="Arial"/>
+        </w:rPr>
+        <w:t>. Esta relación permite calcular el Valor Total y el abono obligatorio de forma precisa.</w:t>
       </w:r>
     </w:p>
     <w:p>
@@ -2464,7 +3696,35 @@
         <w:rPr>
           <w:rFonts w:ascii="Arial" w:eastAsia="Arial" w:hAnsi="Arial" w:cs="Arial"/>
         </w:rPr>
-        <w:t>Llave: El campo id_cita en Cita_Detalles apunta al registro padre en la tabla Cita.</w:t>
+        <w:t xml:space="preserve">Llave: El campo </w:t>
+      </w:r>
+      <w:proofErr w:type="spellStart"/>
+      <w:r>
+        <w:rPr>
+          <w:rFonts w:ascii="Arial" w:eastAsia="Arial" w:hAnsi="Arial" w:cs="Arial"/>
+        </w:rPr>
+        <w:t>id_cita</w:t>
+      </w:r>
+      <w:proofErr w:type="spellEnd"/>
+      <w:r>
+        <w:rPr>
+          <w:rFonts w:ascii="Arial" w:eastAsia="Arial" w:hAnsi="Arial" w:cs="Arial"/>
+        </w:rPr>
+        <w:t xml:space="preserve"> en </w:t>
+      </w:r>
+      <w:proofErr w:type="spellStart"/>
+      <w:r>
+        <w:rPr>
+          <w:rFonts w:ascii="Arial" w:eastAsia="Arial" w:hAnsi="Arial" w:cs="Arial"/>
+        </w:rPr>
+        <w:t>Cita_Detalles</w:t>
+      </w:r>
+      <w:proofErr w:type="spellEnd"/>
+      <w:r>
+        <w:rPr>
+          <w:rFonts w:ascii="Arial" w:eastAsia="Arial" w:hAnsi="Arial" w:cs="Arial"/>
+        </w:rPr>
+        <w:t xml:space="preserve"> apunta al registro padre en la tabla Cita.</w:t>
       </w:r>
     </w:p>
     <w:p>
@@ -2489,7 +3749,47 @@
           <w:sz w:val="24"/>
           <w:szCs w:val="24"/>
         </w:rPr>
-        <w:t>5. Relación Servicio - Cita_Detalles (1:N)</w:t>
+        <w:t xml:space="preserve">5. Relación Servicio - </w:t>
+      </w:r>
+      <w:proofErr w:type="spellStart"/>
+      <w:r>
+        <w:rPr>
+          <w:rFonts w:ascii="Arial" w:eastAsia="Arial" w:hAnsi="Arial" w:cs="Arial"/>
+          <w:color w:val="000000"/>
+          <w:sz w:val="24"/>
+          <w:szCs w:val="24"/>
+        </w:rPr>
+        <w:t>Cita_Detalles</w:t>
+      </w:r>
+      <w:proofErr w:type="spellEnd"/>
+      <w:r>
+        <w:rPr>
+          <w:rFonts w:ascii="Arial" w:eastAsia="Arial" w:hAnsi="Arial" w:cs="Arial"/>
+          <w:color w:val="000000"/>
+          <w:sz w:val="24"/>
+          <w:szCs w:val="24"/>
+        </w:rPr>
+        <w:t xml:space="preserve"> (</w:t>
+      </w:r>
+      <w:proofErr w:type="gramStart"/>
+      <w:r>
+        <w:rPr>
+          <w:rFonts w:ascii="Arial" w:eastAsia="Arial" w:hAnsi="Arial" w:cs="Arial"/>
+          <w:color w:val="000000"/>
+          <w:sz w:val="24"/>
+          <w:szCs w:val="24"/>
+        </w:rPr>
+        <w:t>1:N</w:t>
+      </w:r>
+      <w:proofErr w:type="gramEnd"/>
+      <w:r>
+        <w:rPr>
+          <w:rFonts w:ascii="Arial" w:eastAsia="Arial" w:hAnsi="Arial" w:cs="Arial"/>
+          <w:color w:val="000000"/>
+          <w:sz w:val="24"/>
+          <w:szCs w:val="24"/>
+        </w:rPr>
+        <w:t>)</w:t>
       </w:r>
     </w:p>
     <w:p>
@@ -2525,20 +3825,90 @@
         <w:rPr>
           <w:rFonts w:ascii="Arial" w:eastAsia="Arial" w:hAnsi="Arial" w:cs="Arial"/>
         </w:rPr>
-        <w:t>Descripción: Un Servicio del catálogo puede estar presente en muchas citas diferentes. La tabla Cita_Detalles extrae el id_servicio y "congela" el precio en el campo precio_cita para evitar descuadres contables si los precios cambian a futuro.</w:t>
-      </w:r>
-    </w:p>
-    <w:p>
-      <w:pPr>
-        <w:rPr>
-          <w:rFonts w:ascii="Arial" w:eastAsia="Arial" w:hAnsi="Arial" w:cs="Arial"/>
-        </w:rPr>
-      </w:pPr>
-      <w:r>
-        <w:rPr>
-          <w:rFonts w:ascii="Arial" w:eastAsia="Arial" w:hAnsi="Arial" w:cs="Arial"/>
-        </w:rPr>
-        <w:t>6. Relación Inventario - Insumos_Utilizados (1:N)</w:t>
+        <w:t xml:space="preserve">Descripción: Un Servicio del catálogo puede estar presente en muchas citas diferentes. La tabla </w:t>
+      </w:r>
+      <w:proofErr w:type="spellStart"/>
+      <w:r>
+        <w:rPr>
+          <w:rFonts w:ascii="Arial" w:eastAsia="Arial" w:hAnsi="Arial" w:cs="Arial"/>
+        </w:rPr>
+        <w:t>Cita_Detalles</w:t>
+      </w:r>
+      <w:proofErr w:type="spellEnd"/>
+      <w:r>
+        <w:rPr>
+          <w:rFonts w:ascii="Arial" w:eastAsia="Arial" w:hAnsi="Arial" w:cs="Arial"/>
+        </w:rPr>
+        <w:t xml:space="preserve"> extrae el </w:t>
+      </w:r>
+      <w:proofErr w:type="spellStart"/>
+      <w:r>
+        <w:rPr>
+          <w:rFonts w:ascii="Arial" w:eastAsia="Arial" w:hAnsi="Arial" w:cs="Arial"/>
+        </w:rPr>
+        <w:t>id_servicio</w:t>
+      </w:r>
+      <w:proofErr w:type="spellEnd"/>
+      <w:r>
+        <w:rPr>
+          <w:rFonts w:ascii="Arial" w:eastAsia="Arial" w:hAnsi="Arial" w:cs="Arial"/>
+        </w:rPr>
+        <w:t xml:space="preserve"> y "congela" el precio en el campo </w:t>
+      </w:r>
+      <w:proofErr w:type="spellStart"/>
+      <w:r>
+        <w:rPr>
+          <w:rFonts w:ascii="Arial" w:eastAsia="Arial" w:hAnsi="Arial" w:cs="Arial"/>
+        </w:rPr>
+        <w:t>precio_cita</w:t>
+      </w:r>
+      <w:proofErr w:type="spellEnd"/>
+      <w:r>
+        <w:rPr>
+          <w:rFonts w:ascii="Arial" w:eastAsia="Arial" w:hAnsi="Arial" w:cs="Arial"/>
+        </w:rPr>
+        <w:t xml:space="preserve"> para evitar descuadres contables si los precios cambian a futuro.</w:t>
+      </w:r>
+    </w:p>
+    <w:p>
+      <w:pPr>
+        <w:rPr>
+          <w:rFonts w:ascii="Arial" w:eastAsia="Arial" w:hAnsi="Arial" w:cs="Arial"/>
+        </w:rPr>
+      </w:pPr>
+      <w:r>
+        <w:rPr>
+          <w:rFonts w:ascii="Arial" w:eastAsia="Arial" w:hAnsi="Arial" w:cs="Arial"/>
+        </w:rPr>
+        <w:t xml:space="preserve">6. Relación Inventario - </w:t>
+      </w:r>
+      <w:proofErr w:type="spellStart"/>
+      <w:r>
+        <w:rPr>
+          <w:rFonts w:ascii="Arial" w:eastAsia="Arial" w:hAnsi="Arial" w:cs="Arial"/>
+        </w:rPr>
+        <w:t>Insumos_Utilizados</w:t>
+      </w:r>
+      <w:proofErr w:type="spellEnd"/>
+      <w:r>
+        <w:rPr>
+          <w:rFonts w:ascii="Arial" w:eastAsia="Arial" w:hAnsi="Arial" w:cs="Arial"/>
+        </w:rPr>
+        <w:t xml:space="preserve"> (</w:t>
+      </w:r>
+      <w:proofErr w:type="gramStart"/>
+      <w:r>
+        <w:rPr>
+          <w:rFonts w:ascii="Arial" w:eastAsia="Arial" w:hAnsi="Arial" w:cs="Arial"/>
+        </w:rPr>
+        <w:t>1:N</w:t>
+      </w:r>
+      <w:proofErr w:type="gramEnd"/>
+      <w:r>
+        <w:rPr>
+          <w:rFonts w:ascii="Arial" w:eastAsia="Arial" w:hAnsi="Arial" w:cs="Arial"/>
+        </w:rPr>
+        <w:t>)</w:t>
       </w:r>
     </w:p>
     <w:p>
@@ -2574,7 +3944,21 @@
         <w:rPr>
           <w:rFonts w:ascii="Arial" w:eastAsia="Arial" w:hAnsi="Arial" w:cs="Arial"/>
         </w:rPr>
-        <w:t>Descripción: Un insumo específico (ej. Shampoo) puede estar asociado a varios servicios diferentes.</w:t>
+        <w:t xml:space="preserve">Descripción: Un insumo específico (ej. </w:t>
+      </w:r>
+      <w:proofErr w:type="spellStart"/>
+      <w:r>
+        <w:rPr>
+          <w:rFonts w:ascii="Arial" w:eastAsia="Arial" w:hAnsi="Arial" w:cs="Arial"/>
+        </w:rPr>
+        <w:t>Shampoo</w:t>
+      </w:r>
+      <w:proofErr w:type="spellEnd"/>
+      <w:r>
+        <w:rPr>
+          <w:rFonts w:ascii="Arial" w:eastAsia="Arial" w:hAnsi="Arial" w:cs="Arial"/>
+        </w:rPr>
+        <w:t>) puede estar asociado a varios servicios diferentes.</w:t>
       </w:r>
     </w:p>
     <w:p>
@@ -2592,20 +3976,76 @@
         <w:rPr>
           <w:rFonts w:ascii="Arial" w:eastAsia="Arial" w:hAnsi="Arial" w:cs="Arial"/>
         </w:rPr>
-        <w:t>Llave: El campo id_insumo en la tabla insumos_utilizados conecta con la tabla Inventario.</w:t>
-      </w:r>
-    </w:p>
-    <w:p>
-      <w:pPr>
-        <w:rPr>
-          <w:rFonts w:ascii="Arial" w:eastAsia="Arial" w:hAnsi="Arial" w:cs="Arial"/>
-        </w:rPr>
-      </w:pPr>
-      <w:r>
-        <w:rPr>
-          <w:rFonts w:ascii="Arial" w:eastAsia="Arial" w:hAnsi="Arial" w:cs="Arial"/>
-        </w:rPr>
-        <w:t>7. Relación Servicio - Insumos_Utilizados (1:N)</w:t>
+        <w:t xml:space="preserve">Llave: El campo </w:t>
+      </w:r>
+      <w:proofErr w:type="spellStart"/>
+      <w:r>
+        <w:rPr>
+          <w:rFonts w:ascii="Arial" w:eastAsia="Arial" w:hAnsi="Arial" w:cs="Arial"/>
+        </w:rPr>
+        <w:t>id_insumo</w:t>
+      </w:r>
+      <w:proofErr w:type="spellEnd"/>
+      <w:r>
+        <w:rPr>
+          <w:rFonts w:ascii="Arial" w:eastAsia="Arial" w:hAnsi="Arial" w:cs="Arial"/>
+        </w:rPr>
+        <w:t xml:space="preserve"> en la tabla </w:t>
+      </w:r>
+      <w:proofErr w:type="spellStart"/>
+      <w:r>
+        <w:rPr>
+          <w:rFonts w:ascii="Arial" w:eastAsia="Arial" w:hAnsi="Arial" w:cs="Arial"/>
+        </w:rPr>
+        <w:t>insumos_utilizados</w:t>
+      </w:r>
+      <w:proofErr w:type="spellEnd"/>
+      <w:r>
+        <w:rPr>
+          <w:rFonts w:ascii="Arial" w:eastAsia="Arial" w:hAnsi="Arial" w:cs="Arial"/>
+        </w:rPr>
+        <w:t xml:space="preserve"> conecta con la tabla Inventario.</w:t>
+      </w:r>
+    </w:p>
+    <w:p>
+      <w:pPr>
+        <w:rPr>
+          <w:rFonts w:ascii="Arial" w:eastAsia="Arial" w:hAnsi="Arial" w:cs="Arial"/>
+        </w:rPr>
+      </w:pPr>
+      <w:r>
+        <w:rPr>
+          <w:rFonts w:ascii="Arial" w:eastAsia="Arial" w:hAnsi="Arial" w:cs="Arial"/>
+        </w:rPr>
+        <w:t xml:space="preserve">7. Relación Servicio - </w:t>
+      </w:r>
+      <w:proofErr w:type="spellStart"/>
+      <w:r>
+        <w:rPr>
+          <w:rFonts w:ascii="Arial" w:eastAsia="Arial" w:hAnsi="Arial" w:cs="Arial"/>
+        </w:rPr>
+        <w:t>Insumos_Utilizados</w:t>
+      </w:r>
+      <w:proofErr w:type="spellEnd"/>
+      <w:r>
+        <w:rPr>
+          <w:rFonts w:ascii="Arial" w:eastAsia="Arial" w:hAnsi="Arial" w:cs="Arial"/>
+        </w:rPr>
+        <w:t xml:space="preserve"> (</w:t>
+      </w:r>
+      <w:proofErr w:type="gramStart"/>
+      <w:r>
+        <w:rPr>
+          <w:rFonts w:ascii="Arial" w:eastAsia="Arial" w:hAnsi="Arial" w:cs="Arial"/>
+        </w:rPr>
+        <w:t>1:N</w:t>
+      </w:r>
+      <w:proofErr w:type="gramEnd"/>
+      <w:r>
+        <w:rPr>
+          <w:rFonts w:ascii="Arial" w:eastAsia="Arial" w:hAnsi="Arial" w:cs="Arial"/>
+        </w:rPr>
+        <w:t>)</w:t>
       </w:r>
     </w:p>
     <w:p>
@@ -2659,7 +4099,35 @@
         <w:rPr>
           <w:rFonts w:ascii="Arial" w:eastAsia="Arial" w:hAnsi="Arial" w:cs="Arial"/>
         </w:rPr>
-        <w:t>Llave: El campo id_servicio en la tabla insumos_utilizados conecta con la tabla Servicio.</w:t>
+        <w:t xml:space="preserve">Llave: El campo </w:t>
+      </w:r>
+      <w:proofErr w:type="spellStart"/>
+      <w:r>
+        <w:rPr>
+          <w:rFonts w:ascii="Arial" w:eastAsia="Arial" w:hAnsi="Arial" w:cs="Arial"/>
+        </w:rPr>
+        <w:t>id_servicio</w:t>
+      </w:r>
+      <w:proofErr w:type="spellEnd"/>
+      <w:r>
+        <w:rPr>
+          <w:rFonts w:ascii="Arial" w:eastAsia="Arial" w:hAnsi="Arial" w:cs="Arial"/>
+        </w:rPr>
+        <w:t xml:space="preserve"> en la tabla </w:t>
+      </w:r>
+      <w:proofErr w:type="spellStart"/>
+      <w:r>
+        <w:rPr>
+          <w:rFonts w:ascii="Arial" w:eastAsia="Arial" w:hAnsi="Arial" w:cs="Arial"/>
+        </w:rPr>
+        <w:t>insumos_utilizados</w:t>
+      </w:r>
+      <w:proofErr w:type="spellEnd"/>
+      <w:r>
+        <w:rPr>
+          <w:rFonts w:ascii="Arial" w:eastAsia="Arial" w:hAnsi="Arial" w:cs="Arial"/>
+        </w:rPr>
+        <w:t xml:space="preserve"> conecta con la tabla Servicio.</w:t>
       </w:r>
     </w:p>
     <w:p>
@@ -2737,7 +4205,21 @@
         <w:rPr>
           <w:rFonts w:ascii="Arial" w:eastAsia="Arial" w:hAnsi="Arial" w:cs="Arial"/>
         </w:rPr>
-        <w:t>Llave: El campo id_cita en la tabla Pago conecta con el registro principal de la reserva.</w:t>
+        <w:t xml:space="preserve">Llave: El campo </w:t>
+      </w:r>
+      <w:proofErr w:type="spellStart"/>
+      <w:r>
+        <w:rPr>
+          <w:rFonts w:ascii="Arial" w:eastAsia="Arial" w:hAnsi="Arial" w:cs="Arial"/>
+        </w:rPr>
+        <w:t>id_cita</w:t>
+      </w:r>
+      <w:proofErr w:type="spellEnd"/>
+      <w:r>
+        <w:rPr>
+          <w:rFonts w:ascii="Arial" w:eastAsia="Arial" w:hAnsi="Arial" w:cs="Arial"/>
+        </w:rPr>
+        <w:t xml:space="preserve"> en la tabla Pago conecta con el registro principal de la reserva.</w:t>
       </w:r>
     </w:p>
     <w:p>
@@ -3072,7 +4554,21 @@
         <w:rPr>
           <w:rFonts w:ascii="Arial" w:eastAsia="Arial" w:hAnsi="Arial" w:cs="Arial"/>
         </w:rPr>
-        <w:t xml:space="preserve">El cliente debe  acceder a la página web </w:t>
+        <w:t xml:space="preserve">El cliente </w:t>
+      </w:r>
+      <w:proofErr w:type="gramStart"/>
+      <w:r>
+        <w:rPr>
+          <w:rFonts w:ascii="Arial" w:eastAsia="Arial" w:hAnsi="Arial" w:cs="Arial"/>
+        </w:rPr>
+        <w:t>debe  acceder</w:t>
+      </w:r>
+      <w:proofErr w:type="gramEnd"/>
+      <w:r>
+        <w:rPr>
+          <w:rFonts w:ascii="Arial" w:eastAsia="Arial" w:hAnsi="Arial" w:cs="Arial"/>
+        </w:rPr>
+        <w:t xml:space="preserve"> a la página web </w:t>
       </w:r>
     </w:p>
     <w:p>
@@ -4822,7 +6318,21 @@
               <w:rPr>
                 <w:rFonts w:ascii="Arial" w:eastAsia="Arial" w:hAnsi="Arial" w:cs="Arial"/>
               </w:rPr>
-              <w:t>Validación por capas: el Backend realiza una doble comprobación de disponibilidad justo antes de procesar el pago y después de recibir el "OK" de la transacción.</w:t>
+              <w:t xml:space="preserve">Validación por capas: el </w:t>
+            </w:r>
+            <w:proofErr w:type="spellStart"/>
+            <w:r>
+              <w:rPr>
+                <w:rFonts w:ascii="Arial" w:eastAsia="Arial" w:hAnsi="Arial" w:cs="Arial"/>
+              </w:rPr>
+              <w:t>Backend</w:t>
+            </w:r>
+            <w:proofErr w:type="spellEnd"/>
+            <w:r>
+              <w:rPr>
+                <w:rFonts w:ascii="Arial" w:eastAsia="Arial" w:hAnsi="Arial" w:cs="Arial"/>
+              </w:rPr>
+              <w:t xml:space="preserve"> realiza una doble comprobación de disponibilidad justo antes de procesar el pago y después de recibir el "OK" de la transacción.</w:t>
             </w:r>
           </w:p>
         </w:tc>
@@ -4923,7 +6433,35 @@
               <w:rPr>
                 <w:rFonts w:ascii="Arial" w:eastAsia="Arial" w:hAnsi="Arial" w:cs="Arial"/>
               </w:rPr>
-              <w:t>Uso del campo abono_pagado (Boolean) en la tabla Cita. Si es true, el sistema descuenta automáticamente el monto del total al cerrar la orden.</w:t>
+              <w:t xml:space="preserve">Uso del campo </w:t>
+            </w:r>
+            <w:proofErr w:type="spellStart"/>
+            <w:r>
+              <w:rPr>
+                <w:rFonts w:ascii="Arial" w:eastAsia="Arial" w:hAnsi="Arial" w:cs="Arial"/>
+              </w:rPr>
+              <w:t>abono_pagado</w:t>
+            </w:r>
+            <w:proofErr w:type="spellEnd"/>
+            <w:r>
+              <w:rPr>
+                <w:rFonts w:ascii="Arial" w:eastAsia="Arial" w:hAnsi="Arial" w:cs="Arial"/>
+              </w:rPr>
+              <w:t xml:space="preserve"> (</w:t>
+            </w:r>
+            <w:proofErr w:type="spellStart"/>
+            <w:r>
+              <w:rPr>
+                <w:rFonts w:ascii="Arial" w:eastAsia="Arial" w:hAnsi="Arial" w:cs="Arial"/>
+              </w:rPr>
+              <w:t>Boolean</w:t>
+            </w:r>
+            <w:proofErr w:type="spellEnd"/>
+            <w:r>
+              <w:rPr>
+                <w:rFonts w:ascii="Arial" w:eastAsia="Arial" w:hAnsi="Arial" w:cs="Arial"/>
+              </w:rPr>
+              <w:t>) en la tabla Cita. Si es true, el sistema descuenta automáticamente el monto del total al cerrar la orden.</w:t>
             </w:r>
           </w:p>
         </w:tc>
@@ -5024,7 +6562,21 @@
               <w:rPr>
                 <w:rFonts w:ascii="Arial" w:eastAsia="Arial" w:hAnsi="Arial" w:cs="Arial"/>
               </w:rPr>
-              <w:t>Implementación de notificaciones de error claras para el usuario y monitoreo constante de los servicios de pago externos (Webhooks).</w:t>
+              <w:t>Implementación de notificaciones de error claras para el usuario y monitoreo constante de los servicios de pago externos (</w:t>
+            </w:r>
+            <w:proofErr w:type="spellStart"/>
+            <w:r>
+              <w:rPr>
+                <w:rFonts w:ascii="Arial" w:eastAsia="Arial" w:hAnsi="Arial" w:cs="Arial"/>
+              </w:rPr>
+              <w:t>Webhooks</w:t>
+            </w:r>
+            <w:proofErr w:type="spellEnd"/>
+            <w:r>
+              <w:rPr>
+                <w:rFonts w:ascii="Arial" w:eastAsia="Arial" w:hAnsi="Arial" w:cs="Arial"/>
+              </w:rPr>
+              <w:t>).</w:t>
             </w:r>
           </w:p>
         </w:tc>
@@ -5125,7 +6677,21 @@
               <w:rPr>
                 <w:rFonts w:ascii="Arial" w:eastAsia="Arial" w:hAnsi="Arial" w:cs="Arial"/>
               </w:rPr>
-              <w:t>Encriptación de contraseñas mediante BCrypt y uso de protocolos HTTPS para asegurar los datos en tránsito hacia la nube.</w:t>
+              <w:t xml:space="preserve">Encriptación de contraseñas mediante </w:t>
+            </w:r>
+            <w:proofErr w:type="spellStart"/>
+            <w:r>
+              <w:rPr>
+                <w:rFonts w:ascii="Arial" w:eastAsia="Arial" w:hAnsi="Arial" w:cs="Arial"/>
+              </w:rPr>
+              <w:t>BCrypt</w:t>
+            </w:r>
+            <w:proofErr w:type="spellEnd"/>
+            <w:r>
+              <w:rPr>
+                <w:rFonts w:ascii="Arial" w:eastAsia="Arial" w:hAnsi="Arial" w:cs="Arial"/>
+              </w:rPr>
+              <w:t xml:space="preserve"> y uso de protocolos HTTPS para asegurar los datos en tránsito hacia la nube.</w:t>
             </w:r>
           </w:p>
         </w:tc>
@@ -5206,6 +6772,7 @@
           <w:rFonts w:ascii="Arial" w:eastAsia="Arial" w:hAnsi="Arial" w:cs="Arial"/>
           <w:b/>
           <w:bCs/>
+          <w:noProof/>
           <w:sz w:val="26"/>
           <w:szCs w:val="26"/>
         </w:rPr>
@@ -5289,6 +6856,7 @@
           <w:rFonts w:ascii="Arial" w:eastAsia="Arial" w:hAnsi="Arial" w:cs="Arial"/>
           <w:b/>
           <w:bCs/>
+          <w:noProof/>
           <w:sz w:val="26"/>
           <w:szCs w:val="26"/>
         </w:rPr>
@@ -5375,6 +6943,7 @@
           <w:rFonts w:ascii="Arial" w:eastAsia="Arial" w:hAnsi="Arial" w:cs="Arial"/>
           <w:b/>
           <w:bCs/>
+          <w:noProof/>
           <w:sz w:val="26"/>
           <w:szCs w:val="26"/>
         </w:rPr>
@@ -5460,6 +7029,7 @@
           <w:rFonts w:ascii="Arial" w:eastAsia="Arial" w:hAnsi="Arial" w:cs="Arial"/>
           <w:b/>
           <w:bCs/>
+          <w:noProof/>
           <w:sz w:val="26"/>
           <w:szCs w:val="26"/>
         </w:rPr>
@@ -5570,6 +7140,7 @@
           <w:rFonts w:ascii="Arial" w:eastAsia="Arial" w:hAnsi="Arial" w:cs="Arial"/>
           <w:b/>
           <w:bCs/>
+          <w:noProof/>
           <w:sz w:val="26"/>
           <w:szCs w:val="26"/>
         </w:rPr>
@@ -5608,6 +7179,61 @@
             </a:graphic>
           </wp:inline>
         </w:drawing>
+      </w:r>
+    </w:p>
+    <w:p>
+      <w:pPr>
+        <w:rPr>
+          <w:rFonts w:ascii="Arial" w:eastAsia="Arial" w:hAnsi="Arial" w:cs="Arial"/>
+          <w:sz w:val="26"/>
+          <w:szCs w:val="26"/>
+        </w:rPr>
+      </w:pPr>
+    </w:p>
+    <w:p>
+      <w:pPr>
+        <w:rPr>
+          <w:rFonts w:ascii="Arial" w:eastAsia="Arial" w:hAnsi="Arial" w:cs="Arial"/>
+          <w:sz w:val="26"/>
+          <w:szCs w:val="26"/>
+        </w:rPr>
+      </w:pPr>
+      <w:proofErr w:type="gramStart"/>
+      <w:r>
+        <w:rPr>
+          <w:rFonts w:ascii="Arial" w:eastAsia="Arial" w:hAnsi="Arial" w:cs="Arial"/>
+          <w:sz w:val="26"/>
+          <w:szCs w:val="26"/>
+        </w:rPr>
+        <w:t>Link</w:t>
+      </w:r>
+      <w:proofErr w:type="gramEnd"/>
+      <w:r>
+        <w:rPr>
+          <w:rFonts w:ascii="Arial" w:eastAsia="Arial" w:hAnsi="Arial" w:cs="Arial"/>
+          <w:sz w:val="26"/>
+          <w:szCs w:val="26"/>
+        </w:rPr>
+        <w:t>:</w:t>
+      </w:r>
+    </w:p>
+    <w:p>
+      <w:pPr>
+        <w:rPr>
+          <w:rFonts w:ascii="Arial" w:eastAsia="Arial" w:hAnsi="Arial" w:cs="Arial"/>
+          <w:color w:val="0070C0"/>
+          <w:sz w:val="26"/>
+          <w:szCs w:val="26"/>
+        </w:rPr>
+      </w:pPr>
+      <w:r>
+        <w:rPr>
+          <w:rFonts w:ascii="Arial" w:eastAsia="Arial" w:hAnsi="Arial" w:cs="Arial"/>
+          <w:color w:val="0070C0"/>
+          <w:sz w:val="26"/>
+          <w:szCs w:val="26"/>
+        </w:rPr>
+        <w:t>https://vistausariofullstack.my.canva.site/c3na2j1501zd5wty</w:t>
       </w:r>
     </w:p>
     <w:sectPr>
@@ -10840,6 +12466,7 @@
   <w:style w:type="character" w:default="1" w:styleId="Fuentedeprrafopredeter">
     <w:name w:val="Default Paragraph Font"/>
     <w:uiPriority w:val="1"/>
+    <w:semiHidden/>
     <w:unhideWhenUsed/>
   </w:style>
   <w:style w:type="table" w:default="1" w:styleId="Tablanormal">

--- a/Documentos/Informe Pripelu.docx
+++ b/Documentos/Informe Pripelu.docx
@@ -84,7 +84,7 @@
           <w:szCs w:val="30"/>
         </w:rPr>
         <w:br/>
-        <w:t xml:space="preserve"> - Eugenio Parada</w:t>
+        <w:t>- Eugenio Parada</w:t>
       </w:r>
     </w:p>
     <w:p>
@@ -1021,21 +1021,22 @@
       </w:pPr>
       <w:r>
         <w:rPr>
-          <w:noProof/>
+          <w:sz w:val="28"/>
+          <w:szCs w:val="28"/>
         </w:rPr>
         <w:drawing>
-          <wp:anchor distT="0" distB="0" distL="114300" distR="114300" simplePos="0" relativeHeight="251661312" behindDoc="1" locked="0" layoutInCell="1" allowOverlap="1" wp14:anchorId="404A4309" wp14:editId="1638C754">
+          <wp:anchor distT="0" distB="0" distL="114300" distR="114300" simplePos="0" relativeHeight="251661312" behindDoc="1" locked="0" layoutInCell="1" allowOverlap="1" wp14:anchorId="4C8B9DB0" wp14:editId="553D0414">
             <wp:simplePos x="0" y="0"/>
             <wp:positionH relativeFrom="margin">
               <wp:align>center</wp:align>
             </wp:positionH>
             <wp:positionV relativeFrom="paragraph">
-              <wp:posOffset>236855</wp:posOffset>
+              <wp:posOffset>283210</wp:posOffset>
             </wp:positionV>
-            <wp:extent cx="4152900" cy="4373237"/>
-            <wp:effectExtent l="0" t="0" r="0" b="8890"/>
+            <wp:extent cx="4247706" cy="4295140"/>
+            <wp:effectExtent l="0" t="0" r="635" b="0"/>
             <wp:wrapNone/>
-            <wp:docPr id="1106561511" name="Imagen 1"/>
+            <wp:docPr id="1441037609" name="Imagen 1"/>
             <wp:cNvGraphicFramePr>
               <a:graphicFrameLocks xmlns:a="http://schemas.openxmlformats.org/drawingml/2006/main" noChangeAspect="1"/>
             </wp:cNvGraphicFramePr>
@@ -1043,10 +1044,8 @@
               <a:graphicData uri="http://schemas.openxmlformats.org/drawingml/2006/picture">
                 <pic:pic xmlns:pic="http://schemas.openxmlformats.org/drawingml/2006/picture">
                   <pic:nvPicPr>
-                    <pic:cNvPr id="0" name="Picture 1"/>
-                    <pic:cNvPicPr>
-                      <a:picLocks noChangeAspect="1" noChangeArrowheads="1"/>
-                    </pic:cNvPicPr>
+                    <pic:cNvPr id="1441037609" name=""/>
+                    <pic:cNvPicPr/>
                   </pic:nvPicPr>
                   <pic:blipFill>
                     <a:blip r:embed="rId8">
@@ -1056,23 +1055,18 @@
                         </a:ext>
                       </a:extLst>
                     </a:blip>
-                    <a:srcRect/>
                     <a:stretch>
                       <a:fillRect/>
                     </a:stretch>
                   </pic:blipFill>
-                  <pic:spPr bwMode="auto">
+                  <pic:spPr>
                     <a:xfrm>
                       <a:off x="0" y="0"/>
-                      <a:ext cx="4152900" cy="4373237"/>
+                      <a:ext cx="4247706" cy="4295140"/>
                     </a:xfrm>
                     <a:prstGeom prst="rect">
                       <a:avLst/>
                     </a:prstGeom>
-                    <a:noFill/>
-                    <a:ln>
-                      <a:noFill/>
-                    </a:ln>
                   </pic:spPr>
                 </pic:pic>
               </a:graphicData>
@@ -1375,7 +1369,13 @@
         <w:rPr>
           <w:rFonts w:ascii="Arial" w:eastAsia="Arial" w:hAnsi="Arial" w:cs="Arial"/>
         </w:rPr>
-        <w:t>25), NOTNULL</w:t>
+        <w:t>100</w:t>
+      </w:r>
+      <w:r>
+        <w:rPr>
+          <w:rFonts w:ascii="Arial" w:eastAsia="Arial" w:hAnsi="Arial" w:cs="Arial"/>
+        </w:rPr>
+        <w:t>), NOTNULL</w:t>
       </w:r>
     </w:p>
     <w:p>
@@ -2905,6 +2905,66 @@
     </w:p>
     <w:p>
       <w:pPr>
+        <w:numPr>
+          <w:ilvl w:val="0"/>
+          <w:numId w:val="34"/>
+        </w:numPr>
+        <w:spacing w:before="240" w:after="240" w:line="240" w:lineRule="auto"/>
+        <w:rPr>
+          <w:rFonts w:ascii="Arial" w:eastAsia="Arial" w:hAnsi="Arial" w:cs="Arial"/>
+        </w:rPr>
+      </w:pPr>
+      <w:proofErr w:type="spellStart"/>
+      <w:r>
+        <w:rPr>
+          <w:rFonts w:ascii="Arial" w:eastAsia="Arial" w:hAnsi="Arial" w:cs="Arial"/>
+        </w:rPr>
+        <w:t>Tipo_pago</w:t>
+      </w:r>
+      <w:proofErr w:type="spellEnd"/>
+      <w:r>
+        <w:rPr>
+          <w:rFonts w:ascii="Arial" w:eastAsia="Arial" w:hAnsi="Arial" w:cs="Arial"/>
+        </w:rPr>
+        <w:t xml:space="preserve">: </w:t>
+      </w:r>
+      <w:r>
+        <w:rPr>
+          <w:rFonts w:ascii="Arial" w:eastAsia="Arial" w:hAnsi="Arial" w:cs="Arial"/>
+        </w:rPr>
+        <w:t xml:space="preserve">tipo </w:t>
+      </w:r>
+      <w:proofErr w:type="spellStart"/>
+      <w:proofErr w:type="gramStart"/>
+      <w:r>
+        <w:rPr>
+          <w:rFonts w:ascii="Arial" w:eastAsia="Arial" w:hAnsi="Arial" w:cs="Arial"/>
+        </w:rPr>
+        <w:t>varchar</w:t>
+      </w:r>
+      <w:proofErr w:type="spellEnd"/>
+      <w:r>
+        <w:rPr>
+          <w:rFonts w:ascii="Arial" w:eastAsia="Arial" w:hAnsi="Arial" w:cs="Arial"/>
+        </w:rPr>
+        <w:t>(</w:t>
+      </w:r>
+      <w:proofErr w:type="gramEnd"/>
+      <w:r>
+        <w:rPr>
+          <w:rFonts w:ascii="Arial" w:eastAsia="Arial" w:hAnsi="Arial" w:cs="Arial"/>
+        </w:rPr>
+        <w:t>3</w:t>
+      </w:r>
+      <w:r>
+        <w:rPr>
+          <w:rFonts w:ascii="Arial" w:eastAsia="Arial" w:hAnsi="Arial" w:cs="Arial"/>
+        </w:rPr>
+        <w:t>0), NOT NULL.</w:t>
+      </w:r>
+    </w:p>
+    <w:p>
+      <w:pPr>
         <w:spacing w:before="240" w:after="240" w:line="240" w:lineRule="auto"/>
         <w:rPr>
           <w:rFonts w:ascii="Arial" w:eastAsia="Arial" w:hAnsi="Arial" w:cs="Arial"/>
@@ -3199,6 +3259,62 @@
     </w:p>
     <w:p>
       <w:pPr>
+        <w:spacing w:before="240" w:after="240" w:line="240" w:lineRule="auto"/>
+        <w:rPr>
+          <w:rFonts w:ascii="Arial" w:eastAsia="Arial" w:hAnsi="Arial" w:cs="Arial"/>
+        </w:rPr>
+      </w:pPr>
+    </w:p>
+    <w:p>
+      <w:pPr>
+        <w:spacing w:before="240" w:after="240" w:line="240" w:lineRule="auto"/>
+        <w:rPr>
+          <w:rFonts w:ascii="Arial" w:eastAsia="Arial" w:hAnsi="Arial" w:cs="Arial"/>
+        </w:rPr>
+      </w:pPr>
+    </w:p>
+    <w:p>
+      <w:pPr>
+        <w:spacing w:before="240" w:after="240" w:line="240" w:lineRule="auto"/>
+        <w:rPr>
+          <w:rFonts w:ascii="Arial" w:eastAsia="Arial" w:hAnsi="Arial" w:cs="Arial"/>
+        </w:rPr>
+      </w:pPr>
+    </w:p>
+    <w:p>
+      <w:pPr>
+        <w:spacing w:before="240" w:after="240" w:line="240" w:lineRule="auto"/>
+        <w:rPr>
+          <w:rFonts w:ascii="Arial" w:eastAsia="Arial" w:hAnsi="Arial" w:cs="Arial"/>
+        </w:rPr>
+      </w:pPr>
+    </w:p>
+    <w:p>
+      <w:pPr>
+        <w:spacing w:before="240" w:after="240" w:line="240" w:lineRule="auto"/>
+        <w:rPr>
+          <w:rFonts w:ascii="Arial" w:eastAsia="Arial" w:hAnsi="Arial" w:cs="Arial"/>
+        </w:rPr>
+      </w:pPr>
+    </w:p>
+    <w:p>
+      <w:pPr>
+        <w:spacing w:before="240" w:after="240" w:line="240" w:lineRule="auto"/>
+        <w:rPr>
+          <w:rFonts w:ascii="Arial" w:eastAsia="Arial" w:hAnsi="Arial" w:cs="Arial"/>
+        </w:rPr>
+      </w:pPr>
+    </w:p>
+    <w:p>
+      <w:pPr>
+        <w:spacing w:before="240" w:after="240" w:line="240" w:lineRule="auto"/>
+        <w:rPr>
+          <w:rFonts w:ascii="Arial" w:eastAsia="Arial" w:hAnsi="Arial" w:cs="Arial"/>
+        </w:rPr>
+      </w:pPr>
+    </w:p>
+    <w:p>
+      <w:pPr>
         <w:rPr>
           <w:rFonts w:ascii="Arial" w:eastAsia="Arial" w:hAnsi="Arial" w:cs="Arial"/>
           <w:sz w:val="28"/>
@@ -3211,6 +3327,7 @@
           <w:sz w:val="28"/>
           <w:szCs w:val="28"/>
         </w:rPr>
+        <w:lastRenderedPageBreak/>
         <w:t xml:space="preserve">Relaciones </w:t>
       </w:r>
     </w:p>
@@ -3329,38 +3446,6 @@
     </w:p>
     <w:p>
       <w:pPr>
-        <w:spacing w:after="240" w:line="240" w:lineRule="auto"/>
-        <w:rPr>
-          <w:rFonts w:ascii="Arial" w:eastAsia="Arial" w:hAnsi="Arial" w:cs="Arial"/>
-        </w:rPr>
-      </w:pPr>
-    </w:p>
-    <w:p>
-      <w:pPr>
-        <w:spacing w:after="240" w:line="240" w:lineRule="auto"/>
-        <w:rPr>
-          <w:rFonts w:ascii="Arial" w:eastAsia="Arial" w:hAnsi="Arial" w:cs="Arial"/>
-        </w:rPr>
-      </w:pPr>
-    </w:p>
-    <w:p>
-      <w:pPr>
-        <w:spacing w:after="240" w:line="240" w:lineRule="auto"/>
-        <w:rPr>
-          <w:rFonts w:ascii="Arial" w:eastAsia="Arial" w:hAnsi="Arial" w:cs="Arial"/>
-        </w:rPr>
-      </w:pPr>
-    </w:p>
-    <w:p>
-      <w:pPr>
-        <w:spacing w:after="240" w:line="240" w:lineRule="auto"/>
-        <w:rPr>
-          <w:rFonts w:ascii="Arial" w:eastAsia="Arial" w:hAnsi="Arial" w:cs="Arial"/>
-        </w:rPr>
-      </w:pPr>
-    </w:p>
-    <w:p>
-      <w:pPr>
         <w:pStyle w:val="Ttulo3"/>
         <w:keepNext w:val="0"/>
         <w:keepLines w:val="0"/>
@@ -3381,7 +3466,6 @@
           <w:sz w:val="24"/>
           <w:szCs w:val="24"/>
         </w:rPr>
-        <w:lastRenderedPageBreak/>
         <w:t>2. Relación Empleado - Cita (</w:t>
       </w:r>
       <w:proofErr w:type="gramStart"/>
@@ -4017,6 +4101,7 @@
         <w:rPr>
           <w:rFonts w:ascii="Arial" w:eastAsia="Arial" w:hAnsi="Arial" w:cs="Arial"/>
         </w:rPr>
+        <w:lastRenderedPageBreak/>
         <w:t xml:space="preserve">7. Relación Servicio - </w:t>
       </w:r>
       <w:proofErr w:type="spellStart"/>
@@ -4150,8 +4235,27 @@
         <w:rPr>
           <w:rFonts w:ascii="Arial" w:eastAsia="Arial" w:hAnsi="Arial" w:cs="Arial"/>
         </w:rPr>
-        <w:lastRenderedPageBreak/>
-        <w:t>8. Relación Cita - Pago (1:1)</w:t>
+        <w:t>8. Relación Cita - Pago (</w:t>
+      </w:r>
+      <w:proofErr w:type="gramStart"/>
+      <w:r>
+        <w:rPr>
+          <w:rFonts w:ascii="Arial" w:eastAsia="Arial" w:hAnsi="Arial" w:cs="Arial"/>
+        </w:rPr>
+        <w:t>1:</w:t>
+      </w:r>
+      <w:r>
+        <w:rPr>
+          <w:rFonts w:ascii="Arial" w:eastAsia="Arial" w:hAnsi="Arial" w:cs="Arial"/>
+        </w:rPr>
+        <w:t>N</w:t>
+      </w:r>
+      <w:proofErr w:type="gramEnd"/>
+      <w:r>
+        <w:rPr>
+          <w:rFonts w:ascii="Arial" w:eastAsia="Arial" w:hAnsi="Arial" w:cs="Arial"/>
+        </w:rPr>
+        <w:t>)</w:t>
       </w:r>
     </w:p>
     <w:p>
@@ -4169,7 +4273,13 @@
         <w:rPr>
           <w:rFonts w:ascii="Arial" w:eastAsia="Arial" w:hAnsi="Arial" w:cs="Arial"/>
         </w:rPr>
-        <w:t>Tipo: Uno a Uno.</w:t>
+        <w:t xml:space="preserve">Tipo: Uno a </w:t>
+      </w:r>
+      <w:r>
+        <w:rPr>
+          <w:rFonts w:ascii="Arial" w:eastAsia="Arial" w:hAnsi="Arial" w:cs="Arial"/>
+        </w:rPr>
+        <w:t>Muchos.</w:t>
       </w:r>
     </w:p>
     <w:p>
@@ -4227,51 +4337,6 @@
         <w:spacing w:after="0"/>
         <w:rPr>
           <w:rFonts w:ascii="Arial" w:eastAsia="Arial" w:hAnsi="Arial" w:cs="Arial"/>
-        </w:rPr>
-      </w:pPr>
-    </w:p>
-    <w:p>
-      <w:pPr>
-        <w:rPr>
-          <w:rFonts w:ascii="Arial" w:eastAsia="Arial" w:hAnsi="Arial" w:cs="Arial"/>
-          <w:sz w:val="26"/>
-          <w:szCs w:val="26"/>
-        </w:rPr>
-      </w:pPr>
-    </w:p>
-    <w:p>
-      <w:pPr>
-        <w:rPr>
-          <w:rFonts w:ascii="Arial" w:eastAsia="Arial" w:hAnsi="Arial" w:cs="Arial"/>
-          <w:sz w:val="26"/>
-          <w:szCs w:val="26"/>
-        </w:rPr>
-      </w:pPr>
-    </w:p>
-    <w:p>
-      <w:pPr>
-        <w:rPr>
-          <w:rFonts w:ascii="Arial" w:eastAsia="Arial" w:hAnsi="Arial" w:cs="Arial"/>
-          <w:sz w:val="26"/>
-          <w:szCs w:val="26"/>
-        </w:rPr>
-      </w:pPr>
-    </w:p>
-    <w:p>
-      <w:pPr>
-        <w:rPr>
-          <w:rFonts w:ascii="Arial" w:eastAsia="Arial" w:hAnsi="Arial" w:cs="Arial"/>
-          <w:sz w:val="26"/>
-          <w:szCs w:val="26"/>
-        </w:rPr>
-      </w:pPr>
-    </w:p>
-    <w:p>
-      <w:pPr>
-        <w:rPr>
-          <w:rFonts w:ascii="Arial" w:eastAsia="Arial" w:hAnsi="Arial" w:cs="Arial"/>
-          <w:sz w:val="26"/>
-          <w:szCs w:val="26"/>
         </w:rPr>
       </w:pPr>
     </w:p>
